--- a/docs/Entregas/Tesina/Incendios forestales de la Patagonia Andina - Villagra Turco, Ezequiel.docx
+++ b/docs/Entregas/Tesina/Incendios forestales de la Patagonia Andina - Villagra Turco, Ezequiel.docx
@@ -4,7 +4,7 @@
   <w:body>
     <w:p>
       <w:pPr>
-        <w:pStyle w:val="Ttulo"/>
+        <w:pStyle w:val="Title"/>
         <w:spacing w:after="0" w:line="360" w:lineRule="auto"/>
         <w:ind w:firstLine="0"/>
         <w:jc w:val="center"/>
@@ -62,7 +62,7 @@
     </w:p>
     <w:p>
       <w:pPr>
-        <w:pStyle w:val="Ttulo"/>
+        <w:pStyle w:val="Title"/>
         <w:spacing w:after="0" w:line="360" w:lineRule="auto"/>
         <w:ind w:firstLine="0"/>
         <w:jc w:val="center"/>
@@ -77,7 +77,7 @@
     </w:p>
     <w:p>
       <w:pPr>
-        <w:pStyle w:val="Ttulo"/>
+        <w:pStyle w:val="Title"/>
         <w:spacing w:after="0" w:line="360" w:lineRule="auto"/>
         <w:ind w:firstLine="0"/>
         <w:jc w:val="center"/>
@@ -300,34 +300,10 @@
         <w:jc w:val="both"/>
       </w:pPr>
       <w:r>
-        <w:t xml:space="preserve">Los resultados demostraron que, si bien modelos como </w:t>
-      </w:r>
-      <w:proofErr w:type="spellStart"/>
-      <w:r>
-        <w:t>Random</w:t>
-      </w:r>
-      <w:proofErr w:type="spellEnd"/>
-      <w:r>
-        <w:t xml:space="preserve"> Forest y </w:t>
-      </w:r>
-      <w:r>
-        <w:t xml:space="preserve">Extreme </w:t>
-      </w:r>
-      <w:proofErr w:type="spellStart"/>
-      <w:r>
-        <w:t>Gradient</w:t>
-      </w:r>
-      <w:proofErr w:type="spellEnd"/>
-      <w:r>
-        <w:t xml:space="preserve"> </w:t>
-      </w:r>
-      <w:proofErr w:type="spellStart"/>
-      <w:r>
-        <w:t>Boosting</w:t>
-      </w:r>
-      <w:proofErr w:type="spellEnd"/>
-      <w:r>
-        <w:t xml:space="preserve"> </w:t>
+        <w:t xml:space="preserve">Los resultados demostraron que, si bien modelos como Random Forest y </w:t>
+      </w:r>
+      <w:r>
+        <w:t xml:space="preserve">Extreme Gradient Boosting </w:t>
       </w:r>
       <w:r>
         <w:t>lograron identificar condiciones de alto riesgo</w:t>
@@ -403,78 +379,21 @@
           <w:sz w:val="20"/>
           <w:szCs w:val="20"/>
         </w:rPr>
-        <w:t xml:space="preserve">, </w:t>
-      </w:r>
-      <w:proofErr w:type="spellStart"/>
+        <w:t xml:space="preserve">, Random Forest, </w:t>
+      </w:r>
       <w:r>
         <w:rPr>
           <w:sz w:val="20"/>
           <w:szCs w:val="20"/>
         </w:rPr>
-        <w:t>Random</w:t>
-      </w:r>
-      <w:proofErr w:type="spellEnd"/>
+        <w:t>Extreme Gradient Boosting</w:t>
+      </w:r>
       <w:r>
         <w:rPr>
           <w:sz w:val="20"/>
           <w:szCs w:val="20"/>
         </w:rPr>
-        <w:t xml:space="preserve"> Forest, </w:t>
-      </w:r>
-      <w:r>
-        <w:rPr>
-          <w:sz w:val="20"/>
-          <w:szCs w:val="20"/>
-        </w:rPr>
-        <w:t xml:space="preserve">Extreme </w:t>
-      </w:r>
-      <w:proofErr w:type="spellStart"/>
-      <w:r>
-        <w:rPr>
-          <w:sz w:val="20"/>
-          <w:szCs w:val="20"/>
-        </w:rPr>
-        <w:t>Gradient</w:t>
-      </w:r>
-      <w:proofErr w:type="spellEnd"/>
-      <w:r>
-        <w:rPr>
-          <w:sz w:val="20"/>
-          <w:szCs w:val="20"/>
-        </w:rPr>
-        <w:t xml:space="preserve"> </w:t>
-      </w:r>
-      <w:proofErr w:type="spellStart"/>
-      <w:r>
-        <w:rPr>
-          <w:sz w:val="20"/>
-          <w:szCs w:val="20"/>
-        </w:rPr>
-        <w:t>Boosting</w:t>
-      </w:r>
-      <w:proofErr w:type="spellEnd"/>
-      <w:r>
-        <w:rPr>
-          <w:sz w:val="20"/>
-          <w:szCs w:val="20"/>
-        </w:rPr>
-        <w:t xml:space="preserve">, </w:t>
-      </w:r>
-      <w:proofErr w:type="spellStart"/>
-      <w:r>
-        <w:rPr>
-          <w:sz w:val="20"/>
-          <w:szCs w:val="20"/>
-        </w:rPr>
-        <w:t>Support</w:t>
-      </w:r>
-      <w:proofErr w:type="spellEnd"/>
-      <w:r>
-        <w:rPr>
-          <w:sz w:val="20"/>
-          <w:szCs w:val="20"/>
-        </w:rPr>
-        <w:t xml:space="preserve"> Vector Machine.</w:t>
+        <w:t>, Support Vector Machine.</w:t>
       </w:r>
     </w:p>
     <w:p>
@@ -678,7 +597,7 @@
       <w:sdtContent>
         <w:p>
           <w:pPr>
-            <w:pStyle w:val="TtuloTDC"/>
+            <w:pStyle w:val="TOCHeading"/>
             <w:rPr>
               <w:color w:val="000000" w:themeColor="text1"/>
             </w:rPr>
@@ -693,7 +612,7 @@
         </w:p>
         <w:p>
           <w:pPr>
-            <w:pStyle w:val="TDC1"/>
+            <w:pStyle w:val="TOC1"/>
             <w:rPr>
               <w:rFonts w:asciiTheme="minorHAnsi" w:eastAsiaTheme="minorEastAsia" w:hAnsiTheme="minorHAnsi"/>
               <w:noProof/>
@@ -713,7 +632,7 @@
           <w:hyperlink w:anchor="_Toc214639904" w:history="1">
             <w:r>
               <w:rPr>
-                <w:rStyle w:val="Hipervnculo"/>
+                <w:rStyle w:val="Hyperlink"/>
                 <w:rFonts w:cs="Times New Roman"/>
                 <w:noProof/>
               </w:rPr>
@@ -771,7 +690,7 @@
         </w:p>
         <w:p>
           <w:pPr>
-            <w:pStyle w:val="TDC1"/>
+            <w:pStyle w:val="TOC1"/>
             <w:rPr>
               <w:rFonts w:asciiTheme="minorHAnsi" w:eastAsiaTheme="minorEastAsia" w:hAnsiTheme="minorHAnsi"/>
               <w:noProof/>
@@ -782,7 +701,7 @@
           <w:hyperlink w:anchor="_Toc214639905" w:history="1">
             <w:r>
               <w:rPr>
-                <w:rStyle w:val="Hipervnculo"/>
+                <w:rStyle w:val="Hyperlink"/>
                 <w:rFonts w:cs="Times New Roman"/>
                 <w:noProof/>
               </w:rPr>
@@ -840,7 +759,7 @@
         </w:p>
         <w:p>
           <w:pPr>
-            <w:pStyle w:val="TDC1"/>
+            <w:pStyle w:val="TOC1"/>
             <w:rPr>
               <w:rFonts w:asciiTheme="minorHAnsi" w:eastAsiaTheme="minorEastAsia" w:hAnsiTheme="minorHAnsi"/>
               <w:noProof/>
@@ -851,7 +770,7 @@
           <w:hyperlink w:anchor="_Toc214639906" w:history="1">
             <w:r>
               <w:rPr>
-                <w:rStyle w:val="Hipervnculo"/>
+                <w:rStyle w:val="Hyperlink"/>
                 <w:rFonts w:cs="Times New Roman"/>
                 <w:noProof/>
               </w:rPr>
@@ -909,7 +828,7 @@
         </w:p>
         <w:p>
           <w:pPr>
-            <w:pStyle w:val="TDC2"/>
+            <w:pStyle w:val="TOC2"/>
             <w:tabs>
               <w:tab w:val="right" w:leader="dot" w:pos="8494"/>
             </w:tabs>
@@ -923,7 +842,7 @@
           <w:hyperlink w:anchor="_Toc214639907" w:history="1">
             <w:r>
               <w:rPr>
-                <w:rStyle w:val="Hipervnculo"/>
+                <w:rStyle w:val="Hyperlink"/>
                 <w:rFonts w:cs="Times New Roman"/>
                 <w:noProof/>
               </w:rPr>
@@ -981,7 +900,7 @@
         </w:p>
         <w:p>
           <w:pPr>
-            <w:pStyle w:val="TDC2"/>
+            <w:pStyle w:val="TOC2"/>
             <w:tabs>
               <w:tab w:val="right" w:leader="dot" w:pos="8494"/>
             </w:tabs>
@@ -995,7 +914,7 @@
           <w:hyperlink w:anchor="_Toc214639908" w:history="1">
             <w:r>
               <w:rPr>
-                <w:rStyle w:val="Hipervnculo"/>
+                <w:rStyle w:val="Hyperlink"/>
                 <w:rFonts w:cs="Times New Roman"/>
                 <w:noProof/>
               </w:rPr>
@@ -1053,7 +972,7 @@
         </w:p>
         <w:p>
           <w:pPr>
-            <w:pStyle w:val="TDC1"/>
+            <w:pStyle w:val="TOC1"/>
             <w:rPr>
               <w:rFonts w:asciiTheme="minorHAnsi" w:eastAsiaTheme="minorEastAsia" w:hAnsiTheme="minorHAnsi"/>
               <w:noProof/>
@@ -1064,7 +983,7 @@
           <w:hyperlink w:anchor="_Toc214639909" w:history="1">
             <w:r>
               <w:rPr>
-                <w:rStyle w:val="Hipervnculo"/>
+                <w:rStyle w:val="Hyperlink"/>
                 <w:rFonts w:cs="Times New Roman"/>
                 <w:noProof/>
               </w:rPr>
@@ -1122,7 +1041,7 @@
         </w:p>
         <w:p>
           <w:pPr>
-            <w:pStyle w:val="TDC2"/>
+            <w:pStyle w:val="TOC2"/>
             <w:tabs>
               <w:tab w:val="right" w:leader="dot" w:pos="8494"/>
             </w:tabs>
@@ -1136,7 +1055,7 @@
           <w:hyperlink w:anchor="_Toc214639910" w:history="1">
             <w:r>
               <w:rPr>
-                <w:rStyle w:val="Hipervnculo"/>
+                <w:rStyle w:val="Hyperlink"/>
                 <w:rFonts w:cs="Times New Roman"/>
                 <w:noProof/>
               </w:rPr>
@@ -1194,7 +1113,7 @@
         </w:p>
         <w:p>
           <w:pPr>
-            <w:pStyle w:val="TDC3"/>
+            <w:pStyle w:val="TOC3"/>
             <w:tabs>
               <w:tab w:val="right" w:leader="dot" w:pos="8494"/>
             </w:tabs>
@@ -1208,7 +1127,7 @@
           <w:hyperlink w:anchor="_Toc214639911" w:history="1">
             <w:r>
               <w:rPr>
-                <w:rStyle w:val="Hipervnculo"/>
+                <w:rStyle w:val="Hyperlink"/>
                 <w:noProof/>
               </w:rPr>
               <w:t>Fire Weather Index</w:t>
@@ -1265,7 +1184,7 @@
         </w:p>
         <w:p>
           <w:pPr>
-            <w:pStyle w:val="TDC2"/>
+            <w:pStyle w:val="TOC2"/>
             <w:tabs>
               <w:tab w:val="right" w:leader="dot" w:pos="8494"/>
             </w:tabs>
@@ -1279,7 +1198,7 @@
           <w:hyperlink w:anchor="_Toc214639912" w:history="1">
             <w:r>
               <w:rPr>
-                <w:rStyle w:val="Hipervnculo"/>
+                <w:rStyle w:val="Hyperlink"/>
                 <w:rFonts w:cs="Times New Roman"/>
                 <w:noProof/>
               </w:rPr>
@@ -1337,7 +1256,7 @@
         </w:p>
         <w:p>
           <w:pPr>
-            <w:pStyle w:val="TDC2"/>
+            <w:pStyle w:val="TOC2"/>
             <w:tabs>
               <w:tab w:val="right" w:leader="dot" w:pos="8494"/>
             </w:tabs>
@@ -1351,7 +1270,7 @@
           <w:hyperlink w:anchor="_Toc214639913" w:history="1">
             <w:r>
               <w:rPr>
-                <w:rStyle w:val="Hipervnculo"/>
+                <w:rStyle w:val="Hyperlink"/>
                 <w:rFonts w:cs="Times New Roman"/>
                 <w:noProof/>
               </w:rPr>
@@ -1409,7 +1328,7 @@
         </w:p>
         <w:p>
           <w:pPr>
-            <w:pStyle w:val="TDC2"/>
+            <w:pStyle w:val="TOC2"/>
             <w:tabs>
               <w:tab w:val="right" w:leader="dot" w:pos="8494"/>
             </w:tabs>
@@ -1423,7 +1342,7 @@
           <w:hyperlink w:anchor="_Toc214639914" w:history="1">
             <w:r>
               <w:rPr>
-                <w:rStyle w:val="Hipervnculo"/>
+                <w:rStyle w:val="Hyperlink"/>
                 <w:rFonts w:cs="Times New Roman"/>
                 <w:noProof/>
               </w:rPr>
@@ -1481,7 +1400,7 @@
         </w:p>
         <w:p>
           <w:pPr>
-            <w:pStyle w:val="TDC1"/>
+            <w:pStyle w:val="TOC1"/>
             <w:rPr>
               <w:rFonts w:asciiTheme="minorHAnsi" w:eastAsiaTheme="minorEastAsia" w:hAnsiTheme="minorHAnsi"/>
               <w:noProof/>
@@ -1492,7 +1411,7 @@
           <w:hyperlink w:anchor="_Toc214639915" w:history="1">
             <w:r>
               <w:rPr>
-                <w:rStyle w:val="Hipervnculo"/>
+                <w:rStyle w:val="Hyperlink"/>
                 <w:rFonts w:cs="Times New Roman"/>
                 <w:noProof/>
               </w:rPr>
@@ -1550,7 +1469,7 @@
         </w:p>
         <w:p>
           <w:pPr>
-            <w:pStyle w:val="TDC2"/>
+            <w:pStyle w:val="TOC2"/>
             <w:tabs>
               <w:tab w:val="right" w:leader="dot" w:pos="8494"/>
             </w:tabs>
@@ -1564,7 +1483,7 @@
           <w:hyperlink w:anchor="_Toc214639916" w:history="1">
             <w:r>
               <w:rPr>
-                <w:rStyle w:val="Hipervnculo"/>
+                <w:rStyle w:val="Hyperlink"/>
                 <w:rFonts w:cs="Times New Roman"/>
                 <w:noProof/>
               </w:rPr>
@@ -1622,7 +1541,7 @@
         </w:p>
         <w:p>
           <w:pPr>
-            <w:pStyle w:val="TDC2"/>
+            <w:pStyle w:val="TOC2"/>
             <w:tabs>
               <w:tab w:val="right" w:leader="dot" w:pos="8494"/>
             </w:tabs>
@@ -1636,7 +1555,7 @@
           <w:hyperlink w:anchor="_Toc214639917" w:history="1">
             <w:r>
               <w:rPr>
-                <w:rStyle w:val="Hipervnculo"/>
+                <w:rStyle w:val="Hyperlink"/>
                 <w:rFonts w:cs="Times New Roman"/>
                 <w:noProof/>
               </w:rPr>
@@ -1694,7 +1613,7 @@
         </w:p>
         <w:p>
           <w:pPr>
-            <w:pStyle w:val="TDC2"/>
+            <w:pStyle w:val="TOC2"/>
             <w:tabs>
               <w:tab w:val="right" w:leader="dot" w:pos="8494"/>
             </w:tabs>
@@ -1708,7 +1627,7 @@
           <w:hyperlink w:anchor="_Toc214639918" w:history="1">
             <w:r>
               <w:rPr>
-                <w:rStyle w:val="Hipervnculo"/>
+                <w:rStyle w:val="Hyperlink"/>
                 <w:rFonts w:cs="Times New Roman"/>
                 <w:noProof/>
               </w:rPr>
@@ -1766,7 +1685,7 @@
         </w:p>
         <w:p>
           <w:pPr>
-            <w:pStyle w:val="TDC2"/>
+            <w:pStyle w:val="TOC2"/>
             <w:tabs>
               <w:tab w:val="right" w:leader="dot" w:pos="8494"/>
             </w:tabs>
@@ -1780,7 +1699,7 @@
           <w:hyperlink w:anchor="_Toc214639919" w:history="1">
             <w:r>
               <w:rPr>
-                <w:rStyle w:val="Hipervnculo"/>
+                <w:rStyle w:val="Hyperlink"/>
                 <w:rFonts w:cs="Times New Roman"/>
                 <w:noProof/>
               </w:rPr>
@@ -1838,7 +1757,7 @@
         </w:p>
         <w:p>
           <w:pPr>
-            <w:pStyle w:val="TDC1"/>
+            <w:pStyle w:val="TOC1"/>
             <w:rPr>
               <w:rFonts w:asciiTheme="minorHAnsi" w:eastAsiaTheme="minorEastAsia" w:hAnsiTheme="minorHAnsi"/>
               <w:noProof/>
@@ -1849,7 +1768,7 @@
           <w:hyperlink w:anchor="_Toc214639920" w:history="1">
             <w:r>
               <w:rPr>
-                <w:rStyle w:val="Hipervnculo"/>
+                <w:rStyle w:val="Hyperlink"/>
                 <w:rFonts w:cs="Times New Roman"/>
                 <w:noProof/>
               </w:rPr>
@@ -1907,7 +1826,7 @@
         </w:p>
         <w:p>
           <w:pPr>
-            <w:pStyle w:val="TDC2"/>
+            <w:pStyle w:val="TOC2"/>
             <w:tabs>
               <w:tab w:val="right" w:leader="dot" w:pos="8494"/>
             </w:tabs>
@@ -1921,7 +1840,7 @@
           <w:hyperlink w:anchor="_Toc214639921" w:history="1">
             <w:r>
               <w:rPr>
-                <w:rStyle w:val="Hipervnculo"/>
+                <w:rStyle w:val="Hyperlink"/>
                 <w:rFonts w:cs="Times New Roman"/>
                 <w:noProof/>
               </w:rPr>
@@ -1979,7 +1898,7 @@
         </w:p>
         <w:p>
           <w:pPr>
-            <w:pStyle w:val="TDC2"/>
+            <w:pStyle w:val="TOC2"/>
             <w:tabs>
               <w:tab w:val="right" w:leader="dot" w:pos="8494"/>
             </w:tabs>
@@ -1993,7 +1912,7 @@
           <w:hyperlink w:anchor="_Toc214639922" w:history="1">
             <w:r>
               <w:rPr>
-                <w:rStyle w:val="Hipervnculo"/>
+                <w:rStyle w:val="Hyperlink"/>
                 <w:rFonts w:cs="Times New Roman"/>
                 <w:noProof/>
               </w:rPr>
@@ -2051,7 +1970,7 @@
         </w:p>
         <w:p>
           <w:pPr>
-            <w:pStyle w:val="TDC2"/>
+            <w:pStyle w:val="TOC2"/>
             <w:tabs>
               <w:tab w:val="right" w:leader="dot" w:pos="8494"/>
             </w:tabs>
@@ -2065,7 +1984,7 @@
           <w:hyperlink w:anchor="_Toc214639923" w:history="1">
             <w:r>
               <w:rPr>
-                <w:rStyle w:val="Hipervnculo"/>
+                <w:rStyle w:val="Hyperlink"/>
                 <w:rFonts w:cs="Times New Roman"/>
                 <w:noProof/>
               </w:rPr>
@@ -2123,7 +2042,7 @@
         </w:p>
         <w:p>
           <w:pPr>
-            <w:pStyle w:val="TDC1"/>
+            <w:pStyle w:val="TOC1"/>
             <w:rPr>
               <w:rFonts w:asciiTheme="minorHAnsi" w:eastAsiaTheme="minorEastAsia" w:hAnsiTheme="minorHAnsi"/>
               <w:noProof/>
@@ -2134,7 +2053,7 @@
           <w:hyperlink w:anchor="_Toc214639924" w:history="1">
             <w:r>
               <w:rPr>
-                <w:rStyle w:val="Hipervnculo"/>
+                <w:rStyle w:val="Hyperlink"/>
                 <w:rFonts w:cs="Times New Roman"/>
                 <w:noProof/>
               </w:rPr>
@@ -2192,7 +2111,7 @@
         </w:p>
         <w:p>
           <w:pPr>
-            <w:pStyle w:val="TDC1"/>
+            <w:pStyle w:val="TOC1"/>
             <w:rPr>
               <w:rFonts w:asciiTheme="minorHAnsi" w:eastAsiaTheme="minorEastAsia" w:hAnsiTheme="minorHAnsi"/>
               <w:noProof/>
@@ -2203,7 +2122,7 @@
           <w:hyperlink w:anchor="_Toc214639925" w:history="1">
             <w:r>
               <w:rPr>
-                <w:rStyle w:val="Hipervnculo"/>
+                <w:rStyle w:val="Hyperlink"/>
                 <w:rFonts w:cs="Times New Roman"/>
                 <w:noProof/>
               </w:rPr>
@@ -2261,7 +2180,7 @@
         </w:p>
         <w:p>
           <w:pPr>
-            <w:pStyle w:val="TDC1"/>
+            <w:pStyle w:val="TOC1"/>
             <w:rPr>
               <w:rFonts w:asciiTheme="minorHAnsi" w:eastAsiaTheme="minorEastAsia" w:hAnsiTheme="minorHAnsi"/>
               <w:noProof/>
@@ -2272,7 +2191,7 @@
           <w:hyperlink w:anchor="_Toc214639926" w:history="1">
             <w:r>
               <w:rPr>
-                <w:rStyle w:val="Hipervnculo"/>
+                <w:rStyle w:val="Hyperlink"/>
                 <w:rFonts w:cs="Times New Roman"/>
                 <w:noProof/>
               </w:rPr>
@@ -2330,7 +2249,7 @@
         </w:p>
         <w:p>
           <w:pPr>
-            <w:pStyle w:val="TDC1"/>
+            <w:pStyle w:val="TOC1"/>
             <w:rPr>
               <w:rFonts w:asciiTheme="minorHAnsi" w:eastAsiaTheme="minorEastAsia" w:hAnsiTheme="minorHAnsi"/>
               <w:noProof/>
@@ -2341,7 +2260,7 @@
           <w:hyperlink w:anchor="_Toc214639927" w:history="1">
             <w:r>
               <w:rPr>
-                <w:rStyle w:val="Hipervnculo"/>
+                <w:rStyle w:val="Hyperlink"/>
                 <w:rFonts w:cs="Times New Roman"/>
                 <w:noProof/>
               </w:rPr>
@@ -2399,7 +2318,7 @@
         </w:p>
         <w:p>
           <w:pPr>
-            <w:pStyle w:val="TDC1"/>
+            <w:pStyle w:val="TOC1"/>
             <w:rPr>
               <w:rFonts w:asciiTheme="minorHAnsi" w:eastAsiaTheme="minorEastAsia" w:hAnsiTheme="minorHAnsi"/>
               <w:noProof/>
@@ -2410,7 +2329,7 @@
           <w:hyperlink w:anchor="_Toc214639928" w:history="1">
             <w:r>
               <w:rPr>
-                <w:rStyle w:val="Hipervnculo"/>
+                <w:rStyle w:val="Hyperlink"/>
                 <w:rFonts w:cs="Times New Roman"/>
                 <w:noProof/>
               </w:rPr>
@@ -2468,7 +2387,7 @@
         </w:p>
         <w:p>
           <w:pPr>
-            <w:pStyle w:val="TDC2"/>
+            <w:pStyle w:val="TOC2"/>
             <w:tabs>
               <w:tab w:val="left" w:pos="1440"/>
               <w:tab w:val="right" w:leader="dot" w:pos="8494"/>
@@ -2483,7 +2402,7 @@
           <w:hyperlink w:anchor="_Toc214639929" w:history="1">
             <w:r>
               <w:rPr>
-                <w:rStyle w:val="Hipervnculo"/>
+                <w:rStyle w:val="Hyperlink"/>
                 <w:rFonts w:cs="Times New Roman"/>
                 <w:noProof/>
               </w:rPr>
@@ -2500,7 +2419,7 @@
             </w:r>
             <w:r>
               <w:rPr>
-                <w:rStyle w:val="Hipervnculo"/>
+                <w:rStyle w:val="Hyperlink"/>
                 <w:rFonts w:cs="Times New Roman"/>
                 <w:noProof/>
               </w:rPr>
@@ -2558,7 +2477,7 @@
         </w:p>
         <w:p>
           <w:pPr>
-            <w:pStyle w:val="TDC2"/>
+            <w:pStyle w:val="TOC2"/>
             <w:tabs>
               <w:tab w:val="left" w:pos="1440"/>
               <w:tab w:val="right" w:leader="dot" w:pos="8494"/>
@@ -2573,7 +2492,7 @@
           <w:hyperlink w:anchor="_Toc214639930" w:history="1">
             <w:r>
               <w:rPr>
-                <w:rStyle w:val="Hipervnculo"/>
+                <w:rStyle w:val="Hyperlink"/>
                 <w:rFonts w:cs="Times New Roman"/>
                 <w:noProof/>
               </w:rPr>
@@ -2590,7 +2509,7 @@
             </w:r>
             <w:r>
               <w:rPr>
-                <w:rStyle w:val="Hipervnculo"/>
+                <w:rStyle w:val="Hyperlink"/>
                 <w:rFonts w:cs="Times New Roman"/>
                 <w:noProof/>
               </w:rPr>
@@ -2648,7 +2567,7 @@
         </w:p>
         <w:p>
           <w:pPr>
-            <w:pStyle w:val="TDC2"/>
+            <w:pStyle w:val="TOC2"/>
             <w:tabs>
               <w:tab w:val="left" w:pos="1440"/>
               <w:tab w:val="right" w:leader="dot" w:pos="8494"/>
@@ -2663,7 +2582,7 @@
           <w:hyperlink w:anchor="_Toc214639931" w:history="1">
             <w:r>
               <w:rPr>
-                <w:rStyle w:val="Hipervnculo"/>
+                <w:rStyle w:val="Hyperlink"/>
                 <w:rFonts w:cs="Times New Roman"/>
                 <w:noProof/>
               </w:rPr>
@@ -2680,7 +2599,7 @@
             </w:r>
             <w:r>
               <w:rPr>
-                <w:rStyle w:val="Hipervnculo"/>
+                <w:rStyle w:val="Hyperlink"/>
                 <w:rFonts w:cs="Times New Roman"/>
                 <w:noProof/>
               </w:rPr>
@@ -2738,7 +2657,7 @@
         </w:p>
         <w:p>
           <w:pPr>
-            <w:pStyle w:val="TDC2"/>
+            <w:pStyle w:val="TOC2"/>
             <w:tabs>
               <w:tab w:val="left" w:pos="1680"/>
               <w:tab w:val="right" w:leader="dot" w:pos="8494"/>
@@ -2753,7 +2672,7 @@
           <w:hyperlink w:anchor="_Toc214639932" w:history="1">
             <w:r>
               <w:rPr>
-                <w:rStyle w:val="Hipervnculo"/>
+                <w:rStyle w:val="Hyperlink"/>
                 <w:rFonts w:cs="Times New Roman"/>
                 <w:noProof/>
               </w:rPr>
@@ -2770,7 +2689,7 @@
             </w:r>
             <w:r>
               <w:rPr>
-                <w:rStyle w:val="Hipervnculo"/>
+                <w:rStyle w:val="Hyperlink"/>
                 <w:rFonts w:cs="Times New Roman"/>
                 <w:noProof/>
               </w:rPr>
@@ -2828,7 +2747,7 @@
         </w:p>
         <w:p>
           <w:pPr>
-            <w:pStyle w:val="TDC2"/>
+            <w:pStyle w:val="TOC2"/>
             <w:tabs>
               <w:tab w:val="left" w:pos="1680"/>
               <w:tab w:val="right" w:leader="dot" w:pos="8494"/>
@@ -2843,7 +2762,7 @@
           <w:hyperlink w:anchor="_Toc214639933" w:history="1">
             <w:r>
               <w:rPr>
-                <w:rStyle w:val="Hipervnculo"/>
+                <w:rStyle w:val="Hyperlink"/>
                 <w:rFonts w:cs="Times New Roman"/>
                 <w:noProof/>
               </w:rPr>
@@ -2860,7 +2779,7 @@
             </w:r>
             <w:r>
               <w:rPr>
-                <w:rStyle w:val="Hipervnculo"/>
+                <w:rStyle w:val="Hyperlink"/>
                 <w:rFonts w:cs="Times New Roman"/>
                 <w:noProof/>
               </w:rPr>
@@ -2918,7 +2837,7 @@
         </w:p>
         <w:p>
           <w:pPr>
-            <w:pStyle w:val="TDC2"/>
+            <w:pStyle w:val="TOC2"/>
             <w:tabs>
               <w:tab w:val="left" w:pos="1680"/>
               <w:tab w:val="right" w:leader="dot" w:pos="8494"/>
@@ -2933,7 +2852,7 @@
           <w:hyperlink w:anchor="_Toc214639934" w:history="1">
             <w:r>
               <w:rPr>
-                <w:rStyle w:val="Hipervnculo"/>
+                <w:rStyle w:val="Hyperlink"/>
                 <w:rFonts w:cs="Times New Roman"/>
                 <w:noProof/>
               </w:rPr>
@@ -2950,7 +2869,7 @@
             </w:r>
             <w:r>
               <w:rPr>
-                <w:rStyle w:val="Hipervnculo"/>
+                <w:rStyle w:val="Hyperlink"/>
                 <w:rFonts w:cs="Times New Roman"/>
                 <w:noProof/>
               </w:rPr>
@@ -3008,7 +2927,7 @@
         </w:p>
         <w:p>
           <w:pPr>
-            <w:pStyle w:val="TDC2"/>
+            <w:pStyle w:val="TOC2"/>
             <w:tabs>
               <w:tab w:val="left" w:pos="1680"/>
               <w:tab w:val="right" w:leader="dot" w:pos="8494"/>
@@ -3023,7 +2942,7 @@
           <w:hyperlink w:anchor="_Toc214639935" w:history="1">
             <w:r>
               <w:rPr>
-                <w:rStyle w:val="Hipervnculo"/>
+                <w:rStyle w:val="Hyperlink"/>
                 <w:rFonts w:cs="Times New Roman"/>
                 <w:noProof/>
               </w:rPr>
@@ -3040,7 +2959,7 @@
             </w:r>
             <w:r>
               <w:rPr>
-                <w:rStyle w:val="Hipervnculo"/>
+                <w:rStyle w:val="Hyperlink"/>
                 <w:rFonts w:cs="Times New Roman"/>
                 <w:noProof/>
               </w:rPr>
@@ -3098,7 +3017,7 @@
         </w:p>
         <w:p>
           <w:pPr>
-            <w:pStyle w:val="TDC2"/>
+            <w:pStyle w:val="TOC2"/>
             <w:tabs>
               <w:tab w:val="left" w:pos="1680"/>
               <w:tab w:val="right" w:leader="dot" w:pos="8494"/>
@@ -3113,7 +3032,7 @@
           <w:hyperlink w:anchor="_Toc214639936" w:history="1">
             <w:r>
               <w:rPr>
-                <w:rStyle w:val="Hipervnculo"/>
+                <w:rStyle w:val="Hyperlink"/>
                 <w:rFonts w:cs="Times New Roman"/>
                 <w:noProof/>
               </w:rPr>
@@ -3130,7 +3049,7 @@
             </w:r>
             <w:r>
               <w:rPr>
-                <w:rStyle w:val="Hipervnculo"/>
+                <w:rStyle w:val="Hyperlink"/>
                 <w:rFonts w:cs="Times New Roman"/>
                 <w:noProof/>
               </w:rPr>
@@ -3188,7 +3107,7 @@
         </w:p>
         <w:p>
           <w:pPr>
-            <w:pStyle w:val="TDC2"/>
+            <w:pStyle w:val="TOC2"/>
             <w:tabs>
               <w:tab w:val="left" w:pos="1680"/>
               <w:tab w:val="right" w:leader="dot" w:pos="8494"/>
@@ -3203,7 +3122,7 @@
           <w:hyperlink w:anchor="_Toc214639937" w:history="1">
             <w:r>
               <w:rPr>
-                <w:rStyle w:val="Hipervnculo"/>
+                <w:rStyle w:val="Hyperlink"/>
                 <w:rFonts w:cs="Times New Roman"/>
                 <w:noProof/>
               </w:rPr>
@@ -3220,7 +3139,7 @@
             </w:r>
             <w:r>
               <w:rPr>
-                <w:rStyle w:val="Hipervnculo"/>
+                <w:rStyle w:val="Hyperlink"/>
                 <w:rFonts w:cs="Times New Roman"/>
                 <w:noProof/>
               </w:rPr>
@@ -3309,7 +3228,7 @@
     </w:p>
     <w:p>
       <w:pPr>
-        <w:pStyle w:val="Ttulo1"/>
+        <w:pStyle w:val="Heading1"/>
         <w:ind w:firstLine="0"/>
         <w:rPr>
           <w:rFonts w:ascii="Times New Roman" w:hAnsi="Times New Roman" w:cs="Times New Roman"/>
@@ -3553,23 +3472,7 @@
           <w:rFonts w:cs="Times New Roman"/>
           <w:color w:val="000000" w:themeColor="text1"/>
         </w:rPr>
-        <w:t xml:space="preserve">La problemática central radica en el aumento de incendios en áreas protegidas, cuya propagación y duración se ven potenciadas por factores ambientales y climatológicos específicos. Si bien existen análisis descriptivos sobre el impacto de estos desastres, persiste una brecha en la aplicación de herramientas cuantitativas para la prevención activa. Cabe destacar que la prevención y combate de incendios ha sido declarada de interés público provincial mediante la Ley </w:t>
-      </w:r>
-      <w:proofErr w:type="spellStart"/>
-      <w:r>
-        <w:rPr>
-          <w:rFonts w:cs="Times New Roman"/>
-          <w:color w:val="000000" w:themeColor="text1"/>
-        </w:rPr>
-        <w:t>N.°</w:t>
-      </w:r>
-      <w:proofErr w:type="spellEnd"/>
-      <w:r>
-        <w:rPr>
-          <w:rFonts w:cs="Times New Roman"/>
-          <w:color w:val="000000" w:themeColor="text1"/>
-        </w:rPr>
-        <w:t xml:space="preserve"> 5243 de Río Negro, que subraya la necesidad de proteger el patrimonio ambiental. Dicha ley establece: "</w:t>
+        <w:t>La problemática central radica en el aumento de incendios en áreas protegidas, cuya propagación y duración se ven potenciadas por factores ambientales y climatológicos específicos. Si bien existen análisis descriptivos sobre el impacto de estos desastres, persiste una brecha en la aplicación de herramientas cuantitativas para la prevención activa. Cabe destacar que la prevención y combate de incendios ha sido declarada de interés público provincial mediante la Ley N.° 5243 de Río Negro, que subraya la necesidad de proteger el patrimonio ambiental. Dicha ley establece: "</w:t>
       </w:r>
       <w:r>
         <w:rPr>
@@ -3578,9 +3481,8 @@
           <w:iCs/>
           <w:color w:val="000000" w:themeColor="text1"/>
         </w:rPr>
-        <w:t xml:space="preserve">Declárase de interés público provincial la prevención, </w:t>
-      </w:r>
-      <w:proofErr w:type="spellStart"/>
+        <w:t>Declárase de interés público provincial la prevención, presupresión y combate de los incendios forestales y rurales, como medio tendiente a la protección de la vida y la seguridad de las personas y a la preservación del patrimonio ambiental y económico de la provincia</w:t>
+      </w:r>
       <w:r>
         <w:rPr>
           <w:rFonts w:cs="Times New Roman"/>
@@ -3588,25 +3490,6 @@
           <w:iCs/>
           <w:color w:val="000000" w:themeColor="text1"/>
         </w:rPr>
-        <w:t>presupresión</w:t>
-      </w:r>
-      <w:proofErr w:type="spellEnd"/>
-      <w:r>
-        <w:rPr>
-          <w:rFonts w:cs="Times New Roman"/>
-          <w:i/>
-          <w:iCs/>
-          <w:color w:val="000000" w:themeColor="text1"/>
-        </w:rPr>
-        <w:t xml:space="preserve"> y combate de los incendios forestales y rurales, como medio tendiente a la protección de la vida y la seguridad de las personas y a la preservación del patrimonio ambiental y económico de la provincia</w:t>
-      </w:r>
-      <w:r>
-        <w:rPr>
-          <w:rFonts w:cs="Times New Roman"/>
-          <w:i/>
-          <w:iCs/>
-          <w:color w:val="000000" w:themeColor="text1"/>
-        </w:rPr>
         <w:t>.</w:t>
       </w:r>
       <w:r>
@@ -3704,33 +3587,49 @@
           <w:rFonts w:cs="Times New Roman"/>
           <w:color w:val="000000" w:themeColor="text1"/>
         </w:rPr>
-        <w:t>En este trabajo de investigación se aplicará la metodología CRISP-DM (Cross-</w:t>
-      </w:r>
-      <w:proofErr w:type="spellStart"/>
-      <w:r>
-        <w:rPr>
-          <w:rFonts w:cs="Times New Roman"/>
-          <w:color w:val="000000" w:themeColor="text1"/>
-        </w:rPr>
-        <w:t>Industry</w:t>
-      </w:r>
-      <w:proofErr w:type="spellEnd"/>
-      <w:r>
-        <w:rPr>
-          <w:rFonts w:cs="Times New Roman"/>
-          <w:color w:val="000000" w:themeColor="text1"/>
-        </w:rPr>
-        <w:t xml:space="preserve"> Standard </w:t>
-      </w:r>
-      <w:proofErr w:type="spellStart"/>
-      <w:r>
-        <w:rPr>
-          <w:rFonts w:cs="Times New Roman"/>
-          <w:color w:val="000000" w:themeColor="text1"/>
-        </w:rPr>
-        <w:t>Process</w:t>
-      </w:r>
-      <w:proofErr w:type="spellEnd"/>
+        <w:t xml:space="preserve">En este trabajo de investigación se aplicará la metodología CRISP-DM (Cross-Industry Standard Process for Data Mining) </w:t>
+      </w:r>
+      <w:r>
+        <w:rPr>
+          <w:rFonts w:cs="Times New Roman"/>
+          <w:color w:val="000000" w:themeColor="text1"/>
+        </w:rPr>
+        <w:fldChar w:fldCharType="begin"/>
+      </w:r>
+      <w:r>
+        <w:rPr>
+          <w:rFonts w:cs="Times New Roman"/>
+          <w:color w:val="000000" w:themeColor="text1"/>
+        </w:rPr>
+        <w:instrText xml:space="preserve"> REF _Ref211003517 \r \h </w:instrText>
+      </w:r>
+      <w:r>
+        <w:rPr>
+          <w:rFonts w:cs="Times New Roman"/>
+          <w:color w:val="000000" w:themeColor="text1"/>
+        </w:rPr>
+      </w:r>
+      <w:r>
+        <w:rPr>
+          <w:rFonts w:cs="Times New Roman"/>
+          <w:color w:val="000000" w:themeColor="text1"/>
+        </w:rPr>
+        <w:fldChar w:fldCharType="separate"/>
+      </w:r>
+      <w:r>
+        <w:rPr>
+          <w:rFonts w:cs="Times New Roman"/>
+          <w:color w:val="000000" w:themeColor="text1"/>
+        </w:rPr>
+        <w:t>[10]</w:t>
+      </w:r>
+      <w:r>
+        <w:rPr>
+          <w:rFonts w:cs="Times New Roman"/>
+          <w:color w:val="000000" w:themeColor="text1"/>
+        </w:rPr>
+        <w:fldChar w:fldCharType="end"/>
+      </w:r>
       <w:r>
         <w:rPr>
           <w:rFonts w:cs="Times New Roman"/>
@@ -3738,37 +3637,54 @@
         </w:rPr>
         <w:t xml:space="preserve"> </w:t>
       </w:r>
-      <w:proofErr w:type="spellStart"/>
-      <w:r>
-        <w:rPr>
-          <w:rFonts w:cs="Times New Roman"/>
-          <w:color w:val="000000" w:themeColor="text1"/>
-        </w:rPr>
-        <w:t>for</w:t>
-      </w:r>
-      <w:proofErr w:type="spellEnd"/>
-      <w:r>
-        <w:rPr>
-          <w:rFonts w:cs="Times New Roman"/>
-          <w:color w:val="000000" w:themeColor="text1"/>
-        </w:rPr>
-        <w:t xml:space="preserve"> Data </w:t>
-      </w:r>
-      <w:proofErr w:type="spellStart"/>
-      <w:r>
-        <w:rPr>
-          <w:rFonts w:cs="Times New Roman"/>
-          <w:color w:val="000000" w:themeColor="text1"/>
-        </w:rPr>
-        <w:t>Mining</w:t>
-      </w:r>
-      <w:proofErr w:type="spellEnd"/>
-      <w:r>
-        <w:rPr>
-          <w:rFonts w:cs="Times New Roman"/>
-          <w:color w:val="000000" w:themeColor="text1"/>
-        </w:rPr>
-        <w:t xml:space="preserve">) </w:t>
+      <w:r>
+        <w:rPr>
+          <w:rFonts w:cs="Times New Roman"/>
+          <w:color w:val="000000" w:themeColor="text1"/>
+        </w:rPr>
+        <w:t xml:space="preserve">para establecer un marco de trabajo flexible y escalable. El principal resultado consistirá en un conjunto de datos </w:t>
+      </w:r>
+      <w:r>
+        <w:rPr>
+          <w:rFonts w:cs="Times New Roman"/>
+          <w:color w:val="000000" w:themeColor="text1"/>
+        </w:rPr>
+        <w:t>consolidado</w:t>
+      </w:r>
+      <w:r>
+        <w:rPr>
+          <w:rFonts w:cs="Times New Roman"/>
+          <w:color w:val="000000" w:themeColor="text1"/>
+        </w:rPr>
+        <w:t xml:space="preserve"> para el estudio de incendios, inspirado en el Canadian </w:t>
+      </w:r>
+      <w:r>
+        <w:rPr>
+          <w:rFonts w:cs="Times New Roman"/>
+          <w:color w:val="000000" w:themeColor="text1"/>
+        </w:rPr>
+        <w:t>Fire Spread Datase</w:t>
+      </w:r>
+      <w:r>
+        <w:rPr>
+          <w:rFonts w:cs="Times New Roman"/>
+          <w:color w:val="000000" w:themeColor="text1"/>
+        </w:rPr>
+        <w:t>t</w:t>
+      </w:r>
+      <w:r>
+        <w:rPr>
+          <w:rFonts w:cs="Times New Roman"/>
+          <w:color w:val="000000" w:themeColor="text1"/>
+        </w:rPr>
+        <w:t xml:space="preserve"> (CFSD)</w:t>
+      </w:r>
+      <w:r>
+        <w:rPr>
+          <w:rFonts w:cs="Times New Roman"/>
+          <w:color w:val="000000" w:themeColor="text1"/>
+        </w:rPr>
+        <w:t xml:space="preserve"> </w:t>
       </w:r>
       <w:r>
         <w:rPr>
@@ -3782,7 +3698,7 @@
           <w:rFonts w:cs="Times New Roman"/>
           <w:color w:val="000000" w:themeColor="text1"/>
         </w:rPr>
-        <w:instrText xml:space="preserve"> REF _Ref211003517 \r \h </w:instrText>
+        <w:instrText xml:space="preserve"> REF _Ref211003510 \r \h </w:instrText>
       </w:r>
       <w:r>
         <w:rPr>
@@ -3802,7 +3718,7 @@
           <w:rFonts w:cs="Times New Roman"/>
           <w:color w:val="000000" w:themeColor="text1"/>
         </w:rPr>
-        <w:t>[10]</w:t>
+        <w:t>[11]</w:t>
       </w:r>
       <w:r>
         <w:rPr>
@@ -3816,138 +3732,7 @@
           <w:rFonts w:cs="Times New Roman"/>
           <w:color w:val="000000" w:themeColor="text1"/>
         </w:rPr>
-        <w:t xml:space="preserve"> </w:t>
-      </w:r>
-      <w:r>
-        <w:rPr>
-          <w:rFonts w:cs="Times New Roman"/>
-          <w:color w:val="000000" w:themeColor="text1"/>
-        </w:rPr>
-        <w:t xml:space="preserve">para establecer un marco de trabajo flexible y escalable. El principal resultado consistirá en un conjunto de datos </w:t>
-      </w:r>
-      <w:r>
-        <w:rPr>
-          <w:rFonts w:cs="Times New Roman"/>
-          <w:color w:val="000000" w:themeColor="text1"/>
-        </w:rPr>
-        <w:t>consolidado</w:t>
-      </w:r>
-      <w:r>
-        <w:rPr>
-          <w:rFonts w:cs="Times New Roman"/>
-          <w:color w:val="000000" w:themeColor="text1"/>
-        </w:rPr>
-        <w:t xml:space="preserve"> para el estudio de incendios, inspirado en el Canadian </w:t>
-      </w:r>
-      <w:proofErr w:type="spellStart"/>
-      <w:r>
-        <w:rPr>
-          <w:rFonts w:cs="Times New Roman"/>
-          <w:color w:val="000000" w:themeColor="text1"/>
-        </w:rPr>
-        <w:t>Fire</w:t>
-      </w:r>
-      <w:proofErr w:type="spellEnd"/>
-      <w:r>
-        <w:rPr>
-          <w:rFonts w:cs="Times New Roman"/>
-          <w:color w:val="000000" w:themeColor="text1"/>
-        </w:rPr>
-        <w:t xml:space="preserve"> Spread </w:t>
-      </w:r>
-      <w:proofErr w:type="spellStart"/>
-      <w:r>
-        <w:rPr>
-          <w:rFonts w:cs="Times New Roman"/>
-          <w:color w:val="000000" w:themeColor="text1"/>
-        </w:rPr>
-        <w:t>Datase</w:t>
-      </w:r>
-      <w:r>
-        <w:rPr>
-          <w:rFonts w:cs="Times New Roman"/>
-          <w:color w:val="000000" w:themeColor="text1"/>
-        </w:rPr>
-        <w:t>t</w:t>
-      </w:r>
-      <w:proofErr w:type="spellEnd"/>
-      <w:r>
-        <w:rPr>
-          <w:rFonts w:cs="Times New Roman"/>
-          <w:color w:val="000000" w:themeColor="text1"/>
-        </w:rPr>
-        <w:t xml:space="preserve"> (CFSD)</w:t>
-      </w:r>
-      <w:r>
-        <w:rPr>
-          <w:rFonts w:cs="Times New Roman"/>
-          <w:color w:val="000000" w:themeColor="text1"/>
-        </w:rPr>
-        <w:t xml:space="preserve"> </w:t>
-      </w:r>
-      <w:r>
-        <w:rPr>
-          <w:rFonts w:cs="Times New Roman"/>
-          <w:color w:val="000000" w:themeColor="text1"/>
-        </w:rPr>
-        <w:fldChar w:fldCharType="begin"/>
-      </w:r>
-      <w:r>
-        <w:rPr>
-          <w:rFonts w:cs="Times New Roman"/>
-          <w:color w:val="000000" w:themeColor="text1"/>
-        </w:rPr>
-        <w:instrText xml:space="preserve"> REF _Ref211003510 \r \h </w:instrText>
-      </w:r>
-      <w:r>
-        <w:rPr>
-          <w:rFonts w:cs="Times New Roman"/>
-          <w:color w:val="000000" w:themeColor="text1"/>
-        </w:rPr>
-      </w:r>
-      <w:r>
-        <w:rPr>
-          <w:rFonts w:cs="Times New Roman"/>
-          <w:color w:val="000000" w:themeColor="text1"/>
-        </w:rPr>
-        <w:fldChar w:fldCharType="separate"/>
-      </w:r>
-      <w:r>
-        <w:rPr>
-          <w:rFonts w:cs="Times New Roman"/>
-          <w:color w:val="000000" w:themeColor="text1"/>
-        </w:rPr>
-        <w:t>[11]</w:t>
-      </w:r>
-      <w:r>
-        <w:rPr>
-          <w:rFonts w:cs="Times New Roman"/>
-          <w:color w:val="000000" w:themeColor="text1"/>
-        </w:rPr>
-        <w:fldChar w:fldCharType="end"/>
-      </w:r>
-      <w:r>
-        <w:rPr>
-          <w:rFonts w:cs="Times New Roman"/>
-          <w:color w:val="000000" w:themeColor="text1"/>
-        </w:rPr>
-        <w:t xml:space="preserve">. Sobre este recurso, se implementarán y evaluarán modelos predictivos como prueba de concepto, demostrando así el valor del </w:t>
-      </w:r>
-      <w:proofErr w:type="spellStart"/>
-      <w:r>
-        <w:rPr>
-          <w:rFonts w:cs="Times New Roman"/>
-          <w:color w:val="000000" w:themeColor="text1"/>
-        </w:rPr>
-        <w:t>dataset</w:t>
-      </w:r>
-      <w:proofErr w:type="spellEnd"/>
-      <w:r>
-        <w:rPr>
-          <w:rFonts w:cs="Times New Roman"/>
-          <w:color w:val="000000" w:themeColor="text1"/>
-        </w:rPr>
-        <w:t xml:space="preserve"> como pilar para el desarrollo de sistemas de alerta temprana.</w:t>
+        <w:t>. Sobre este recurso, se implementarán y evaluarán modelos predictivos como prueba de concepto, demostrando así el valor del dataset como pilar para el desarrollo de sistemas de alerta temprana.</w:t>
       </w:r>
     </w:p>
     <w:p>
@@ -3967,7 +3752,7 @@
     </w:p>
     <w:p>
       <w:pPr>
-        <w:pStyle w:val="Ttulo1"/>
+        <w:pStyle w:val="Heading1"/>
         <w:ind w:firstLine="0"/>
         <w:rPr>
           <w:rFonts w:ascii="Times New Roman" w:hAnsi="Times New Roman" w:cs="Times New Roman"/>
@@ -4134,55 +3919,7 @@
           <w:rFonts w:cs="Times New Roman"/>
           <w:color w:val="000000" w:themeColor="text1"/>
         </w:rPr>
-        <w:t xml:space="preserve">, en el que desarrollaron un modelo de estimación para la prevención de incendios forestales en Colombia. Este estudio empleó una combinación de datos históricos, meteorológicos, topográficos y socioeconómicos como entrada para modelos predictivos de Machine </w:t>
-      </w:r>
-      <w:proofErr w:type="spellStart"/>
-      <w:r>
-        <w:rPr>
-          <w:rFonts w:cs="Times New Roman"/>
-          <w:color w:val="000000" w:themeColor="text1"/>
-        </w:rPr>
-        <w:t>Learning</w:t>
-      </w:r>
-      <w:proofErr w:type="spellEnd"/>
-      <w:r>
-        <w:rPr>
-          <w:rFonts w:cs="Times New Roman"/>
-          <w:color w:val="000000" w:themeColor="text1"/>
-        </w:rPr>
-        <w:t xml:space="preserve">, específicamente </w:t>
-      </w:r>
-      <w:proofErr w:type="spellStart"/>
-      <w:r>
-        <w:rPr>
-          <w:rFonts w:cs="Times New Roman"/>
-          <w:color w:val="000000" w:themeColor="text1"/>
-        </w:rPr>
-        <w:t>Random</w:t>
-      </w:r>
-      <w:proofErr w:type="spellEnd"/>
-      <w:r>
-        <w:rPr>
-          <w:rFonts w:cs="Times New Roman"/>
-          <w:color w:val="000000" w:themeColor="text1"/>
-        </w:rPr>
-        <w:t xml:space="preserve"> Forest y Gaussian </w:t>
-      </w:r>
-      <w:proofErr w:type="spellStart"/>
-      <w:r>
-        <w:rPr>
-          <w:rFonts w:cs="Times New Roman"/>
-          <w:color w:val="000000" w:themeColor="text1"/>
-        </w:rPr>
-        <w:t>Naive</w:t>
-      </w:r>
-      <w:proofErr w:type="spellEnd"/>
-      <w:r>
-        <w:rPr>
-          <w:rFonts w:cs="Times New Roman"/>
-          <w:color w:val="000000" w:themeColor="text1"/>
-        </w:rPr>
-        <w:t xml:space="preserve"> Bayes, con el objetivo de evaluar su eficacia y proporcionar un marco valioso para investigaciones futuras.</w:t>
+        <w:t>, en el que desarrollaron un modelo de estimación para la prevención de incendios forestales en Colombia. Este estudio empleó una combinación de datos históricos, meteorológicos, topográficos y socioeconómicos como entrada para modelos predictivos de Machine Learning, específicamente Random Forest y Gaussian Naive Bayes, con el objetivo de evaluar su eficacia y proporcionar un marco valioso para investigaciones futuras.</w:t>
       </w:r>
     </w:p>
     <w:p>
@@ -4201,21 +3938,12 @@
         </w:rPr>
         <w:t xml:space="preserve">En el ámbito de las técnicas de modelado, </w:t>
       </w:r>
-      <w:proofErr w:type="spellStart"/>
-      <w:r>
-        <w:rPr>
-          <w:rFonts w:cs="Times New Roman"/>
-          <w:color w:val="000000" w:themeColor="text1"/>
-        </w:rPr>
-        <w:t>Liang</w:t>
-      </w:r>
-      <w:proofErr w:type="spellEnd"/>
-      <w:r>
-        <w:rPr>
-          <w:rFonts w:cs="Times New Roman"/>
-          <w:color w:val="000000" w:themeColor="text1"/>
-        </w:rPr>
-        <w:t xml:space="preserve"> et al. (2019)</w:t>
+      <w:r>
+        <w:rPr>
+          <w:rFonts w:cs="Times New Roman"/>
+          <w:color w:val="000000" w:themeColor="text1"/>
+        </w:rPr>
+        <w:t>Liang et al. (2019)</w:t>
       </w:r>
       <w:r>
         <w:rPr>
@@ -4270,126 +3998,14 @@
           <w:rFonts w:cs="Times New Roman"/>
           <w:color w:val="000000" w:themeColor="text1"/>
         </w:rPr>
-        <w:t xml:space="preserve"> utilizó una red neuronal recurrente (RNN) de tipo LSTM (Long Short-</w:t>
-      </w:r>
-      <w:proofErr w:type="spellStart"/>
-      <w:r>
-        <w:rPr>
-          <w:rFonts w:cs="Times New Roman"/>
-          <w:color w:val="000000" w:themeColor="text1"/>
-        </w:rPr>
-        <w:t>Term</w:t>
-      </w:r>
-      <w:proofErr w:type="spellEnd"/>
-      <w:r>
-        <w:rPr>
-          <w:rFonts w:cs="Times New Roman"/>
-          <w:color w:val="000000" w:themeColor="text1"/>
-        </w:rPr>
-        <w:t xml:space="preserve"> </w:t>
-      </w:r>
-      <w:proofErr w:type="spellStart"/>
-      <w:r>
-        <w:rPr>
-          <w:rFonts w:cs="Times New Roman"/>
-          <w:color w:val="000000" w:themeColor="text1"/>
-        </w:rPr>
-        <w:t>Memory</w:t>
-      </w:r>
-      <w:proofErr w:type="spellEnd"/>
-      <w:r>
-        <w:rPr>
-          <w:rFonts w:cs="Times New Roman"/>
-          <w:color w:val="000000" w:themeColor="text1"/>
-        </w:rPr>
-        <w:t xml:space="preserve">) para predecir la escala de incendios. Es de particular interés que su modelo se nutrió de registros históricos de focos de incendio y 11 variables meteorológicas, fuentes de información análogas a las que proveen servicios como NASA FIRMS </w:t>
-      </w:r>
-      <w:r>
-        <w:rPr>
-          <w:rFonts w:cs="Times New Roman"/>
-          <w:color w:val="000000" w:themeColor="text1"/>
-        </w:rPr>
-        <w:t>(</w:t>
-      </w:r>
-      <w:proofErr w:type="spellStart"/>
-      <w:r>
-        <w:rPr>
-          <w:rFonts w:cs="Times New Roman"/>
-          <w:color w:val="000000" w:themeColor="text1"/>
-        </w:rPr>
-        <w:t>Fire</w:t>
-      </w:r>
-      <w:proofErr w:type="spellEnd"/>
-      <w:r>
-        <w:rPr>
-          <w:rFonts w:cs="Times New Roman"/>
-          <w:color w:val="000000" w:themeColor="text1"/>
-        </w:rPr>
-        <w:t xml:space="preserve"> </w:t>
-      </w:r>
-      <w:proofErr w:type="spellStart"/>
-      <w:r>
-        <w:rPr>
-          <w:rFonts w:cs="Times New Roman"/>
-          <w:color w:val="000000" w:themeColor="text1"/>
-        </w:rPr>
-        <w:t>Information</w:t>
-      </w:r>
-      <w:proofErr w:type="spellEnd"/>
-      <w:r>
-        <w:rPr>
-          <w:rFonts w:cs="Times New Roman"/>
-          <w:color w:val="000000" w:themeColor="text1"/>
-        </w:rPr>
-        <w:t xml:space="preserve"> </w:t>
-      </w:r>
-      <w:proofErr w:type="spellStart"/>
-      <w:r>
-        <w:rPr>
-          <w:rFonts w:cs="Times New Roman"/>
-          <w:color w:val="000000" w:themeColor="text1"/>
-        </w:rPr>
-        <w:t>for</w:t>
-      </w:r>
-      <w:proofErr w:type="spellEnd"/>
-      <w:r>
-        <w:rPr>
-          <w:rFonts w:cs="Times New Roman"/>
-          <w:color w:val="000000" w:themeColor="text1"/>
-        </w:rPr>
-        <w:t xml:space="preserve"> </w:t>
-      </w:r>
-      <w:proofErr w:type="spellStart"/>
-      <w:r>
-        <w:rPr>
-          <w:rFonts w:cs="Times New Roman"/>
-          <w:color w:val="000000" w:themeColor="text1"/>
-        </w:rPr>
-        <w:t>Resource</w:t>
-      </w:r>
-      <w:proofErr w:type="spellEnd"/>
-      <w:r>
-        <w:rPr>
-          <w:rFonts w:cs="Times New Roman"/>
-          <w:color w:val="000000" w:themeColor="text1"/>
-        </w:rPr>
-        <w:t xml:space="preserve"> Management </w:t>
-      </w:r>
-      <w:proofErr w:type="spellStart"/>
-      <w:r>
-        <w:rPr>
-          <w:rFonts w:cs="Times New Roman"/>
-          <w:color w:val="000000" w:themeColor="text1"/>
-        </w:rPr>
-        <w:t>System</w:t>
-      </w:r>
-      <w:proofErr w:type="spellEnd"/>
-      <w:r>
-        <w:rPr>
-          <w:rFonts w:cs="Times New Roman"/>
-          <w:color w:val="000000" w:themeColor="text1"/>
-        </w:rPr>
-        <w:t>)</w:t>
+        <w:t xml:space="preserve"> utilizó una red neuronal recurrente (RNN) de tipo LSTM (Long Short-Term Memory) para predecir la escala de incendios. Es de particular interés que su modelo se nutrió de registros históricos de focos de incendio y 11 variables meteorológicas, fuentes de información análogas a las que proveen servicios como NASA FIRMS </w:t>
+      </w:r>
+      <w:r>
+        <w:rPr>
+          <w:rFonts w:cs="Times New Roman"/>
+          <w:color w:val="000000" w:themeColor="text1"/>
+        </w:rPr>
+        <w:t>(Fire Information for Resource Management System)</w:t>
       </w:r>
       <w:r>
         <w:rPr>
@@ -4523,23 +4139,7 @@
           <w:rFonts w:cs="Times New Roman"/>
           <w:color w:val="000000" w:themeColor="text1"/>
         </w:rPr>
-        <w:t xml:space="preserve">Los </w:t>
-      </w:r>
-      <w:proofErr w:type="spellStart"/>
-      <w:r>
-        <w:rPr>
-          <w:rFonts w:cs="Times New Roman"/>
-          <w:color w:val="000000" w:themeColor="text1"/>
-        </w:rPr>
-        <w:t>articulos</w:t>
-      </w:r>
-      <w:proofErr w:type="spellEnd"/>
-      <w:r>
-        <w:rPr>
-          <w:rFonts w:cs="Times New Roman"/>
-          <w:color w:val="000000" w:themeColor="text1"/>
-        </w:rPr>
-        <w:t xml:space="preserve"> Jain et al. (2020) </w:t>
+        <w:t xml:space="preserve">Los articulos Jain et al. (2020) </w:t>
       </w:r>
       <w:r>
         <w:rPr>
@@ -4649,23 +4249,7 @@
           <w:rFonts w:cs="Times New Roman"/>
           <w:color w:val="000000" w:themeColor="text1"/>
         </w:rPr>
-        <w:t xml:space="preserve"> presentan una revisión de modelos de Machine </w:t>
-      </w:r>
-      <w:proofErr w:type="spellStart"/>
-      <w:r>
-        <w:rPr>
-          <w:rFonts w:cs="Times New Roman"/>
-          <w:color w:val="000000" w:themeColor="text1"/>
-        </w:rPr>
-        <w:t>Learning</w:t>
-      </w:r>
-      <w:proofErr w:type="spellEnd"/>
-      <w:r>
-        <w:rPr>
-          <w:rFonts w:cs="Times New Roman"/>
-          <w:color w:val="000000" w:themeColor="text1"/>
-        </w:rPr>
-        <w:t xml:space="preserve"> con aplicación en el tema. El primero de ellos hace un análisis comparativo entre diferentes modelos de ML y brinda ejemplos de aplicación en distintos objetivos relacionados a la problemática mientras que el segundo brinda otro ejemplo de implementación y rendimiento en modelos de ML aplicados.</w:t>
+        <w:t xml:space="preserve"> presentan una revisión de modelos de Machine Learning con aplicación en el tema. El primero de ellos hace un análisis comparativo entre diferentes modelos de ML y brinda ejemplos de aplicación en distintos objetivos relacionados a la problemática mientras que el segundo brinda otro ejemplo de implementación y rendimiento en modelos de ML aplicados.</w:t>
       </w:r>
     </w:p>
     <w:p>
@@ -4792,28 +4376,12 @@
           <w:rFonts w:cs="Times New Roman"/>
           <w:color w:val="000000" w:themeColor="text1"/>
         </w:rPr>
-        <w:t xml:space="preserve">ejemplifican el desarrollo de modelos predictivos dentro del territorio nacional argentino, en Córdoba y Pinamar, respectivamente. Si bien son trabajos de alcance acotado, comparten el espíritu central de esta investigación: aprovechar el poder del Machine </w:t>
-      </w:r>
-      <w:proofErr w:type="spellStart"/>
-      <w:r>
-        <w:rPr>
-          <w:rFonts w:cs="Times New Roman"/>
-          <w:color w:val="000000" w:themeColor="text1"/>
-        </w:rPr>
-        <w:t>Learning</w:t>
-      </w:r>
-      <w:proofErr w:type="spellEnd"/>
-      <w:r>
-        <w:rPr>
-          <w:rFonts w:cs="Times New Roman"/>
-          <w:color w:val="000000" w:themeColor="text1"/>
-        </w:rPr>
-        <w:t xml:space="preserve"> para predecir y gestionar el riesgo de incendios forestales.</w:t>
-      </w:r>
-    </w:p>
-    <w:p>
-      <w:pPr>
-        <w:pStyle w:val="Ttulo1"/>
+        <w:t>ejemplifican el desarrollo de modelos predictivos dentro del territorio nacional argentino, en Córdoba y Pinamar, respectivamente. Si bien son trabajos de alcance acotado, comparten el espíritu central de esta investigación: aprovechar el poder del Machine Learning para predecir y gestionar el riesgo de incendios forestales.</w:t>
+      </w:r>
+    </w:p>
+    <w:p>
+      <w:pPr>
+        <w:pStyle w:val="Heading1"/>
         <w:ind w:firstLine="0"/>
         <w:jc w:val="both"/>
         <w:rPr>
@@ -4846,28 +4414,12 @@
           <w:rFonts w:cs="Times New Roman"/>
           <w:color w:val="000000" w:themeColor="text1"/>
         </w:rPr>
-        <w:t xml:space="preserve">El </w:t>
-      </w:r>
-      <w:proofErr w:type="spellStart"/>
-      <w:r>
-        <w:rPr>
-          <w:rFonts w:cs="Times New Roman"/>
-          <w:color w:val="000000" w:themeColor="text1"/>
-        </w:rPr>
-        <w:t>dataset</w:t>
-      </w:r>
-      <w:proofErr w:type="spellEnd"/>
-      <w:r>
-        <w:rPr>
-          <w:rFonts w:cs="Times New Roman"/>
-          <w:color w:val="000000" w:themeColor="text1"/>
-        </w:rPr>
-        <w:t xml:space="preserve"> desarrollado en este trabajo se construyó a partir de dos fuentes de datos principales. Ambas proveen información obtenida mediante teledetección satelital, complementada con técnicas de modelado y asimilación que mejoran la precisión de las observaciones.</w:t>
-      </w:r>
-    </w:p>
-    <w:p>
-      <w:pPr>
-        <w:pStyle w:val="Ttulo2"/>
+        <w:t>El dataset desarrollado en este trabajo se construyó a partir de dos fuentes de datos principales. Ambas proveen información obtenida mediante teledetección satelital, complementada con técnicas de modelado y asimilación que mejoran la precisión de las observaciones.</w:t>
+      </w:r>
+    </w:p>
+    <w:p>
+      <w:pPr>
+        <w:pStyle w:val="Heading2"/>
         <w:ind w:firstLine="0"/>
         <w:jc w:val="both"/>
         <w:rPr>
@@ -4927,46 +4479,14 @@
           <w:rFonts w:cs="Times New Roman"/>
           <w:color w:val="000000" w:themeColor="text1"/>
         </w:rPr>
-        <w:t xml:space="preserve"> (</w:t>
-      </w:r>
-      <w:proofErr w:type="spellStart"/>
-      <w:r>
-        <w:rPr>
-          <w:rFonts w:cs="Times New Roman"/>
-          <w:color w:val="000000" w:themeColor="text1"/>
-        </w:rPr>
-        <w:t>Climate</w:t>
-      </w:r>
-      <w:proofErr w:type="spellEnd"/>
-      <w:r>
-        <w:rPr>
-          <w:rFonts w:cs="Times New Roman"/>
-          <w:color w:val="000000" w:themeColor="text1"/>
-        </w:rPr>
-        <w:t xml:space="preserve"> Data Store, CDS)</w:t>
-      </w:r>
-      <w:r>
-        <w:rPr>
-          <w:rFonts w:cs="Times New Roman"/>
-          <w:color w:val="000000" w:themeColor="text1"/>
-        </w:rPr>
-        <w:t xml:space="preserve"> del proyecto </w:t>
-      </w:r>
-      <w:proofErr w:type="spellStart"/>
-      <w:r>
-        <w:rPr>
-          <w:rFonts w:cs="Times New Roman"/>
-          <w:color w:val="000000" w:themeColor="text1"/>
-        </w:rPr>
-        <w:t>Copernicus</w:t>
-      </w:r>
-      <w:proofErr w:type="spellEnd"/>
-      <w:r>
-        <w:rPr>
-          <w:rFonts w:cs="Times New Roman"/>
-          <w:color w:val="000000" w:themeColor="text1"/>
-        </w:rPr>
-        <w:t xml:space="preserve"> de la Unión Europea</w:t>
+        <w:t xml:space="preserve"> (Climate Data Store, CDS)</w:t>
+      </w:r>
+      <w:r>
+        <w:rPr>
+          <w:rFonts w:cs="Times New Roman"/>
+          <w:color w:val="000000" w:themeColor="text1"/>
+        </w:rPr>
+        <w:t xml:space="preserve"> del proyecto Copernicus de la Unión Europea</w:t>
       </w:r>
       <w:r>
         <w:rPr>
@@ -5068,21 +4588,12 @@
         </w:rPr>
         <w:t xml:space="preserve"> global, producido por el Centro Europeo de Pronósticos Meteorológicos a Medio Plazo (ECMWF), que proporciona una descripción consistente y detallada de las variables de la superficie terrestre desde 1950 hasta casi en tiempo real. Se genera mediante la ejecución retroactiva del modelo numérico de la tierra del ECMWF (HTESSEL, por sus siglas en inglés) utilizando como entrada las observaciones meteorológicas asimiladas </w:t>
       </w:r>
-      <w:proofErr w:type="gramStart"/>
-      <w:r>
-        <w:rPr>
-          <w:rFonts w:cs="Times New Roman"/>
-          <w:color w:val="000000" w:themeColor="text1"/>
-        </w:rPr>
-        <w:t>del reanálisis</w:t>
-      </w:r>
-      <w:proofErr w:type="gramEnd"/>
-      <w:r>
-        <w:rPr>
-          <w:rFonts w:cs="Times New Roman"/>
-          <w:color w:val="000000" w:themeColor="text1"/>
-        </w:rPr>
-        <w:t xml:space="preserve"> de </w:t>
+      <w:r>
+        <w:rPr>
+          <w:rFonts w:cs="Times New Roman"/>
+          <w:color w:val="000000" w:themeColor="text1"/>
+        </w:rPr>
+        <w:t xml:space="preserve">del reanálisis de </w:t>
       </w:r>
       <w:r>
         <w:rPr>
@@ -5488,33 +4999,7 @@
                 <w:lang w:eastAsia="es-AR"/>
                 <w14:ligatures w14:val="none"/>
               </w:rPr>
-              <w:t xml:space="preserve">Servicio de Cambio Climático de </w:t>
-            </w:r>
-            <w:proofErr w:type="spellStart"/>
-            <w:r>
-              <w:rPr>
-                <w:rFonts w:ascii="Aptos Narrow" w:eastAsia="Times New Roman" w:hAnsi="Aptos Narrow" w:cs="Times New Roman"/>
-                <w:color w:val="000000"/>
-                <w:kern w:val="0"/>
-                <w:sz w:val="16"/>
-                <w:szCs w:val="16"/>
-                <w:lang w:eastAsia="es-AR"/>
-                <w14:ligatures w14:val="none"/>
-              </w:rPr>
-              <w:t>Copernicus</w:t>
-            </w:r>
-            <w:proofErr w:type="spellEnd"/>
-            <w:r>
-              <w:rPr>
-                <w:rFonts w:ascii="Aptos Narrow" w:eastAsia="Times New Roman" w:hAnsi="Aptos Narrow" w:cs="Times New Roman"/>
-                <w:color w:val="000000"/>
-                <w:kern w:val="0"/>
-                <w:sz w:val="16"/>
-                <w:szCs w:val="16"/>
-                <w:lang w:eastAsia="es-AR"/>
-                <w14:ligatures w14:val="none"/>
-              </w:rPr>
-              <w:t xml:space="preserve"> (C3S)</w:t>
+              <w:t>Servicio de Cambio Climático de Copernicus (C3S)</w:t>
             </w:r>
           </w:p>
         </w:tc>
@@ -6050,7 +5535,6 @@
                 <w14:ligatures w14:val="none"/>
               </w:rPr>
             </w:pPr>
-            <w:proofErr w:type="spellStart"/>
             <w:r>
               <w:rPr>
                 <w:rFonts w:ascii="Aptos Narrow" w:eastAsia="Times New Roman" w:hAnsi="Aptos Narrow" w:cs="Times New Roman"/>
@@ -6075,7 +5559,6 @@
               </w:rPr>
               <w:t>-ejecución</w:t>
             </w:r>
-            <w:proofErr w:type="spellEnd"/>
             <w:r>
               <w:rPr>
                 <w:rFonts w:ascii="Aptos Narrow" w:eastAsia="Times New Roman" w:hAnsi="Aptos Narrow" w:cs="Times New Roman"/>
@@ -6086,33 +5569,7 @@
                 <w:lang w:eastAsia="es-AR"/>
                 <w14:ligatures w14:val="none"/>
               </w:rPr>
-              <w:t xml:space="preserve"> del modelo de superficie terrestre HTESSEL del ECMWF, forzado por las condiciones meteorológicas </w:t>
-            </w:r>
-            <w:proofErr w:type="gramStart"/>
-            <w:r>
-              <w:rPr>
-                <w:rFonts w:ascii="Aptos Narrow" w:eastAsia="Times New Roman" w:hAnsi="Aptos Narrow" w:cs="Times New Roman"/>
-                <w:color w:val="000000"/>
-                <w:kern w:val="0"/>
-                <w:sz w:val="16"/>
-                <w:szCs w:val="16"/>
-                <w:lang w:eastAsia="es-AR"/>
-                <w14:ligatures w14:val="none"/>
-              </w:rPr>
-              <w:t>del reanálisis</w:t>
-            </w:r>
-            <w:proofErr w:type="gramEnd"/>
-            <w:r>
-              <w:rPr>
-                <w:rFonts w:ascii="Aptos Narrow" w:eastAsia="Times New Roman" w:hAnsi="Aptos Narrow" w:cs="Times New Roman"/>
-                <w:color w:val="000000"/>
-                <w:kern w:val="0"/>
-                <w:sz w:val="16"/>
-                <w:szCs w:val="16"/>
-                <w:lang w:eastAsia="es-AR"/>
-                <w14:ligatures w14:val="none"/>
-              </w:rPr>
-              <w:t xml:space="preserve"> ERA5.</w:t>
+              <w:t xml:space="preserve"> del modelo de superficie terrestre HTESSEL del ECMWF, forzado por las condiciones meteorológicas del reanálisis ERA5.</w:t>
             </w:r>
           </w:p>
         </w:tc>
@@ -7475,7 +6932,7 @@
     </w:tbl>
     <w:p>
       <w:pPr>
-        <w:pStyle w:val="Descripcin"/>
+        <w:pStyle w:val="Caption"/>
         <w:ind w:firstLine="0"/>
         <w:jc w:val="center"/>
         <w:rPr>
@@ -7487,7 +6944,7 @@
     </w:p>
     <w:p>
       <w:pPr>
-        <w:pStyle w:val="Descripcin"/>
+        <w:pStyle w:val="Caption"/>
         <w:ind w:firstLine="0"/>
         <w:jc w:val="center"/>
         <w:rPr>
@@ -7678,7 +7135,7 @@
     </w:p>
     <w:p>
       <w:pPr>
-        <w:pStyle w:val="Ttulo2"/>
+        <w:pStyle w:val="Heading2"/>
         <w:ind w:firstLine="0"/>
         <w:rPr>
           <w:rFonts w:ascii="Times New Roman" w:hAnsi="Times New Roman" w:cs="Times New Roman"/>
@@ -8202,7 +7659,6 @@
                 <w14:ligatures w14:val="none"/>
               </w:rPr>
             </w:pPr>
-            <w:proofErr w:type="spellStart"/>
             <w:r>
               <w:rPr>
                 <w:rFonts w:ascii="Aptos Narrow" w:eastAsia="Times New Roman" w:hAnsi="Aptos Narrow" w:cs="Times New Roman"/>
@@ -8213,20 +7669,7 @@
                 <w:lang w:eastAsia="es-AR"/>
                 <w14:ligatures w14:val="none"/>
               </w:rPr>
-              <w:t>Suomi</w:t>
-            </w:r>
-            <w:proofErr w:type="spellEnd"/>
-            <w:r>
-              <w:rPr>
-                <w:rFonts w:ascii="Aptos Narrow" w:eastAsia="Times New Roman" w:hAnsi="Aptos Narrow" w:cs="Times New Roman"/>
-                <w:color w:val="000000"/>
-                <w:kern w:val="0"/>
-                <w:sz w:val="16"/>
-                <w:szCs w:val="16"/>
-                <w:lang w:eastAsia="es-AR"/>
-                <w14:ligatures w14:val="none"/>
-              </w:rPr>
-              <w:t xml:space="preserve"> NPP</w:t>
+              <w:t>Suomi NPP</w:t>
             </w:r>
           </w:p>
         </w:tc>
@@ -8776,7 +8219,6 @@
                 <w14:ligatures w14:val="none"/>
               </w:rPr>
             </w:pPr>
-            <w:proofErr w:type="spellStart"/>
             <w:r>
               <w:rPr>
                 <w:rFonts w:ascii="Aptos Narrow" w:eastAsia="Times New Roman" w:hAnsi="Aptos Narrow" w:cs="Times New Roman"/>
@@ -8789,7 +8231,6 @@
               </w:rPr>
               <w:t>Heliosíncrona</w:t>
             </w:r>
-            <w:proofErr w:type="spellEnd"/>
           </w:p>
         </w:tc>
         <w:tc>
@@ -8819,7 +8260,6 @@
                 <w14:ligatures w14:val="none"/>
               </w:rPr>
             </w:pPr>
-            <w:proofErr w:type="spellStart"/>
             <w:r>
               <w:rPr>
                 <w:rFonts w:ascii="Aptos Narrow" w:eastAsia="Times New Roman" w:hAnsi="Aptos Narrow" w:cs="Times New Roman"/>
@@ -8832,7 +8272,6 @@
               </w:rPr>
               <w:t>Heliosíncrona</w:t>
             </w:r>
-            <w:proofErr w:type="spellEnd"/>
           </w:p>
         </w:tc>
         <w:tc>
@@ -8862,7 +8301,6 @@
                 <w14:ligatures w14:val="none"/>
               </w:rPr>
             </w:pPr>
-            <w:proofErr w:type="spellStart"/>
             <w:r>
               <w:rPr>
                 <w:rFonts w:ascii="Aptos Narrow" w:eastAsia="Times New Roman" w:hAnsi="Aptos Narrow" w:cs="Times New Roman"/>
@@ -8875,7 +8313,6 @@
               </w:rPr>
               <w:t>Heliosíncrona</w:t>
             </w:r>
-            <w:proofErr w:type="spellEnd"/>
           </w:p>
         </w:tc>
         <w:tc>
@@ -8905,7 +8342,6 @@
                 <w14:ligatures w14:val="none"/>
               </w:rPr>
             </w:pPr>
-            <w:proofErr w:type="spellStart"/>
             <w:r>
               <w:rPr>
                 <w:rFonts w:ascii="Aptos Narrow" w:eastAsia="Times New Roman" w:hAnsi="Aptos Narrow" w:cs="Times New Roman"/>
@@ -8918,7 +8354,6 @@
               </w:rPr>
               <w:t>Heliosíncrona</w:t>
             </w:r>
-            <w:proofErr w:type="spellEnd"/>
           </w:p>
         </w:tc>
       </w:tr>
@@ -9518,59 +8953,7 @@
                 <w:lang w:eastAsia="es-AR"/>
                 <w14:ligatures w14:val="none"/>
               </w:rPr>
-              <w:t>375 m (I-</w:t>
-            </w:r>
-            <w:proofErr w:type="spellStart"/>
-            <w:r>
-              <w:rPr>
-                <w:rFonts w:ascii="Aptos Narrow" w:eastAsia="Times New Roman" w:hAnsi="Aptos Narrow" w:cs="Times New Roman"/>
-                <w:color w:val="000000"/>
-                <w:kern w:val="0"/>
-                <w:sz w:val="16"/>
-                <w:szCs w:val="16"/>
-                <w:lang w:eastAsia="es-AR"/>
-                <w14:ligatures w14:val="none"/>
-              </w:rPr>
-              <w:t>bands</w:t>
-            </w:r>
-            <w:proofErr w:type="spellEnd"/>
-            <w:r>
-              <w:rPr>
-                <w:rFonts w:ascii="Aptos Narrow" w:eastAsia="Times New Roman" w:hAnsi="Aptos Narrow" w:cs="Times New Roman"/>
-                <w:color w:val="000000"/>
-                <w:kern w:val="0"/>
-                <w:sz w:val="16"/>
-                <w:szCs w:val="16"/>
-                <w:lang w:eastAsia="es-AR"/>
-                <w14:ligatures w14:val="none"/>
-              </w:rPr>
-              <w:t>), 750 m (M-</w:t>
-            </w:r>
-            <w:proofErr w:type="spellStart"/>
-            <w:r>
-              <w:rPr>
-                <w:rFonts w:ascii="Aptos Narrow" w:eastAsia="Times New Roman" w:hAnsi="Aptos Narrow" w:cs="Times New Roman"/>
-                <w:color w:val="000000"/>
-                <w:kern w:val="0"/>
-                <w:sz w:val="16"/>
-                <w:szCs w:val="16"/>
-                <w:lang w:eastAsia="es-AR"/>
-                <w14:ligatures w14:val="none"/>
-              </w:rPr>
-              <w:t>bands</w:t>
-            </w:r>
-            <w:proofErr w:type="spellEnd"/>
-            <w:r>
-              <w:rPr>
-                <w:rFonts w:ascii="Aptos Narrow" w:eastAsia="Times New Roman" w:hAnsi="Aptos Narrow" w:cs="Times New Roman"/>
-                <w:color w:val="000000"/>
-                <w:kern w:val="0"/>
-                <w:sz w:val="16"/>
-                <w:szCs w:val="16"/>
-                <w:lang w:eastAsia="es-AR"/>
-                <w14:ligatures w14:val="none"/>
-              </w:rPr>
-              <w:t>)</w:t>
+              <w:t>375 m (I-bands), 750 m (M-bands)</w:t>
             </w:r>
           </w:p>
         </w:tc>
@@ -9611,59 +8994,7 @@
                 <w:lang w:eastAsia="es-AR"/>
                 <w14:ligatures w14:val="none"/>
               </w:rPr>
-              <w:t>375 m (I-</w:t>
-            </w:r>
-            <w:proofErr w:type="spellStart"/>
-            <w:r>
-              <w:rPr>
-                <w:rFonts w:ascii="Aptos Narrow" w:eastAsia="Times New Roman" w:hAnsi="Aptos Narrow" w:cs="Times New Roman"/>
-                <w:color w:val="000000"/>
-                <w:kern w:val="0"/>
-                <w:sz w:val="16"/>
-                <w:szCs w:val="16"/>
-                <w:lang w:eastAsia="es-AR"/>
-                <w14:ligatures w14:val="none"/>
-              </w:rPr>
-              <w:t>bands</w:t>
-            </w:r>
-            <w:proofErr w:type="spellEnd"/>
-            <w:r>
-              <w:rPr>
-                <w:rFonts w:ascii="Aptos Narrow" w:eastAsia="Times New Roman" w:hAnsi="Aptos Narrow" w:cs="Times New Roman"/>
-                <w:color w:val="000000"/>
-                <w:kern w:val="0"/>
-                <w:sz w:val="16"/>
-                <w:szCs w:val="16"/>
-                <w:lang w:eastAsia="es-AR"/>
-                <w14:ligatures w14:val="none"/>
-              </w:rPr>
-              <w:t>), 750 m (M-</w:t>
-            </w:r>
-            <w:proofErr w:type="spellStart"/>
-            <w:r>
-              <w:rPr>
-                <w:rFonts w:ascii="Aptos Narrow" w:eastAsia="Times New Roman" w:hAnsi="Aptos Narrow" w:cs="Times New Roman"/>
-                <w:color w:val="000000"/>
-                <w:kern w:val="0"/>
-                <w:sz w:val="16"/>
-                <w:szCs w:val="16"/>
-                <w:lang w:eastAsia="es-AR"/>
-                <w14:ligatures w14:val="none"/>
-              </w:rPr>
-              <w:t>bands</w:t>
-            </w:r>
-            <w:proofErr w:type="spellEnd"/>
-            <w:r>
-              <w:rPr>
-                <w:rFonts w:ascii="Aptos Narrow" w:eastAsia="Times New Roman" w:hAnsi="Aptos Narrow" w:cs="Times New Roman"/>
-                <w:color w:val="000000"/>
-                <w:kern w:val="0"/>
-                <w:sz w:val="16"/>
-                <w:szCs w:val="16"/>
-                <w:lang w:eastAsia="es-AR"/>
-                <w14:ligatures w14:val="none"/>
-              </w:rPr>
-              <w:t>)</w:t>
+              <w:t>375 m (I-bands), 750 m (M-bands)</w:t>
             </w:r>
           </w:p>
         </w:tc>
@@ -10313,33 +9644,7 @@
                 <w:lang w:eastAsia="es-AR"/>
                 <w14:ligatures w14:val="none"/>
               </w:rPr>
-              <w:t xml:space="preserve">Monitoreo ambiental y climático, meteorología, océano, tierra, </w:t>
-            </w:r>
-            <w:proofErr w:type="spellStart"/>
-            <w:r>
-              <w:rPr>
-                <w:rFonts w:ascii="Aptos Narrow" w:eastAsia="Times New Roman" w:hAnsi="Aptos Narrow" w:cs="Times New Roman"/>
-                <w:color w:val="000000"/>
-                <w:kern w:val="0"/>
-                <w:sz w:val="16"/>
-                <w:szCs w:val="16"/>
-                <w:lang w:eastAsia="es-AR"/>
-                <w14:ligatures w14:val="none"/>
-              </w:rPr>
-              <w:t>criosfera</w:t>
-            </w:r>
-            <w:proofErr w:type="spellEnd"/>
-            <w:r>
-              <w:rPr>
-                <w:rFonts w:ascii="Aptos Narrow" w:eastAsia="Times New Roman" w:hAnsi="Aptos Narrow" w:cs="Times New Roman"/>
-                <w:color w:val="000000"/>
-                <w:kern w:val="0"/>
-                <w:sz w:val="16"/>
-                <w:szCs w:val="16"/>
-                <w:lang w:eastAsia="es-AR"/>
-                <w14:ligatures w14:val="none"/>
-              </w:rPr>
-              <w:t>, incendios.</w:t>
+              <w:t>Monitoreo ambiental y climático, meteorología, océano, tierra, criosfera, incendios.</w:t>
             </w:r>
           </w:p>
         </w:tc>
@@ -10389,7 +9694,7 @@
     </w:tbl>
     <w:p>
       <w:pPr>
-        <w:pStyle w:val="Descripcin"/>
+        <w:pStyle w:val="Caption"/>
         <w:ind w:firstLine="0"/>
         <w:jc w:val="center"/>
         <w:rPr>
@@ -10401,7 +9706,7 @@
     </w:p>
     <w:p>
       <w:pPr>
-        <w:pStyle w:val="Descripcin"/>
+        <w:pStyle w:val="Caption"/>
         <w:ind w:firstLine="0"/>
         <w:jc w:val="center"/>
         <w:rPr>
@@ -10511,23 +9816,7 @@
           <w:rFonts w:cs="Times New Roman"/>
           <w:color w:val="000000" w:themeColor="text1"/>
         </w:rPr>
-        <w:t xml:space="preserve">) es ideal para observar condiciones despejadas, mientras que AQUA, </w:t>
-      </w:r>
-      <w:proofErr w:type="spellStart"/>
-      <w:r>
-        <w:rPr>
-          <w:rFonts w:cs="Times New Roman"/>
-          <w:color w:val="000000" w:themeColor="text1"/>
-        </w:rPr>
-        <w:t>Suomi</w:t>
-      </w:r>
-      <w:proofErr w:type="spellEnd"/>
-      <w:r>
-        <w:rPr>
-          <w:rFonts w:cs="Times New Roman"/>
-          <w:color w:val="000000" w:themeColor="text1"/>
-        </w:rPr>
-        <w:t xml:space="preserve"> NPP y NOAA-20 (</w:t>
+        <w:t>) es ideal para observar condiciones despejadas, mientras que AQUA, Suomi NPP y NOAA-20 (</w:t>
       </w:r>
       <w:r>
         <w:rPr>
@@ -10553,7 +9842,7 @@
     </w:p>
     <w:p>
       <w:pPr>
-        <w:pStyle w:val="Ttulo1"/>
+        <w:pStyle w:val="Heading1"/>
         <w:ind w:firstLine="0"/>
         <w:rPr>
           <w:rFonts w:ascii="Times New Roman" w:hAnsi="Times New Roman" w:cs="Times New Roman"/>
@@ -10637,7 +9926,7 @@
     </w:p>
     <w:p>
       <w:pPr>
-        <w:pStyle w:val="Ttulo2"/>
+        <w:pStyle w:val="Heading2"/>
         <w:ind w:firstLine="0"/>
         <w:rPr>
           <w:rFonts w:ascii="Times New Roman" w:hAnsi="Times New Roman" w:cs="Times New Roman"/>
@@ -10695,35 +9984,11 @@
         <w:t>incorporación de variables calculadas</w:t>
       </w:r>
       <w:r>
-        <w:t xml:space="preserve">: se utilizan los valores base para calcular el conjunto de variables derivadas que componen el </w:t>
-      </w:r>
-      <w:proofErr w:type="spellStart"/>
-      <w:r>
-        <w:t>Fire</w:t>
-      </w:r>
-      <w:proofErr w:type="spellEnd"/>
+        <w:t>: se utilizan los valores base para calcular el conjunto de variables derivadas que componen el Fire Weather Index (FWI)</w:t>
+      </w:r>
       <w:r>
         <w:t xml:space="preserve"> </w:t>
       </w:r>
-      <w:proofErr w:type="spellStart"/>
-      <w:r>
-        <w:t>Weather</w:t>
-      </w:r>
-      <w:proofErr w:type="spellEnd"/>
-      <w:r>
-        <w:t xml:space="preserve"> </w:t>
-      </w:r>
-      <w:proofErr w:type="spellStart"/>
-      <w:r>
-        <w:t>Index</w:t>
-      </w:r>
-      <w:proofErr w:type="spellEnd"/>
-      <w:r>
-        <w:t xml:space="preserve"> (FWI)</w:t>
-      </w:r>
-      <w:r>
-        <w:t xml:space="preserve"> </w:t>
-      </w:r>
       <w:r>
         <w:fldChar w:fldCharType="begin"/>
       </w:r>
@@ -10745,7 +10010,7 @@
     </w:p>
     <w:p>
       <w:pPr>
-        <w:pStyle w:val="Ttulo3"/>
+        <w:pStyle w:val="Heading3"/>
         <w:ind w:firstLine="0"/>
         <w:jc w:val="both"/>
         <w:rPr>
@@ -10753,21 +10018,12 @@
         </w:rPr>
       </w:pPr>
       <w:bookmarkStart w:id="8" w:name="_Toc214639911"/>
-      <w:proofErr w:type="spellStart"/>
-      <w:r>
-        <w:rPr>
-          <w:color w:val="000000" w:themeColor="text1"/>
-        </w:rPr>
-        <w:t>Fire</w:t>
-      </w:r>
-      <w:proofErr w:type="spellEnd"/>
-      <w:r>
-        <w:rPr>
-          <w:color w:val="000000" w:themeColor="text1"/>
-        </w:rPr>
-        <w:t xml:space="preserve"> </w:t>
-      </w:r>
-      <w:proofErr w:type="spellStart"/>
+      <w:r>
+        <w:rPr>
+          <w:color w:val="000000" w:themeColor="text1"/>
+        </w:rPr>
+        <w:t xml:space="preserve">Fire </w:t>
+      </w:r>
       <w:r>
         <w:rPr>
           <w:color w:val="000000" w:themeColor="text1"/>
@@ -10778,16 +10034,8 @@
         <w:rPr>
           <w:color w:val="000000" w:themeColor="text1"/>
         </w:rPr>
-        <w:t>eather</w:t>
-      </w:r>
-      <w:proofErr w:type="spellEnd"/>
-      <w:r>
-        <w:rPr>
-          <w:color w:val="000000" w:themeColor="text1"/>
-        </w:rPr>
-        <w:t xml:space="preserve"> </w:t>
-      </w:r>
-      <w:proofErr w:type="spellStart"/>
+        <w:t xml:space="preserve">eather </w:t>
+      </w:r>
       <w:r>
         <w:rPr>
           <w:color w:val="000000" w:themeColor="text1"/>
@@ -10801,7 +10049,6 @@
         <w:t>ndex</w:t>
       </w:r>
       <w:bookmarkEnd w:id="8"/>
-      <w:proofErr w:type="spellEnd"/>
     </w:p>
     <w:p>
       <w:pPr>
@@ -10884,7 +10131,7 @@
     </w:p>
     <w:p>
       <w:pPr>
-        <w:pStyle w:val="Descripcin"/>
+        <w:pStyle w:val="Caption"/>
         <w:jc w:val="center"/>
         <w:rPr>
           <w:b/>
@@ -10947,54 +10194,8 @@
           <w:bCs/>
           <w:color w:val="000000" w:themeColor="text1"/>
         </w:rPr>
-        <w:t xml:space="preserve"> - </w:t>
-      </w:r>
-      <w:proofErr w:type="spellStart"/>
-      <w:r>
-        <w:rPr>
-          <w:b/>
-          <w:bCs/>
-          <w:color w:val="000000" w:themeColor="text1"/>
-        </w:rPr>
-        <w:t>Fire</w:t>
-      </w:r>
-      <w:proofErr w:type="spellEnd"/>
-      <w:r>
-        <w:rPr>
-          <w:b/>
-          <w:bCs/>
-          <w:color w:val="000000" w:themeColor="text1"/>
-        </w:rPr>
-        <w:t xml:space="preserve"> </w:t>
-      </w:r>
-      <w:proofErr w:type="spellStart"/>
-      <w:r>
-        <w:rPr>
-          <w:b/>
-          <w:bCs/>
-          <w:color w:val="000000" w:themeColor="text1"/>
-        </w:rPr>
-        <w:t>Weather</w:t>
-      </w:r>
-      <w:proofErr w:type="spellEnd"/>
-      <w:r>
-        <w:rPr>
-          <w:b/>
-          <w:bCs/>
-          <w:color w:val="000000" w:themeColor="text1"/>
-        </w:rPr>
-        <w:t xml:space="preserve"> </w:t>
-      </w:r>
-      <w:proofErr w:type="spellStart"/>
-      <w:r>
-        <w:rPr>
-          <w:b/>
-          <w:bCs/>
-          <w:color w:val="000000" w:themeColor="text1"/>
-        </w:rPr>
-        <w:t>Index</w:t>
-      </w:r>
-      <w:proofErr w:type="spellEnd"/>
+        <w:t xml:space="preserve"> - Fire Weather Index</w:t>
+      </w:r>
     </w:p>
     <w:p>
       <w:pPr>
@@ -11007,7 +10208,7 @@
     </w:p>
     <w:p>
       <w:pPr>
-        <w:pStyle w:val="Prrafodelista"/>
+        <w:pStyle w:val="ListParagraph"/>
         <w:numPr>
           <w:ilvl w:val="0"/>
           <w:numId w:val="5"/>
@@ -11015,21 +10216,12 @@
         <w:ind w:firstLine="0"/>
         <w:jc w:val="both"/>
       </w:pPr>
-      <w:proofErr w:type="spellStart"/>
-      <w:r>
-        <w:rPr>
-          <w:b/>
-          <w:bCs/>
-        </w:rPr>
-        <w:t>Fire</w:t>
-      </w:r>
-      <w:proofErr w:type="spellEnd"/>
-      <w:r>
-        <w:rPr>
-          <w:b/>
-          <w:bCs/>
-        </w:rPr>
-        <w:t xml:space="preserve"> </w:t>
+      <w:r>
+        <w:rPr>
+          <w:b/>
+          <w:bCs/>
+        </w:rPr>
+        <w:t xml:space="preserve">Fire </w:t>
       </w:r>
       <w:r>
         <w:rPr>
@@ -11045,7 +10237,6 @@
         </w:rPr>
         <w:t xml:space="preserve">uel </w:t>
       </w:r>
-      <w:proofErr w:type="spellStart"/>
       <w:r>
         <w:rPr>
           <w:b/>
@@ -11058,17 +10249,8 @@
           <w:b/>
           <w:bCs/>
         </w:rPr>
-        <w:t>oisture</w:t>
-      </w:r>
-      <w:proofErr w:type="spellEnd"/>
-      <w:r>
-        <w:rPr>
-          <w:b/>
-          <w:bCs/>
-        </w:rPr>
-        <w:t xml:space="preserve"> </w:t>
-      </w:r>
-      <w:proofErr w:type="spellStart"/>
+        <w:t xml:space="preserve">oisture </w:t>
+      </w:r>
       <w:r>
         <w:rPr>
           <w:b/>
@@ -11081,15 +10263,7 @@
           <w:b/>
           <w:bCs/>
         </w:rPr>
-        <w:t>ode</w:t>
-      </w:r>
-      <w:proofErr w:type="spellEnd"/>
-      <w:r>
-        <w:rPr>
-          <w:b/>
-          <w:bCs/>
-        </w:rPr>
-        <w:t xml:space="preserve"> (FFMC)</w:t>
+        <w:t>ode (FFMC)</w:t>
       </w:r>
       <w:r>
         <w:t xml:space="preserve">, </w:t>
@@ -11100,7 +10274,7 @@
     </w:p>
     <w:p>
       <w:pPr>
-        <w:pStyle w:val="Prrafodelista"/>
+        <w:pStyle w:val="ListParagraph"/>
         <w:numPr>
           <w:ilvl w:val="0"/>
           <w:numId w:val="5"/>
@@ -11108,60 +10282,19 @@
         <w:ind w:firstLine="0"/>
         <w:jc w:val="both"/>
       </w:pPr>
-      <w:proofErr w:type="spellStart"/>
-      <w:r>
-        <w:rPr>
-          <w:b/>
-          <w:bCs/>
-        </w:rPr>
-        <w:t>Duff</w:t>
-      </w:r>
-      <w:proofErr w:type="spellEnd"/>
-      <w:r>
-        <w:rPr>
-          <w:b/>
-          <w:bCs/>
-        </w:rPr>
+      <w:r>
+        <w:rPr>
+          <w:b/>
+          <w:bCs/>
+        </w:rPr>
+        <w:t>Duff Moisture Code (DMC)</w:t>
+      </w:r>
+      <w:r>
+        <w:t>,</w:t>
+      </w:r>
+      <w:r>
         <w:t xml:space="preserve"> </w:t>
       </w:r>
-      <w:proofErr w:type="spellStart"/>
-      <w:r>
-        <w:rPr>
-          <w:b/>
-          <w:bCs/>
-        </w:rPr>
-        <w:t>Moisture</w:t>
-      </w:r>
-      <w:proofErr w:type="spellEnd"/>
-      <w:r>
-        <w:rPr>
-          <w:b/>
-          <w:bCs/>
-        </w:rPr>
-        <w:t xml:space="preserve"> </w:t>
-      </w:r>
-      <w:proofErr w:type="spellStart"/>
-      <w:r>
-        <w:rPr>
-          <w:b/>
-          <w:bCs/>
-        </w:rPr>
-        <w:t>Code</w:t>
-      </w:r>
-      <w:proofErr w:type="spellEnd"/>
-      <w:r>
-        <w:rPr>
-          <w:b/>
-          <w:bCs/>
-        </w:rPr>
-        <w:t xml:space="preserve"> (DMC)</w:t>
-      </w:r>
-      <w:r>
-        <w:t>,</w:t>
-      </w:r>
-      <w:r>
-        <w:t xml:space="preserve"> </w:t>
-      </w:r>
       <w:r>
         <w:t>contenido promedio de humedad en las capas orgánicas poco compactadas de profundidad moderada. Es un indicador del consumo de combustible en capas moderadas de hojarasca y material leñoso de tamaño mediano</w:t>
       </w:r>
@@ -11174,7 +10307,7 @@
     </w:p>
     <w:p>
       <w:pPr>
-        <w:pStyle w:val="Prrafodelista"/>
+        <w:pStyle w:val="ListParagraph"/>
         <w:numPr>
           <w:ilvl w:val="0"/>
           <w:numId w:val="5"/>
@@ -11182,44 +10315,26 @@
         <w:ind w:firstLine="0"/>
         <w:jc w:val="both"/>
       </w:pPr>
-      <w:proofErr w:type="spellStart"/>
-      <w:r>
-        <w:rPr>
-          <w:b/>
-          <w:bCs/>
-        </w:rPr>
-        <w:t>Drought</w:t>
-      </w:r>
-      <w:proofErr w:type="spellEnd"/>
-      <w:r>
-        <w:rPr>
-          <w:b/>
-          <w:bCs/>
-        </w:rPr>
+      <w:r>
+        <w:rPr>
+          <w:b/>
+          <w:bCs/>
+        </w:rPr>
+        <w:t>Drought Code</w:t>
+      </w:r>
+      <w:r>
+        <w:rPr>
+          <w:b/>
+          <w:bCs/>
+        </w:rPr>
+        <w:t xml:space="preserve"> (DC)</w:t>
+      </w:r>
+      <w:r>
+        <w:t>,</w:t>
+      </w:r>
+      <w:r>
         <w:t xml:space="preserve"> </w:t>
       </w:r>
-      <w:proofErr w:type="spellStart"/>
-      <w:r>
-        <w:rPr>
-          <w:b/>
-          <w:bCs/>
-        </w:rPr>
-        <w:t>Code</w:t>
-      </w:r>
-      <w:proofErr w:type="spellEnd"/>
-      <w:r>
-        <w:rPr>
-          <w:b/>
-          <w:bCs/>
-        </w:rPr>
-        <w:t xml:space="preserve"> (DC)</w:t>
-      </w:r>
-      <w:r>
-        <w:t>,</w:t>
-      </w:r>
-      <w:r>
-        <w:t xml:space="preserve"> </w:t>
-      </w:r>
       <w:r>
         <w:t>contenido promedio de humedad de capas orgánicas profundas y compactas. Es un indicador útil de los efectos de la sequía estacional en los combustibles forestales y la combustión latente en capas profundas</w:t>
       </w:r>
@@ -11232,7 +10347,7 @@
     </w:p>
     <w:p>
       <w:pPr>
-        <w:pStyle w:val="Prrafodelista"/>
+        <w:pStyle w:val="ListParagraph"/>
         <w:ind w:firstLine="0"/>
         <w:jc w:val="both"/>
       </w:pPr>
@@ -11251,7 +10366,7 @@
     </w:p>
     <w:p>
       <w:pPr>
-        <w:pStyle w:val="Prrafodelista"/>
+        <w:pStyle w:val="ListParagraph"/>
         <w:numPr>
           <w:ilvl w:val="0"/>
           <w:numId w:val="5"/>
@@ -11259,37 +10374,12 @@
         <w:ind w:firstLine="0"/>
         <w:jc w:val="both"/>
       </w:pPr>
-      <w:proofErr w:type="spellStart"/>
-      <w:r>
-        <w:rPr>
-          <w:b/>
-          <w:bCs/>
-        </w:rPr>
-        <w:t>Initial</w:t>
-      </w:r>
-      <w:proofErr w:type="spellEnd"/>
-      <w:r>
-        <w:rPr>
-          <w:b/>
-          <w:bCs/>
-        </w:rPr>
-        <w:t xml:space="preserve"> Spread </w:t>
-      </w:r>
-      <w:proofErr w:type="spellStart"/>
-      <w:r>
-        <w:rPr>
-          <w:b/>
-          <w:bCs/>
-        </w:rPr>
-        <w:t>Index</w:t>
-      </w:r>
-      <w:proofErr w:type="spellEnd"/>
-      <w:r>
-        <w:rPr>
-          <w:b/>
-          <w:bCs/>
-        </w:rPr>
-        <w:t xml:space="preserve"> (ISI)</w:t>
+      <w:r>
+        <w:rPr>
+          <w:b/>
+          <w:bCs/>
+        </w:rPr>
+        <w:t>Initial Spread Index (ISI)</w:t>
       </w:r>
       <w:r>
         <w:t xml:space="preserve">, </w:t>
@@ -11300,7 +10390,7 @@
     </w:p>
     <w:p>
       <w:pPr>
-        <w:pStyle w:val="Prrafodelista"/>
+        <w:pStyle w:val="ListParagraph"/>
         <w:numPr>
           <w:ilvl w:val="0"/>
           <w:numId w:val="5"/>
@@ -11308,44 +10398,26 @@
         <w:ind w:firstLine="0"/>
         <w:jc w:val="both"/>
       </w:pPr>
-      <w:proofErr w:type="spellStart"/>
-      <w:r>
-        <w:rPr>
-          <w:b/>
-          <w:bCs/>
-        </w:rPr>
-        <w:t>Buildup</w:t>
-      </w:r>
-      <w:proofErr w:type="spellEnd"/>
-      <w:r>
-        <w:rPr>
-          <w:b/>
-          <w:bCs/>
-        </w:rPr>
+      <w:r>
+        <w:rPr>
+          <w:b/>
+          <w:bCs/>
+        </w:rPr>
+        <w:t>Buildup Index</w:t>
+      </w:r>
+      <w:r>
+        <w:rPr>
+          <w:b/>
+          <w:bCs/>
+        </w:rPr>
+        <w:t xml:space="preserve"> (BUI)</w:t>
+      </w:r>
+      <w:r>
+        <w:t>,</w:t>
+      </w:r>
+      <w:r>
         <w:t xml:space="preserve"> </w:t>
       </w:r>
-      <w:proofErr w:type="spellStart"/>
-      <w:r>
-        <w:rPr>
-          <w:b/>
-          <w:bCs/>
-        </w:rPr>
-        <w:t>Index</w:t>
-      </w:r>
-      <w:proofErr w:type="spellEnd"/>
-      <w:r>
-        <w:rPr>
-          <w:b/>
-          <w:bCs/>
-        </w:rPr>
-        <w:t xml:space="preserve"> (BUI)</w:t>
-      </w:r>
-      <w:r>
-        <w:t>,</w:t>
-      </w:r>
-      <w:r>
-        <w:t xml:space="preserve"> </w:t>
-      </w:r>
       <w:r>
         <w:t>cantidad total de combustible disponible para la combustión. Se basa en el DMC y el DC</w:t>
       </w:r>
@@ -11355,7 +10427,7 @@
     </w:p>
     <w:p>
       <w:pPr>
-        <w:pStyle w:val="Prrafodelista"/>
+        <w:pStyle w:val="ListParagraph"/>
         <w:numPr>
           <w:ilvl w:val="0"/>
           <w:numId w:val="5"/>
@@ -11363,47 +10435,13 @@
         <w:ind w:firstLine="0"/>
         <w:jc w:val="both"/>
       </w:pPr>
-      <w:proofErr w:type="spellStart"/>
-      <w:r>
-        <w:rPr>
-          <w:b/>
-          <w:bCs/>
-        </w:rPr>
-        <w:t>Fire</w:t>
-      </w:r>
-      <w:proofErr w:type="spellEnd"/>
-      <w:r>
-        <w:rPr>
-          <w:b/>
-          <w:bCs/>
-        </w:rPr>
-        <w:t xml:space="preserve"> </w:t>
-      </w:r>
-      <w:proofErr w:type="spellStart"/>
-      <w:r>
-        <w:rPr>
-          <w:b/>
-          <w:bCs/>
-        </w:rPr>
-        <w:t>Weather</w:t>
-      </w:r>
-      <w:proofErr w:type="spellEnd"/>
-      <w:r>
-        <w:rPr>
-          <w:b/>
-          <w:bCs/>
-        </w:rPr>
-        <w:t xml:space="preserve"> </w:t>
-      </w:r>
-      <w:proofErr w:type="spellStart"/>
-      <w:r>
-        <w:rPr>
-          <w:b/>
-          <w:bCs/>
-        </w:rPr>
-        <w:t>Index</w:t>
-      </w:r>
-      <w:proofErr w:type="spellEnd"/>
+      <w:r>
+        <w:rPr>
+          <w:b/>
+          <w:bCs/>
+        </w:rPr>
+        <w:t>Fire Weather Index</w:t>
+      </w:r>
       <w:r>
         <w:rPr>
           <w:b/>
@@ -11478,7 +10516,7 @@
     </w:p>
     <w:p>
       <w:pPr>
-        <w:pStyle w:val="Ttulo2"/>
+        <w:pStyle w:val="Heading2"/>
         <w:ind w:firstLine="0"/>
         <w:rPr>
           <w:rFonts w:ascii="Times New Roman" w:hAnsi="Times New Roman" w:cs="Times New Roman"/>
@@ -11515,15 +10553,7 @@
         <w:t>En primer lugar,</w:t>
       </w:r>
       <w:r>
-        <w:t xml:space="preserve"> se filtraron los registros para excluir aquellos etiquetados con confianza baja (</w:t>
-      </w:r>
-      <w:proofErr w:type="spellStart"/>
-      <w:r>
-        <w:t>confidence</w:t>
-      </w:r>
-      <w:proofErr w:type="spellEnd"/>
-      <w:r>
-        <w:t>: 'l'). Esta decisión es una práctica estándar que se fundamenta en la alta probabilidad de falsos positivos en esta categoría. Tal como lo documenta la NASA</w:t>
+        <w:t xml:space="preserve"> se filtraron los registros para excluir aquellos etiquetados con confianza baja (confidence: 'l'). Esta decisión es una práctica estándar que se fundamenta en la alta probabilidad de falsos positivos en esta categoría. Tal como lo documenta la NASA</w:t>
       </w:r>
       <w:r>
         <w:t xml:space="preserve"> </w:t>
@@ -11563,7 +10593,6 @@
       <w:r>
         <w:t xml:space="preserve">km de ERA5-Land). Este proceso de </w:t>
       </w:r>
-      <w:proofErr w:type="spellStart"/>
       <w:r>
         <w:rPr>
           <w:i/>
@@ -11571,7 +10600,6 @@
         </w:rPr>
         <w:t>gridding</w:t>
       </w:r>
-      <w:proofErr w:type="spellEnd"/>
       <w:r>
         <w:t xml:space="preserve"> </w:t>
       </w:r>
@@ -11620,7 +10648,7 @@
     </w:p>
     <w:p>
       <w:pPr>
-        <w:pStyle w:val="Ttulo2"/>
+        <w:pStyle w:val="Heading2"/>
         <w:ind w:firstLine="0"/>
         <w:jc w:val="both"/>
         <w:rPr>
@@ -11680,15 +10708,7 @@
         <w:jc w:val="both"/>
       </w:pPr>
       <w:r>
-        <w:t xml:space="preserve">Si bien la resolución temporal fue escalada a una frecuencia diaria, tras la consolidación del </w:t>
-      </w:r>
-      <w:proofErr w:type="spellStart"/>
-      <w:r>
-        <w:t>dataset</w:t>
-      </w:r>
-      <w:proofErr w:type="spellEnd"/>
-      <w:r>
-        <w:t xml:space="preserve"> se observó un problema de discontinuidad temporal en las variables de </w:t>
+        <w:t xml:space="preserve">Si bien la resolución temporal fue escalada a una frecuencia diaria, tras la consolidación del dataset se observó un problema de discontinuidad temporal en las variables de </w:t>
       </w:r>
       <w:r>
         <w:t>focos de calor</w:t>
@@ -11696,7 +10716,6 @@
       <w:r>
         <w:t xml:space="preserve"> (</w:t>
       </w:r>
-      <w:proofErr w:type="spellStart"/>
       <w:r>
         <w:rPr>
           <w:i/>
@@ -11704,11 +10723,9 @@
         </w:rPr>
         <w:t>num_focos</w:t>
       </w:r>
-      <w:proofErr w:type="spellEnd"/>
       <w:r>
         <w:t xml:space="preserve"> y </w:t>
       </w:r>
-      <w:proofErr w:type="spellStart"/>
       <w:r>
         <w:rPr>
           <w:i/>
@@ -11716,7 +10733,6 @@
         </w:rPr>
         <w:t>frp_mean</w:t>
       </w:r>
-      <w:proofErr w:type="spellEnd"/>
       <w:r>
         <w:t>). Para ejemplificar, en una celda determinada se podía registrar el inicio de un incendio el 26 de diciembre y su crecimiento los días siguientes, pero luego reportar '0' focos el 31 de diciembre y el 1 de enero, para volver a mostrar una presencia contundente días después.</w:t>
       </w:r>
@@ -11735,28 +10751,12 @@
         <w:jc w:val="both"/>
       </w:pPr>
       <w:r>
-        <w:t>Para corregir estos registros anómalos y obtener una serie temporal más realista de la actividad del fuego, se implementó un proceso de interpolación. Este tratamiento se aplicó de forma independiente a cada celda de la grilla (</w:t>
-      </w:r>
-      <w:proofErr w:type="spellStart"/>
-      <w:r>
-        <w:t>latitude</w:t>
-      </w:r>
-      <w:proofErr w:type="spellEnd"/>
-      <w:r>
-        <w:t xml:space="preserve">, </w:t>
-      </w:r>
-      <w:proofErr w:type="spellStart"/>
-      <w:r>
-        <w:t>longitude</w:t>
-      </w:r>
-      <w:proofErr w:type="spellEnd"/>
-      <w:r>
-        <w:t>) y consistió en los siguientes pasos:</w:t>
-      </w:r>
-    </w:p>
-    <w:p>
-      <w:pPr>
-        <w:pStyle w:val="Prrafodelista"/>
+        <w:t>Para corregir estos registros anómalos y obtener una serie temporal más realista de la actividad del fuego, se implementó un proceso de interpolación. Este tratamiento se aplicó de forma independiente a cada celda de la grilla (latitude, longitude) y consistió en los siguientes pasos:</w:t>
+      </w:r>
+    </w:p>
+    <w:p>
+      <w:pPr>
+        <w:pStyle w:val="ListParagraph"/>
         <w:numPr>
           <w:ilvl w:val="0"/>
           <w:numId w:val="6"/>
@@ -11764,28 +10764,12 @@
         <w:jc w:val="both"/>
       </w:pPr>
       <w:r>
-        <w:t>Identificación del Período de Incendio: Para cada celda, se identificó la fecha del primer foco detectado (</w:t>
-      </w:r>
-      <w:proofErr w:type="spellStart"/>
-      <w:r>
-        <w:t>fecha_inicio</w:t>
-      </w:r>
-      <w:proofErr w:type="spellEnd"/>
-      <w:r>
-        <w:t>) y la fecha del último (</w:t>
-      </w:r>
-      <w:proofErr w:type="spellStart"/>
-      <w:r>
-        <w:t>fecha_fin</w:t>
-      </w:r>
-      <w:proofErr w:type="spellEnd"/>
-      <w:r>
-        <w:t>).</w:t>
-      </w:r>
-    </w:p>
-    <w:p>
-      <w:pPr>
-        <w:pStyle w:val="Prrafodelista"/>
+        <w:t>Identificación del Período de Incendio: Para cada celda, se identificó la fecha del primer foco detectado (fecha_inicio) y la fecha del último (fecha_fin).</w:t>
+      </w:r>
+    </w:p>
+    <w:p>
+      <w:pPr>
+        <w:pStyle w:val="ListParagraph"/>
         <w:numPr>
           <w:ilvl w:val="0"/>
           <w:numId w:val="6"/>
@@ -11795,7 +10779,6 @@
       <w:r>
         <w:t xml:space="preserve">Interpolación Lineal: Se aplicó una interpolación lineal a las variables </w:t>
       </w:r>
-      <w:proofErr w:type="spellStart"/>
       <w:r>
         <w:rPr>
           <w:i/>
@@ -11803,11 +10786,9 @@
         </w:rPr>
         <w:t>num_focos</w:t>
       </w:r>
-      <w:proofErr w:type="spellEnd"/>
       <w:r>
         <w:t xml:space="preserve"> y </w:t>
       </w:r>
-      <w:proofErr w:type="spellStart"/>
       <w:r>
         <w:rPr>
           <w:i/>
@@ -11815,30 +10796,13 @@
         </w:rPr>
         <w:t>frp_mean</w:t>
       </w:r>
-      <w:proofErr w:type="spellEnd"/>
-      <w:r>
-        <w:t xml:space="preserve">, pero únicamente dentro del período de incendio (entre </w:t>
-      </w:r>
-      <w:proofErr w:type="spellStart"/>
-      <w:r>
-        <w:t>fecha_inicio</w:t>
-      </w:r>
-      <w:proofErr w:type="spellEnd"/>
-      <w:r>
-        <w:t xml:space="preserve"> y </w:t>
-      </w:r>
-      <w:proofErr w:type="spellStart"/>
-      <w:r>
-        <w:t>fecha_fin</w:t>
-      </w:r>
-      <w:proofErr w:type="spellEnd"/>
-      <w:r>
-        <w:t>). Este paso rellenó los valles de 'cero' anómalos.</w:t>
-      </w:r>
-    </w:p>
-    <w:p>
-      <w:pPr>
-        <w:pStyle w:val="Prrafodelista"/>
+      <w:r>
+        <w:t>, pero únicamente dentro del período de incendio (entre fecha_inicio y fecha_fin). Este paso rellenó los valles de 'cero' anómalos.</w:t>
+      </w:r>
+    </w:p>
+    <w:p>
+      <w:pPr>
+        <w:pStyle w:val="ListParagraph"/>
         <w:numPr>
           <w:ilvl w:val="0"/>
           <w:numId w:val="6"/>
@@ -11862,7 +10826,6 @@
       <w:r>
         <w:t xml:space="preserve">Finalmente, todos los valores de </w:t>
       </w:r>
-      <w:proofErr w:type="spellStart"/>
       <w:r>
         <w:rPr>
           <w:i/>
@@ -11870,11 +10833,9 @@
         </w:rPr>
         <w:t>num_focos</w:t>
       </w:r>
-      <w:proofErr w:type="spellEnd"/>
       <w:r>
         <w:t xml:space="preserve"> y </w:t>
       </w:r>
-      <w:proofErr w:type="spellStart"/>
       <w:r>
         <w:rPr>
           <w:i/>
@@ -11882,25 +10843,8 @@
         </w:rPr>
         <w:t>frp_mean</w:t>
       </w:r>
-      <w:proofErr w:type="spellEnd"/>
-      <w:r>
-        <w:t xml:space="preserve"> fuera del período de incendio (antes de </w:t>
-      </w:r>
-      <w:proofErr w:type="spellStart"/>
-      <w:r>
-        <w:t>fecha_inicio</w:t>
-      </w:r>
-      <w:proofErr w:type="spellEnd"/>
-      <w:r>
-        <w:t xml:space="preserve"> y después de </w:t>
-      </w:r>
-      <w:proofErr w:type="spellStart"/>
-      <w:r>
-        <w:t>fecha_fin</w:t>
-      </w:r>
-      <w:proofErr w:type="spellEnd"/>
-      <w:r>
-        <w:t>) se rellenaron explícitamente con cero.</w:t>
+      <w:r>
+        <w:t xml:space="preserve"> fuera del período de incendio (antes de fecha_inicio y después de fecha_fin) se rellenaron explícitamente con cero.</w:t>
       </w:r>
     </w:p>
     <w:p>
@@ -12017,7 +10961,7 @@
     </w:p>
     <w:p>
       <w:pPr>
-        <w:pStyle w:val="Descripcin"/>
+        <w:pStyle w:val="Caption"/>
         <w:jc w:val="center"/>
       </w:pPr>
       <w:r>
@@ -12112,7 +11056,7 @@
     </w:p>
     <w:p>
       <w:pPr>
-        <w:pStyle w:val="Ttulo2"/>
+        <w:pStyle w:val="Heading2"/>
         <w:ind w:firstLine="0"/>
         <w:jc w:val="both"/>
         <w:rPr>
@@ -12135,23 +11079,7 @@
         <w:jc w:val="both"/>
       </w:pPr>
       <w:r>
-        <w:t xml:space="preserve">Con esto concluye la etapa de construcción del conjunto de datos que servirá como entrada a los modelos de Machine </w:t>
-      </w:r>
-      <w:proofErr w:type="spellStart"/>
-      <w:r>
-        <w:t>Learning</w:t>
-      </w:r>
-      <w:proofErr w:type="spellEnd"/>
-      <w:r>
-        <w:t xml:space="preserve">. Se ha consolidado un </w:t>
-      </w:r>
-      <w:proofErr w:type="spellStart"/>
-      <w:r>
-        <w:t>dataset</w:t>
-      </w:r>
-      <w:proofErr w:type="spellEnd"/>
-      <w:r>
-        <w:t xml:space="preserve"> con información consistente que abarca el período de diciembre de 2024 a marzo de 2025. El alcance geográfico del estudio se centra en la región andino-patagónica de la provincia de Río Negro, extendiéndose desde su límite norte con Neuquén hasta su límite sur con la provincia de Chubut.</w:t>
+        <w:t>Con esto concluye la etapa de construcción del conjunto de datos que servirá como entrada a los modelos de Machine Learning. Se ha consolidado un dataset con información consistente que abarca el período de diciembre de 2024 a marzo de 2025. El alcance geográfico del estudio se centra en la región andino-patagónica de la provincia de Río Negro, extendiéndose desde su límite norte con Neuquén hasta su límite sur con la provincia de Chubut.</w:t>
       </w:r>
     </w:p>
     <w:p>
@@ -12159,15 +11087,7 @@
         <w:jc w:val="both"/>
       </w:pPr>
       <w:r>
-        <w:t xml:space="preserve">Como resumen final de su estructura, el </w:t>
-      </w:r>
-      <w:proofErr w:type="spellStart"/>
-      <w:r>
-        <w:t>dataset</w:t>
-      </w:r>
-      <w:proofErr w:type="spellEnd"/>
-      <w:r>
-        <w:t xml:space="preserve"> consolidado es un panel de datos </w:t>
+        <w:t xml:space="preserve">Como resumen final de su estructura, el dataset consolidado es un panel de datos </w:t>
       </w:r>
       <w:r>
         <w:t>espaciotemporales</w:t>
@@ -12178,7 +11098,7 @@
     </w:p>
     <w:p>
       <w:pPr>
-        <w:pStyle w:val="Prrafodelista"/>
+        <w:pStyle w:val="ListParagraph"/>
         <w:numPr>
           <w:ilvl w:val="0"/>
           <w:numId w:val="7"/>
@@ -12195,7 +11115,7 @@
     </w:p>
     <w:p>
       <w:pPr>
-        <w:pStyle w:val="Prrafodelista"/>
+        <w:pStyle w:val="ListParagraph"/>
         <w:numPr>
           <w:ilvl w:val="0"/>
           <w:numId w:val="7"/>
@@ -12217,7 +11137,7 @@
     </w:p>
     <w:tbl>
       <w:tblPr>
-        <w:tblStyle w:val="Tablanormal1"/>
+        <w:tblStyle w:val="PlainTable1"/>
         <w:tblW w:w="5000" w:type="pct"/>
         <w:tblLook w:val="04A0" w:firstRow="1" w:lastRow="0" w:firstColumn="1" w:lastColumn="0" w:noHBand="0" w:noVBand="1"/>
       </w:tblPr>
@@ -12467,59 +11387,7 @@
                 <w:lang w:eastAsia="es-AR"/>
                 <w14:ligatures w14:val="none"/>
               </w:rPr>
-              <w:t xml:space="preserve">~10x10 km (0.1° </w:t>
-            </w:r>
-            <w:proofErr w:type="spellStart"/>
-            <w:r>
-              <w:rPr>
-                <w:rFonts w:ascii="Arial" w:eastAsia="Times New Roman" w:hAnsi="Arial" w:cs="Arial"/>
-                <w:color w:val="000000"/>
-                <w:kern w:val="0"/>
-                <w:sz w:val="18"/>
-                <w:szCs w:val="18"/>
-                <w:lang w:eastAsia="es-AR"/>
-                <w14:ligatures w14:val="none"/>
-              </w:rPr>
-              <w:t>lat</w:t>
-            </w:r>
-            <w:proofErr w:type="spellEnd"/>
-            <w:r>
-              <w:rPr>
-                <w:rFonts w:ascii="Arial" w:eastAsia="Times New Roman" w:hAnsi="Arial" w:cs="Arial"/>
-                <w:color w:val="000000"/>
-                <w:kern w:val="0"/>
-                <w:sz w:val="18"/>
-                <w:szCs w:val="18"/>
-                <w:lang w:eastAsia="es-AR"/>
-                <w14:ligatures w14:val="none"/>
-              </w:rPr>
-              <w:t>/</w:t>
-            </w:r>
-            <w:proofErr w:type="spellStart"/>
-            <w:r>
-              <w:rPr>
-                <w:rFonts w:ascii="Arial" w:eastAsia="Times New Roman" w:hAnsi="Arial" w:cs="Arial"/>
-                <w:color w:val="000000"/>
-                <w:kern w:val="0"/>
-                <w:sz w:val="18"/>
-                <w:szCs w:val="18"/>
-                <w:lang w:eastAsia="es-AR"/>
-                <w14:ligatures w14:val="none"/>
-              </w:rPr>
-              <w:t>lon</w:t>
-            </w:r>
-            <w:proofErr w:type="spellEnd"/>
-            <w:r>
-              <w:rPr>
-                <w:rFonts w:ascii="Arial" w:eastAsia="Times New Roman" w:hAnsi="Arial" w:cs="Arial"/>
-                <w:color w:val="000000"/>
-                <w:kern w:val="0"/>
-                <w:sz w:val="18"/>
-                <w:szCs w:val="18"/>
-                <w:lang w:eastAsia="es-AR"/>
-                <w14:ligatures w14:val="none"/>
-              </w:rPr>
-              <w:t>)</w:t>
+              <w:t>~10x10 km (0.1° lat/lon)</w:t>
             </w:r>
           </w:p>
         </w:tc>
@@ -12585,33 +11453,7 @@
                 <w:lang w:eastAsia="es-AR"/>
                 <w14:ligatures w14:val="none"/>
               </w:rPr>
-              <w:t>Dimensiones de grilla (</w:t>
-            </w:r>
-            <w:proofErr w:type="spellStart"/>
-            <w:r>
-              <w:rPr>
-                <w:rFonts w:ascii="Arial" w:eastAsia="Times New Roman" w:hAnsi="Arial" w:cs="Arial"/>
-                <w:color w:val="000000"/>
-                <w:kern w:val="0"/>
-                <w:sz w:val="18"/>
-                <w:szCs w:val="18"/>
-                <w:lang w:eastAsia="es-AR"/>
-                <w14:ligatures w14:val="none"/>
-              </w:rPr>
-              <w:t>Lat</w:t>
-            </w:r>
-            <w:proofErr w:type="spellEnd"/>
-            <w:r>
-              <w:rPr>
-                <w:rFonts w:ascii="Arial" w:eastAsia="Times New Roman" w:hAnsi="Arial" w:cs="Arial"/>
-                <w:color w:val="000000"/>
-                <w:kern w:val="0"/>
-                <w:sz w:val="18"/>
-                <w:szCs w:val="18"/>
-                <w:lang w:eastAsia="es-AR"/>
-                <w14:ligatures w14:val="none"/>
-              </w:rPr>
-              <w:t>, Lon)</w:t>
+              <w:t>Dimensiones de grilla (Lat, Lon)</w:t>
             </w:r>
           </w:p>
         </w:tc>
@@ -13158,33 +12000,7 @@
                 <w:lang w:eastAsia="es-AR"/>
                 <w14:ligatures w14:val="none"/>
               </w:rPr>
-              <w:t>Rango de precipitación diaria (</w:t>
-            </w:r>
-            <w:proofErr w:type="spellStart"/>
-            <w:r>
-              <w:rPr>
-                <w:rFonts w:ascii="Arial" w:eastAsia="Times New Roman" w:hAnsi="Arial" w:cs="Arial"/>
-                <w:color w:val="000000"/>
-                <w:kern w:val="0"/>
-                <w:sz w:val="18"/>
-                <w:szCs w:val="18"/>
-                <w:lang w:eastAsia="es-AR"/>
-                <w14:ligatures w14:val="none"/>
-              </w:rPr>
-              <w:t>tp</w:t>
-            </w:r>
-            <w:proofErr w:type="spellEnd"/>
-            <w:r>
-              <w:rPr>
-                <w:rFonts w:ascii="Arial" w:eastAsia="Times New Roman" w:hAnsi="Arial" w:cs="Arial"/>
-                <w:color w:val="000000"/>
-                <w:kern w:val="0"/>
-                <w:sz w:val="18"/>
-                <w:szCs w:val="18"/>
-                <w:lang w:eastAsia="es-AR"/>
-                <w14:ligatures w14:val="none"/>
-              </w:rPr>
-              <w:t>)</w:t>
+              <w:t>Rango de precipitación diaria (tp)</w:t>
             </w:r>
           </w:p>
         </w:tc>
@@ -13286,33 +12102,7 @@
                 <w:lang w:eastAsia="es-AR"/>
                 <w14:ligatures w14:val="none"/>
               </w:rPr>
-              <w:t>Índice de vegetación baja (</w:t>
-            </w:r>
-            <w:proofErr w:type="spellStart"/>
-            <w:r>
-              <w:rPr>
-                <w:rFonts w:ascii="Arial" w:eastAsia="Times New Roman" w:hAnsi="Arial" w:cs="Arial"/>
-                <w:color w:val="000000"/>
-                <w:kern w:val="0"/>
-                <w:sz w:val="18"/>
-                <w:szCs w:val="18"/>
-                <w:lang w:eastAsia="es-AR"/>
-                <w14:ligatures w14:val="none"/>
-              </w:rPr>
-              <w:t>lai_lv</w:t>
-            </w:r>
-            <w:proofErr w:type="spellEnd"/>
-            <w:r>
-              <w:rPr>
-                <w:rFonts w:ascii="Arial" w:eastAsia="Times New Roman" w:hAnsi="Arial" w:cs="Arial"/>
-                <w:color w:val="000000"/>
-                <w:kern w:val="0"/>
-                <w:sz w:val="18"/>
-                <w:szCs w:val="18"/>
-                <w:lang w:eastAsia="es-AR"/>
-                <w14:ligatures w14:val="none"/>
-              </w:rPr>
-              <w:t>)</w:t>
+              <w:t>Índice de vegetación baja (lai_lv)</w:t>
             </w:r>
           </w:p>
         </w:tc>
@@ -13414,33 +12204,7 @@
                 <w:lang w:eastAsia="es-AR"/>
                 <w14:ligatures w14:val="none"/>
               </w:rPr>
-              <w:t>Índice de vegetación alta (</w:t>
-            </w:r>
-            <w:proofErr w:type="spellStart"/>
-            <w:r>
-              <w:rPr>
-                <w:rFonts w:ascii="Arial" w:eastAsia="Times New Roman" w:hAnsi="Arial" w:cs="Arial"/>
-                <w:color w:val="000000"/>
-                <w:kern w:val="0"/>
-                <w:sz w:val="18"/>
-                <w:szCs w:val="18"/>
-                <w:lang w:eastAsia="es-AR"/>
-                <w14:ligatures w14:val="none"/>
-              </w:rPr>
-              <w:t>lai_hv</w:t>
-            </w:r>
-            <w:proofErr w:type="spellEnd"/>
-            <w:r>
-              <w:rPr>
-                <w:rFonts w:ascii="Arial" w:eastAsia="Times New Roman" w:hAnsi="Arial" w:cs="Arial"/>
-                <w:color w:val="000000"/>
-                <w:kern w:val="0"/>
-                <w:sz w:val="18"/>
-                <w:szCs w:val="18"/>
-                <w:lang w:eastAsia="es-AR"/>
-                <w14:ligatures w14:val="none"/>
-              </w:rPr>
-              <w:t>)</w:t>
+              <w:t>Índice de vegetación alta (lai_hv)</w:t>
             </w:r>
           </w:p>
         </w:tc>
@@ -14269,7 +13033,6 @@
                 <w14:ligatures w14:val="none"/>
               </w:rPr>
             </w:pPr>
-            <w:proofErr w:type="gramStart"/>
             <w:r>
               <w:rPr>
                 <w:rFonts w:ascii="Arial" w:eastAsia="Times New Roman" w:hAnsi="Arial" w:cs="Arial"/>
@@ -14280,20 +13043,7 @@
                 <w:lang w:eastAsia="es-AR"/>
                 <w14:ligatures w14:val="none"/>
               </w:rPr>
-              <w:t>Total</w:t>
-            </w:r>
-            <w:proofErr w:type="gramEnd"/>
-            <w:r>
-              <w:rPr>
-                <w:rFonts w:ascii="Arial" w:eastAsia="Times New Roman" w:hAnsi="Arial" w:cs="Arial"/>
-                <w:color w:val="000000"/>
-                <w:kern w:val="0"/>
-                <w:sz w:val="18"/>
-                <w:szCs w:val="18"/>
-                <w:lang w:eastAsia="es-AR"/>
-                <w14:ligatures w14:val="none"/>
-              </w:rPr>
-              <w:t xml:space="preserve"> de registros</w:t>
+              <w:t>Total de registros</w:t>
             </w:r>
           </w:p>
         </w:tc>
@@ -14686,7 +13436,7 @@
     </w:tbl>
     <w:p>
       <w:pPr>
-        <w:pStyle w:val="Descripcin"/>
+        <w:pStyle w:val="Caption"/>
         <w:jc w:val="center"/>
         <w:rPr>
           <w:b/>
@@ -14754,7 +13504,7 @@
     </w:p>
     <w:p>
       <w:pPr>
-        <w:pStyle w:val="Ttulo1"/>
+        <w:pStyle w:val="Heading1"/>
         <w:ind w:firstLine="0"/>
         <w:jc w:val="both"/>
         <w:rPr>
@@ -14774,7 +13524,7 @@
     </w:p>
     <w:p>
       <w:pPr>
-        <w:pStyle w:val="Ttulo2"/>
+        <w:pStyle w:val="Heading2"/>
         <w:ind w:firstLine="0"/>
         <w:rPr>
           <w:rFonts w:ascii="Times New Roman" w:hAnsi="Times New Roman" w:cs="Times New Roman"/>
@@ -14812,23 +13562,7 @@
           <w:rFonts w:cs="Times New Roman"/>
           <w:color w:val="000000" w:themeColor="text1"/>
         </w:rPr>
-        <w:t xml:space="preserve">El análisis exploratorio se utilizó inicialmente para validar la coherencia del conjunto de datos resultante; es decir, que el procesamiento de los datos crudos obtenidos desde las </w:t>
-      </w:r>
-      <w:proofErr w:type="spellStart"/>
-      <w:r>
-        <w:rPr>
-          <w:rFonts w:cs="Times New Roman"/>
-          <w:color w:val="000000" w:themeColor="text1"/>
-        </w:rPr>
-        <w:t>APIs</w:t>
-      </w:r>
-      <w:proofErr w:type="spellEnd"/>
-      <w:r>
-        <w:rPr>
-          <w:rFonts w:cs="Times New Roman"/>
-          <w:color w:val="000000" w:themeColor="text1"/>
-        </w:rPr>
-        <w:t xml:space="preserve"> tuviera consistencia para su posterior aplicación en modelos de aprendizaje automático.</w:t>
+        <w:t>El análisis exploratorio se utilizó inicialmente para validar la coherencia del conjunto de datos resultante; es decir, que el procesamiento de los datos crudos obtenidos desde las APIs tuviera consistencia para su posterior aplicación en modelos de aprendizaje automático.</w:t>
       </w:r>
     </w:p>
     <w:p>
@@ -14852,7 +13586,21 @@
           <w:rFonts w:cs="Times New Roman"/>
           <w:color w:val="000000" w:themeColor="text1"/>
         </w:rPr>
-        <w:t>En primer lugar, se verificó la información relacionada a la geolocalización. En la Tabla 4 se presenta un resumen métrico de la grilla, donde se confirman las dimensiones y la resolución del área de estudio. Adicionalmente, se analizó la distribución de frecuencias por coordenadas (</w:t>
+        <w:t xml:space="preserve">En primer lugar, se verificó la información relacionada a la geolocalización. En la Tabla 4 se presenta un resumen métrico de la grilla, donde se confirman las dimensiones y la resolución del área de estudio. Adicionalmente, se analizó la distribución de </w:t>
+      </w:r>
+      <w:r>
+        <w:rPr>
+          <w:rFonts w:cs="Times New Roman"/>
+          <w:color w:val="000000" w:themeColor="text1"/>
+        </w:rPr>
+        <w:t>datos</w:t>
+      </w:r>
+      <w:r>
+        <w:rPr>
+          <w:rFonts w:cs="Times New Roman"/>
+          <w:color w:val="000000" w:themeColor="text1"/>
+        </w:rPr>
+        <w:t xml:space="preserve"> por coordenadas (</w:t>
       </w:r>
       <w:r>
         <w:rPr>
@@ -14968,7 +13716,14 @@
           <w:rFonts w:cs="Times New Roman"/>
           <w:color w:val="000000" w:themeColor="text1"/>
         </w:rPr>
-        <w:t>), constatando que cada par de longitud y latitud contara con la misma cantidad de registros, correspondiente a la serie temporal completa</w:t>
+        <w:t xml:space="preserve">), constatando que </w:t>
+      </w:r>
+      <w:r>
+        <w:rPr>
+          <w:rFonts w:cs="Times New Roman"/>
+          <w:color w:val="000000" w:themeColor="text1"/>
+        </w:rPr>
+        <w:t>el mapeo de la información se mantuviera correctamente alienado a la información de la fuente original</w:t>
       </w:r>
       <w:r>
         <w:rPr>
@@ -14990,7 +13745,7 @@
     </w:p>
     <w:tbl>
       <w:tblPr>
-        <w:tblStyle w:val="Tablanormal1"/>
+        <w:tblStyle w:val="PlainTable1"/>
         <w:tblW w:w="0" w:type="auto"/>
         <w:jc w:val="center"/>
         <w:tblLook w:val="04A0" w:firstRow="1" w:lastRow="0" w:firstColumn="1" w:lastColumn="0" w:noHBand="0" w:noVBand="1"/>
@@ -15447,37 +14202,7 @@
                 <w:lang w:eastAsia="es-AR"/>
                 <w14:ligatures w14:val="none"/>
               </w:rPr>
-              <w:t>Área Total Aproximada (</w:t>
-            </w:r>
-            <w:proofErr w:type="spellStart"/>
-            <w:r>
-              <w:rPr>
-                <w:rFonts w:eastAsia="Times New Roman" w:cs="Times New Roman"/>
-                <w:i/>
-                <w:iCs/>
-                <w:color w:val="000000"/>
-                <w:kern w:val="0"/>
-                <w:sz w:val="18"/>
-                <w:szCs w:val="18"/>
-                <w:lang w:eastAsia="es-AR"/>
-                <w14:ligatures w14:val="none"/>
-              </w:rPr>
-              <w:t>kms</w:t>
-            </w:r>
-            <w:proofErr w:type="spellEnd"/>
-            <w:r>
-              <w:rPr>
-                <w:rFonts w:eastAsia="Times New Roman" w:cs="Times New Roman"/>
-                <w:i/>
-                <w:iCs/>
-                <w:color w:val="000000"/>
-                <w:kern w:val="0"/>
-                <w:sz w:val="18"/>
-                <w:szCs w:val="18"/>
-                <w:lang w:eastAsia="es-AR"/>
-                <w14:ligatures w14:val="none"/>
-              </w:rPr>
-              <w:t>)</w:t>
+              <w:t>Área Total Aproximada (kms)</w:t>
             </w:r>
           </w:p>
         </w:tc>
@@ -15758,7 +14483,7 @@
     </w:tbl>
     <w:p>
       <w:pPr>
-        <w:pStyle w:val="Descripcin"/>
+        <w:pStyle w:val="Caption"/>
         <w:ind w:firstLine="0"/>
         <w:jc w:val="center"/>
         <w:rPr>
@@ -15845,10 +14570,10 @@
           <w:noProof/>
         </w:rPr>
         <w:drawing>
-          <wp:inline distT="0" distB="0" distL="0" distR="0" wp14:anchorId="5D2612C2" wp14:editId="2F8E9FA1">
-            <wp:extent cx="5400000" cy="4335114"/>
-            <wp:effectExtent l="0" t="0" r="0" b="8890"/>
-            <wp:docPr id="1723983587" name="Imagen 1" descr="Interfaz de usuario gráfica, Mapa&#10;&#10;El contenido generado por IA puede ser incorrecto."/>
+          <wp:inline distT="0" distB="0" distL="0" distR="0" wp14:anchorId="3520B811" wp14:editId="65D9BB49">
+            <wp:extent cx="5372461" cy="5520520"/>
+            <wp:effectExtent l="0" t="0" r="0" b="4445"/>
+            <wp:docPr id="396677548" name="Picture 1" descr="A map with red dots and numbers&#10;&#10;AI-generated content may be incorrect."/>
             <wp:cNvGraphicFramePr>
               <a:graphicFrameLocks xmlns:a="http://schemas.openxmlformats.org/drawingml/2006/main" noChangeAspect="1"/>
             </wp:cNvGraphicFramePr>
@@ -15856,151 +14581,11 @@
               <a:graphicData uri="http://schemas.openxmlformats.org/drawingml/2006/picture">
                 <pic:pic xmlns:pic="http://schemas.openxmlformats.org/drawingml/2006/picture">
                   <pic:nvPicPr>
-                    <pic:cNvPr id="1723983587" name="Imagen 1" descr="Interfaz de usuario gráfica, Mapa&#10;&#10;El contenido generado por IA puede ser incorrecto."/>
+                    <pic:cNvPr id="396677548" name="Picture 1" descr="A map with red dots and numbers&#10;&#10;AI-generated content may be incorrect."/>
                     <pic:cNvPicPr/>
                   </pic:nvPicPr>
                   <pic:blipFill>
-                    <a:blip r:embed="rId12"/>
-                    <a:stretch>
-                      <a:fillRect/>
-                    </a:stretch>
-                  </pic:blipFill>
-                  <pic:spPr>
-                    <a:xfrm>
-                      <a:off x="0" y="0"/>
-                      <a:ext cx="5400000" cy="4335114"/>
-                    </a:xfrm>
-                    <a:prstGeom prst="rect">
-                      <a:avLst/>
-                    </a:prstGeom>
-                  </pic:spPr>
-                </pic:pic>
-              </a:graphicData>
-            </a:graphic>
-          </wp:inline>
-        </w:drawing>
-      </w:r>
-    </w:p>
-    <w:p>
-      <w:pPr>
-        <w:pStyle w:val="Descripcin"/>
-        <w:jc w:val="center"/>
-        <w:rPr>
-          <w:b/>
-          <w:bCs/>
-          <w:color w:val="000000" w:themeColor="text1"/>
-        </w:rPr>
-      </w:pPr>
-      <w:bookmarkStart w:id="14" w:name="_Ref214108651"/>
-      <w:r>
-        <w:rPr>
-          <w:b/>
-          <w:bCs/>
-          <w:color w:val="000000" w:themeColor="text1"/>
-        </w:rPr>
-        <w:t xml:space="preserve">Imagen </w:t>
-      </w:r>
-      <w:r>
-        <w:rPr>
-          <w:b/>
-          <w:bCs/>
-          <w:color w:val="000000" w:themeColor="text1"/>
-        </w:rPr>
-        <w:fldChar w:fldCharType="begin"/>
-      </w:r>
-      <w:r>
-        <w:rPr>
-          <w:b/>
-          <w:bCs/>
-          <w:color w:val="000000" w:themeColor="text1"/>
-        </w:rPr>
-        <w:instrText xml:space="preserve"> SEQ Imagen \* ARABIC </w:instrText>
-      </w:r>
-      <w:r>
-        <w:rPr>
-          <w:b/>
-          <w:bCs/>
-          <w:color w:val="000000" w:themeColor="text1"/>
-        </w:rPr>
-        <w:fldChar w:fldCharType="separate"/>
-      </w:r>
-      <w:r>
-        <w:rPr>
-          <w:b/>
-          <w:bCs/>
-          <w:noProof/>
-          <w:color w:val="000000" w:themeColor="text1"/>
-        </w:rPr>
-        <w:t>2</w:t>
-      </w:r>
-      <w:r>
-        <w:rPr>
-          <w:b/>
-          <w:bCs/>
-          <w:color w:val="000000" w:themeColor="text1"/>
-        </w:rPr>
-        <w:fldChar w:fldCharType="end"/>
-      </w:r>
-      <w:bookmarkEnd w:id="14"/>
-      <w:r>
-        <w:rPr>
-          <w:b/>
-          <w:bCs/>
-          <w:color w:val="000000" w:themeColor="text1"/>
-        </w:rPr>
-        <w:t xml:space="preserve"> - Validación con origen de datos FIRMS.</w:t>
-      </w:r>
-    </w:p>
-    <w:p/>
-    <w:p/>
-    <w:p>
-      <w:pPr>
-        <w:keepNext/>
-        <w:ind w:firstLine="0"/>
-        <w:sectPr>
-          <w:footerReference w:type="default" r:id="rId13"/>
-          <w:footerReference w:type="first" r:id="rId14"/>
-          <w:pgSz w:w="11906" w:h="16838"/>
-          <w:pgMar w:top="1417" w:right="1701" w:bottom="1417" w:left="1701" w:header="708" w:footer="708" w:gutter="0"/>
-          <w:cols w:space="708"/>
-          <w:titlePg/>
-          <w:docGrid w:linePitch="360"/>
-        </w:sectPr>
-      </w:pPr>
-    </w:p>
-    <w:p>
-      <w:pPr>
-        <w:keepNext/>
-        <w:ind w:firstLine="0"/>
-      </w:pPr>
-    </w:p>
-    <w:p>
-      <w:pPr>
-        <w:keepNext/>
-        <w:ind w:firstLine="0"/>
-        <w:jc w:val="center"/>
-      </w:pPr>
-      <w:r>
-        <w:rPr>
-          <w:noProof/>
-        </w:rPr>
-        <w:drawing>
-          <wp:inline distT="0" distB="0" distL="0" distR="0" wp14:anchorId="1B628224" wp14:editId="6DF3012E">
-            <wp:extent cx="8824326" cy="3493827"/>
-            <wp:effectExtent l="0" t="0" r="0" b="0"/>
-            <wp:docPr id="91008185" name="Imagen 1" descr="Gráfico, Calendario&#10;&#10;El contenido generado por IA puede ser incorrecto."/>
-            <wp:cNvGraphicFramePr>
-              <a:graphicFrameLocks xmlns:a="http://schemas.openxmlformats.org/drawingml/2006/main" noChangeAspect="1"/>
-            </wp:cNvGraphicFramePr>
-            <a:graphic xmlns:a="http://schemas.openxmlformats.org/drawingml/2006/main">
-              <a:graphicData uri="http://schemas.openxmlformats.org/drawingml/2006/picture">
-                <pic:pic xmlns:pic="http://schemas.openxmlformats.org/drawingml/2006/picture">
-                  <pic:nvPicPr>
-                    <pic:cNvPr id="91008185" name="Imagen 1" descr="Gráfico, Calendario&#10;&#10;El contenido generado por IA puede ser incorrecto."/>
-                    <pic:cNvPicPr/>
-                  </pic:nvPicPr>
-                  <pic:blipFill>
-                    <a:blip r:embed="rId15" cstate="print">
+                    <a:blip r:embed="rId12">
                       <a:extLst>
                         <a:ext uri="{28A0092B-C50C-407E-A947-70E740481C1C}">
                           <a14:useLocalDpi xmlns:a14="http://schemas.microsoft.com/office/drawing/2010/main" val="0"/>
@@ -16014,7 +14599,7 @@
                   <pic:spPr>
                     <a:xfrm>
                       <a:off x="0" y="0"/>
-                      <a:ext cx="8858723" cy="3507446"/>
+                      <a:ext cx="5392720" cy="5541338"/>
                     </a:xfrm>
                     <a:prstGeom prst="rect">
                       <a:avLst/>
@@ -16029,7 +14614,8 @@
     </w:p>
     <w:p>
       <w:pPr>
-        <w:pStyle w:val="Descripcin"/>
+        <w:pStyle w:val="Caption"/>
+        <w:ind w:firstLine="0"/>
         <w:jc w:val="center"/>
         <w:rPr>
           <w:b/>
@@ -16037,7 +14623,7 @@
           <w:color w:val="000000" w:themeColor="text1"/>
         </w:rPr>
       </w:pPr>
-      <w:bookmarkStart w:id="15" w:name="_Ref214108657"/>
+      <w:bookmarkStart w:id="14" w:name="_Ref214108657"/>
       <w:r>
         <w:rPr>
           <w:b/>
@@ -16077,6 +14663,129 @@
           <w:noProof/>
           <w:color w:val="000000" w:themeColor="text1"/>
         </w:rPr>
+        <w:t>2</w:t>
+      </w:r>
+      <w:r>
+        <w:rPr>
+          <w:b/>
+          <w:bCs/>
+          <w:color w:val="000000" w:themeColor="text1"/>
+        </w:rPr>
+        <w:fldChar w:fldCharType="end"/>
+      </w:r>
+      <w:bookmarkEnd w:id="14"/>
+      <w:r>
+        <w:rPr>
+          <w:b/>
+          <w:bCs/>
+          <w:color w:val="000000" w:themeColor="text1"/>
+        </w:rPr>
+        <w:t xml:space="preserve"> - Mapeo de coordenadas y frecuencia de observaciones.</w:t>
+      </w:r>
+    </w:p>
+    <w:p>
+      <w:r>
+        <w:br w:type="page"/>
+      </w:r>
+    </w:p>
+    <w:p>
+      <w:pPr>
+        <w:keepNext/>
+        <w:ind w:firstLine="0"/>
+        <w:jc w:val="center"/>
+      </w:pPr>
+      <w:r>
+        <w:rPr>
+          <w:noProof/>
+        </w:rPr>
+        <w:lastRenderedPageBreak/>
+        <w:drawing>
+          <wp:inline distT="0" distB="0" distL="0" distR="0" wp14:anchorId="5D2612C2" wp14:editId="5B974179">
+            <wp:extent cx="4769893" cy="3829265"/>
+            <wp:effectExtent l="0" t="0" r="0" b="0"/>
+            <wp:docPr id="1723983587" name="Imagen 1" descr="Interfaz de usuario gráfica, Mapa&#10;&#10;El contenido generado por IA puede ser incorrecto."/>
+            <wp:cNvGraphicFramePr>
+              <a:graphicFrameLocks xmlns:a="http://schemas.openxmlformats.org/drawingml/2006/main" noChangeAspect="1"/>
+            </wp:cNvGraphicFramePr>
+            <a:graphic xmlns:a="http://schemas.openxmlformats.org/drawingml/2006/main">
+              <a:graphicData uri="http://schemas.openxmlformats.org/drawingml/2006/picture">
+                <pic:pic xmlns:pic="http://schemas.openxmlformats.org/drawingml/2006/picture">
+                  <pic:nvPicPr>
+                    <pic:cNvPr id="1723983587" name="Imagen 1" descr="Interfaz de usuario gráfica, Mapa&#10;&#10;El contenido generado por IA puede ser incorrecto."/>
+                    <pic:cNvPicPr/>
+                  </pic:nvPicPr>
+                  <pic:blipFill>
+                    <a:blip r:embed="rId13"/>
+                    <a:stretch>
+                      <a:fillRect/>
+                    </a:stretch>
+                  </pic:blipFill>
+                  <pic:spPr>
+                    <a:xfrm>
+                      <a:off x="0" y="0"/>
+                      <a:ext cx="4773896" cy="3832479"/>
+                    </a:xfrm>
+                    <a:prstGeom prst="rect">
+                      <a:avLst/>
+                    </a:prstGeom>
+                  </pic:spPr>
+                </pic:pic>
+              </a:graphicData>
+            </a:graphic>
+          </wp:inline>
+        </w:drawing>
+      </w:r>
+    </w:p>
+    <w:p>
+      <w:pPr>
+        <w:pStyle w:val="Caption"/>
+        <w:jc w:val="center"/>
+        <w:rPr>
+          <w:b/>
+          <w:bCs/>
+          <w:color w:val="000000" w:themeColor="text1"/>
+        </w:rPr>
+      </w:pPr>
+      <w:bookmarkStart w:id="15" w:name="_Ref214108651"/>
+      <w:r>
+        <w:rPr>
+          <w:b/>
+          <w:bCs/>
+          <w:color w:val="000000" w:themeColor="text1"/>
+        </w:rPr>
+        <w:t xml:space="preserve">Imagen </w:t>
+      </w:r>
+      <w:r>
+        <w:rPr>
+          <w:b/>
+          <w:bCs/>
+          <w:color w:val="000000" w:themeColor="text1"/>
+        </w:rPr>
+        <w:fldChar w:fldCharType="begin"/>
+      </w:r>
+      <w:r>
+        <w:rPr>
+          <w:b/>
+          <w:bCs/>
+          <w:color w:val="000000" w:themeColor="text1"/>
+        </w:rPr>
+        <w:instrText xml:space="preserve"> SEQ Imagen \* ARABIC </w:instrText>
+      </w:r>
+      <w:r>
+        <w:rPr>
+          <w:b/>
+          <w:bCs/>
+          <w:color w:val="000000" w:themeColor="text1"/>
+        </w:rPr>
+        <w:fldChar w:fldCharType="separate"/>
+      </w:r>
+      <w:r>
+        <w:rPr>
+          <w:b/>
+          <w:bCs/>
+          <w:noProof/>
+          <w:color w:val="000000" w:themeColor="text1"/>
+        </w:rPr>
         <w:t>3</w:t>
       </w:r>
       <w:r>
@@ -16094,84 +14803,27 @@
           <w:bCs/>
           <w:color w:val="000000" w:themeColor="text1"/>
         </w:rPr>
-        <w:t xml:space="preserve"> - Mapeo de coordenadas y frecuencia de observaciones.</w:t>
-      </w:r>
-    </w:p>
-    <w:p>
-      <w:r>
-        <w:br w:type="page"/>
-      </w:r>
-    </w:p>
-    <w:p>
-      <w:pPr>
-        <w:pStyle w:val="Ttulo2"/>
+        <w:t xml:space="preserve"> - Validación con origen de datos FIRMS.</w:t>
+      </w:r>
+    </w:p>
+    <w:p>
+      <w:pPr>
+        <w:pStyle w:val="Heading2"/>
         <w:ind w:firstLine="0"/>
         <w:rPr>
           <w:rFonts w:ascii="Times New Roman" w:hAnsi="Times New Roman" w:cs="Times New Roman"/>
           <w:color w:val="000000" w:themeColor="text1"/>
         </w:rPr>
-        <w:sectPr>
-          <w:pgSz w:w="16838" w:h="11906" w:orient="landscape"/>
-          <w:pgMar w:top="1701" w:right="1418" w:bottom="1701" w:left="1418" w:header="708" w:footer="708" w:gutter="0"/>
-          <w:cols w:space="708"/>
-          <w:titlePg/>
-          <w:docGrid w:linePitch="360"/>
-        </w:sectPr>
-      </w:pPr>
-    </w:p>
-    <w:p>
-      <w:pPr>
-        <w:pStyle w:val="Ttulo2"/>
-        <w:ind w:firstLine="0"/>
+      </w:pPr>
+      <w:bookmarkStart w:id="16" w:name="_Toc214639917"/>
+      <w:r>
         <w:rPr>
           <w:rFonts w:ascii="Times New Roman" w:hAnsi="Times New Roman" w:cs="Times New Roman"/>
           <w:color w:val="000000" w:themeColor="text1"/>
         </w:rPr>
-      </w:pPr>
-      <w:bookmarkStart w:id="16" w:name="_Toc214639917"/>
-      <w:proofErr w:type="spellStart"/>
-      <w:r>
-        <w:rPr>
-          <w:rFonts w:ascii="Times New Roman" w:hAnsi="Times New Roman" w:cs="Times New Roman"/>
-          <w:color w:val="000000" w:themeColor="text1"/>
-        </w:rPr>
-        <w:lastRenderedPageBreak/>
-        <w:t>Fire</w:t>
-      </w:r>
-      <w:proofErr w:type="spellEnd"/>
-      <w:r>
-        <w:rPr>
-          <w:rFonts w:ascii="Times New Roman" w:hAnsi="Times New Roman" w:cs="Times New Roman"/>
-          <w:color w:val="000000" w:themeColor="text1"/>
-        </w:rPr>
-        <w:t xml:space="preserve"> </w:t>
-      </w:r>
-      <w:proofErr w:type="spellStart"/>
-      <w:r>
-        <w:rPr>
-          <w:rFonts w:ascii="Times New Roman" w:hAnsi="Times New Roman" w:cs="Times New Roman"/>
-          <w:color w:val="000000" w:themeColor="text1"/>
-        </w:rPr>
-        <w:t>Weather</w:t>
-      </w:r>
-      <w:proofErr w:type="spellEnd"/>
-      <w:r>
-        <w:rPr>
-          <w:rFonts w:ascii="Times New Roman" w:hAnsi="Times New Roman" w:cs="Times New Roman"/>
-          <w:color w:val="000000" w:themeColor="text1"/>
-        </w:rPr>
-        <w:t xml:space="preserve"> </w:t>
-      </w:r>
-      <w:proofErr w:type="spellStart"/>
-      <w:r>
-        <w:rPr>
-          <w:rFonts w:ascii="Times New Roman" w:hAnsi="Times New Roman" w:cs="Times New Roman"/>
-          <w:color w:val="000000" w:themeColor="text1"/>
-        </w:rPr>
-        <w:t>Index</w:t>
+        <w:t>Fire Weather Index</w:t>
       </w:r>
       <w:bookmarkEnd w:id="16"/>
-      <w:proofErr w:type="spellEnd"/>
     </w:p>
     <w:p>
       <w:pPr>
@@ -16252,6 +14904,8 @@
         <w:ind w:firstLine="708"/>
         <w:jc w:val="both"/>
         <w:sectPr>
+          <w:footerReference w:type="default" r:id="rId14"/>
+          <w:footerReference w:type="first" r:id="rId15"/>
           <w:pgSz w:w="11906" w:h="16838"/>
           <w:pgMar w:top="1418" w:right="1701" w:bottom="1418" w:left="1701" w:header="708" w:footer="708" w:gutter="0"/>
           <w:cols w:space="708"/>
@@ -16304,25 +14958,16 @@
         <w:keepNext/>
         <w:ind w:firstLine="0"/>
         <w:jc w:val="both"/>
+      </w:pPr>
+      <w:r>
         <w:rPr>
           <w:noProof/>
         </w:rPr>
-      </w:pPr>
-    </w:p>
-    <w:p>
-      <w:pPr>
-        <w:keepNext/>
-        <w:ind w:firstLine="0"/>
-        <w:jc w:val="both"/>
-      </w:pPr>
-      <w:r>
-        <w:rPr>
-          <w:noProof/>
-        </w:rPr>
+        <w:lastRenderedPageBreak/>
         <w:drawing>
-          <wp:inline distT="0" distB="0" distL="0" distR="0" wp14:anchorId="206D06E2" wp14:editId="35B05AEF">
-            <wp:extent cx="8853054" cy="4791911"/>
-            <wp:effectExtent l="0" t="0" r="5715" b="8890"/>
+          <wp:inline distT="0" distB="0" distL="0" distR="0" wp14:anchorId="206D06E2" wp14:editId="7CCCAF8A">
+            <wp:extent cx="8734567" cy="3828850"/>
+            <wp:effectExtent l="0" t="0" r="0" b="635"/>
             <wp:docPr id="952415538" name="Imagen 1"/>
             <wp:cNvGraphicFramePr>
               <a:graphicFrameLocks xmlns:a="http://schemas.openxmlformats.org/drawingml/2006/main" noChangeAspect="1"/>
@@ -16349,7 +14994,7 @@
                   <pic:spPr>
                     <a:xfrm>
                       <a:off x="0" y="0"/>
-                      <a:ext cx="8892184" cy="4813091"/>
+                      <a:ext cx="8756394" cy="3838418"/>
                     </a:xfrm>
                     <a:prstGeom prst="rect">
                       <a:avLst/>
@@ -16364,7 +15009,7 @@
     </w:p>
     <w:p>
       <w:pPr>
-        <w:pStyle w:val="Descripcin"/>
+        <w:pStyle w:val="Caption"/>
         <w:jc w:val="center"/>
         <w:rPr>
           <w:b/>
@@ -16504,7 +15149,7 @@
     </w:p>
     <w:p>
       <w:pPr>
-        <w:pStyle w:val="Descripcin"/>
+        <w:pStyle w:val="Caption"/>
         <w:ind w:firstLine="0"/>
         <w:jc w:val="center"/>
         <w:rPr>
@@ -16629,7 +15274,7 @@
     </w:p>
     <w:p>
       <w:pPr>
-        <w:pStyle w:val="Descripcin"/>
+        <w:pStyle w:val="Caption"/>
         <w:jc w:val="center"/>
         <w:rPr>
           <w:b/>
@@ -16762,7 +15407,7 @@
     </w:p>
     <w:p>
       <w:pPr>
-        <w:pStyle w:val="Ttulo2"/>
+        <w:pStyle w:val="Heading2"/>
         <w:ind w:firstLine="0"/>
         <w:rPr>
           <w:rFonts w:ascii="Times New Roman" w:hAnsi="Times New Roman" w:cs="Times New Roman"/>
@@ -16868,7 +15513,7 @@
     </w:p>
     <w:p>
       <w:pPr>
-        <w:pStyle w:val="Descripcin"/>
+        <w:pStyle w:val="Caption"/>
         <w:ind w:firstLine="0"/>
         <w:jc w:val="center"/>
         <w:rPr>
@@ -17107,7 +15752,7 @@
     </w:p>
     <w:p>
       <w:pPr>
-        <w:pStyle w:val="Descripcin"/>
+        <w:pStyle w:val="Caption"/>
         <w:jc w:val="center"/>
         <w:rPr>
           <w:b/>
@@ -17247,7 +15892,7 @@
     </w:p>
     <w:p>
       <w:pPr>
-        <w:pStyle w:val="Descripcin"/>
+        <w:pStyle w:val="Caption"/>
         <w:jc w:val="center"/>
         <w:rPr>
           <w:b/>
@@ -17375,7 +16020,7 @@
     </w:p>
     <w:p>
       <w:pPr>
-        <w:pStyle w:val="Descripcin"/>
+        <w:pStyle w:val="Caption"/>
         <w:jc w:val="center"/>
         <w:rPr>
           <w:b/>
@@ -17571,7 +16216,7 @@
     </w:p>
     <w:p>
       <w:pPr>
-        <w:pStyle w:val="Ttulo2"/>
+        <w:pStyle w:val="Heading2"/>
         <w:ind w:firstLine="0"/>
         <w:rPr>
           <w:rFonts w:ascii="Times New Roman" w:hAnsi="Times New Roman" w:cs="Times New Roman"/>
@@ -17733,34 +16378,10 @@
         <w:t xml:space="preserve"> los datos</w:t>
       </w:r>
       <w:r>
-        <w:t xml:space="preserve">, descartando el uso de modelos simples y justificando la elección de algoritmos como </w:t>
-      </w:r>
-      <w:proofErr w:type="spellStart"/>
-      <w:r>
-        <w:t>Random</w:t>
-      </w:r>
-      <w:proofErr w:type="spellEnd"/>
-      <w:r>
-        <w:t xml:space="preserve"> Forest, </w:t>
-      </w:r>
-      <w:proofErr w:type="spellStart"/>
-      <w:r>
-        <w:t>XGBoost</w:t>
-      </w:r>
-      <w:proofErr w:type="spellEnd"/>
-      <w:r>
-        <w:t xml:space="preserve"> y </w:t>
-      </w:r>
-      <w:proofErr w:type="spellStart"/>
-      <w:r>
-        <w:t>S</w:t>
-      </w:r>
-      <w:r>
-        <w:t>upport</w:t>
-      </w:r>
-      <w:proofErr w:type="spellEnd"/>
-      <w:r>
-        <w:t xml:space="preserve"> </w:t>
+        <w:t>, descartando el uso de modelos simples y justificando la elección de algoritmos como Random Forest, XGBoost y S</w:t>
+      </w:r>
+      <w:r>
+        <w:t xml:space="preserve">upport </w:t>
       </w:r>
       <w:r>
         <w:t>V</w:t>
@@ -17804,15 +16425,7 @@
         <w:t xml:space="preserve"> El análisis de distribución de riesgo</w:t>
       </w:r>
       <w:r>
-        <w:t xml:space="preserve">, sumado a la distribución de etiquetas de fuego en el </w:t>
-      </w:r>
-      <w:proofErr w:type="spellStart"/>
-      <w:r>
-        <w:t>dataset</w:t>
-      </w:r>
-      <w:proofErr w:type="spellEnd"/>
-      <w:r>
-        <w:t>, evidenciaron</w:t>
+        <w:t>, sumado a la distribución de etiquetas de fuego en el dataset, evidenciaron</w:t>
       </w:r>
       <w:r>
         <w:t xml:space="preserve"> el principal desafío metodológico: el desbalanceo de clases. La gran mayoría de los registros pertenecen a categorías de riesgo "</w:t>
@@ -17900,7 +16513,7 @@
     </w:p>
     <w:p>
       <w:pPr>
-        <w:pStyle w:val="Ttulo1"/>
+        <w:pStyle w:val="Heading1"/>
         <w:ind w:firstLine="0"/>
         <w:jc w:val="both"/>
         <w:rPr>
@@ -17952,7 +16565,7 @@
     </w:p>
     <w:p>
       <w:pPr>
-        <w:pStyle w:val="Ttulo2"/>
+        <w:pStyle w:val="Heading2"/>
         <w:ind w:firstLine="0"/>
         <w:rPr>
           <w:rFonts w:ascii="Times New Roman" w:hAnsi="Times New Roman" w:cs="Times New Roman"/>
@@ -17988,7 +16601,7 @@
     </w:p>
     <w:p>
       <w:pPr>
-        <w:pStyle w:val="Prrafodelista"/>
+        <w:pStyle w:val="ListParagraph"/>
         <w:numPr>
           <w:ilvl w:val="0"/>
           <w:numId w:val="9"/>
@@ -18016,7 +16629,7 @@
     </w:p>
     <w:p>
       <w:pPr>
-        <w:pStyle w:val="Prrafodelista"/>
+        <w:pStyle w:val="ListParagraph"/>
         <w:numPr>
           <w:ilvl w:val="0"/>
           <w:numId w:val="9"/>
@@ -18044,7 +16657,7 @@
     </w:p>
     <w:p>
       <w:pPr>
-        <w:pStyle w:val="Prrafodelista"/>
+        <w:pStyle w:val="ListParagraph"/>
         <w:numPr>
           <w:ilvl w:val="0"/>
           <w:numId w:val="9"/>
@@ -18179,7 +16792,7 @@
     </w:p>
     <w:p>
       <w:pPr>
-        <w:pStyle w:val="Prrafodelista"/>
+        <w:pStyle w:val="ListParagraph"/>
         <w:numPr>
           <w:ilvl w:val="0"/>
           <w:numId w:val="9"/>
@@ -18190,25 +16803,14 @@
           <w:color w:val="000000" w:themeColor="text1"/>
         </w:rPr>
       </w:pPr>
-      <w:proofErr w:type="spellStart"/>
-      <w:r>
-        <w:rPr>
-          <w:rFonts w:cs="Times New Roman"/>
-          <w:b/>
-          <w:bCs/>
-          <w:color w:val="000000" w:themeColor="text1"/>
-        </w:rPr>
-        <w:t>Random</w:t>
-      </w:r>
-      <w:proofErr w:type="spellEnd"/>
-      <w:r>
-        <w:rPr>
-          <w:rFonts w:cs="Times New Roman"/>
-          <w:b/>
-          <w:bCs/>
-          <w:color w:val="000000" w:themeColor="text1"/>
-        </w:rPr>
-        <w:t xml:space="preserve"> Forest</w:t>
+      <w:r>
+        <w:rPr>
+          <w:rFonts w:cs="Times New Roman"/>
+          <w:b/>
+          <w:bCs/>
+          <w:color w:val="000000" w:themeColor="text1"/>
+        </w:rPr>
+        <w:t>Random Forest</w:t>
       </w:r>
       <w:r>
         <w:rPr>
@@ -18231,23 +16833,7 @@
           <w:rFonts w:cs="Times New Roman"/>
           <w:color w:val="000000" w:themeColor="text1"/>
         </w:rPr>
-        <w:t>método de ensamble que opera construyendo múltiples árboles de decisión durante el entrenamiento. Su predicción final se basa en el "voto" de la mayoría de los árboles, lo que mejora la precisión y reduce significativamente el sobreajuste (</w:t>
-      </w:r>
-      <w:proofErr w:type="spellStart"/>
-      <w:r>
-        <w:rPr>
-          <w:rFonts w:cs="Times New Roman"/>
-          <w:color w:val="000000" w:themeColor="text1"/>
-        </w:rPr>
-        <w:t>overfitting</w:t>
-      </w:r>
-      <w:proofErr w:type="spellEnd"/>
-      <w:r>
-        <w:rPr>
-          <w:rFonts w:cs="Times New Roman"/>
-          <w:color w:val="000000" w:themeColor="text1"/>
-        </w:rPr>
-        <w:t>) en comparación con un solo árbol. Es robusto a la multicolinealidad</w:t>
+        <w:t>método de ensamble que opera construyendo múltiples árboles de decisión durante el entrenamiento. Su predicción final se basa en el "voto" de la mayoría de los árboles, lo que mejora la precisión y reduce significativamente el sobreajuste (overfitting) en comparación con un solo árbol. Es robusto a la multicolinealidad</w:t>
       </w:r>
       <w:r>
         <w:rPr>
@@ -18259,7 +16845,7 @@
     </w:p>
     <w:p>
       <w:pPr>
-        <w:pStyle w:val="Prrafodelista"/>
+        <w:pStyle w:val="ListParagraph"/>
         <w:numPr>
           <w:ilvl w:val="0"/>
           <w:numId w:val="9"/>
@@ -18277,84 +16863,42 @@
           <w:bCs/>
           <w:color w:val="000000" w:themeColor="text1"/>
         </w:rPr>
-        <w:t xml:space="preserve">Extreme </w:t>
-      </w:r>
-      <w:proofErr w:type="spellStart"/>
-      <w:r>
-        <w:rPr>
-          <w:rFonts w:cs="Times New Roman"/>
-          <w:b/>
-          <w:bCs/>
-          <w:color w:val="000000" w:themeColor="text1"/>
-        </w:rPr>
-        <w:t>Gradient</w:t>
-      </w:r>
-      <w:proofErr w:type="spellEnd"/>
-      <w:r>
-        <w:rPr>
-          <w:rFonts w:cs="Times New Roman"/>
-          <w:b/>
-          <w:bCs/>
+        <w:t>Extreme Gradient Boosting (</w:t>
+      </w:r>
+      <w:r>
+        <w:rPr>
+          <w:rFonts w:cs="Times New Roman"/>
+          <w:b/>
+          <w:bCs/>
+          <w:color w:val="000000" w:themeColor="text1"/>
+        </w:rPr>
+        <w:t>XGBoost</w:t>
+      </w:r>
+      <w:r>
+        <w:rPr>
+          <w:rFonts w:cs="Times New Roman"/>
+          <w:b/>
+          <w:bCs/>
+          <w:color w:val="000000" w:themeColor="text1"/>
+        </w:rPr>
+        <w:t>)</w:t>
+      </w:r>
+      <w:r>
+        <w:rPr>
+          <w:rFonts w:cs="Times New Roman"/>
+          <w:b/>
+          <w:bCs/>
+          <w:color w:val="000000" w:themeColor="text1"/>
+        </w:rPr>
+        <w:t>:</w:t>
+      </w:r>
+      <w:r>
+        <w:rPr>
+          <w:rFonts w:cs="Times New Roman"/>
           <w:color w:val="000000" w:themeColor="text1"/>
         </w:rPr>
         <w:t xml:space="preserve"> </w:t>
       </w:r>
-      <w:proofErr w:type="spellStart"/>
-      <w:r>
-        <w:rPr>
-          <w:rFonts w:cs="Times New Roman"/>
-          <w:b/>
-          <w:bCs/>
-          <w:color w:val="000000" w:themeColor="text1"/>
-        </w:rPr>
-        <w:t>Boosting</w:t>
-      </w:r>
-      <w:proofErr w:type="spellEnd"/>
-      <w:r>
-        <w:rPr>
-          <w:rFonts w:cs="Times New Roman"/>
-          <w:b/>
-          <w:bCs/>
-          <w:color w:val="000000" w:themeColor="text1"/>
-        </w:rPr>
-        <w:t xml:space="preserve"> (</w:t>
-      </w:r>
-      <w:proofErr w:type="spellStart"/>
-      <w:r>
-        <w:rPr>
-          <w:rFonts w:cs="Times New Roman"/>
-          <w:b/>
-          <w:bCs/>
-          <w:color w:val="000000" w:themeColor="text1"/>
-        </w:rPr>
-        <w:t>XGBoost</w:t>
-      </w:r>
-      <w:proofErr w:type="spellEnd"/>
-      <w:r>
-        <w:rPr>
-          <w:rFonts w:cs="Times New Roman"/>
-          <w:b/>
-          <w:bCs/>
-          <w:color w:val="000000" w:themeColor="text1"/>
-        </w:rPr>
-        <w:t>)</w:t>
-      </w:r>
-      <w:r>
-        <w:rPr>
-          <w:rFonts w:cs="Times New Roman"/>
-          <w:b/>
-          <w:bCs/>
-          <w:color w:val="000000" w:themeColor="text1"/>
-        </w:rPr>
-        <w:t>:</w:t>
-      </w:r>
-      <w:r>
-        <w:rPr>
-          <w:rFonts w:cs="Times New Roman"/>
-          <w:color w:val="000000" w:themeColor="text1"/>
-        </w:rPr>
-        <w:t xml:space="preserve"> </w:t>
-      </w:r>
       <w:r>
         <w:rPr>
           <w:rFonts w:cs="Times New Roman"/>
@@ -18362,7 +16906,6 @@
         </w:rPr>
         <w:t xml:space="preserve">método de ensamble basado en árboles, pero que utiliza la técnica de </w:t>
       </w:r>
-      <w:proofErr w:type="spellStart"/>
       <w:r>
         <w:rPr>
           <w:rFonts w:cs="Times New Roman"/>
@@ -18379,9 +16922,8 @@
           <w:iCs/>
           <w:color w:val="000000" w:themeColor="text1"/>
         </w:rPr>
-        <w:t>radient</w:t>
-      </w:r>
-      <w:proofErr w:type="spellEnd"/>
+        <w:t xml:space="preserve">radient </w:t>
+      </w:r>
       <w:r>
         <w:rPr>
           <w:rFonts w:cs="Times New Roman"/>
@@ -18389,9 +16931,8 @@
           <w:iCs/>
           <w:color w:val="000000" w:themeColor="text1"/>
         </w:rPr>
-        <w:t xml:space="preserve"> </w:t>
-      </w:r>
-      <w:proofErr w:type="spellStart"/>
+        <w:t>B</w:t>
+      </w:r>
       <w:r>
         <w:rPr>
           <w:rFonts w:cs="Times New Roman"/>
@@ -18399,7 +16940,56 @@
           <w:iCs/>
           <w:color w:val="000000" w:themeColor="text1"/>
         </w:rPr>
-        <w:t>B</w:t>
+        <w:t>oosting</w:t>
+      </w:r>
+      <w:r>
+        <w:rPr>
+          <w:rFonts w:cs="Times New Roman"/>
+          <w:color w:val="000000" w:themeColor="text1"/>
+        </w:rPr>
+        <w:t xml:space="preserve">. </w:t>
+      </w:r>
+      <w:r>
+        <w:rPr>
+          <w:rFonts w:cs="Times New Roman"/>
+          <w:color w:val="000000" w:themeColor="text1"/>
+        </w:rPr>
+        <w:t>Consiste en la construcción de</w:t>
+      </w:r>
+      <w:r>
+        <w:rPr>
+          <w:rFonts w:cs="Times New Roman"/>
+          <w:color w:val="000000" w:themeColor="text1"/>
+        </w:rPr>
+        <w:t xml:space="preserve"> árboles </w:t>
+      </w:r>
+      <w:r>
+        <w:rPr>
+          <w:rFonts w:cs="Times New Roman"/>
+          <w:color w:val="000000" w:themeColor="text1"/>
+        </w:rPr>
+        <w:t>en</w:t>
+      </w:r>
+      <w:r>
+        <w:rPr>
+          <w:rFonts w:cs="Times New Roman"/>
+          <w:color w:val="000000" w:themeColor="text1"/>
+        </w:rPr>
+        <w:t xml:space="preserve"> forma secuencial, donde cada nuevo árbol corrige los errores del anterior. Es altamente eficiente y</w:t>
+      </w:r>
+      <w:r>
+        <w:rPr>
+          <w:rFonts w:cs="Times New Roman"/>
+          <w:color w:val="000000" w:themeColor="text1"/>
+        </w:rPr>
+        <w:t>a que</w:t>
+      </w:r>
+      <w:r>
+        <w:rPr>
+          <w:rFonts w:cs="Times New Roman"/>
+          <w:color w:val="000000" w:themeColor="text1"/>
+        </w:rPr>
+        <w:t xml:space="preserve"> ofrece mecanismos nativos (como el parámetro </w:t>
       </w:r>
       <w:r>
         <w:rPr>
@@ -18408,69 +16998,8 @@
           <w:iCs/>
           <w:color w:val="000000" w:themeColor="text1"/>
         </w:rPr>
-        <w:t>oosting</w:t>
-      </w:r>
-      <w:proofErr w:type="spellEnd"/>
-      <w:r>
-        <w:rPr>
-          <w:rFonts w:cs="Times New Roman"/>
-          <w:color w:val="000000" w:themeColor="text1"/>
-        </w:rPr>
-        <w:t xml:space="preserve">. </w:t>
-      </w:r>
-      <w:r>
-        <w:rPr>
-          <w:rFonts w:cs="Times New Roman"/>
-          <w:color w:val="000000" w:themeColor="text1"/>
-        </w:rPr>
-        <w:t>Consiste en la construcción de</w:t>
-      </w:r>
-      <w:r>
-        <w:rPr>
-          <w:rFonts w:cs="Times New Roman"/>
-          <w:color w:val="000000" w:themeColor="text1"/>
-        </w:rPr>
-        <w:t xml:space="preserve"> árboles </w:t>
-      </w:r>
-      <w:r>
-        <w:rPr>
-          <w:rFonts w:cs="Times New Roman"/>
-          <w:color w:val="000000" w:themeColor="text1"/>
-        </w:rPr>
-        <w:t>en</w:t>
-      </w:r>
-      <w:r>
-        <w:rPr>
-          <w:rFonts w:cs="Times New Roman"/>
-          <w:color w:val="000000" w:themeColor="text1"/>
-        </w:rPr>
-        <w:t xml:space="preserve"> forma secuencial, donde cada nuevo árbol corrige los errores del anterior. Es altamente eficiente y</w:t>
-      </w:r>
-      <w:r>
-        <w:rPr>
-          <w:rFonts w:cs="Times New Roman"/>
-          <w:color w:val="000000" w:themeColor="text1"/>
-        </w:rPr>
-        <w:t>a que</w:t>
-      </w:r>
-      <w:r>
-        <w:rPr>
-          <w:rFonts w:cs="Times New Roman"/>
-          <w:color w:val="000000" w:themeColor="text1"/>
-        </w:rPr>
-        <w:t xml:space="preserve"> ofrece mecanismos nativos (como el parámetro </w:t>
-      </w:r>
-      <w:proofErr w:type="spellStart"/>
-      <w:r>
-        <w:rPr>
-          <w:rFonts w:cs="Times New Roman"/>
-          <w:i/>
-          <w:iCs/>
-          <w:color w:val="000000" w:themeColor="text1"/>
-        </w:rPr>
         <w:t>scale_pos_weight</w:t>
       </w:r>
-      <w:proofErr w:type="spellEnd"/>
       <w:r>
         <w:rPr>
           <w:rFonts w:cs="Times New Roman"/>
@@ -18481,7 +17010,7 @@
     </w:p>
     <w:p>
       <w:pPr>
-        <w:pStyle w:val="Prrafodelista"/>
+        <w:pStyle w:val="ListParagraph"/>
         <w:numPr>
           <w:ilvl w:val="0"/>
           <w:numId w:val="9"/>
@@ -18492,25 +17021,14 @@
           <w:color w:val="000000" w:themeColor="text1"/>
         </w:rPr>
       </w:pPr>
-      <w:proofErr w:type="spellStart"/>
-      <w:r>
-        <w:rPr>
-          <w:rFonts w:cs="Times New Roman"/>
-          <w:b/>
-          <w:bCs/>
-          <w:color w:val="000000" w:themeColor="text1"/>
-        </w:rPr>
-        <w:t>Support</w:t>
-      </w:r>
-      <w:proofErr w:type="spellEnd"/>
-      <w:r>
-        <w:rPr>
-          <w:rFonts w:cs="Times New Roman"/>
-          <w:b/>
-          <w:bCs/>
-          <w:color w:val="000000" w:themeColor="text1"/>
-        </w:rPr>
-        <w:t xml:space="preserve"> Vector Machine (SVM)</w:t>
+      <w:r>
+        <w:rPr>
+          <w:rFonts w:cs="Times New Roman"/>
+          <w:b/>
+          <w:bCs/>
+          <w:color w:val="000000" w:themeColor="text1"/>
+        </w:rPr>
+        <w:t>Support Vector Machine (SVM)</w:t>
       </w:r>
       <w:r>
         <w:rPr>
@@ -18591,7 +17109,7 @@
     </w:p>
     <w:p>
       <w:pPr>
-        <w:pStyle w:val="Prrafodelista"/>
+        <w:pStyle w:val="ListParagraph"/>
         <w:numPr>
           <w:ilvl w:val="0"/>
           <w:numId w:val="9"/>
@@ -18602,7 +17120,6 @@
           <w:color w:val="000000" w:themeColor="text1"/>
         </w:rPr>
       </w:pPr>
-      <w:proofErr w:type="spellStart"/>
       <w:r>
         <w:rPr>
           <w:rFonts w:cs="Times New Roman"/>
@@ -18612,7 +17129,6 @@
         </w:rPr>
         <w:t>Accuracy</w:t>
       </w:r>
-      <w:proofErr w:type="spellEnd"/>
       <w:r>
         <w:rPr>
           <w:rFonts w:cs="Times New Roman"/>
@@ -18646,7 +17162,7 @@
     </w:p>
     <w:p>
       <w:pPr>
-        <w:pStyle w:val="Prrafodelista"/>
+        <w:pStyle w:val="ListParagraph"/>
         <w:numPr>
           <w:ilvl w:val="0"/>
           <w:numId w:val="9"/>
@@ -18699,7 +17215,7 @@
     </w:p>
     <w:p>
       <w:pPr>
-        <w:pStyle w:val="Prrafodelista"/>
+        <w:pStyle w:val="ListParagraph"/>
         <w:numPr>
           <w:ilvl w:val="0"/>
           <w:numId w:val="9"/>
@@ -18710,7 +17226,6 @@
           <w:color w:val="000000" w:themeColor="text1"/>
         </w:rPr>
       </w:pPr>
-      <w:proofErr w:type="spellStart"/>
       <w:r>
         <w:rPr>
           <w:rFonts w:cs="Times New Roman"/>
@@ -18720,7 +17235,6 @@
         </w:rPr>
         <w:t>Precision</w:t>
       </w:r>
-      <w:proofErr w:type="spellEnd"/>
       <w:r>
         <w:rPr>
           <w:rFonts w:cs="Times New Roman"/>
@@ -18754,7 +17268,7 @@
     </w:p>
     <w:p>
       <w:pPr>
-        <w:pStyle w:val="Prrafodelista"/>
+        <w:pStyle w:val="ListParagraph"/>
         <w:numPr>
           <w:ilvl w:val="0"/>
           <w:numId w:val="9"/>
@@ -18765,7 +17279,6 @@
           <w:color w:val="000000" w:themeColor="text1"/>
         </w:rPr>
       </w:pPr>
-      <w:proofErr w:type="spellStart"/>
       <w:r>
         <w:rPr>
           <w:rFonts w:cs="Times New Roman"/>
@@ -18775,7 +17288,6 @@
         </w:rPr>
         <w:t>Recall</w:t>
       </w:r>
-      <w:proofErr w:type="spellEnd"/>
       <w:r>
         <w:rPr>
           <w:rFonts w:cs="Times New Roman"/>
@@ -18809,7 +17321,7 @@
     </w:p>
     <w:p>
       <w:pPr>
-        <w:pStyle w:val="Prrafodelista"/>
+        <w:pStyle w:val="ListParagraph"/>
         <w:numPr>
           <w:ilvl w:val="0"/>
           <w:numId w:val="9"/>
@@ -18848,7 +17360,7 @@
     </w:p>
     <w:p>
       <w:pPr>
-        <w:pStyle w:val="Prrafodelista"/>
+        <w:pStyle w:val="ListParagraph"/>
         <w:numPr>
           <w:ilvl w:val="0"/>
           <w:numId w:val="9"/>
@@ -18859,45 +17371,14 @@
           <w:color w:val="000000" w:themeColor="text1"/>
         </w:rPr>
       </w:pPr>
-      <w:proofErr w:type="spellStart"/>
-      <w:r>
-        <w:rPr>
-          <w:rFonts w:cs="Times New Roman"/>
-          <w:b/>
-          <w:bCs/>
-          <w:color w:val="000000" w:themeColor="text1"/>
-        </w:rPr>
-        <w:t>Balanced</w:t>
-      </w:r>
-      <w:proofErr w:type="spellEnd"/>
-      <w:r>
-        <w:rPr>
-          <w:rFonts w:cs="Times New Roman"/>
-          <w:b/>
-          <w:bCs/>
-          <w:color w:val="000000" w:themeColor="text1"/>
-        </w:rPr>
-        <w:t xml:space="preserve"> </w:t>
-      </w:r>
-      <w:proofErr w:type="spellStart"/>
-      <w:r>
-        <w:rPr>
-          <w:rFonts w:cs="Times New Roman"/>
-          <w:b/>
-          <w:bCs/>
-          <w:color w:val="000000" w:themeColor="text1"/>
-        </w:rPr>
-        <w:t>Accuracy</w:t>
-      </w:r>
-      <w:proofErr w:type="spellEnd"/>
-      <w:r>
-        <w:rPr>
-          <w:rFonts w:cs="Times New Roman"/>
-          <w:b/>
-          <w:bCs/>
-          <w:color w:val="000000" w:themeColor="text1"/>
-        </w:rPr>
-        <w:t xml:space="preserve"> (Exactitud </w:t>
+      <w:r>
+        <w:rPr>
+          <w:rFonts w:cs="Times New Roman"/>
+          <w:b/>
+          <w:bCs/>
+          <w:color w:val="000000" w:themeColor="text1"/>
+        </w:rPr>
+        <w:t xml:space="preserve">Balanced Accuracy (Exactitud </w:t>
       </w:r>
       <w:r>
         <w:rPr>
@@ -18922,23 +17403,7 @@
           <w:rFonts w:cs="Times New Roman"/>
           <w:color w:val="000000" w:themeColor="text1"/>
         </w:rPr>
-        <w:t xml:space="preserve"> Calcula el promedio de </w:t>
-      </w:r>
-      <w:proofErr w:type="spellStart"/>
-      <w:r>
-        <w:rPr>
-          <w:rFonts w:cs="Times New Roman"/>
-          <w:color w:val="000000" w:themeColor="text1"/>
-        </w:rPr>
-        <w:t>Recall</w:t>
-      </w:r>
-      <w:proofErr w:type="spellEnd"/>
-      <w:r>
-        <w:rPr>
-          <w:rFonts w:cs="Times New Roman"/>
-          <w:color w:val="000000" w:themeColor="text1"/>
-        </w:rPr>
-        <w:t xml:space="preserve"> </w:t>
+        <w:t xml:space="preserve"> Calcula el promedio de Recall </w:t>
       </w:r>
       <w:r>
         <w:rPr>
@@ -18957,7 +17422,7 @@
     </w:p>
     <w:p>
       <w:pPr>
-        <w:pStyle w:val="Ttulo2"/>
+        <w:pStyle w:val="Heading2"/>
         <w:ind w:firstLine="0"/>
         <w:jc w:val="both"/>
         <w:rPr>
@@ -18984,41 +17449,8 @@
       </w:r>
       <w:r>
         <w:tab/>
-        <w:t xml:space="preserve">, </w:t>
-      </w:r>
-      <w:proofErr w:type="spellStart"/>
-      <w:r>
-        <w:t>tp</w:t>
-      </w:r>
-      <w:proofErr w:type="spellEnd"/>
-      <w:r>
-        <w:t>) y sin considerar etiquetas relacionadas a temporalidad (</w:t>
-      </w:r>
-      <w:proofErr w:type="spellStart"/>
-      <w:r>
-        <w:t>year</w:t>
-      </w:r>
-      <w:proofErr w:type="spellEnd"/>
-      <w:r>
-        <w:t xml:space="preserve">, </w:t>
-      </w:r>
-      <w:proofErr w:type="spellStart"/>
-      <w:r>
-        <w:t>month</w:t>
-      </w:r>
-      <w:proofErr w:type="spellEnd"/>
-      <w:r>
-        <w:t xml:space="preserve">, </w:t>
-      </w:r>
-      <w:proofErr w:type="spellStart"/>
-      <w:r>
-        <w:t>day</w:t>
-      </w:r>
-      <w:proofErr w:type="spellEnd"/>
-      <w:r>
-        <w:t xml:space="preserve">). Se utilizo </w:t>
-      </w:r>
-      <w:proofErr w:type="spellStart"/>
+        <w:t xml:space="preserve">, tp) y sin considerar etiquetas relacionadas a temporalidad (year, month, day). Se utilizo </w:t>
+      </w:r>
       <w:r>
         <w:rPr>
           <w:i/>
@@ -19026,7 +17458,6 @@
         </w:rPr>
         <w:t>train_test_split</w:t>
       </w:r>
-      <w:proofErr w:type="spellEnd"/>
       <w:r>
         <w:rPr>
           <w:i/>
@@ -19120,7 +17551,7 @@
     </w:p>
     <w:tbl>
       <w:tblPr>
-        <w:tblStyle w:val="Tablanormal1"/>
+        <w:tblStyle w:val="PlainTable1"/>
         <w:tblW w:w="5000" w:type="pct"/>
         <w:tblLook w:val="04A0" w:firstRow="1" w:lastRow="0" w:firstColumn="1" w:lastColumn="0" w:noHBand="0" w:noVBand="1"/>
       </w:tblPr>
@@ -19381,7 +17812,7 @@
     </w:tbl>
     <w:p>
       <w:pPr>
-        <w:pStyle w:val="Descripcin"/>
+        <w:pStyle w:val="Caption"/>
         <w:ind w:firstLine="0"/>
         <w:jc w:val="center"/>
         <w:rPr>
@@ -19469,7 +17900,7 @@
     <w:p/>
     <w:tbl>
       <w:tblPr>
-        <w:tblStyle w:val="Tablanormal1"/>
+        <w:tblStyle w:val="PlainTable1"/>
         <w:tblW w:w="5000" w:type="pct"/>
         <w:tblLook w:val="04A0" w:firstRow="1" w:lastRow="0" w:firstColumn="1" w:lastColumn="0" w:noHBand="0" w:noVBand="1"/>
       </w:tblPr>
@@ -19730,7 +18161,7 @@
     </w:tbl>
     <w:p>
       <w:pPr>
-        <w:pStyle w:val="Descripcin"/>
+        <w:pStyle w:val="Caption"/>
         <w:ind w:firstLine="0"/>
         <w:jc w:val="center"/>
         <w:rPr>
@@ -19932,7 +18363,7 @@
     </w:p>
     <w:tbl>
       <w:tblPr>
-        <w:tblStyle w:val="Tablanormal1"/>
+        <w:tblStyle w:val="PlainTable1"/>
         <w:tblW w:w="5000" w:type="pct"/>
         <w:tblLook w:val="04A0" w:firstRow="1" w:lastRow="0" w:firstColumn="1" w:lastColumn="0" w:noHBand="0" w:noVBand="1"/>
       </w:tblPr>
@@ -20012,7 +18443,6 @@
                 <w14:ligatures w14:val="none"/>
               </w:rPr>
             </w:pPr>
-            <w:proofErr w:type="spellStart"/>
             <w:r>
               <w:rPr>
                 <w:rFonts w:eastAsia="Times New Roman" w:cs="Times New Roman"/>
@@ -20026,7 +18456,6 @@
               </w:rPr>
               <w:t>Accuracy</w:t>
             </w:r>
-            <w:proofErr w:type="spellEnd"/>
           </w:p>
         </w:tc>
         <w:tc>
@@ -20090,7 +18519,6 @@
                 <w14:ligatures w14:val="none"/>
               </w:rPr>
             </w:pPr>
-            <w:proofErr w:type="spellStart"/>
             <w:r>
               <w:rPr>
                 <w:rFonts w:eastAsia="Times New Roman" w:cs="Times New Roman"/>
@@ -20104,7 +18532,6 @@
               </w:rPr>
               <w:t>Precision</w:t>
             </w:r>
-            <w:proofErr w:type="spellEnd"/>
           </w:p>
         </w:tc>
         <w:tc>
@@ -20130,7 +18557,6 @@
                 <w14:ligatures w14:val="none"/>
               </w:rPr>
             </w:pPr>
-            <w:proofErr w:type="spellStart"/>
             <w:r>
               <w:rPr>
                 <w:rFonts w:eastAsia="Times New Roman" w:cs="Times New Roman"/>
@@ -20144,7 +18570,6 @@
               </w:rPr>
               <w:t>Recall</w:t>
             </w:r>
-            <w:proofErr w:type="spellEnd"/>
           </w:p>
         </w:tc>
         <w:tc>
@@ -20208,7 +18633,6 @@
                 <w14:ligatures w14:val="none"/>
               </w:rPr>
             </w:pPr>
-            <w:proofErr w:type="spellStart"/>
             <w:r>
               <w:rPr>
                 <w:rFonts w:eastAsia="Times New Roman" w:cs="Times New Roman"/>
@@ -20220,37 +18644,8 @@
                 <w:lang w:eastAsia="es-AR"/>
                 <w14:ligatures w14:val="none"/>
               </w:rPr>
-              <w:t>Balanced</w:t>
-            </w:r>
-            <w:proofErr w:type="spellEnd"/>
-            <w:r>
-              <w:rPr>
-                <w:rFonts w:eastAsia="Times New Roman" w:cs="Times New Roman"/>
-                <w:i/>
-                <w:iCs/>
-                <w:color w:val="000000"/>
-                <w:kern w:val="0"/>
-                <w:szCs w:val="22"/>
-                <w:lang w:eastAsia="es-AR"/>
-                <w14:ligatures w14:val="none"/>
-              </w:rPr>
-              <w:t xml:space="preserve"> </w:t>
-            </w:r>
-            <w:proofErr w:type="spellStart"/>
-            <w:r>
-              <w:rPr>
-                <w:rFonts w:eastAsia="Times New Roman" w:cs="Times New Roman"/>
-                <w:i/>
-                <w:iCs/>
-                <w:color w:val="000000"/>
-                <w:kern w:val="0"/>
-                <w:szCs w:val="22"/>
-                <w:lang w:eastAsia="es-AR"/>
-                <w14:ligatures w14:val="none"/>
-              </w:rPr>
-              <w:t>Acc</w:t>
-            </w:r>
-            <w:proofErr w:type="spellEnd"/>
+              <w:t>Balanced Acc</w:t>
+            </w:r>
             <w:r>
               <w:rPr>
                 <w:rFonts w:eastAsia="Times New Roman" w:cs="Times New Roman"/>
@@ -20293,7 +18688,6 @@
                 <w14:ligatures w14:val="none"/>
               </w:rPr>
             </w:pPr>
-            <w:proofErr w:type="spellStart"/>
             <w:r>
               <w:rPr>
                 <w:rFonts w:eastAsia="Times New Roman" w:cs="Times New Roman"/>
@@ -20304,20 +18698,7 @@
                 <w:lang w:eastAsia="es-AR"/>
                 <w14:ligatures w14:val="none"/>
               </w:rPr>
-              <w:t>Random</w:t>
-            </w:r>
-            <w:proofErr w:type="spellEnd"/>
-            <w:r>
-              <w:rPr>
-                <w:rFonts w:eastAsia="Times New Roman" w:cs="Times New Roman"/>
-                <w:color w:val="000000"/>
-                <w:kern w:val="0"/>
-                <w:sz w:val="18"/>
-                <w:szCs w:val="18"/>
-                <w:lang w:eastAsia="es-AR"/>
-                <w14:ligatures w14:val="none"/>
-              </w:rPr>
-              <w:t xml:space="preserve"> Forest</w:t>
+              <w:t>Random Forest</w:t>
             </w:r>
           </w:p>
         </w:tc>
@@ -20568,7 +18949,6 @@
                 <w14:ligatures w14:val="none"/>
               </w:rPr>
             </w:pPr>
-            <w:proofErr w:type="spellStart"/>
             <w:r>
               <w:rPr>
                 <w:rFonts w:eastAsia="Times New Roman" w:cs="Times New Roman"/>
@@ -20581,7 +18961,6 @@
               </w:rPr>
               <w:t>XGBoost</w:t>
             </w:r>
-            <w:proofErr w:type="spellEnd"/>
           </w:p>
         </w:tc>
         <w:tc>
@@ -21063,7 +19442,7 @@
     </w:tbl>
     <w:p>
       <w:pPr>
-        <w:pStyle w:val="Descripcin"/>
+        <w:pStyle w:val="Caption"/>
         <w:ind w:firstLine="0"/>
         <w:jc w:val="center"/>
         <w:rPr>
@@ -21177,39 +19556,13 @@
         <w:t xml:space="preserve"> el modelo más robusto en este escenario</w:t>
       </w:r>
       <w:r>
-        <w:t xml:space="preserve">, más allá de la influencia indudable del desbalanceo entre las clases donde sólo 3 registros positivos son incluidos en el conjunto de prueba. Este desbalanceo explica por qué SVM es totalmente ineficaz dentro de este escenario, a pesar de haber dado un </w:t>
-      </w:r>
-      <w:proofErr w:type="spellStart"/>
-      <w:r>
-        <w:t>Accuracy</w:t>
-      </w:r>
-      <w:proofErr w:type="spellEnd"/>
-      <w:r>
-        <w:t xml:space="preserve"> similar a RF y XGB no ha sido capaz de identificar los casos positivos y presenta </w:t>
-      </w:r>
-      <w:proofErr w:type="spellStart"/>
+        <w:t xml:space="preserve">, más allá de la influencia indudable del desbalanceo entre las clases donde sólo 3 registros positivos son incluidos en el conjunto de prueba. Este desbalanceo explica por qué SVM es totalmente ineficaz dentro de este escenario, a pesar de haber dado un Accuracy similar a RF y XGB no ha sido capaz de identificar los casos positivos y presenta </w:t>
+      </w:r>
       <w:r>
         <w:t>Precision</w:t>
       </w:r>
-      <w:proofErr w:type="spellEnd"/>
-      <w:r>
-        <w:t xml:space="preserve"> y </w:t>
-      </w:r>
-      <w:proofErr w:type="spellStart"/>
-      <w:r>
-        <w:t>Recall</w:t>
-      </w:r>
-      <w:proofErr w:type="spellEnd"/>
-      <w:r>
-        <w:t xml:space="preserve"> de cero, por lo tanto, el </w:t>
-      </w:r>
-      <w:proofErr w:type="spellStart"/>
-      <w:r>
-        <w:t>Accuracy</w:t>
-      </w:r>
-      <w:proofErr w:type="spellEnd"/>
-      <w:r>
-        <w:t xml:space="preserve"> sólo demuestra su precisión para la clase de no incendio.</w:t>
+      <w:r>
+        <w:t xml:space="preserve"> y Recall de cero, por lo tanto, el Accuracy sólo demuestra su precisión para la clase de no incendio.</w:t>
       </w:r>
     </w:p>
     <w:p>
@@ -21217,15 +19570,7 @@
         <w:jc w:val="both"/>
       </w:pPr>
       <w:r>
-        <w:t xml:space="preserve">En cambio, RF y XGB muestran un excelente </w:t>
-      </w:r>
-      <w:proofErr w:type="spellStart"/>
-      <w:r>
-        <w:t>Recall</w:t>
-      </w:r>
-      <w:proofErr w:type="spellEnd"/>
-      <w:r>
-        <w:t xml:space="preserve">, dado a que pudieron identificar correctamente los tres casos positivos del conjunto, su diferencia radica en cuantos falsos positivos han </w:t>
+        <w:t xml:space="preserve">En cambio, RF y XGB muestran un excelente Recall, dado a que pudieron identificar correctamente los tres casos positivos del conjunto, su diferencia radica en cuantos falsos positivos han </w:t>
       </w:r>
       <w:r>
         <w:t>identificado</w:t>
@@ -21233,24 +19578,14 @@
       <w:r>
         <w:t xml:space="preserve"> cada uno, mientras XGB ha informado un total de 37 falsos positivos evidenciado en su </w:t>
       </w:r>
-      <w:proofErr w:type="spellStart"/>
-      <w:r>
-        <w:t>Precision</w:t>
-      </w:r>
-      <w:proofErr w:type="spellEnd"/>
-      <w:r>
-        <w:t xml:space="preserve"> </w:t>
+      <w:r>
+        <w:t xml:space="preserve">Precision </w:t>
       </w:r>
       <w:r>
         <w:t xml:space="preserve">de sólo 7%, RF fue sumamente superior con sólo 2 casos identificados como falsos positivos logrando un </w:t>
       </w:r>
-      <w:proofErr w:type="spellStart"/>
-      <w:r>
-        <w:t>Precision</w:t>
-      </w:r>
-      <w:proofErr w:type="spellEnd"/>
-      <w:r>
-        <w:t xml:space="preserve"> </w:t>
+      <w:r>
+        <w:t xml:space="preserve">Precision </w:t>
       </w:r>
       <w:r>
         <w:t>del 60%.</w:t>
@@ -21258,7 +19593,7 @@
     </w:p>
     <w:p>
       <w:pPr>
-        <w:pStyle w:val="Ttulo2"/>
+        <w:pStyle w:val="Heading2"/>
         <w:ind w:firstLine="0"/>
         <w:jc w:val="both"/>
         <w:rPr>
@@ -21299,7 +19634,6 @@
       <w:r>
         <w:t xml:space="preserve">una distribución de entrenamiento y pruebas distinta, es decir, en lugar de hacer uso de </w:t>
       </w:r>
-      <w:proofErr w:type="spellStart"/>
       <w:r>
         <w:rPr>
           <w:i/>
@@ -21307,7 +19641,6 @@
         </w:rPr>
         <w:t>train_test_split</w:t>
       </w:r>
-      <w:proofErr w:type="spellEnd"/>
       <w:r>
         <w:rPr>
           <w:i/>
@@ -21396,7 +19729,7 @@
     </w:p>
     <w:p>
       <w:pPr>
-        <w:pStyle w:val="Descripcin"/>
+        <w:pStyle w:val="Caption"/>
         <w:ind w:firstLine="0"/>
         <w:jc w:val="center"/>
         <w:rPr>
@@ -21460,31 +19793,13 @@
           <w:bCs/>
           <w:color w:val="000000" w:themeColor="text1"/>
         </w:rPr>
-        <w:t xml:space="preserve"> - Identificación de </w:t>
-      </w:r>
-      <w:proofErr w:type="spellStart"/>
-      <w:r>
-        <w:rPr>
-          <w:b/>
-          <w:bCs/>
-          <w:color w:val="000000" w:themeColor="text1"/>
-        </w:rPr>
-        <w:t>subset</w:t>
-      </w:r>
-      <w:proofErr w:type="spellEnd"/>
-      <w:r>
-        <w:rPr>
-          <w:b/>
-          <w:bCs/>
-          <w:color w:val="000000" w:themeColor="text1"/>
-        </w:rPr>
-        <w:t xml:space="preserve"> personalizado para entrenamiento.</w:t>
+        <w:t xml:space="preserve"> - Identificación de subset personalizado para entrenamiento.</w:t>
       </w:r>
     </w:p>
     <w:p/>
     <w:tbl>
       <w:tblPr>
-        <w:tblStyle w:val="Tablanormal1"/>
+        <w:tblStyle w:val="PlainTable1"/>
         <w:tblW w:w="5000" w:type="pct"/>
         <w:tblLook w:val="04A0" w:firstRow="1" w:lastRow="0" w:firstColumn="1" w:lastColumn="0" w:noHBand="0" w:noVBand="1"/>
       </w:tblPr>
@@ -21752,7 +20067,7 @@
     </w:tbl>
     <w:p>
       <w:pPr>
-        <w:pStyle w:val="Descripcin"/>
+        <w:pStyle w:val="Caption"/>
         <w:ind w:firstLine="0"/>
         <w:jc w:val="center"/>
         <w:rPr>
@@ -21821,7 +20136,7 @@
     </w:p>
     <w:tbl>
       <w:tblPr>
-        <w:tblStyle w:val="Tablanormal1"/>
+        <w:tblStyle w:val="PlainTable1"/>
         <w:tblW w:w="5000" w:type="pct"/>
         <w:tblLook w:val="04A0" w:firstRow="1" w:lastRow="0" w:firstColumn="1" w:lastColumn="0" w:noHBand="0" w:noVBand="1"/>
       </w:tblPr>
@@ -22089,7 +20404,7 @@
     </w:tbl>
     <w:p>
       <w:pPr>
-        <w:pStyle w:val="Descripcin"/>
+        <w:pStyle w:val="Caption"/>
         <w:ind w:firstLine="0"/>
         <w:jc w:val="center"/>
         <w:rPr>
@@ -22261,7 +20576,7 @@
     </w:p>
     <w:tbl>
       <w:tblPr>
-        <w:tblStyle w:val="Tablanormal1"/>
+        <w:tblStyle w:val="PlainTable1"/>
         <w:tblW w:w="5000" w:type="pct"/>
         <w:tblLook w:val="04A0" w:firstRow="1" w:lastRow="0" w:firstColumn="1" w:lastColumn="0" w:noHBand="0" w:noVBand="1"/>
       </w:tblPr>
@@ -22338,7 +20653,6 @@
                 <w14:ligatures w14:val="none"/>
               </w:rPr>
             </w:pPr>
-            <w:proofErr w:type="spellStart"/>
             <w:r>
               <w:rPr>
                 <w:rFonts w:eastAsia="Times New Roman" w:cs="Times New Roman"/>
@@ -22352,7 +20666,6 @@
               </w:rPr>
               <w:t>Accuracy</w:t>
             </w:r>
-            <w:proofErr w:type="spellEnd"/>
           </w:p>
         </w:tc>
         <w:tc>
@@ -22414,7 +20727,6 @@
                 <w14:ligatures w14:val="none"/>
               </w:rPr>
             </w:pPr>
-            <w:proofErr w:type="spellStart"/>
             <w:r>
               <w:rPr>
                 <w:rFonts w:eastAsia="Times New Roman" w:cs="Times New Roman"/>
@@ -22428,7 +20740,6 @@
               </w:rPr>
               <w:t>Precision</w:t>
             </w:r>
-            <w:proofErr w:type="spellEnd"/>
           </w:p>
         </w:tc>
         <w:tc>
@@ -22453,7 +20764,6 @@
                 <w14:ligatures w14:val="none"/>
               </w:rPr>
             </w:pPr>
-            <w:proofErr w:type="spellStart"/>
             <w:r>
               <w:rPr>
                 <w:rFonts w:eastAsia="Times New Roman" w:cs="Times New Roman"/>
@@ -22467,7 +20777,6 @@
               </w:rPr>
               <w:t>Recall</w:t>
             </w:r>
-            <w:proofErr w:type="spellEnd"/>
           </w:p>
         </w:tc>
         <w:tc>
@@ -22529,7 +20838,6 @@
                 <w14:ligatures w14:val="none"/>
               </w:rPr>
             </w:pPr>
-            <w:proofErr w:type="spellStart"/>
             <w:r>
               <w:rPr>
                 <w:rFonts w:eastAsia="Times New Roman" w:cs="Times New Roman"/>
@@ -22541,37 +20849,8 @@
                 <w:lang w:eastAsia="es-AR"/>
                 <w14:ligatures w14:val="none"/>
               </w:rPr>
-              <w:t>Balanced</w:t>
-            </w:r>
-            <w:proofErr w:type="spellEnd"/>
-            <w:r>
-              <w:rPr>
-                <w:rFonts w:eastAsia="Times New Roman" w:cs="Times New Roman"/>
-                <w:i/>
-                <w:iCs/>
-                <w:color w:val="000000"/>
-                <w:kern w:val="0"/>
-                <w:szCs w:val="22"/>
-                <w:lang w:eastAsia="es-AR"/>
-                <w14:ligatures w14:val="none"/>
-              </w:rPr>
-              <w:t xml:space="preserve"> </w:t>
-            </w:r>
-            <w:proofErr w:type="spellStart"/>
-            <w:r>
-              <w:rPr>
-                <w:rFonts w:eastAsia="Times New Roman" w:cs="Times New Roman"/>
-                <w:i/>
-                <w:iCs/>
-                <w:color w:val="000000"/>
-                <w:kern w:val="0"/>
-                <w:szCs w:val="22"/>
-                <w:lang w:eastAsia="es-AR"/>
-                <w14:ligatures w14:val="none"/>
-              </w:rPr>
-              <w:t>Acc</w:t>
-            </w:r>
-            <w:proofErr w:type="spellEnd"/>
+              <w:t>Balanced Acc</w:t>
+            </w:r>
           </w:p>
         </w:tc>
       </w:tr>
@@ -22602,7 +20881,6 @@
                 <w14:ligatures w14:val="none"/>
               </w:rPr>
             </w:pPr>
-            <w:proofErr w:type="spellStart"/>
             <w:r>
               <w:rPr>
                 <w:rFonts w:eastAsia="Times New Roman" w:cs="Times New Roman"/>
@@ -22615,22 +20893,7 @@
                 <w:lang w:eastAsia="es-AR"/>
                 <w14:ligatures w14:val="none"/>
               </w:rPr>
-              <w:t>Random</w:t>
-            </w:r>
-            <w:proofErr w:type="spellEnd"/>
-            <w:r>
-              <w:rPr>
-                <w:rFonts w:eastAsia="Times New Roman" w:cs="Times New Roman"/>
-                <w:i/>
-                <w:iCs/>
-                <w:color w:val="000000"/>
-                <w:kern w:val="0"/>
-                <w:sz w:val="18"/>
-                <w:szCs w:val="18"/>
-                <w:lang w:eastAsia="es-AR"/>
-                <w14:ligatures w14:val="none"/>
-              </w:rPr>
-              <w:t xml:space="preserve"> Forest</w:t>
+              <w:t>Random Forest</w:t>
             </w:r>
           </w:p>
         </w:tc>
@@ -22896,7 +21159,6 @@
                 <w14:ligatures w14:val="none"/>
               </w:rPr>
             </w:pPr>
-            <w:proofErr w:type="spellStart"/>
             <w:r>
               <w:rPr>
                 <w:rFonts w:eastAsia="Times New Roman" w:cs="Times New Roman"/>
@@ -22911,7 +21173,6 @@
               </w:rPr>
               <w:t>XGBoost</w:t>
             </w:r>
-            <w:proofErr w:type="spellEnd"/>
           </w:p>
         </w:tc>
         <w:tc>
@@ -23436,7 +21697,7 @@
     </w:tbl>
     <w:p>
       <w:pPr>
-        <w:pStyle w:val="Descripcin"/>
+        <w:pStyle w:val="Caption"/>
         <w:ind w:firstLine="0"/>
         <w:jc w:val="center"/>
         <w:rPr>
@@ -23519,23 +21780,7 @@
         <w:t>este escenario</w:t>
       </w:r>
       <w:r>
-        <w:t xml:space="preserve">, SVM arrojó mejor </w:t>
-      </w:r>
-      <w:proofErr w:type="spellStart"/>
-      <w:r>
-        <w:t>Accuracy</w:t>
-      </w:r>
-      <w:proofErr w:type="spellEnd"/>
-      <w:r>
-        <w:t xml:space="preserve">, </w:t>
-      </w:r>
-      <w:proofErr w:type="spellStart"/>
-      <w:r>
-        <w:t>Precision</w:t>
-      </w:r>
-      <w:proofErr w:type="spellEnd"/>
-      <w:r>
-        <w:t xml:space="preserve"> y F1-Score, sin </w:t>
+        <w:t xml:space="preserve">, SVM arrojó mejor Accuracy, Precision y F1-Score, sin </w:t>
       </w:r>
       <w:r>
         <w:t>embargo,</w:t>
@@ -23547,15 +21792,7 @@
         <w:t>su</w:t>
       </w:r>
       <w:r>
-        <w:t xml:space="preserve"> </w:t>
-      </w:r>
-      <w:proofErr w:type="spellStart"/>
-      <w:r>
-        <w:t>Recall</w:t>
-      </w:r>
-      <w:proofErr w:type="spellEnd"/>
-      <w:r>
-        <w:t xml:space="preserve"> </w:t>
+        <w:t xml:space="preserve"> Recall </w:t>
       </w:r>
       <w:r>
         <w:t>es el más bajo, indicando</w:t>
@@ -23582,18 +21819,10 @@
       </w:pPr>
       <w:r>
         <w:lastRenderedPageBreak/>
-        <w:t xml:space="preserve">Nuevamente RF y XGB son modelos que brindan resultados parecidos, ambos priorizan la detección de focos que se observan en los resultados de </w:t>
-      </w:r>
-      <w:proofErr w:type="spellStart"/>
-      <w:r>
-        <w:t>Recal</w:t>
-      </w:r>
-      <w:r>
-        <w:t>l</w:t>
-      </w:r>
-      <w:proofErr w:type="spellEnd"/>
-      <w:r>
-        <w:t xml:space="preserve"> </w:t>
+        <w:t>Nuevamente RF y XGB son modelos que brindan resultados parecidos, ambos priorizan la detección de focos que se observan en los resultados de Recal</w:t>
+      </w:r>
+      <w:r>
+        <w:t xml:space="preserve">l </w:t>
       </w:r>
       <w:r>
         <w:t xml:space="preserve">(ambos </w:t>
@@ -23623,15 +21852,7 @@
         <w:t xml:space="preserve"> por una</w:t>
       </w:r>
       <w:r>
-        <w:t xml:space="preserve"> métrica </w:t>
-      </w:r>
-      <w:proofErr w:type="spellStart"/>
-      <w:r>
-        <w:t>Precision</w:t>
-      </w:r>
-      <w:proofErr w:type="spellEnd"/>
-      <w:r>
-        <w:t xml:space="preserve"> muy baja, </w:t>
+        <w:t xml:space="preserve"> métrica Precision muy baja, </w:t>
       </w:r>
       <w:r>
         <w:t>evidenciando</w:t>
@@ -23656,7 +21877,7 @@
     </w:p>
     <w:p>
       <w:pPr>
-        <w:pStyle w:val="Ttulo1"/>
+        <w:pStyle w:val="Heading1"/>
         <w:ind w:firstLine="0"/>
         <w:jc w:val="both"/>
         <w:rPr>
@@ -23762,23 +21983,7 @@
         <w:t>, l</w:t>
       </w:r>
       <w:r>
-        <w:t xml:space="preserve">os modelos RF y </w:t>
-      </w:r>
-      <w:proofErr w:type="spellStart"/>
-      <w:r>
-        <w:t>XGBoost</w:t>
-      </w:r>
-      <w:proofErr w:type="spellEnd"/>
-      <w:r>
-        <w:t xml:space="preserve"> lograron un </w:t>
-      </w:r>
-      <w:proofErr w:type="spellStart"/>
-      <w:r>
-        <w:t>Recall</w:t>
-      </w:r>
-      <w:proofErr w:type="spellEnd"/>
-      <w:r>
-        <w:t xml:space="preserve"> superior al 50%, demostrando que son </w:t>
+        <w:t xml:space="preserve">os modelos RF y XGBoost lograron un Recall superior al 50%, demostrando que son </w:t>
       </w:r>
       <w:r>
         <w:rPr>
@@ -23788,15 +21993,7 @@
         <w:t>capaces de identificar las condiciones meteorológicas de alto riesgo asociadas a los incendios</w:t>
       </w:r>
       <w:r>
-        <w:t xml:space="preserve">. Sin embargo, su </w:t>
-      </w:r>
-      <w:proofErr w:type="spellStart"/>
-      <w:r>
-        <w:t>Precision</w:t>
-      </w:r>
-      <w:proofErr w:type="spellEnd"/>
-      <w:r>
-        <w:t xml:space="preserve"> extremadamente baja revela que </w:t>
+        <w:t xml:space="preserve">. Sin embargo, su Precision extremadamente baja revela que </w:t>
       </w:r>
       <w:r>
         <w:rPr>
@@ -23858,7 +22055,7 @@
     </w:p>
     <w:p>
       <w:pPr>
-        <w:pStyle w:val="Ttulo1"/>
+        <w:pStyle w:val="Heading1"/>
         <w:ind w:firstLine="0"/>
         <w:jc w:val="both"/>
         <w:rPr>
@@ -23910,7 +22107,7 @@
     </w:p>
     <w:p>
       <w:pPr>
-        <w:pStyle w:val="Prrafodelista"/>
+        <w:pStyle w:val="ListParagraph"/>
         <w:numPr>
           <w:ilvl w:val="0"/>
           <w:numId w:val="9"/>
@@ -23926,15 +22123,7 @@
         <w:t>Histórico de caída de rayos:</w:t>
       </w:r>
       <w:r>
-        <w:t xml:space="preserve"> datos de descargas eléctricas atmosféricas, que son un agente de ignición natural clave en zonas remotas (fuente: </w:t>
-      </w:r>
-      <w:proofErr w:type="spellStart"/>
-      <w:r>
-        <w:t>GeoRayos</w:t>
-      </w:r>
-      <w:proofErr w:type="spellEnd"/>
-      <w:r>
-        <w:t xml:space="preserve"> de </w:t>
+        <w:t xml:space="preserve"> datos de descargas eléctricas atmosféricas, que son un agente de ignición natural clave en zonas remotas (fuente: GeoRayos de </w:t>
       </w:r>
       <w:r>
         <w:t>CITEDEF</w:t>
@@ -23945,7 +22134,7 @@
     </w:p>
     <w:p>
       <w:pPr>
-        <w:pStyle w:val="Prrafodelista"/>
+        <w:pStyle w:val="ListParagraph"/>
         <w:numPr>
           <w:ilvl w:val="0"/>
           <w:numId w:val="9"/>
@@ -23993,7 +22182,7 @@
     </w:p>
     <w:p>
       <w:pPr>
-        <w:pStyle w:val="Prrafodelista"/>
+        <w:pStyle w:val="ListParagraph"/>
         <w:numPr>
           <w:ilvl w:val="0"/>
           <w:numId w:val="9"/>
@@ -24013,7 +22202,7 @@
     </w:p>
     <w:p>
       <w:pPr>
-        <w:pStyle w:val="Prrafodelista"/>
+        <w:pStyle w:val="ListParagraph"/>
         <w:numPr>
           <w:ilvl w:val="0"/>
           <w:numId w:val="9"/>
@@ -24033,7 +22222,7 @@
     </w:p>
     <w:p>
       <w:pPr>
-        <w:pStyle w:val="Prrafodelista"/>
+        <w:pStyle w:val="ListParagraph"/>
         <w:numPr>
           <w:ilvl w:val="0"/>
           <w:numId w:val="9"/>
@@ -24113,7 +22302,7 @@
     </w:p>
     <w:p>
       <w:pPr>
-        <w:pStyle w:val="Ttulo1"/>
+        <w:pStyle w:val="Heading1"/>
         <w:ind w:firstLine="0"/>
         <w:rPr>
           <w:rFonts w:ascii="Times New Roman" w:hAnsi="Times New Roman" w:cs="Times New Roman"/>
@@ -24133,7 +22322,7 @@
     </w:p>
     <w:p>
       <w:pPr>
-        <w:pStyle w:val="Prrafodelista"/>
+        <w:pStyle w:val="ListParagraph"/>
         <w:numPr>
           <w:ilvl w:val="0"/>
           <w:numId w:val="1"/>
@@ -24161,7 +22350,7 @@
       <w:hyperlink r:id="rId24" w:history="1">
         <w:r>
           <w:rPr>
-            <w:rStyle w:val="Hipervnculo"/>
+            <w:rStyle w:val="Hyperlink"/>
             <w:i/>
             <w:iCs/>
           </w:rPr>
@@ -24175,7 +22364,7 @@
     </w:p>
     <w:p>
       <w:pPr>
-        <w:pStyle w:val="Prrafodelista"/>
+        <w:pStyle w:val="ListParagraph"/>
         <w:numPr>
           <w:ilvl w:val="0"/>
           <w:numId w:val="1"/>
@@ -24188,7 +22377,7 @@
       <w:hyperlink r:id="rId25" w:history="1">
         <w:r>
           <w:rPr>
-            <w:rStyle w:val="Hipervnculo"/>
+            <w:rStyle w:val="Hyperlink"/>
             <w:i/>
             <w:iCs/>
           </w:rPr>
@@ -24205,7 +22394,7 @@
     </w:p>
     <w:p>
       <w:pPr>
-        <w:pStyle w:val="Prrafodelista"/>
+        <w:pStyle w:val="ListParagraph"/>
         <w:numPr>
           <w:ilvl w:val="0"/>
           <w:numId w:val="1"/>
@@ -24218,7 +22407,7 @@
       <w:hyperlink r:id="rId26" w:history="1">
         <w:r>
           <w:rPr>
-            <w:rStyle w:val="Hipervnculo"/>
+            <w:rStyle w:val="Hyperlink"/>
             <w:i/>
             <w:iCs/>
           </w:rPr>
@@ -24235,7 +22424,7 @@
     </w:p>
     <w:p>
       <w:pPr>
-        <w:pStyle w:val="Prrafodelista"/>
+        <w:pStyle w:val="ListParagraph"/>
         <w:numPr>
           <w:ilvl w:val="0"/>
           <w:numId w:val="1"/>
@@ -24248,7 +22437,7 @@
       <w:hyperlink r:id="rId27" w:history="1">
         <w:r>
           <w:rPr>
-            <w:rStyle w:val="Hipervnculo"/>
+            <w:rStyle w:val="Hyperlink"/>
             <w:i/>
             <w:iCs/>
           </w:rPr>
@@ -24262,134 +22451,23 @@
     </w:p>
     <w:p>
       <w:pPr>
-        <w:pStyle w:val="Prrafodelista"/>
+        <w:pStyle w:val="ListParagraph"/>
         <w:numPr>
           <w:ilvl w:val="0"/>
           <w:numId w:val="1"/>
         </w:numPr>
       </w:pPr>
       <w:bookmarkStart w:id="41" w:name="_Ref211004224"/>
-      <w:proofErr w:type="spellStart"/>
-      <w:r>
-        <w:t>Liang</w:t>
-      </w:r>
-      <w:proofErr w:type="spellEnd"/>
-      <w:r>
-        <w:t xml:space="preserve">, H., Zhang, M., &amp; Wang, H. (2019). </w:t>
+      <w:r>
+        <w:t xml:space="preserve">Liang, H., Zhang, M., &amp; Wang, H. (2019). </w:t>
       </w:r>
       <w:hyperlink r:id="rId28" w:history="1">
         <w:r>
           <w:rPr>
-            <w:rStyle w:val="Hipervnculo"/>
+            <w:rStyle w:val="Hyperlink"/>
           </w:rPr>
-          <w:t xml:space="preserve">A Neural Network </w:t>
+          <w:t>A Neural Network Model for Wildfire Scale Prediction Using Meteorological Factors</w:t>
         </w:r>
-        <w:proofErr w:type="spellStart"/>
-        <w:r>
-          <w:rPr>
-            <w:rStyle w:val="Hipervnculo"/>
-          </w:rPr>
-          <w:t>Model</w:t>
-        </w:r>
-        <w:proofErr w:type="spellEnd"/>
-        <w:r>
-          <w:rPr>
-            <w:rStyle w:val="Hipervnculo"/>
-          </w:rPr>
-          <w:t xml:space="preserve"> </w:t>
-        </w:r>
-        <w:proofErr w:type="spellStart"/>
-        <w:r>
-          <w:rPr>
-            <w:rStyle w:val="Hipervnculo"/>
-          </w:rPr>
-          <w:t>for</w:t>
-        </w:r>
-        <w:proofErr w:type="spellEnd"/>
-        <w:r>
-          <w:rPr>
-            <w:rStyle w:val="Hipervnculo"/>
-          </w:rPr>
-          <w:t xml:space="preserve"> </w:t>
-        </w:r>
-        <w:proofErr w:type="spellStart"/>
-        <w:r>
-          <w:rPr>
-            <w:rStyle w:val="Hipervnculo"/>
-          </w:rPr>
-          <w:t>Wildfire</w:t>
-        </w:r>
-        <w:proofErr w:type="spellEnd"/>
-        <w:r>
-          <w:rPr>
-            <w:rStyle w:val="Hipervnculo"/>
-          </w:rPr>
-          <w:t xml:space="preserve"> </w:t>
-        </w:r>
-        <w:proofErr w:type="spellStart"/>
-        <w:r>
-          <w:rPr>
-            <w:rStyle w:val="Hipervnculo"/>
-          </w:rPr>
-          <w:t>Scale</w:t>
-        </w:r>
-        <w:proofErr w:type="spellEnd"/>
-        <w:r>
-          <w:rPr>
-            <w:rStyle w:val="Hipervnculo"/>
-          </w:rPr>
-          <w:t xml:space="preserve"> </w:t>
-        </w:r>
-        <w:proofErr w:type="spellStart"/>
-        <w:r>
-          <w:rPr>
-            <w:rStyle w:val="Hipervnculo"/>
-          </w:rPr>
-          <w:t>Prediction</w:t>
-        </w:r>
-        <w:proofErr w:type="spellEnd"/>
-        <w:r>
-          <w:rPr>
-            <w:rStyle w:val="Hipervnculo"/>
-          </w:rPr>
-          <w:t xml:space="preserve"> </w:t>
-        </w:r>
-        <w:proofErr w:type="spellStart"/>
-        <w:r>
-          <w:rPr>
-            <w:rStyle w:val="Hipervnculo"/>
-          </w:rPr>
-          <w:t>Using</w:t>
-        </w:r>
-        <w:proofErr w:type="spellEnd"/>
-        <w:r>
-          <w:rPr>
-            <w:rStyle w:val="Hipervnculo"/>
-          </w:rPr>
-          <w:t xml:space="preserve"> </w:t>
-        </w:r>
-        <w:proofErr w:type="spellStart"/>
-        <w:r>
-          <w:rPr>
-            <w:rStyle w:val="Hipervnculo"/>
-          </w:rPr>
-          <w:t>Meteorological</w:t>
-        </w:r>
-        <w:proofErr w:type="spellEnd"/>
-        <w:r>
-          <w:rPr>
-            <w:rStyle w:val="Hipervnculo"/>
-          </w:rPr>
-          <w:t xml:space="preserve"> </w:t>
-        </w:r>
-        <w:proofErr w:type="spellStart"/>
-        <w:r>
-          <w:rPr>
-            <w:rStyle w:val="Hipervnculo"/>
-          </w:rPr>
-          <w:t>Factors</w:t>
-        </w:r>
-        <w:proofErr w:type="spellEnd"/>
       </w:hyperlink>
       <w:r>
         <w:t xml:space="preserve">. </w:t>
@@ -24418,181 +22496,34 @@
     </w:p>
     <w:p>
       <w:pPr>
-        <w:pStyle w:val="Prrafodelista"/>
+        <w:pStyle w:val="ListParagraph"/>
         <w:numPr>
           <w:ilvl w:val="0"/>
           <w:numId w:val="1"/>
         </w:numPr>
       </w:pPr>
       <w:bookmarkStart w:id="42" w:name="_Ref211004487"/>
-      <w:proofErr w:type="spellStart"/>
-      <w:r>
-        <w:t>Piyush</w:t>
-      </w:r>
-      <w:proofErr w:type="spellEnd"/>
-      <w:r>
-        <w:t xml:space="preserve"> Jain, Sean C.P. Coogan, </w:t>
-      </w:r>
-      <w:proofErr w:type="spellStart"/>
-      <w:r>
-        <w:t>Sriram</w:t>
-      </w:r>
-      <w:proofErr w:type="spellEnd"/>
-      <w:r>
-        <w:t xml:space="preserve"> </w:t>
-      </w:r>
-      <w:proofErr w:type="spellStart"/>
-      <w:r>
-        <w:t>Ganapathi</w:t>
-      </w:r>
-      <w:proofErr w:type="spellEnd"/>
-      <w:r>
-        <w:t xml:space="preserve"> </w:t>
-      </w:r>
-      <w:proofErr w:type="spellStart"/>
-      <w:r>
-        <w:t>Subramanian</w:t>
-      </w:r>
-      <w:proofErr w:type="spellEnd"/>
-      <w:r>
-        <w:t xml:space="preserve">, Mark Crowley, Steve Taylor, and Mike D. </w:t>
-      </w:r>
-      <w:proofErr w:type="spellStart"/>
-      <w:r>
-        <w:t>Flannigan</w:t>
-      </w:r>
-      <w:proofErr w:type="spellEnd"/>
-      <w:r>
-        <w:t xml:space="preserve">. 2020. </w:t>
+      <w:r>
+        <w:t xml:space="preserve">Piyush Jain, Sean C.P. Coogan, Sriram Ganapathi Subramanian, Mark Crowley, Steve Taylor, and Mike D. Flannigan. 2020. </w:t>
       </w:r>
       <w:hyperlink r:id="rId29" w:history="1">
         <w:r>
           <w:rPr>
-            <w:rStyle w:val="Hipervnculo"/>
+            <w:rStyle w:val="Hyperlink"/>
           </w:rPr>
-          <w:t xml:space="preserve">A </w:t>
+          <w:t>A review of machine learning applications in wildfire science and management</w:t>
         </w:r>
-        <w:proofErr w:type="spellStart"/>
-        <w:r>
-          <w:rPr>
-            <w:rStyle w:val="Hipervnculo"/>
-          </w:rPr>
-          <w:t>review</w:t>
-        </w:r>
-        <w:proofErr w:type="spellEnd"/>
-        <w:r>
-          <w:rPr>
-            <w:rStyle w:val="Hipervnculo"/>
-          </w:rPr>
-          <w:t xml:space="preserve"> </w:t>
-        </w:r>
-        <w:proofErr w:type="spellStart"/>
-        <w:r>
-          <w:rPr>
-            <w:rStyle w:val="Hipervnculo"/>
-          </w:rPr>
-          <w:t>of</w:t>
-        </w:r>
-        <w:proofErr w:type="spellEnd"/>
-        <w:r>
-          <w:rPr>
-            <w:rStyle w:val="Hipervnculo"/>
-          </w:rPr>
-          <w:t xml:space="preserve"> machine </w:t>
-        </w:r>
-        <w:proofErr w:type="spellStart"/>
-        <w:r>
-          <w:rPr>
-            <w:rStyle w:val="Hipervnculo"/>
-          </w:rPr>
-          <w:t>learning</w:t>
-        </w:r>
-        <w:proofErr w:type="spellEnd"/>
-        <w:r>
-          <w:rPr>
-            <w:rStyle w:val="Hipervnculo"/>
-          </w:rPr>
-          <w:t xml:space="preserve"> </w:t>
-        </w:r>
-        <w:proofErr w:type="spellStart"/>
-        <w:r>
-          <w:rPr>
-            <w:rStyle w:val="Hipervnculo"/>
-          </w:rPr>
-          <w:t>applications</w:t>
-        </w:r>
-        <w:proofErr w:type="spellEnd"/>
-        <w:r>
-          <w:rPr>
-            <w:rStyle w:val="Hipervnculo"/>
-          </w:rPr>
-          <w:t xml:space="preserve"> in </w:t>
-        </w:r>
-        <w:proofErr w:type="spellStart"/>
-        <w:r>
-          <w:rPr>
-            <w:rStyle w:val="Hipervnculo"/>
-          </w:rPr>
-          <w:t>wildfire</w:t>
-        </w:r>
-        <w:proofErr w:type="spellEnd"/>
-        <w:r>
-          <w:rPr>
-            <w:rStyle w:val="Hipervnculo"/>
-          </w:rPr>
-          <w:t xml:space="preserve"> </w:t>
-        </w:r>
-        <w:proofErr w:type="spellStart"/>
-        <w:r>
-          <w:rPr>
-            <w:rStyle w:val="Hipervnculo"/>
-          </w:rPr>
-          <w:t>science</w:t>
-        </w:r>
-        <w:proofErr w:type="spellEnd"/>
-        <w:r>
-          <w:rPr>
-            <w:rStyle w:val="Hipervnculo"/>
-          </w:rPr>
-          <w:t xml:space="preserve"> and </w:t>
-        </w:r>
-        <w:proofErr w:type="spellStart"/>
-        <w:r>
-          <w:rPr>
-            <w:rStyle w:val="Hipervnculo"/>
-          </w:rPr>
-          <w:t>management</w:t>
-        </w:r>
-        <w:proofErr w:type="spellEnd"/>
       </w:hyperlink>
       <w:r>
         <w:t>. </w:t>
       </w:r>
-      <w:proofErr w:type="spellStart"/>
       <w:r>
         <w:rPr>
           <w:i/>
           <w:iCs/>
         </w:rPr>
-        <w:t>Environmental</w:t>
-      </w:r>
-      <w:proofErr w:type="spellEnd"/>
-      <w:r>
-        <w:rPr>
-          <w:i/>
-          <w:iCs/>
-        </w:rPr>
-        <w:t xml:space="preserve"> </w:t>
-      </w:r>
-      <w:proofErr w:type="spellStart"/>
-      <w:r>
-        <w:rPr>
-          <w:i/>
-          <w:iCs/>
-        </w:rPr>
-        <w:t>Reviews</w:t>
-      </w:r>
-      <w:proofErr w:type="spellEnd"/>
+        <w:t>Environmental Reviews</w:t>
+      </w:r>
       <w:r>
         <w:t>.</w:t>
       </w:r>
@@ -24600,7 +22531,7 @@
     </w:p>
     <w:p>
       <w:pPr>
-        <w:pStyle w:val="Prrafodelista"/>
+        <w:pStyle w:val="ListParagraph"/>
         <w:numPr>
           <w:ilvl w:val="0"/>
           <w:numId w:val="1"/>
@@ -24611,149 +22542,31 @@
         <w:t xml:space="preserve">Sengupta, A., &amp; Woodford, B. J. (2025). </w:t>
       </w:r>
       <w:hyperlink r:id="rId30" w:history="1">
-        <w:proofErr w:type="spellStart"/>
         <w:r>
           <w:rPr>
-            <w:rStyle w:val="Hipervnculo"/>
+            <w:rStyle w:val="Hyperlink"/>
           </w:rPr>
-          <w:t>Recent</w:t>
+          <w:t>Recent advances in explainable Machine Learning models for wildfire prediction</w:t>
         </w:r>
-        <w:proofErr w:type="spellEnd"/>
-        <w:r>
-          <w:rPr>
-            <w:rStyle w:val="Hipervnculo"/>
-          </w:rPr>
-          <w:t xml:space="preserve"> </w:t>
-        </w:r>
-        <w:proofErr w:type="spellStart"/>
-        <w:r>
-          <w:rPr>
-            <w:rStyle w:val="Hipervnculo"/>
-          </w:rPr>
-          <w:t>advances</w:t>
-        </w:r>
-        <w:proofErr w:type="spellEnd"/>
-        <w:r>
-          <w:rPr>
-            <w:rStyle w:val="Hipervnculo"/>
-          </w:rPr>
-          <w:t xml:space="preserve"> in </w:t>
-        </w:r>
-        <w:proofErr w:type="spellStart"/>
-        <w:r>
-          <w:rPr>
-            <w:rStyle w:val="Hipervnculo"/>
-          </w:rPr>
-          <w:t>explainable</w:t>
-        </w:r>
-        <w:proofErr w:type="spellEnd"/>
-        <w:r>
-          <w:rPr>
-            <w:rStyle w:val="Hipervnculo"/>
-          </w:rPr>
-          <w:t xml:space="preserve"> Machine </w:t>
-        </w:r>
-        <w:proofErr w:type="spellStart"/>
-        <w:r>
-          <w:rPr>
-            <w:rStyle w:val="Hipervnculo"/>
-          </w:rPr>
-          <w:t>Learning</w:t>
-        </w:r>
-        <w:proofErr w:type="spellEnd"/>
-        <w:r>
-          <w:rPr>
-            <w:rStyle w:val="Hipervnculo"/>
-          </w:rPr>
-          <w:t xml:space="preserve"> </w:t>
-        </w:r>
-        <w:proofErr w:type="spellStart"/>
-        <w:r>
-          <w:rPr>
-            <w:rStyle w:val="Hipervnculo"/>
-          </w:rPr>
-          <w:t>models</w:t>
-        </w:r>
-        <w:proofErr w:type="spellEnd"/>
-        <w:r>
-          <w:rPr>
-            <w:rStyle w:val="Hipervnculo"/>
-          </w:rPr>
-          <w:t xml:space="preserve"> </w:t>
-        </w:r>
-        <w:proofErr w:type="spellStart"/>
-        <w:r>
-          <w:rPr>
-            <w:rStyle w:val="Hipervnculo"/>
-          </w:rPr>
-          <w:t>for</w:t>
-        </w:r>
-        <w:proofErr w:type="spellEnd"/>
-        <w:r>
-          <w:rPr>
-            <w:rStyle w:val="Hipervnculo"/>
-          </w:rPr>
-          <w:t xml:space="preserve"> </w:t>
-        </w:r>
-        <w:proofErr w:type="spellStart"/>
-        <w:r>
-          <w:rPr>
-            <w:rStyle w:val="Hipervnculo"/>
-          </w:rPr>
-          <w:t>wildfire</w:t>
-        </w:r>
-        <w:proofErr w:type="spellEnd"/>
-        <w:r>
-          <w:rPr>
-            <w:rStyle w:val="Hipervnculo"/>
-          </w:rPr>
-          <w:t xml:space="preserve"> </w:t>
-        </w:r>
-        <w:proofErr w:type="spellStart"/>
-        <w:r>
-          <w:rPr>
-            <w:rStyle w:val="Hipervnculo"/>
-          </w:rPr>
-          <w:t>prediction</w:t>
-        </w:r>
-        <w:proofErr w:type="spellEnd"/>
       </w:hyperlink>
       <w:r>
         <w:t xml:space="preserve">. </w:t>
       </w:r>
-      <w:proofErr w:type="spellStart"/>
       <w:r>
         <w:rPr>
           <w:i/>
           <w:iCs/>
         </w:rPr>
-        <w:t>Applied</w:t>
-      </w:r>
-      <w:proofErr w:type="spellEnd"/>
+        <w:t>Applied Computing and Geosciences</w:t>
+      </w:r>
+      <w:r>
+        <w:t xml:space="preserve">, </w:t>
+      </w:r>
       <w:r>
         <w:rPr>
           <w:i/>
           <w:iCs/>
         </w:rPr>
-        <w:t xml:space="preserve"> Computing and </w:t>
-      </w:r>
-      <w:proofErr w:type="spellStart"/>
-      <w:r>
-        <w:rPr>
-          <w:i/>
-          <w:iCs/>
-        </w:rPr>
-        <w:t>Geosciences</w:t>
-      </w:r>
-      <w:proofErr w:type="spellEnd"/>
-      <w:r>
-        <w:t xml:space="preserve">, </w:t>
-      </w:r>
-      <w:r>
-        <w:rPr>
-          <w:i/>
-          <w:iCs/>
-        </w:rPr>
         <w:t>27</w:t>
       </w:r>
       <w:r>
@@ -24763,25 +22576,20 @@
     </w:p>
     <w:p>
       <w:pPr>
-        <w:pStyle w:val="Prrafodelista"/>
+        <w:pStyle w:val="ListParagraph"/>
         <w:numPr>
           <w:ilvl w:val="0"/>
           <w:numId w:val="1"/>
         </w:numPr>
       </w:pPr>
       <w:bookmarkStart w:id="44" w:name="_Ref211004985"/>
-      <w:proofErr w:type="spellStart"/>
-      <w:r>
-        <w:t>Cardenas</w:t>
-      </w:r>
-      <w:proofErr w:type="spellEnd"/>
-      <w:r>
-        <w:t xml:space="preserve">, M., Medel, R., Castillo, J., Vázquez, J. C., &amp; Casco, O. (2015). </w:t>
+      <w:r>
+        <w:t xml:space="preserve">Cardenas, M., Medel, R., Castillo, J., Vázquez, J. C., &amp; Casco, O. (2015). </w:t>
       </w:r>
       <w:hyperlink r:id="rId31" w:history="1">
         <w:r>
           <w:rPr>
-            <w:rStyle w:val="Hipervnculo"/>
+            <w:rStyle w:val="Hyperlink"/>
           </w:rPr>
           <w:t>Modelos de Aprendizaje Supervisados: aplicaciones para la predicción de incendios forestales en la provincia de Córdoba</w:t>
         </w:r>
@@ -24806,36 +22614,23 @@
     </w:p>
     <w:p>
       <w:pPr>
-        <w:pStyle w:val="Prrafodelista"/>
+        <w:pStyle w:val="ListParagraph"/>
         <w:numPr>
           <w:ilvl w:val="0"/>
           <w:numId w:val="1"/>
         </w:numPr>
       </w:pPr>
       <w:bookmarkStart w:id="45" w:name="_Ref211004995"/>
-      <w:proofErr w:type="spellStart"/>
-      <w:r>
-        <w:t>Martinez</w:t>
-      </w:r>
-      <w:proofErr w:type="spellEnd"/>
-      <w:r>
-        <w:t xml:space="preserve"> Saucedo, A., &amp; Inchausti, P. E. (2020). </w:t>
+      <w:r>
+        <w:t xml:space="preserve">Martinez Saucedo, A., &amp; Inchausti, P. E. (2020). </w:t>
       </w:r>
       <w:hyperlink r:id="rId32" w:history="1">
         <w:r>
           <w:rPr>
-            <w:rStyle w:val="Hipervnculo"/>
+            <w:rStyle w:val="Hyperlink"/>
           </w:rPr>
-          <w:t xml:space="preserve">Predicción de incendios forestales mediante modelos de Machine </w:t>
+          <w:t>Predicción de incendios forestales mediante modelos de Machine Learning</w:t>
         </w:r>
-        <w:proofErr w:type="spellStart"/>
-        <w:r>
-          <w:rPr>
-            <w:rStyle w:val="Hipervnculo"/>
-          </w:rPr>
-          <w:t>Learning</w:t>
-        </w:r>
-        <w:proofErr w:type="spellEnd"/>
       </w:hyperlink>
       <w:r>
         <w:t xml:space="preserve">. En </w:t>
@@ -24858,7 +22653,7 @@
     </w:p>
     <w:p>
       <w:pPr>
-        <w:pStyle w:val="Ttulo1"/>
+        <w:pStyle w:val="Heading1"/>
         <w:ind w:firstLine="0"/>
         <w:rPr>
           <w:rFonts w:ascii="Times New Roman" w:hAnsi="Times New Roman" w:cs="Times New Roman"/>
@@ -24877,7 +22672,7 @@
     </w:p>
     <w:p>
       <w:pPr>
-        <w:pStyle w:val="Prrafodelista"/>
+        <w:pStyle w:val="ListParagraph"/>
         <w:numPr>
           <w:ilvl w:val="0"/>
           <w:numId w:val="1"/>
@@ -24894,101 +22689,27 @@
       <w:r>
         <w:t>). </w:t>
       </w:r>
-      <w:proofErr w:type="spellStart"/>
-      <w:r>
-        <w:fldChar w:fldCharType="begin"/>
-      </w:r>
-      <w:r>
-        <w:instrText>HYPERLINK "https://www.datascience-pm.com/crisp-dm-2/"</w:instrText>
-      </w:r>
-      <w:r>
-        <w:fldChar w:fldCharType="separate"/>
-      </w:r>
-      <w:r>
-        <w:rPr>
-          <w:rStyle w:val="Hipervnculo"/>
-          <w:i/>
-          <w:iCs/>
-        </w:rPr>
-        <w:t>CRoss-Industry</w:t>
-      </w:r>
-      <w:proofErr w:type="spellEnd"/>
-      <w:r>
-        <w:rPr>
-          <w:rStyle w:val="Hipervnculo"/>
-          <w:i/>
-          <w:iCs/>
-        </w:rPr>
-        <w:t xml:space="preserve"> Standard </w:t>
-      </w:r>
-      <w:proofErr w:type="spellStart"/>
-      <w:r>
-        <w:rPr>
-          <w:rStyle w:val="Hipervnculo"/>
-          <w:i/>
-          <w:iCs/>
-        </w:rPr>
-        <w:t>Process</w:t>
-      </w:r>
-      <w:proofErr w:type="spellEnd"/>
-      <w:r>
-        <w:rPr>
-          <w:rStyle w:val="Hipervnculo"/>
-          <w:i/>
-          <w:iCs/>
-        </w:rPr>
+      <w:hyperlink r:id="rId33" w:history="1">
+        <w:r>
+          <w:rPr>
+            <w:rStyle w:val="Hyperlink"/>
+            <w:i/>
+            <w:iCs/>
+          </w:rPr>
+          <w:t>CRoss-Industry Standard Process for Data Mining (CRISP-DM)</w:t>
+        </w:r>
+      </w:hyperlink>
+      <w:r>
+        <w:t>.</w:t>
+      </w:r>
+      <w:bookmarkEnd w:id="47"/>
+      <w:r>
         <w:t xml:space="preserve"> </w:t>
       </w:r>
-      <w:proofErr w:type="spellStart"/>
-      <w:r>
-        <w:rPr>
-          <w:rStyle w:val="Hipervnculo"/>
-          <w:i/>
-          <w:iCs/>
-        </w:rPr>
-        <w:t>for</w:t>
-      </w:r>
-      <w:proofErr w:type="spellEnd"/>
-      <w:r>
-        <w:rPr>
-          <w:rStyle w:val="Hipervnculo"/>
-          <w:i/>
-          <w:iCs/>
-        </w:rPr>
-        <w:t xml:space="preserve"> Data </w:t>
-      </w:r>
-      <w:proofErr w:type="spellStart"/>
-      <w:r>
-        <w:rPr>
-          <w:rStyle w:val="Hipervnculo"/>
-          <w:i/>
-          <w:iCs/>
-        </w:rPr>
-        <w:t>Mining</w:t>
-      </w:r>
-      <w:proofErr w:type="spellEnd"/>
-      <w:r>
-        <w:rPr>
-          <w:rStyle w:val="Hipervnculo"/>
-          <w:i/>
-          <w:iCs/>
-        </w:rPr>
-        <w:t xml:space="preserve"> (CRISP-DM)</w:t>
-      </w:r>
-      <w:r>
-        <w:fldChar w:fldCharType="end"/>
-      </w:r>
-      <w:r>
-        <w:t>.</w:t>
-      </w:r>
-      <w:bookmarkEnd w:id="47"/>
-      <w:r>
-        <w:t xml:space="preserve"> </w:t>
-      </w:r>
-    </w:p>
-    <w:p>
-      <w:pPr>
-        <w:pStyle w:val="Prrafodelista"/>
+    </w:p>
+    <w:p>
+      <w:pPr>
+        <w:pStyle w:val="ListParagraph"/>
         <w:numPr>
           <w:ilvl w:val="0"/>
           <w:numId w:val="1"/>
@@ -24996,97 +22717,34 @@
       </w:pPr>
       <w:bookmarkStart w:id="49" w:name="_Ref211003510"/>
       <w:r>
-        <w:t xml:space="preserve">Barber, Q. E., Jain, P., Whitman, E., Thompson, D. K., </w:t>
-      </w:r>
-      <w:proofErr w:type="spellStart"/>
-      <w:r>
-        <w:t>Guindon</w:t>
-      </w:r>
-      <w:proofErr w:type="spellEnd"/>
-      <w:r>
-        <w:t xml:space="preserve">, L., Parks, S. A., Wang, X., </w:t>
-      </w:r>
-      <w:proofErr w:type="spellStart"/>
-      <w:r>
-        <w:t>Hethcoat</w:t>
-      </w:r>
-      <w:proofErr w:type="spellEnd"/>
-      <w:r>
-        <w:t xml:space="preserve">, M. G., &amp; </w:t>
-      </w:r>
-      <w:proofErr w:type="spellStart"/>
-      <w:r>
-        <w:t>Parisien</w:t>
-      </w:r>
-      <w:proofErr w:type="spellEnd"/>
-      <w:r>
-        <w:t xml:space="preserve">, M. A. (2024). </w:t>
-      </w:r>
-      <w:hyperlink r:id="rId33" w:history="1">
-        <w:proofErr w:type="spellStart"/>
+        <w:t xml:space="preserve">Barber, Q. E., Jain, P., Whitman, E., Thompson, D. K., Guindon, L., Parks, S. A., Wang, X., Hethcoat, M. G., &amp; Parisien, M. A. (2024). </w:t>
+      </w:r>
+      <w:hyperlink r:id="rId34" w:history="1">
         <w:r>
           <w:rPr>
-            <w:rStyle w:val="Hipervnculo"/>
+            <w:rStyle w:val="Hyperlink"/>
           </w:rPr>
-          <w:t>The</w:t>
+          <w:t>The Canadian Fire Spread Dataset</w:t>
         </w:r>
-        <w:proofErr w:type="spellEnd"/>
-        <w:r>
-          <w:rPr>
-            <w:rStyle w:val="Hipervnculo"/>
-          </w:rPr>
-          <w:t xml:space="preserve"> Canadian </w:t>
-        </w:r>
-        <w:proofErr w:type="spellStart"/>
-        <w:r>
-          <w:rPr>
-            <w:rStyle w:val="Hipervnculo"/>
-          </w:rPr>
-          <w:t>Fire</w:t>
-        </w:r>
-        <w:proofErr w:type="spellEnd"/>
-        <w:r>
-          <w:rPr>
-            <w:rStyle w:val="Hipervnculo"/>
-          </w:rPr>
-          <w:t xml:space="preserve"> Spread </w:t>
-        </w:r>
-        <w:proofErr w:type="spellStart"/>
-        <w:r>
-          <w:rPr>
-            <w:rStyle w:val="Hipervnculo"/>
-          </w:rPr>
-          <w:t>Dataset</w:t>
-        </w:r>
-        <w:proofErr w:type="spellEnd"/>
       </w:hyperlink>
       <w:r>
         <w:t>. </w:t>
       </w:r>
-      <w:proofErr w:type="spellStart"/>
       <w:r>
         <w:rPr>
           <w:i/>
           <w:iCs/>
         </w:rPr>
-        <w:t>Scientific</w:t>
-      </w:r>
-      <w:proofErr w:type="spellEnd"/>
+        <w:t>Scientific data</w:t>
+      </w:r>
+      <w:r>
+        <w:t>, </w:t>
+      </w:r>
       <w:r>
         <w:rPr>
           <w:i/>
           <w:iCs/>
         </w:rPr>
-        <w:t xml:space="preserve"> data</w:t>
-      </w:r>
-      <w:r>
-        <w:t>, </w:t>
-      </w:r>
-      <w:r>
-        <w:rPr>
-          <w:i/>
-          <w:iCs/>
-        </w:rPr>
         <w:t>11</w:t>
       </w:r>
       <w:r>
@@ -25100,7 +22758,7 @@
     </w:p>
     <w:p>
       <w:pPr>
-        <w:pStyle w:val="Prrafodelista"/>
+        <w:pStyle w:val="ListParagraph"/>
         <w:numPr>
           <w:ilvl w:val="0"/>
           <w:numId w:val="1"/>
@@ -25110,98 +22768,16 @@
       <w:r>
         <w:t xml:space="preserve">Muñoz Sabater, J. (2019): </w:t>
       </w:r>
-      <w:hyperlink r:id="rId34" w:history="1">
+      <w:hyperlink r:id="rId35" w:history="1">
         <w:r>
           <w:rPr>
-            <w:rStyle w:val="Hipervnculo"/>
+            <w:rStyle w:val="Hyperlink"/>
           </w:rPr>
-          <w:t xml:space="preserve">ERA5-Land </w:t>
+          <w:t>ERA5-Land hourly data from 1950 to present</w:t>
         </w:r>
-        <w:proofErr w:type="spellStart"/>
-        <w:r>
-          <w:rPr>
-            <w:rStyle w:val="Hipervnculo"/>
-          </w:rPr>
-          <w:t>hourly</w:t>
-        </w:r>
-        <w:proofErr w:type="spellEnd"/>
-        <w:r>
-          <w:rPr>
-            <w:rStyle w:val="Hipervnculo"/>
-          </w:rPr>
-          <w:t xml:space="preserve"> data </w:t>
-        </w:r>
-        <w:proofErr w:type="spellStart"/>
-        <w:r>
-          <w:rPr>
-            <w:rStyle w:val="Hipervnculo"/>
-          </w:rPr>
-          <w:t>from</w:t>
-        </w:r>
-        <w:proofErr w:type="spellEnd"/>
-        <w:r>
-          <w:rPr>
-            <w:rStyle w:val="Hipervnculo"/>
-          </w:rPr>
-          <w:t xml:space="preserve"> 1950 </w:t>
-        </w:r>
-        <w:proofErr w:type="spellStart"/>
-        <w:r>
-          <w:rPr>
-            <w:rStyle w:val="Hipervnculo"/>
-          </w:rPr>
-          <w:t>to</w:t>
-        </w:r>
-        <w:proofErr w:type="spellEnd"/>
-        <w:r>
-          <w:rPr>
-            <w:rStyle w:val="Hipervnculo"/>
-          </w:rPr>
-          <w:t xml:space="preserve"> </w:t>
-        </w:r>
-        <w:proofErr w:type="spellStart"/>
-        <w:r>
-          <w:rPr>
-            <w:rStyle w:val="Hipervnculo"/>
-          </w:rPr>
-          <w:t>present</w:t>
-        </w:r>
-        <w:proofErr w:type="spellEnd"/>
       </w:hyperlink>
       <w:r>
-        <w:t xml:space="preserve">. </w:t>
-      </w:r>
-      <w:proofErr w:type="spellStart"/>
-      <w:r>
-        <w:t>Copernicus</w:t>
-      </w:r>
-      <w:proofErr w:type="spellEnd"/>
-      <w:r>
-        <w:t xml:space="preserve"> </w:t>
-      </w:r>
-      <w:proofErr w:type="spellStart"/>
-      <w:r>
-        <w:t>Climate</w:t>
-      </w:r>
-      <w:proofErr w:type="spellEnd"/>
-      <w:r>
-        <w:t xml:space="preserve"> Change </w:t>
-      </w:r>
-      <w:proofErr w:type="spellStart"/>
-      <w:r>
-        <w:t>Service</w:t>
-      </w:r>
-      <w:proofErr w:type="spellEnd"/>
-      <w:r>
-        <w:t xml:space="preserve"> (C3S) </w:t>
-      </w:r>
-      <w:proofErr w:type="spellStart"/>
-      <w:r>
-        <w:t>Climate</w:t>
-      </w:r>
-      <w:proofErr w:type="spellEnd"/>
-      <w:r>
-        <w:t xml:space="preserve"> Data Store (CDS).</w:t>
+        <w:t>. Copernicus Climate Change Service (C3S) Climate Data Store (CDS).</w:t>
       </w:r>
       <w:bookmarkEnd w:id="50"/>
       <w:r>
@@ -25210,121 +22786,32 @@
     </w:p>
     <w:p>
       <w:pPr>
-        <w:pStyle w:val="Prrafodelista"/>
+        <w:pStyle w:val="ListParagraph"/>
         <w:numPr>
           <w:ilvl w:val="0"/>
           <w:numId w:val="1"/>
         </w:numPr>
       </w:pPr>
-      <w:proofErr w:type="spellStart"/>
-      <w:r>
-        <w:t>European</w:t>
-      </w:r>
-      <w:proofErr w:type="spellEnd"/>
-      <w:r>
-        <w:t xml:space="preserve"> Centre </w:t>
-      </w:r>
-      <w:proofErr w:type="spellStart"/>
-      <w:r>
-        <w:t>for</w:t>
-      </w:r>
-      <w:proofErr w:type="spellEnd"/>
-      <w:r>
-        <w:t xml:space="preserve"> Medium-</w:t>
-      </w:r>
-      <w:proofErr w:type="spellStart"/>
-      <w:r>
-        <w:t>Range</w:t>
-      </w:r>
-      <w:proofErr w:type="spellEnd"/>
-      <w:r>
-        <w:t xml:space="preserve"> </w:t>
-      </w:r>
-      <w:proofErr w:type="spellStart"/>
-      <w:r>
-        <w:t>Weather</w:t>
-      </w:r>
-      <w:proofErr w:type="spellEnd"/>
-      <w:r>
-        <w:t xml:space="preserve"> </w:t>
-      </w:r>
-      <w:proofErr w:type="spellStart"/>
-      <w:r>
-        <w:t>Forecasts</w:t>
-      </w:r>
-      <w:proofErr w:type="spellEnd"/>
-      <w:r>
-        <w:t>. (2024). </w:t>
-      </w:r>
-      <w:hyperlink r:id="rId35" w:history="1">
+      <w:r>
+        <w:t>European Centre for Medium-Range Weather Forecasts. (2024). </w:t>
+      </w:r>
+      <w:hyperlink r:id="rId36" w:history="1">
         <w:r>
           <w:rPr>
-            <w:rStyle w:val="Hipervnculo"/>
+            <w:rStyle w:val="Hyperlink"/>
             <w:i/>
             <w:iCs/>
           </w:rPr>
-          <w:t xml:space="preserve">3.3 </w:t>
-        </w:r>
-        <w:proofErr w:type="spellStart"/>
-        <w:r>
-          <w:rPr>
-            <w:rStyle w:val="Hipervnculo"/>
-            <w:i/>
-            <w:iCs/>
-          </w:rPr>
-          <w:t>OpenIFS</w:t>
-        </w:r>
-        <w:proofErr w:type="spellEnd"/>
-        <w:r>
-          <w:rPr>
-            <w:rStyle w:val="Hipervnculo"/>
-            <w:i/>
-            <w:iCs/>
-          </w:rPr>
-          <w:t xml:space="preserve">: Surface </w:t>
-        </w:r>
-        <w:proofErr w:type="spellStart"/>
-        <w:r>
-          <w:rPr>
-            <w:rStyle w:val="Hipervnculo"/>
-            <w:i/>
-            <w:iCs/>
-          </w:rPr>
-          <w:t>Model</w:t>
-        </w:r>
-        <w:proofErr w:type="spellEnd"/>
-        <w:r>
-          <w:rPr>
-            <w:rStyle w:val="Hipervnculo"/>
-            <w:i/>
-            <w:iCs/>
-          </w:rPr>
-          <w:t xml:space="preserve"> HTESSEL</w:t>
+          <w:t>3.3 OpenIFS: Surface Model HTESSEL</w:t>
         </w:r>
       </w:hyperlink>
       <w:r>
-        <w:t xml:space="preserve">. </w:t>
-      </w:r>
-      <w:proofErr w:type="spellStart"/>
-      <w:r>
-        <w:t>OpenIFS</w:t>
-      </w:r>
-      <w:proofErr w:type="spellEnd"/>
-      <w:r>
-        <w:t xml:space="preserve"> </w:t>
-      </w:r>
-      <w:proofErr w:type="spellStart"/>
-      <w:r>
-        <w:t>Documentation</w:t>
-      </w:r>
-      <w:proofErr w:type="spellEnd"/>
-      <w:r>
-        <w:t>.</w:t>
-      </w:r>
-    </w:p>
-    <w:p>
-      <w:pPr>
-        <w:pStyle w:val="Prrafodelista"/>
+        <w:t>. OpenIFS Documentation.</w:t>
+      </w:r>
+    </w:p>
+    <w:p>
+      <w:pPr>
+        <w:pStyle w:val="ListParagraph"/>
         <w:numPr>
           <w:ilvl w:val="0"/>
           <w:numId w:val="1"/>
@@ -25335,10 +22822,10 @@
         <w:lastRenderedPageBreak/>
         <w:t>Comisión Nacional de Actividades Espaciales. (s. f.). </w:t>
       </w:r>
-      <w:hyperlink r:id="rId36" w:history="1">
+      <w:hyperlink r:id="rId37" w:history="1">
         <w:r>
           <w:rPr>
-            <w:rStyle w:val="Hipervnculo"/>
+            <w:rStyle w:val="Hyperlink"/>
             <w:i/>
             <w:iCs/>
           </w:rPr>
@@ -25352,7 +22839,7 @@
     </w:p>
     <w:p>
       <w:pPr>
-        <w:pStyle w:val="Prrafodelista"/>
+        <w:pStyle w:val="ListParagraph"/>
         <w:numPr>
           <w:ilvl w:val="0"/>
           <w:numId w:val="1"/>
@@ -25362,156 +22849,24 @@
       <w:r>
         <w:t>NASA. </w:t>
       </w:r>
-      <w:proofErr w:type="spellStart"/>
-      <w:r>
-        <w:fldChar w:fldCharType="begin"/>
-      </w:r>
-      <w:r>
-        <w:instrText>HYPERLINK "https://firms.modaps.eosdis.nasa.gov/"</w:instrText>
-      </w:r>
-      <w:r>
-        <w:fldChar w:fldCharType="separate"/>
-      </w:r>
-      <w:r>
-        <w:rPr>
-          <w:rStyle w:val="Hipervnculo"/>
-          <w:i/>
-          <w:iCs/>
-        </w:rPr>
-        <w:t>Fire</w:t>
-      </w:r>
-      <w:proofErr w:type="spellEnd"/>
-      <w:r>
-        <w:rPr>
-          <w:rStyle w:val="Hipervnculo"/>
-          <w:i/>
-          <w:iCs/>
-        </w:rPr>
-        <w:t xml:space="preserve"> </w:t>
-      </w:r>
-      <w:proofErr w:type="spellStart"/>
-      <w:r>
-        <w:rPr>
-          <w:rStyle w:val="Hipervnculo"/>
-          <w:i/>
-          <w:iCs/>
-        </w:rPr>
-        <w:t>Information</w:t>
-      </w:r>
-      <w:proofErr w:type="spellEnd"/>
-      <w:r>
-        <w:rPr>
-          <w:rStyle w:val="Hipervnculo"/>
-          <w:i/>
-          <w:iCs/>
-        </w:rPr>
-        <w:t xml:space="preserve"> </w:t>
-      </w:r>
-      <w:proofErr w:type="spellStart"/>
-      <w:r>
-        <w:rPr>
-          <w:rStyle w:val="Hipervnculo"/>
-          <w:i/>
-          <w:iCs/>
-        </w:rPr>
-        <w:t>for</w:t>
-      </w:r>
-      <w:proofErr w:type="spellEnd"/>
-      <w:r>
-        <w:rPr>
-          <w:rStyle w:val="Hipervnculo"/>
-          <w:i/>
-          <w:iCs/>
-        </w:rPr>
-        <w:t xml:space="preserve"> </w:t>
-      </w:r>
-      <w:proofErr w:type="spellStart"/>
-      <w:r>
-        <w:rPr>
-          <w:rStyle w:val="Hipervnculo"/>
-          <w:i/>
-          <w:iCs/>
-        </w:rPr>
-        <w:t>Resource</w:t>
-      </w:r>
-      <w:proofErr w:type="spellEnd"/>
-      <w:r>
-        <w:rPr>
-          <w:rStyle w:val="Hipervnculo"/>
-          <w:i/>
-          <w:iCs/>
-        </w:rPr>
-        <w:t xml:space="preserve"> Management </w:t>
-      </w:r>
-      <w:proofErr w:type="spellStart"/>
-      <w:r>
-        <w:rPr>
-          <w:rStyle w:val="Hipervnculo"/>
-          <w:i/>
-          <w:iCs/>
-        </w:rPr>
-        <w:t>System</w:t>
-      </w:r>
-      <w:proofErr w:type="spellEnd"/>
-      <w:r>
-        <w:rPr>
-          <w:rStyle w:val="Hipervnculo"/>
-          <w:i/>
-          <w:iCs/>
-        </w:rPr>
-        <w:t xml:space="preserve"> (FIRMS)</w:t>
-      </w:r>
-      <w:r>
-        <w:fldChar w:fldCharType="end"/>
-      </w:r>
-      <w:r>
-        <w:t xml:space="preserve">. NASA </w:t>
-      </w:r>
-      <w:proofErr w:type="spellStart"/>
-      <w:r>
-        <w:t>Earth</w:t>
-      </w:r>
-      <w:proofErr w:type="spellEnd"/>
-      <w:r>
-        <w:t xml:space="preserve"> </w:t>
-      </w:r>
-      <w:proofErr w:type="spellStart"/>
-      <w:r>
-        <w:t>Observing</w:t>
-      </w:r>
-      <w:proofErr w:type="spellEnd"/>
-      <w:r>
-        <w:t xml:space="preserve"> </w:t>
-      </w:r>
-      <w:proofErr w:type="spellStart"/>
-      <w:r>
-        <w:t>System</w:t>
-      </w:r>
-      <w:proofErr w:type="spellEnd"/>
-      <w:r>
-        <w:t xml:space="preserve"> Data and </w:t>
-      </w:r>
-      <w:proofErr w:type="spellStart"/>
-      <w:r>
-        <w:t>Information</w:t>
-      </w:r>
-      <w:proofErr w:type="spellEnd"/>
-      <w:r>
-        <w:t xml:space="preserve"> </w:t>
-      </w:r>
-      <w:proofErr w:type="spellStart"/>
-      <w:r>
-        <w:t>System</w:t>
-      </w:r>
-      <w:proofErr w:type="spellEnd"/>
-      <w:r>
-        <w:t xml:space="preserve"> (EOSDIS).</w:t>
+      <w:hyperlink r:id="rId38" w:history="1">
+        <w:r>
+          <w:rPr>
+            <w:rStyle w:val="Hyperlink"/>
+            <w:i/>
+            <w:iCs/>
+          </w:rPr>
+          <w:t>Fire Information for Resource Management System (FIRMS)</w:t>
+        </w:r>
+      </w:hyperlink>
+      <w:r>
+        <w:t>. NASA Earth Observing System Data and Information System (EOSDIS).</w:t>
       </w:r>
       <w:bookmarkEnd w:id="52"/>
     </w:p>
     <w:p>
       <w:pPr>
-        <w:pStyle w:val="Prrafodelista"/>
+        <w:pStyle w:val="ListParagraph"/>
         <w:numPr>
           <w:ilvl w:val="0"/>
           <w:numId w:val="1"/>
@@ -25531,131 +22886,15 @@
         <w:t xml:space="preserve">, ISBN: </w:t>
       </w:r>
       <w:r>
-        <w:t xml:space="preserve">0-662-15198-4, Canadian </w:t>
-      </w:r>
-      <w:proofErr w:type="spellStart"/>
-      <w:r>
-        <w:t>Forestry</w:t>
-      </w:r>
-      <w:proofErr w:type="spellEnd"/>
-      <w:r>
-        <w:t xml:space="preserve"> </w:t>
-      </w:r>
-      <w:proofErr w:type="spellStart"/>
-      <w:r>
-        <w:t>Service</w:t>
-      </w:r>
-      <w:proofErr w:type="spellEnd"/>
-      <w:r>
-        <w:t xml:space="preserve">, </w:t>
-      </w:r>
-      <w:hyperlink r:id="rId37" w:history="1">
-        <w:proofErr w:type="spellStart"/>
+        <w:t xml:space="preserve">0-662-15198-4, Canadian Forestry Service, </w:t>
+      </w:r>
+      <w:hyperlink r:id="rId39" w:history="1">
         <w:r>
           <w:rPr>
-            <w:rStyle w:val="Hipervnculo"/>
+            <w:rStyle w:val="Hyperlink"/>
           </w:rPr>
-          <w:t>Development</w:t>
+          <w:t>Development and structure of the Canadian Forest Fire Weather Index System</w:t>
         </w:r>
-        <w:proofErr w:type="spellEnd"/>
-        <w:r>
-          <w:rPr>
-            <w:rStyle w:val="Hipervnculo"/>
-          </w:rPr>
-          <w:t xml:space="preserve"> and </w:t>
-        </w:r>
-        <w:proofErr w:type="spellStart"/>
-        <w:r>
-          <w:rPr>
-            <w:rStyle w:val="Hipervnculo"/>
-          </w:rPr>
-          <w:t>structure</w:t>
-        </w:r>
-        <w:proofErr w:type="spellEnd"/>
-        <w:r>
-          <w:rPr>
-            <w:rStyle w:val="Hipervnculo"/>
-          </w:rPr>
-          <w:t xml:space="preserve"> </w:t>
-        </w:r>
-        <w:proofErr w:type="spellStart"/>
-        <w:r>
-          <w:rPr>
-            <w:rStyle w:val="Hipervnculo"/>
-          </w:rPr>
-          <w:t>of</w:t>
-        </w:r>
-        <w:proofErr w:type="spellEnd"/>
-        <w:r>
-          <w:rPr>
-            <w:rStyle w:val="Hipervnculo"/>
-          </w:rPr>
-          <w:t xml:space="preserve"> </w:t>
-        </w:r>
-        <w:proofErr w:type="spellStart"/>
-        <w:r>
-          <w:rPr>
-            <w:rStyle w:val="Hipervnculo"/>
-          </w:rPr>
-          <w:t>the</w:t>
-        </w:r>
-        <w:proofErr w:type="spellEnd"/>
-        <w:r>
-          <w:rPr>
-            <w:rStyle w:val="Hipervnculo"/>
-          </w:rPr>
-          <w:t xml:space="preserve"> Canadian Forest </w:t>
-        </w:r>
-        <w:proofErr w:type="spellStart"/>
-        <w:r>
-          <w:rPr>
-            <w:rStyle w:val="Hipervnculo"/>
-          </w:rPr>
-          <w:t>Fire</w:t>
-        </w:r>
-        <w:proofErr w:type="spellEnd"/>
-        <w:r>
-          <w:rPr>
-            <w:rStyle w:val="Hipervnculo"/>
-          </w:rPr>
-          <w:t xml:space="preserve"> </w:t>
-        </w:r>
-        <w:proofErr w:type="spellStart"/>
-        <w:r>
-          <w:rPr>
-            <w:rStyle w:val="Hipervnculo"/>
-          </w:rPr>
-          <w:t>Weather</w:t>
-        </w:r>
-        <w:proofErr w:type="spellEnd"/>
-        <w:r>
-          <w:rPr>
-            <w:rStyle w:val="Hipervnculo"/>
-          </w:rPr>
-          <w:t xml:space="preserve"> </w:t>
-        </w:r>
-        <w:proofErr w:type="spellStart"/>
-        <w:r>
-          <w:rPr>
-            <w:rStyle w:val="Hipervnculo"/>
-          </w:rPr>
-          <w:t>Index</w:t>
-        </w:r>
-        <w:proofErr w:type="spellEnd"/>
-        <w:r>
-          <w:rPr>
-            <w:rStyle w:val="Hipervnculo"/>
-          </w:rPr>
-          <w:t xml:space="preserve"> </w:t>
-        </w:r>
-        <w:proofErr w:type="spellStart"/>
-        <w:r>
-          <w:rPr>
-            <w:rStyle w:val="Hipervnculo"/>
-          </w:rPr>
-          <w:t>System</w:t>
-        </w:r>
-        <w:proofErr w:type="spellEnd"/>
       </w:hyperlink>
       <w:r>
         <w:t>, (1987)</w:t>
@@ -25667,20 +22906,15 @@
     </w:p>
     <w:p>
       <w:pPr>
-        <w:pStyle w:val="Prrafodelista"/>
+        <w:pStyle w:val="ListParagraph"/>
         <w:numPr>
           <w:ilvl w:val="0"/>
           <w:numId w:val="1"/>
         </w:numPr>
       </w:pPr>
       <w:bookmarkStart w:id="54" w:name="_Ref212141874"/>
-      <w:proofErr w:type="spellStart"/>
-      <w:r>
-        <w:t>wxedward</w:t>
-      </w:r>
-      <w:proofErr w:type="spellEnd"/>
-      <w:r>
-        <w:t xml:space="preserve"> (</w:t>
+      <w:r>
+        <w:t>wxedward (</w:t>
       </w:r>
       <w:r>
         <w:t>2024</w:t>
@@ -25700,135 +22934,30 @@
       <w:r>
         <w:t>). </w:t>
       </w:r>
-      <w:hyperlink r:id="rId38" w:history="1">
+      <w:hyperlink r:id="rId40" w:history="1">
         <w:r>
           <w:rPr>
-            <w:rStyle w:val="Hipervnculo"/>
+            <w:rStyle w:val="Hyperlink"/>
             <w:i/>
             <w:iCs/>
           </w:rPr>
-          <w:t xml:space="preserve">FIRMS: </w:t>
+          <w:t>FIRMS: What is the detection confidence?</w:t>
         </w:r>
-        <w:proofErr w:type="spellStart"/>
-        <w:proofErr w:type="gramStart"/>
         <w:r>
           <w:rPr>
-            <w:rStyle w:val="Hipervnculo"/>
-            <w:i/>
-            <w:iCs/>
-          </w:rPr>
-          <w:t>What</w:t>
-        </w:r>
-        <w:proofErr w:type="spellEnd"/>
-        <w:r>
-          <w:rPr>
-            <w:rStyle w:val="Hipervnculo"/>
-            <w:i/>
-            <w:iCs/>
-          </w:rPr>
-          <w:t xml:space="preserve"> </w:t>
-        </w:r>
-        <w:proofErr w:type="spellStart"/>
-        <w:r>
-          <w:rPr>
-            <w:rStyle w:val="Hipervnculo"/>
-            <w:i/>
-            <w:iCs/>
-          </w:rPr>
-          <w:t>is</w:t>
-        </w:r>
-        <w:proofErr w:type="spellEnd"/>
-        <w:r>
-          <w:rPr>
-            <w:rStyle w:val="Hipervnculo"/>
-            <w:i/>
-            <w:iCs/>
-          </w:rPr>
-          <w:t xml:space="preserve"> </w:t>
-        </w:r>
-        <w:proofErr w:type="spellStart"/>
-        <w:r>
-          <w:rPr>
-            <w:rStyle w:val="Hipervnculo"/>
-            <w:i/>
-            <w:iCs/>
-          </w:rPr>
-          <w:t>the</w:t>
-        </w:r>
-        <w:proofErr w:type="spellEnd"/>
-        <w:r>
-          <w:rPr>
-            <w:rStyle w:val="Hipervnculo"/>
-            <w:i/>
-            <w:iCs/>
-          </w:rPr>
-          <w:t xml:space="preserve"> </w:t>
-        </w:r>
-        <w:proofErr w:type="spellStart"/>
-        <w:r>
-          <w:rPr>
-            <w:rStyle w:val="Hipervnculo"/>
-            <w:i/>
-            <w:iCs/>
-          </w:rPr>
-          <w:t>detection</w:t>
-        </w:r>
-        <w:proofErr w:type="spellEnd"/>
-        <w:r>
-          <w:rPr>
-            <w:rStyle w:val="Hipervnculo"/>
-            <w:i/>
-            <w:iCs/>
-          </w:rPr>
-          <w:t xml:space="preserve"> </w:t>
-        </w:r>
-        <w:proofErr w:type="spellStart"/>
-        <w:r>
-          <w:rPr>
-            <w:rStyle w:val="Hipervnculo"/>
-            <w:i/>
-            <w:iCs/>
-          </w:rPr>
-          <w:t>confidence</w:t>
-        </w:r>
-        <w:proofErr w:type="spellEnd"/>
-        <w:r>
-          <w:rPr>
-            <w:rStyle w:val="Hipervnculo"/>
-            <w:i/>
-            <w:iCs/>
-          </w:rPr>
-          <w:t>?</w:t>
-        </w:r>
-        <w:proofErr w:type="gramEnd"/>
-        <w:r>
-          <w:rPr>
-            <w:rStyle w:val="Hipervnculo"/>
+            <w:rStyle w:val="Hyperlink"/>
           </w:rPr>
           <w:t> </w:t>
         </w:r>
-        <w:proofErr w:type="spellStart"/>
       </w:hyperlink>
       <w:r>
-        <w:t>Earthdata</w:t>
-      </w:r>
-      <w:proofErr w:type="spellEnd"/>
-      <w:r>
-        <w:t xml:space="preserve"> </w:t>
-      </w:r>
-      <w:proofErr w:type="spellStart"/>
-      <w:r>
-        <w:t>Forum</w:t>
-      </w:r>
-      <w:proofErr w:type="spellEnd"/>
-      <w:r>
-        <w:t>.</w:t>
+        <w:t>Earthdata Forum.</w:t>
       </w:r>
       <w:bookmarkEnd w:id="54"/>
     </w:p>
     <w:p>
       <w:pPr>
-        <w:pStyle w:val="Prrafodelista"/>
+        <w:pStyle w:val="ListParagraph"/>
         <w:numPr>
           <w:ilvl w:val="0"/>
           <w:numId w:val="1"/>
@@ -25843,82 +22972,17 @@
           <w:i/>
           <w:iCs/>
         </w:rPr>
-        <w:t xml:space="preserve">FIRMS Web </w:t>
-      </w:r>
-      <w:proofErr w:type="spellStart"/>
-      <w:r>
-        <w:rPr>
-          <w:i/>
-          <w:iCs/>
-        </w:rPr>
-        <w:t>Services</w:t>
-      </w:r>
-      <w:proofErr w:type="spellEnd"/>
+        <w:t>FIRMS Web Services</w:t>
+      </w:r>
       <w:r>
         <w:t xml:space="preserve">. </w:t>
       </w:r>
-      <w:hyperlink r:id="rId39" w:history="1">
+      <w:hyperlink r:id="rId41" w:history="1">
         <w:r>
           <w:rPr>
-            <w:rStyle w:val="Hipervnculo"/>
+            <w:rStyle w:val="Hyperlink"/>
           </w:rPr>
-          <w:t xml:space="preserve">NASA </w:t>
-        </w:r>
-        <w:proofErr w:type="spellStart"/>
-        <w:r>
-          <w:rPr>
-            <w:rStyle w:val="Hipervnculo"/>
-          </w:rPr>
-          <w:t>Earth</w:t>
-        </w:r>
-        <w:proofErr w:type="spellEnd"/>
-        <w:r>
-          <w:rPr>
-            <w:rStyle w:val="Hipervnculo"/>
-          </w:rPr>
-          <w:t xml:space="preserve"> </w:t>
-        </w:r>
-        <w:proofErr w:type="spellStart"/>
-        <w:r>
-          <w:rPr>
-            <w:rStyle w:val="Hipervnculo"/>
-          </w:rPr>
-          <w:t>Science</w:t>
-        </w:r>
-        <w:proofErr w:type="spellEnd"/>
-        <w:r>
-          <w:rPr>
-            <w:rStyle w:val="Hipervnculo"/>
-          </w:rPr>
-          <w:t xml:space="preserve"> Data and </w:t>
-        </w:r>
-        <w:proofErr w:type="spellStart"/>
-        <w:r>
-          <w:rPr>
-            <w:rStyle w:val="Hipervnculo"/>
-          </w:rPr>
-          <w:t>Information</w:t>
-        </w:r>
-        <w:proofErr w:type="spellEnd"/>
-        <w:r>
-          <w:rPr>
-            <w:rStyle w:val="Hipervnculo"/>
-          </w:rPr>
-          <w:t xml:space="preserve"> </w:t>
-        </w:r>
-        <w:proofErr w:type="spellStart"/>
-        <w:r>
-          <w:rPr>
-            <w:rStyle w:val="Hipervnculo"/>
-          </w:rPr>
-          <w:t>System</w:t>
-        </w:r>
-        <w:proofErr w:type="spellEnd"/>
-        <w:r>
-          <w:rPr>
-            <w:rStyle w:val="Hipervnculo"/>
-          </w:rPr>
-          <w:t xml:space="preserve"> (ESDIS)</w:t>
+          <w:t>NASA Earth Science Data and Information System (ESDIS)</w:t>
         </w:r>
       </w:hyperlink>
       <w:r>
@@ -25928,99 +22992,34 @@
     </w:p>
     <w:p>
       <w:pPr>
-        <w:pStyle w:val="Prrafodelista"/>
+        <w:pStyle w:val="ListParagraph"/>
         <w:numPr>
           <w:ilvl w:val="0"/>
           <w:numId w:val="1"/>
         </w:numPr>
       </w:pPr>
       <w:bookmarkStart w:id="56" w:name="_Ref212136813"/>
-      <w:proofErr w:type="spellStart"/>
-      <w:r>
-        <w:t>Copernicus</w:t>
-      </w:r>
-      <w:proofErr w:type="spellEnd"/>
-      <w:r>
-        <w:t xml:space="preserve"> </w:t>
-      </w:r>
-      <w:proofErr w:type="spellStart"/>
-      <w:r>
-        <w:t>Climate</w:t>
-      </w:r>
-      <w:proofErr w:type="spellEnd"/>
-      <w:r>
-        <w:t xml:space="preserve"> Change </w:t>
-      </w:r>
-      <w:proofErr w:type="spellStart"/>
-      <w:r>
-        <w:t>Service</w:t>
-      </w:r>
-      <w:proofErr w:type="spellEnd"/>
-      <w:r>
-        <w:t xml:space="preserve"> (C3S). </w:t>
-      </w:r>
-      <w:hyperlink r:id="rId40" w:history="1">
-        <w:proofErr w:type="spellStart"/>
+      <w:r>
+        <w:t xml:space="preserve">Copernicus Climate Change Service (C3S). </w:t>
+      </w:r>
+      <w:hyperlink r:id="rId42" w:history="1">
         <w:r>
           <w:rPr>
-            <w:rStyle w:val="Hipervnculo"/>
+            <w:rStyle w:val="Hyperlink"/>
             <w:i/>
             <w:iCs/>
           </w:rPr>
-          <w:t>How</w:t>
-        </w:r>
-        <w:proofErr w:type="spellEnd"/>
-        <w:r>
-          <w:rPr>
-            <w:rStyle w:val="Hipervnculo"/>
-            <w:i/>
-            <w:iCs/>
-          </w:rPr>
-          <w:t xml:space="preserve"> </w:t>
-        </w:r>
-        <w:proofErr w:type="spellStart"/>
-        <w:r>
-          <w:rPr>
-            <w:rStyle w:val="Hipervnculo"/>
-            <w:i/>
-            <w:iCs/>
-          </w:rPr>
-          <w:t>to</w:t>
-        </w:r>
-        <w:proofErr w:type="spellEnd"/>
-        <w:r>
-          <w:rPr>
-            <w:rStyle w:val="Hipervnculo"/>
-            <w:i/>
-            <w:iCs/>
-          </w:rPr>
-          <w:t xml:space="preserve"> API</w:t>
+          <w:t>How to API</w:t>
         </w:r>
       </w:hyperlink>
       <w:r>
-        <w:t xml:space="preserve">. </w:t>
-      </w:r>
-      <w:proofErr w:type="spellStart"/>
-      <w:r>
-        <w:t>Copernicus</w:t>
-      </w:r>
-      <w:proofErr w:type="spellEnd"/>
-      <w:r>
-        <w:t xml:space="preserve"> </w:t>
-      </w:r>
-      <w:proofErr w:type="spellStart"/>
-      <w:r>
-        <w:t>Knowledge</w:t>
-      </w:r>
-      <w:proofErr w:type="spellEnd"/>
-      <w:r>
-        <w:t xml:space="preserve"> Base.</w:t>
+        <w:t>. Copernicus Knowledge Base.</w:t>
       </w:r>
       <w:bookmarkEnd w:id="56"/>
     </w:p>
     <w:p>
       <w:pPr>
-        <w:pStyle w:val="Prrafodelista"/>
+        <w:pStyle w:val="ListParagraph"/>
         <w:numPr>
           <w:ilvl w:val="0"/>
           <w:numId w:val="1"/>
@@ -26028,131 +23027,17 @@
       </w:pPr>
       <w:bookmarkStart w:id="57" w:name="_Ref214625374"/>
       <w:r>
-        <w:t xml:space="preserve">Swiss Federal </w:t>
-      </w:r>
-      <w:proofErr w:type="spellStart"/>
-      <w:r>
-        <w:t>Institute</w:t>
-      </w:r>
-      <w:proofErr w:type="spellEnd"/>
-      <w:r>
-        <w:t xml:space="preserve"> </w:t>
-      </w:r>
-      <w:proofErr w:type="spellStart"/>
-      <w:r>
-        <w:t>for</w:t>
-      </w:r>
-      <w:proofErr w:type="spellEnd"/>
-      <w:r>
-        <w:t xml:space="preserve"> Forest, Snow and </w:t>
-      </w:r>
-      <w:proofErr w:type="spellStart"/>
-      <w:r>
-        <w:t>Landscape</w:t>
-      </w:r>
-      <w:proofErr w:type="spellEnd"/>
-      <w:r>
-        <w:t xml:space="preserve"> </w:t>
-      </w:r>
-      <w:proofErr w:type="spellStart"/>
-      <w:r>
-        <w:t>Research</w:t>
-      </w:r>
-      <w:proofErr w:type="spellEnd"/>
-      <w:r>
-        <w:t xml:space="preserve"> (WSL). </w:t>
-      </w:r>
-      <w:hyperlink r:id="rId41" w:history="1">
+        <w:t xml:space="preserve">Swiss Federal Institute for Forest, Snow and Landscape Research (WSL). </w:t>
+      </w:r>
+      <w:hyperlink r:id="rId43" w:history="1">
         <w:r>
           <w:rPr>
-            <w:rStyle w:val="Hipervnculo"/>
+            <w:rStyle w:val="Hyperlink"/>
             <w:i/>
             <w:iCs/>
           </w:rPr>
-          <w:t xml:space="preserve">Canadian </w:t>
+          <w:t>Canadian forest fire weather index system</w:t>
         </w:r>
-        <w:proofErr w:type="spellStart"/>
-        <w:r>
-          <w:rPr>
-            <w:rStyle w:val="Hipervnculo"/>
-            <w:i/>
-            <w:iCs/>
-          </w:rPr>
-          <w:t>forest</w:t>
-        </w:r>
-        <w:proofErr w:type="spellEnd"/>
-        <w:r>
-          <w:rPr>
-            <w:rStyle w:val="Hipervnculo"/>
-            <w:i/>
-            <w:iCs/>
-          </w:rPr>
-          <w:t xml:space="preserve"> </w:t>
-        </w:r>
-        <w:proofErr w:type="spellStart"/>
-        <w:r>
-          <w:rPr>
-            <w:rStyle w:val="Hipervnculo"/>
-            <w:i/>
-            <w:iCs/>
-          </w:rPr>
-          <w:t>fire</w:t>
-        </w:r>
-        <w:proofErr w:type="spellEnd"/>
-        <w:r>
-          <w:rPr>
-            <w:rStyle w:val="Hipervnculo"/>
-            <w:i/>
-            <w:iCs/>
-          </w:rPr>
-          <w:t xml:space="preserve"> </w:t>
-        </w:r>
-        <w:proofErr w:type="spellStart"/>
-        <w:r>
-          <w:rPr>
-            <w:rStyle w:val="Hipervnculo"/>
-            <w:i/>
-            <w:iCs/>
-          </w:rPr>
-          <w:t>weather</w:t>
-        </w:r>
-        <w:proofErr w:type="spellEnd"/>
-        <w:r>
-          <w:rPr>
-            <w:rStyle w:val="Hipervnculo"/>
-            <w:i/>
-            <w:iCs/>
-          </w:rPr>
-          <w:t xml:space="preserve"> </w:t>
-        </w:r>
-        <w:proofErr w:type="spellStart"/>
-        <w:r>
-          <w:rPr>
-            <w:rStyle w:val="Hipervnculo"/>
-            <w:i/>
-            <w:iCs/>
-          </w:rPr>
-          <w:t>index</w:t>
-        </w:r>
-        <w:proofErr w:type="spellEnd"/>
-        <w:r>
-          <w:rPr>
-            <w:rStyle w:val="Hipervnculo"/>
-            <w:i/>
-            <w:iCs/>
-          </w:rPr>
-          <w:t xml:space="preserve"> </w:t>
-        </w:r>
-        <w:proofErr w:type="spellStart"/>
-        <w:r>
-          <w:rPr>
-            <w:rStyle w:val="Hipervnculo"/>
-            <w:i/>
-            <w:iCs/>
-          </w:rPr>
-          <w:t>system</w:t>
-        </w:r>
-        <w:proofErr w:type="spellEnd"/>
       </w:hyperlink>
       <w:r>
         <w:t>.</w:t>
@@ -26171,7 +23056,7 @@
     </w:p>
     <w:p>
       <w:pPr>
-        <w:pStyle w:val="Ttulo1"/>
+        <w:pStyle w:val="Heading1"/>
         <w:ind w:firstLine="0"/>
         <w:rPr>
           <w:rFonts w:ascii="Times New Roman" w:hAnsi="Times New Roman" w:cs="Times New Roman"/>
@@ -26191,7 +23076,7 @@
     </w:p>
     <w:p>
       <w:pPr>
-        <w:pStyle w:val="Ttulo2"/>
+        <w:pStyle w:val="Heading2"/>
         <w:numPr>
           <w:ilvl w:val="0"/>
           <w:numId w:val="10"/>
@@ -26207,18 +23092,9 @@
           <w:rFonts w:ascii="Times New Roman" w:hAnsi="Times New Roman" w:cs="Times New Roman"/>
           <w:color w:val="000000" w:themeColor="text1"/>
         </w:rPr>
-        <w:t xml:space="preserve">Desarrollo de interfaces con </w:t>
-      </w:r>
-      <w:proofErr w:type="spellStart"/>
-      <w:r>
-        <w:rPr>
-          <w:rFonts w:ascii="Times New Roman" w:hAnsi="Times New Roman" w:cs="Times New Roman"/>
-          <w:color w:val="000000" w:themeColor="text1"/>
-        </w:rPr>
-        <w:t>APIs</w:t>
+        <w:t>Desarrollo de interfaces con APIs</w:t>
       </w:r>
       <w:bookmarkEnd w:id="59"/>
-      <w:proofErr w:type="spellEnd"/>
     </w:p>
     <w:p>
       <w:pPr>
@@ -26228,15 +23104,7 @@
         <w:tab/>
       </w:r>
       <w:r>
-        <w:t xml:space="preserve">Las interfaces de comunicación hacia </w:t>
-      </w:r>
-      <w:proofErr w:type="spellStart"/>
-      <w:r>
-        <w:t>APIs</w:t>
-      </w:r>
-      <w:proofErr w:type="spellEnd"/>
-      <w:r>
-        <w:t xml:space="preserve"> desarrolladas fueron la de obtención de datos FIRMS y ERA-</w:t>
+        <w:t>Las interfaces de comunicación hacia APIs desarrolladas fueron la de obtención de datos FIRMS y ERA-</w:t>
       </w:r>
       <w:r>
         <w:t xml:space="preserve">5, con respaldo de la documentación </w:t>
@@ -26307,7 +23175,7 @@
                     <pic:cNvPicPr/>
                   </pic:nvPicPr>
                   <pic:blipFill>
-                    <a:blip r:embed="rId42">
+                    <a:blip r:embed="rId44">
                       <a:extLst>
                         <a:ext uri="{28A0092B-C50C-407E-A947-70E740481C1C}">
                           <a14:useLocalDpi xmlns:a14="http://schemas.microsoft.com/office/drawing/2010/main" val="0"/>
@@ -26336,7 +23204,7 @@
     </w:p>
     <w:p>
       <w:pPr>
-        <w:pStyle w:val="Descripcin"/>
+        <w:pStyle w:val="Caption"/>
         <w:ind w:firstLine="0"/>
         <w:jc w:val="center"/>
         <w:rPr>
@@ -26400,25 +23268,7 @@
           <w:bCs/>
           <w:color w:val="000000" w:themeColor="text1"/>
         </w:rPr>
-        <w:t xml:space="preserve"> - Clase </w:t>
-      </w:r>
-      <w:proofErr w:type="spellStart"/>
-      <w:r>
-        <w:rPr>
-          <w:b/>
-          <w:bCs/>
-          <w:color w:val="000000" w:themeColor="text1"/>
-        </w:rPr>
-        <w:t>FIRMSTools</w:t>
-      </w:r>
-      <w:proofErr w:type="spellEnd"/>
-      <w:r>
-        <w:rPr>
-          <w:b/>
-          <w:bCs/>
-          <w:color w:val="000000" w:themeColor="text1"/>
-        </w:rPr>
-        <w:t xml:space="preserve"> desarrollada.</w:t>
+        <w:t xml:space="preserve"> - Clase FIRMSTools desarrollada.</w:t>
       </w:r>
     </w:p>
     <w:p/>
@@ -26448,7 +23298,7 @@
                     <pic:cNvPicPr/>
                   </pic:nvPicPr>
                   <pic:blipFill>
-                    <a:blip r:embed="rId43">
+                    <a:blip r:embed="rId45">
                       <a:extLst>
                         <a:ext uri="{28A0092B-C50C-407E-A947-70E740481C1C}">
                           <a14:useLocalDpi xmlns:a14="http://schemas.microsoft.com/office/drawing/2010/main" val="0"/>
@@ -26477,7 +23327,7 @@
     </w:p>
     <w:p>
       <w:pPr>
-        <w:pStyle w:val="Descripcin"/>
+        <w:pStyle w:val="Caption"/>
         <w:ind w:firstLine="0"/>
         <w:jc w:val="center"/>
         <w:rPr>
@@ -26541,25 +23391,7 @@
           <w:bCs/>
           <w:color w:val="000000" w:themeColor="text1"/>
         </w:rPr>
-        <w:t xml:space="preserve"> - Clase </w:t>
-      </w:r>
-      <w:proofErr w:type="spellStart"/>
-      <w:r>
-        <w:rPr>
-          <w:b/>
-          <w:bCs/>
-          <w:color w:val="000000" w:themeColor="text1"/>
-        </w:rPr>
-        <w:t>CopernicusTools</w:t>
-      </w:r>
-      <w:proofErr w:type="spellEnd"/>
-      <w:r>
-        <w:rPr>
-          <w:b/>
-          <w:bCs/>
-          <w:color w:val="000000" w:themeColor="text1"/>
-        </w:rPr>
-        <w:t xml:space="preserve"> desarrollada.</w:t>
+        <w:t xml:space="preserve"> - Clase CopernicusTools desarrollada.</w:t>
       </w:r>
     </w:p>
     <w:p>
@@ -26569,7 +23401,7 @@
     </w:p>
     <w:p>
       <w:pPr>
-        <w:pStyle w:val="Ttulo2"/>
+        <w:pStyle w:val="Heading2"/>
         <w:numPr>
           <w:ilvl w:val="0"/>
           <w:numId w:val="10"/>
@@ -26595,36 +23427,11 @@
         <w:jc w:val="both"/>
       </w:pPr>
       <w:r>
-        <w:t xml:space="preserve">Para la obtención de las variables complementarias del </w:t>
-      </w:r>
-      <w:proofErr w:type="spellStart"/>
-      <w:r>
-        <w:t>Fire</w:t>
-      </w:r>
-      <w:proofErr w:type="spellEnd"/>
-      <w:r>
-        <w:t xml:space="preserve"> </w:t>
-      </w:r>
-      <w:proofErr w:type="spellStart"/>
-      <w:r>
-        <w:t>Weather</w:t>
-      </w:r>
-      <w:proofErr w:type="spellEnd"/>
-      <w:r>
-        <w:t xml:space="preserve"> </w:t>
-      </w:r>
-      <w:proofErr w:type="spellStart"/>
-      <w:r>
-        <w:t>Index</w:t>
-      </w:r>
-      <w:proofErr w:type="spellEnd"/>
-      <w:r>
-        <w:t xml:space="preserve">, se ha generado la clase </w:t>
+        <w:t xml:space="preserve">Para la obtención de las variables complementarias del Fire Weather Index, se ha generado la clase </w:t>
       </w:r>
       <w:r>
         <w:t>“</w:t>
       </w:r>
-      <w:proofErr w:type="spellStart"/>
       <w:r>
         <w:rPr>
           <w:i/>
@@ -26632,7 +23439,6 @@
         </w:rPr>
         <w:t>fwi_tools</w:t>
       </w:r>
-      <w:proofErr w:type="spellEnd"/>
       <w:r>
         <w:t>”</w:t>
       </w:r>
@@ -26700,7 +23506,7 @@
                     <pic:cNvPicPr/>
                   </pic:nvPicPr>
                   <pic:blipFill>
-                    <a:blip r:embed="rId44">
+                    <a:blip r:embed="rId46">
                       <a:extLst>
                         <a:ext uri="{28A0092B-C50C-407E-A947-70E740481C1C}">
                           <a14:useLocalDpi xmlns:a14="http://schemas.microsoft.com/office/drawing/2010/main" val="0"/>
@@ -26729,7 +23535,7 @@
     </w:p>
     <w:p>
       <w:pPr>
-        <w:pStyle w:val="Descripcin"/>
+        <w:pStyle w:val="Caption"/>
         <w:ind w:firstLine="0"/>
         <w:jc w:val="center"/>
         <w:rPr>
@@ -26793,25 +23599,7 @@
           <w:bCs/>
           <w:color w:val="000000" w:themeColor="text1"/>
         </w:rPr>
-        <w:t xml:space="preserve"> - Clase </w:t>
-      </w:r>
-      <w:proofErr w:type="spellStart"/>
-      <w:r>
-        <w:rPr>
-          <w:b/>
-          <w:bCs/>
-          <w:color w:val="000000" w:themeColor="text1"/>
-        </w:rPr>
-        <w:t>FWITools</w:t>
-      </w:r>
-      <w:proofErr w:type="spellEnd"/>
-      <w:r>
-        <w:rPr>
-          <w:b/>
-          <w:bCs/>
-          <w:color w:val="000000" w:themeColor="text1"/>
-        </w:rPr>
-        <w:t xml:space="preserve"> desarrollada.</w:t>
+        <w:t xml:space="preserve"> - Clase FWITools desarrollada.</w:t>
       </w:r>
     </w:p>
     <w:p>
@@ -26831,7 +23619,7 @@
     </w:p>
     <w:p>
       <w:pPr>
-        <w:pStyle w:val="Ttulo2"/>
+        <w:pStyle w:val="Heading2"/>
         <w:numPr>
           <w:ilvl w:val="0"/>
           <w:numId w:val="10"/>
@@ -26858,7 +23646,7 @@
     </w:p>
     <w:p>
       <w:pPr>
-        <w:pStyle w:val="Ttulo2"/>
+        <w:pStyle w:val="Heading2"/>
         <w:numPr>
           <w:ilvl w:val="1"/>
           <w:numId w:val="10"/>
@@ -26889,27 +23677,7 @@
           <w:sz w:val="28"/>
           <w:szCs w:val="28"/>
         </w:rPr>
-        <w:t xml:space="preserve">Escenario completo - </w:t>
-      </w:r>
-      <w:proofErr w:type="spellStart"/>
-      <w:r>
-        <w:rPr>
-          <w:rFonts w:ascii="Times New Roman" w:hAnsi="Times New Roman" w:cs="Times New Roman"/>
-          <w:color w:val="auto"/>
-          <w:sz w:val="28"/>
-          <w:szCs w:val="28"/>
-        </w:rPr>
-        <w:t>Random</w:t>
-      </w:r>
-      <w:proofErr w:type="spellEnd"/>
-      <w:r>
-        <w:rPr>
-          <w:rFonts w:ascii="Times New Roman" w:hAnsi="Times New Roman" w:cs="Times New Roman"/>
-          <w:color w:val="auto"/>
-          <w:sz w:val="28"/>
-          <w:szCs w:val="28"/>
-        </w:rPr>
-        <w:t xml:space="preserve"> Forest</w:t>
+        <w:t>Escenario completo - Random Forest</w:t>
       </w:r>
       <w:bookmarkEnd w:id="63"/>
       <w:bookmarkEnd w:id="64"/>
@@ -26940,7 +23708,7 @@
                     <pic:cNvPicPr/>
                   </pic:nvPicPr>
                   <pic:blipFill>
-                    <a:blip r:embed="rId45"/>
+                    <a:blip r:embed="rId47"/>
                     <a:stretch>
                       <a:fillRect/>
                     </a:stretch>
@@ -26985,7 +23753,7 @@
                     <pic:cNvPicPr/>
                   </pic:nvPicPr>
                   <pic:blipFill>
-                    <a:blip r:embed="rId46"/>
+                    <a:blip r:embed="rId48"/>
                     <a:stretch>
                       <a:fillRect/>
                     </a:stretch>
@@ -27030,7 +23798,7 @@
                     <pic:cNvPicPr/>
                   </pic:nvPicPr>
                   <pic:blipFill>
-                    <a:blip r:embed="rId47"/>
+                    <a:blip r:embed="rId49"/>
                     <a:stretch>
                       <a:fillRect/>
                     </a:stretch>
@@ -27075,7 +23843,7 @@
                     <pic:cNvPicPr/>
                   </pic:nvPicPr>
                   <pic:blipFill>
-                    <a:blip r:embed="rId48"/>
+                    <a:blip r:embed="rId50"/>
                     <a:stretch>
                       <a:fillRect/>
                     </a:stretch>
@@ -27125,7 +23893,7 @@
                     <pic:cNvPicPr/>
                   </pic:nvPicPr>
                   <pic:blipFill>
-                    <a:blip r:embed="rId49"/>
+                    <a:blip r:embed="rId51"/>
                     <a:stretch>
                       <a:fillRect/>
                     </a:stretch>
@@ -27175,7 +23943,7 @@
                     <pic:cNvPicPr/>
                   </pic:nvPicPr>
                   <pic:blipFill>
-                    <a:blip r:embed="rId50"/>
+                    <a:blip r:embed="rId52"/>
                     <a:stretch>
                       <a:fillRect/>
                     </a:stretch>
@@ -27203,7 +23971,7 @@
     </w:p>
     <w:p>
       <w:pPr>
-        <w:pStyle w:val="Ttulo2"/>
+        <w:pStyle w:val="Heading2"/>
         <w:numPr>
           <w:ilvl w:val="1"/>
           <w:numId w:val="10"/>
@@ -27247,67 +24015,7 @@
           <w:sz w:val="28"/>
           <w:szCs w:val="28"/>
         </w:rPr>
-        <w:t xml:space="preserve">Extreme </w:t>
-      </w:r>
-      <w:proofErr w:type="spellStart"/>
-      <w:r>
-        <w:rPr>
-          <w:rFonts w:ascii="Times New Roman" w:hAnsi="Times New Roman" w:cs="Times New Roman"/>
-          <w:color w:val="auto"/>
-          <w:sz w:val="28"/>
-          <w:szCs w:val="28"/>
-        </w:rPr>
-        <w:t>Gradient</w:t>
-      </w:r>
-      <w:proofErr w:type="spellEnd"/>
-      <w:r>
-        <w:rPr>
-          <w:rFonts w:ascii="Times New Roman" w:hAnsi="Times New Roman" w:cs="Times New Roman"/>
-          <w:color w:val="auto"/>
-          <w:sz w:val="28"/>
-          <w:szCs w:val="28"/>
-        </w:rPr>
-        <w:t xml:space="preserve"> </w:t>
-      </w:r>
-      <w:proofErr w:type="spellStart"/>
-      <w:r>
-        <w:rPr>
-          <w:rFonts w:ascii="Times New Roman" w:hAnsi="Times New Roman" w:cs="Times New Roman"/>
-          <w:color w:val="auto"/>
-          <w:sz w:val="28"/>
-          <w:szCs w:val="28"/>
-        </w:rPr>
-        <w:t>Boosting</w:t>
-      </w:r>
-      <w:proofErr w:type="spellEnd"/>
-      <w:r>
-        <w:rPr>
-          <w:rFonts w:ascii="Times New Roman" w:hAnsi="Times New Roman" w:cs="Times New Roman"/>
-          <w:color w:val="auto"/>
-          <w:sz w:val="28"/>
-          <w:szCs w:val="28"/>
-        </w:rPr>
-        <w:t xml:space="preserve"> (</w:t>
-      </w:r>
-      <w:proofErr w:type="spellStart"/>
-      <w:r>
-        <w:rPr>
-          <w:rFonts w:ascii="Times New Roman" w:hAnsi="Times New Roman" w:cs="Times New Roman"/>
-          <w:color w:val="auto"/>
-          <w:sz w:val="28"/>
-          <w:szCs w:val="28"/>
-        </w:rPr>
-        <w:t>XGBoost</w:t>
-      </w:r>
-      <w:proofErr w:type="spellEnd"/>
-      <w:r>
-        <w:rPr>
-          <w:rFonts w:ascii="Times New Roman" w:hAnsi="Times New Roman" w:cs="Times New Roman"/>
-          <w:color w:val="auto"/>
-          <w:sz w:val="28"/>
-          <w:szCs w:val="28"/>
-        </w:rPr>
-        <w:t>)</w:t>
+        <w:t>Extreme Gradient Boosting (XGBoost)</w:t>
       </w:r>
       <w:bookmarkEnd w:id="69"/>
     </w:p>
@@ -27335,7 +24043,7 @@
                     <pic:cNvPicPr/>
                   </pic:nvPicPr>
                   <pic:blipFill>
-                    <a:blip r:embed="rId51"/>
+                    <a:blip r:embed="rId53"/>
                     <a:stretch>
                       <a:fillRect/>
                     </a:stretch>
@@ -27380,7 +24088,7 @@
                     <pic:cNvPicPr/>
                   </pic:nvPicPr>
                   <pic:blipFill>
-                    <a:blip r:embed="rId52"/>
+                    <a:blip r:embed="rId54"/>
                     <a:stretch>
                       <a:fillRect/>
                     </a:stretch>
@@ -27425,7 +24133,7 @@
                     <pic:cNvPicPr/>
                   </pic:nvPicPr>
                   <pic:blipFill>
-                    <a:blip r:embed="rId47"/>
+                    <a:blip r:embed="rId49"/>
                     <a:stretch>
                       <a:fillRect/>
                     </a:stretch>
@@ -27470,7 +24178,7 @@
                     <pic:cNvPicPr/>
                   </pic:nvPicPr>
                   <pic:blipFill>
-                    <a:blip r:embed="rId53"/>
+                    <a:blip r:embed="rId55"/>
                     <a:stretch>
                       <a:fillRect/>
                     </a:stretch>
@@ -27515,7 +24223,7 @@
                     <pic:cNvPicPr/>
                   </pic:nvPicPr>
                   <pic:blipFill>
-                    <a:blip r:embed="rId54"/>
+                    <a:blip r:embed="rId56"/>
                     <a:stretch>
                       <a:fillRect/>
                     </a:stretch>
@@ -27560,7 +24268,7 @@
                     <pic:cNvPicPr/>
                   </pic:nvPicPr>
                   <pic:blipFill>
-                    <a:blip r:embed="rId55"/>
+                    <a:blip r:embed="rId57"/>
                     <a:stretch>
                       <a:fillRect/>
                     </a:stretch>
@@ -27617,7 +24325,7 @@
     </w:p>
     <w:p>
       <w:pPr>
-        <w:pStyle w:val="Ttulo2"/>
+        <w:pStyle w:val="Heading2"/>
         <w:numPr>
           <w:ilvl w:val="1"/>
           <w:numId w:val="10"/>
@@ -27640,27 +24348,7 @@
           <w:szCs w:val="28"/>
         </w:rPr>
         <w:lastRenderedPageBreak/>
-        <w:t xml:space="preserve">Escenario completo - </w:t>
-      </w:r>
-      <w:proofErr w:type="spellStart"/>
-      <w:r>
-        <w:rPr>
-          <w:rFonts w:ascii="Times New Roman" w:hAnsi="Times New Roman" w:cs="Times New Roman"/>
-          <w:color w:val="auto"/>
-          <w:sz w:val="28"/>
-          <w:szCs w:val="28"/>
-        </w:rPr>
-        <w:t>Support</w:t>
-      </w:r>
-      <w:proofErr w:type="spellEnd"/>
-      <w:r>
-        <w:rPr>
-          <w:rFonts w:ascii="Times New Roman" w:hAnsi="Times New Roman" w:cs="Times New Roman"/>
-          <w:color w:val="auto"/>
-          <w:sz w:val="28"/>
-          <w:szCs w:val="28"/>
-        </w:rPr>
-        <w:t xml:space="preserve"> Vector Machine (SVM)</w:t>
+        <w:t>Escenario completo - Support Vector Machine (SVM)</w:t>
       </w:r>
       <w:bookmarkEnd w:id="70"/>
       <w:bookmarkEnd w:id="71"/>
@@ -27689,7 +24377,7 @@
                     <pic:cNvPicPr/>
                   </pic:nvPicPr>
                   <pic:blipFill>
-                    <a:blip r:embed="rId56"/>
+                    <a:blip r:embed="rId58"/>
                     <a:stretch>
                       <a:fillRect/>
                     </a:stretch>
@@ -27734,7 +24422,7 @@
                     <pic:cNvPicPr/>
                   </pic:nvPicPr>
                   <pic:blipFill>
-                    <a:blip r:embed="rId57"/>
+                    <a:blip r:embed="rId59"/>
                     <a:stretch>
                       <a:fillRect/>
                     </a:stretch>
@@ -27779,7 +24467,7 @@
                     <pic:cNvPicPr/>
                   </pic:nvPicPr>
                   <pic:blipFill>
-                    <a:blip r:embed="rId47"/>
+                    <a:blip r:embed="rId49"/>
                     <a:stretch>
                       <a:fillRect/>
                     </a:stretch>
@@ -27824,7 +24512,7 @@
                     <pic:cNvPicPr/>
                   </pic:nvPicPr>
                   <pic:blipFill>
-                    <a:blip r:embed="rId58"/>
+                    <a:blip r:embed="rId60"/>
                     <a:stretch>
                       <a:fillRect/>
                     </a:stretch>
@@ -27869,7 +24557,7 @@
                     <pic:cNvPicPr/>
                   </pic:nvPicPr>
                   <pic:blipFill>
-                    <a:blip r:embed="rId59"/>
+                    <a:blip r:embed="rId61"/>
                     <a:stretch>
                       <a:fillRect/>
                     </a:stretch>
@@ -27914,7 +24602,7 @@
                     <pic:cNvPicPr/>
                   </pic:nvPicPr>
                   <pic:blipFill>
-                    <a:blip r:embed="rId60"/>
+                    <a:blip r:embed="rId62"/>
                     <a:stretch>
                       <a:fillRect/>
                     </a:stretch>
@@ -27952,7 +24640,7 @@
     </w:p>
     <w:p>
       <w:pPr>
-        <w:pStyle w:val="Ttulo2"/>
+        <w:pStyle w:val="Heading2"/>
         <w:numPr>
           <w:ilvl w:val="1"/>
           <w:numId w:val="10"/>
@@ -28002,34 +24690,14 @@
           <w:sz w:val="28"/>
           <w:szCs w:val="28"/>
         </w:rPr>
-        <w:t xml:space="preserve"> </w:t>
-      </w:r>
-      <w:proofErr w:type="spellStart"/>
-      <w:r>
-        <w:rPr>
-          <w:rFonts w:ascii="Times New Roman" w:hAnsi="Times New Roman" w:cs="Times New Roman"/>
-          <w:color w:val="auto"/>
-          <w:sz w:val="28"/>
-          <w:szCs w:val="28"/>
-        </w:rPr>
-        <w:t>Random</w:t>
-      </w:r>
-      <w:proofErr w:type="spellEnd"/>
-      <w:r>
-        <w:rPr>
-          <w:rFonts w:ascii="Times New Roman" w:hAnsi="Times New Roman" w:cs="Times New Roman"/>
-          <w:color w:val="auto"/>
-          <w:sz w:val="28"/>
-          <w:szCs w:val="28"/>
-        </w:rPr>
-        <w:t xml:space="preserve"> Forest</w:t>
+        <w:t xml:space="preserve"> Random Forest</w:t>
       </w:r>
       <w:bookmarkEnd w:id="72"/>
       <w:bookmarkEnd w:id="73"/>
     </w:p>
     <w:p>
       <w:pPr>
-        <w:pStyle w:val="Prrafodelista"/>
+        <w:pStyle w:val="ListParagraph"/>
         <w:ind w:left="360" w:firstLine="0"/>
         <w:jc w:val="center"/>
       </w:pPr>
@@ -28053,7 +24721,7 @@
                     <pic:cNvPicPr/>
                   </pic:nvPicPr>
                   <pic:blipFill>
-                    <a:blip r:embed="rId61"/>
+                    <a:blip r:embed="rId63"/>
                     <a:stretch>
                       <a:fillRect/>
                     </a:stretch>
@@ -28076,7 +24744,7 @@
     </w:p>
     <w:p>
       <w:pPr>
-        <w:pStyle w:val="Prrafodelista"/>
+        <w:pStyle w:val="ListParagraph"/>
         <w:ind w:left="360" w:firstLine="0"/>
         <w:jc w:val="center"/>
       </w:pPr>
@@ -28100,7 +24768,7 @@
                     <pic:cNvPicPr/>
                   </pic:nvPicPr>
                   <pic:blipFill>
-                    <a:blip r:embed="rId62"/>
+                    <a:blip r:embed="rId64"/>
                     <a:stretch>
                       <a:fillRect/>
                     </a:stretch>
@@ -28123,7 +24791,7 @@
     </w:p>
     <w:p>
       <w:pPr>
-        <w:pStyle w:val="Prrafodelista"/>
+        <w:pStyle w:val="ListParagraph"/>
         <w:ind w:left="360" w:firstLine="0"/>
         <w:jc w:val="center"/>
       </w:pPr>
@@ -28147,7 +24815,7 @@
                     <pic:cNvPicPr/>
                   </pic:nvPicPr>
                   <pic:blipFill>
-                    <a:blip r:embed="rId63"/>
+                    <a:blip r:embed="rId65"/>
                     <a:stretch>
                       <a:fillRect/>
                     </a:stretch>
@@ -28170,7 +24838,7 @@
     </w:p>
     <w:p>
       <w:pPr>
-        <w:pStyle w:val="Prrafodelista"/>
+        <w:pStyle w:val="ListParagraph"/>
         <w:ind w:left="360" w:firstLine="0"/>
         <w:jc w:val="center"/>
       </w:pPr>
@@ -28194,7 +24862,7 @@
                     <pic:cNvPicPr/>
                   </pic:nvPicPr>
                   <pic:blipFill>
-                    <a:blip r:embed="rId64"/>
+                    <a:blip r:embed="rId66"/>
                     <a:stretch>
                       <a:fillRect/>
                     </a:stretch>
@@ -28217,7 +24885,7 @@
     </w:p>
     <w:p>
       <w:pPr>
-        <w:pStyle w:val="Prrafodelista"/>
+        <w:pStyle w:val="ListParagraph"/>
         <w:ind w:left="360" w:firstLine="0"/>
         <w:jc w:val="center"/>
       </w:pPr>
@@ -28241,7 +24909,7 @@
                     <pic:cNvPicPr/>
                   </pic:nvPicPr>
                   <pic:blipFill>
-                    <a:blip r:embed="rId65"/>
+                    <a:blip r:embed="rId67"/>
                     <a:stretch>
                       <a:fillRect/>
                     </a:stretch>
@@ -28264,7 +24932,7 @@
     </w:p>
     <w:p>
       <w:pPr>
-        <w:pStyle w:val="Prrafodelista"/>
+        <w:pStyle w:val="ListParagraph"/>
         <w:ind w:left="360" w:firstLine="0"/>
         <w:jc w:val="center"/>
       </w:pPr>
@@ -28288,7 +24956,7 @@
                     <pic:cNvPicPr/>
                   </pic:nvPicPr>
                   <pic:blipFill>
-                    <a:blip r:embed="rId66"/>
+                    <a:blip r:embed="rId68"/>
                     <a:stretch>
                       <a:fillRect/>
                     </a:stretch>
@@ -28316,7 +24984,7 @@
     </w:p>
     <w:p>
       <w:pPr>
-        <w:pStyle w:val="Ttulo2"/>
+        <w:pStyle w:val="Heading2"/>
         <w:numPr>
           <w:ilvl w:val="1"/>
           <w:numId w:val="10"/>
@@ -28385,73 +25053,13 @@
           <w:sz w:val="28"/>
           <w:szCs w:val="28"/>
         </w:rPr>
-        <w:t xml:space="preserve">Extreme </w:t>
-      </w:r>
-      <w:proofErr w:type="spellStart"/>
-      <w:r>
-        <w:rPr>
-          <w:rFonts w:ascii="Times New Roman" w:hAnsi="Times New Roman" w:cs="Times New Roman"/>
-          <w:color w:val="auto"/>
-          <w:sz w:val="28"/>
-          <w:szCs w:val="28"/>
-        </w:rPr>
-        <w:t>Gradient</w:t>
-      </w:r>
-      <w:proofErr w:type="spellEnd"/>
-      <w:r>
-        <w:rPr>
-          <w:rFonts w:ascii="Times New Roman" w:hAnsi="Times New Roman" w:cs="Times New Roman"/>
-          <w:color w:val="auto"/>
-          <w:sz w:val="28"/>
-          <w:szCs w:val="28"/>
-        </w:rPr>
-        <w:t xml:space="preserve"> </w:t>
-      </w:r>
-      <w:proofErr w:type="spellStart"/>
-      <w:r>
-        <w:rPr>
-          <w:rFonts w:ascii="Times New Roman" w:hAnsi="Times New Roman" w:cs="Times New Roman"/>
-          <w:color w:val="auto"/>
-          <w:sz w:val="28"/>
-          <w:szCs w:val="28"/>
-        </w:rPr>
-        <w:t>Boosting</w:t>
-      </w:r>
-      <w:proofErr w:type="spellEnd"/>
-      <w:r>
-        <w:rPr>
-          <w:rFonts w:ascii="Times New Roman" w:hAnsi="Times New Roman" w:cs="Times New Roman"/>
-          <w:color w:val="auto"/>
-          <w:sz w:val="28"/>
-          <w:szCs w:val="28"/>
-        </w:rPr>
-        <w:t xml:space="preserve"> (</w:t>
-      </w:r>
-      <w:proofErr w:type="spellStart"/>
-      <w:r>
-        <w:rPr>
-          <w:rFonts w:ascii="Times New Roman" w:hAnsi="Times New Roman" w:cs="Times New Roman"/>
-          <w:color w:val="auto"/>
-          <w:sz w:val="28"/>
-          <w:szCs w:val="28"/>
-        </w:rPr>
-        <w:t>XGBoost</w:t>
-      </w:r>
-      <w:proofErr w:type="spellEnd"/>
-      <w:r>
-        <w:rPr>
-          <w:rFonts w:ascii="Times New Roman" w:hAnsi="Times New Roman" w:cs="Times New Roman"/>
-          <w:color w:val="auto"/>
-          <w:sz w:val="28"/>
-          <w:szCs w:val="28"/>
-        </w:rPr>
-        <w:t>)</w:t>
+        <w:t>Extreme Gradient Boosting (XGBoost)</w:t>
       </w:r>
       <w:bookmarkEnd w:id="75"/>
     </w:p>
     <w:p>
       <w:pPr>
-        <w:pStyle w:val="Prrafodelista"/>
+        <w:pStyle w:val="ListParagraph"/>
         <w:ind w:left="360" w:firstLine="0"/>
         <w:jc w:val="center"/>
       </w:pPr>
@@ -28475,7 +25083,7 @@
                     <pic:cNvPicPr/>
                   </pic:nvPicPr>
                   <pic:blipFill>
-                    <a:blip r:embed="rId67"/>
+                    <a:blip r:embed="rId69"/>
                     <a:stretch>
                       <a:fillRect/>
                     </a:stretch>
@@ -28515,7 +25123,7 @@
                     <pic:cNvPicPr/>
                   </pic:nvPicPr>
                   <pic:blipFill>
-                    <a:blip r:embed="rId68"/>
+                    <a:blip r:embed="rId70"/>
                     <a:stretch>
                       <a:fillRect/>
                     </a:stretch>
@@ -28538,7 +25146,7 @@
     </w:p>
     <w:p>
       <w:pPr>
-        <w:pStyle w:val="Prrafodelista"/>
+        <w:pStyle w:val="ListParagraph"/>
         <w:ind w:left="360" w:firstLine="0"/>
         <w:jc w:val="center"/>
       </w:pPr>
@@ -28562,7 +25170,7 @@
                     <pic:cNvPicPr/>
                   </pic:nvPicPr>
                   <pic:blipFill>
-                    <a:blip r:embed="rId63"/>
+                    <a:blip r:embed="rId65"/>
                     <a:stretch>
                       <a:fillRect/>
                     </a:stretch>
@@ -28585,7 +25193,7 @@
     </w:p>
     <w:p>
       <w:pPr>
-        <w:pStyle w:val="Prrafodelista"/>
+        <w:pStyle w:val="ListParagraph"/>
         <w:ind w:left="360" w:firstLine="0"/>
         <w:jc w:val="center"/>
       </w:pPr>
@@ -28609,7 +25217,7 @@
                     <pic:cNvPicPr/>
                   </pic:nvPicPr>
                   <pic:blipFill>
-                    <a:blip r:embed="rId69"/>
+                    <a:blip r:embed="rId71"/>
                     <a:stretch>
                       <a:fillRect/>
                     </a:stretch>
@@ -28632,7 +25240,7 @@
     </w:p>
     <w:p>
       <w:pPr>
-        <w:pStyle w:val="Prrafodelista"/>
+        <w:pStyle w:val="ListParagraph"/>
         <w:ind w:left="360" w:firstLine="0"/>
         <w:jc w:val="center"/>
       </w:pPr>
@@ -28656,7 +25264,7 @@
                     <pic:cNvPicPr/>
                   </pic:nvPicPr>
                   <pic:blipFill>
-                    <a:blip r:embed="rId70"/>
+                    <a:blip r:embed="rId72"/>
                     <a:stretch>
                       <a:fillRect/>
                     </a:stretch>
@@ -28679,7 +25287,7 @@
     </w:p>
     <w:p>
       <w:pPr>
-        <w:pStyle w:val="Prrafodelista"/>
+        <w:pStyle w:val="ListParagraph"/>
         <w:ind w:left="360" w:firstLine="0"/>
         <w:jc w:val="center"/>
       </w:pPr>
@@ -28703,7 +25311,7 @@
                     <pic:cNvPicPr/>
                   </pic:nvPicPr>
                   <pic:blipFill>
-                    <a:blip r:embed="rId71"/>
+                    <a:blip r:embed="rId73"/>
                     <a:stretch>
                       <a:fillRect/>
                     </a:stretch>
@@ -28731,7 +25339,7 @@
     </w:p>
     <w:p>
       <w:pPr>
-        <w:pStyle w:val="Ttulo2"/>
+        <w:pStyle w:val="Heading2"/>
         <w:numPr>
           <w:ilvl w:val="1"/>
           <w:numId w:val="10"/>
@@ -28783,7 +25391,6 @@
         </w:rPr>
         <w:t xml:space="preserve"> </w:t>
       </w:r>
-      <w:proofErr w:type="spellStart"/>
       <w:r>
         <w:rPr>
           <w:rFonts w:ascii="Times New Roman" w:hAnsi="Times New Roman" w:cs="Times New Roman"/>
@@ -28791,9 +25398,8 @@
           <w:sz w:val="28"/>
           <w:szCs w:val="28"/>
         </w:rPr>
-        <w:t>Support</w:t>
-      </w:r>
-      <w:proofErr w:type="spellEnd"/>
+        <w:t>Support Vector Machine (SVM</w:t>
+      </w:r>
       <w:r>
         <w:rPr>
           <w:rFonts w:ascii="Times New Roman" w:hAnsi="Times New Roman" w:cs="Times New Roman"/>
@@ -28801,15 +25407,6 @@
           <w:sz w:val="28"/>
           <w:szCs w:val="28"/>
         </w:rPr>
-        <w:t xml:space="preserve"> Vector Machine (SVM</w:t>
-      </w:r>
-      <w:r>
-        <w:rPr>
-          <w:rFonts w:ascii="Times New Roman" w:hAnsi="Times New Roman" w:cs="Times New Roman"/>
-          <w:color w:val="auto"/>
-          <w:sz w:val="28"/>
-          <w:szCs w:val="28"/>
-        </w:rPr>
         <w:t>)</w:t>
       </w:r>
       <w:bookmarkEnd w:id="76"/>
@@ -28817,7 +25414,7 @@
     </w:p>
     <w:p>
       <w:pPr>
-        <w:pStyle w:val="Prrafodelista"/>
+        <w:pStyle w:val="ListParagraph"/>
         <w:ind w:left="360" w:firstLine="0"/>
         <w:jc w:val="center"/>
       </w:pPr>
@@ -28841,7 +25438,7 @@
                     <pic:cNvPicPr/>
                   </pic:nvPicPr>
                   <pic:blipFill>
-                    <a:blip r:embed="rId72"/>
+                    <a:blip r:embed="rId74"/>
                     <a:stretch>
                       <a:fillRect/>
                     </a:stretch>
@@ -28881,7 +25478,7 @@
                     <pic:cNvPicPr/>
                   </pic:nvPicPr>
                   <pic:blipFill>
-                    <a:blip r:embed="rId73"/>
+                    <a:blip r:embed="rId75"/>
                     <a:stretch>
                       <a:fillRect/>
                     </a:stretch>
@@ -28904,7 +25501,7 @@
     </w:p>
     <w:p>
       <w:pPr>
-        <w:pStyle w:val="Prrafodelista"/>
+        <w:pStyle w:val="ListParagraph"/>
         <w:ind w:left="360" w:firstLine="0"/>
         <w:jc w:val="center"/>
       </w:pPr>
@@ -28928,7 +25525,7 @@
                     <pic:cNvPicPr/>
                   </pic:nvPicPr>
                   <pic:blipFill>
-                    <a:blip r:embed="rId63"/>
+                    <a:blip r:embed="rId65"/>
                     <a:stretch>
                       <a:fillRect/>
                     </a:stretch>
@@ -28951,7 +25548,7 @@
     </w:p>
     <w:p>
       <w:pPr>
-        <w:pStyle w:val="Prrafodelista"/>
+        <w:pStyle w:val="ListParagraph"/>
         <w:ind w:left="360" w:firstLine="0"/>
         <w:jc w:val="center"/>
       </w:pPr>
@@ -28975,7 +25572,7 @@
                     <pic:cNvPicPr/>
                   </pic:nvPicPr>
                   <pic:blipFill>
-                    <a:blip r:embed="rId74"/>
+                    <a:blip r:embed="rId76"/>
                     <a:stretch>
                       <a:fillRect/>
                     </a:stretch>
@@ -28998,7 +25595,7 @@
     </w:p>
     <w:p>
       <w:pPr>
-        <w:pStyle w:val="Prrafodelista"/>
+        <w:pStyle w:val="ListParagraph"/>
         <w:ind w:left="360" w:firstLine="0"/>
         <w:jc w:val="center"/>
       </w:pPr>
@@ -29022,7 +25619,7 @@
                     <pic:cNvPicPr/>
                   </pic:nvPicPr>
                   <pic:blipFill>
-                    <a:blip r:embed="rId75"/>
+                    <a:blip r:embed="rId77"/>
                     <a:stretch>
                       <a:fillRect/>
                     </a:stretch>
@@ -29045,7 +25642,7 @@
     </w:p>
     <w:p>
       <w:pPr>
-        <w:pStyle w:val="Prrafodelista"/>
+        <w:pStyle w:val="ListParagraph"/>
         <w:ind w:left="360" w:firstLine="0"/>
         <w:jc w:val="center"/>
       </w:pPr>
@@ -29069,7 +25666,7 @@
                     <pic:cNvPicPr/>
                   </pic:nvPicPr>
                   <pic:blipFill>
-                    <a:blip r:embed="rId76"/>
+                    <a:blip r:embed="rId78"/>
                     <a:stretch>
                       <a:fillRect/>
                     </a:stretch>
@@ -29148,7 +25745,7 @@
     <w:sdtContent>
       <w:p>
         <w:pPr>
-          <w:pStyle w:val="Piedepgina"/>
+          <w:pStyle w:val="Footer"/>
           <w:jc w:val="right"/>
         </w:pPr>
         <w:r>
@@ -29174,7 +25771,7 @@
   </w:sdt>
   <w:p>
     <w:pPr>
-      <w:pStyle w:val="Piedepgina"/>
+      <w:pStyle w:val="Footer"/>
       <w:jc w:val="right"/>
     </w:pPr>
   </w:p>
@@ -29194,7 +25791,7 @@
     <w:sdtContent>
       <w:p>
         <w:pPr>
-          <w:pStyle w:val="Piedepgina"/>
+          <w:pStyle w:val="Footer"/>
           <w:jc w:val="right"/>
         </w:pPr>
         <w:r>
@@ -29220,7 +25817,7 @@
   </w:sdt>
   <w:p>
     <w:pPr>
-      <w:pStyle w:val="Piedepgina"/>
+      <w:pStyle w:val="Footer"/>
     </w:pPr>
   </w:p>
 </w:ftr>
@@ -30862,11 +27459,11 @@
     <w:name w:val="Normal"/>
     <w:qFormat/>
   </w:style>
-  <w:style w:type="paragraph" w:styleId="Ttulo1">
+  <w:style w:type="paragraph" w:styleId="Heading1">
     <w:name w:val="heading 1"/>
     <w:basedOn w:val="Normal"/>
     <w:next w:val="Normal"/>
-    <w:link w:val="Ttulo1Car"/>
+    <w:link w:val="Heading1Char"/>
     <w:uiPriority w:val="9"/>
     <w:qFormat/>
     <w:rsid w:val="004417F7"/>
@@ -30883,11 +27480,11 @@
       <w:szCs w:val="40"/>
     </w:rPr>
   </w:style>
-  <w:style w:type="paragraph" w:styleId="Ttulo2">
+  <w:style w:type="paragraph" w:styleId="Heading2">
     <w:name w:val="heading 2"/>
     <w:basedOn w:val="Normal"/>
     <w:next w:val="Normal"/>
-    <w:link w:val="Ttulo2Car"/>
+    <w:link w:val="Heading2Char"/>
     <w:uiPriority w:val="9"/>
     <w:unhideWhenUsed/>
     <w:qFormat/>
@@ -30905,11 +27502,11 @@
       <w:szCs w:val="32"/>
     </w:rPr>
   </w:style>
-  <w:style w:type="paragraph" w:styleId="Ttulo3">
+  <w:style w:type="paragraph" w:styleId="Heading3">
     <w:name w:val="heading 3"/>
     <w:basedOn w:val="Normal"/>
     <w:next w:val="Normal"/>
-    <w:link w:val="Ttulo3Car"/>
+    <w:link w:val="Heading3Char"/>
     <w:uiPriority w:val="9"/>
     <w:unhideWhenUsed/>
     <w:qFormat/>
@@ -30927,11 +27524,11 @@
       <w:szCs w:val="28"/>
     </w:rPr>
   </w:style>
-  <w:style w:type="paragraph" w:styleId="Ttulo4">
+  <w:style w:type="paragraph" w:styleId="Heading4">
     <w:name w:val="heading 4"/>
     <w:basedOn w:val="Normal"/>
     <w:next w:val="Normal"/>
-    <w:link w:val="Ttulo4Car"/>
+    <w:link w:val="Heading4Char"/>
     <w:uiPriority w:val="9"/>
     <w:semiHidden/>
     <w:unhideWhenUsed/>
@@ -30950,11 +27547,11 @@
       <w:color w:val="0F4761" w:themeColor="accent1" w:themeShade="BF"/>
     </w:rPr>
   </w:style>
-  <w:style w:type="paragraph" w:styleId="Ttulo5">
+  <w:style w:type="paragraph" w:styleId="Heading5">
     <w:name w:val="heading 5"/>
     <w:basedOn w:val="Normal"/>
     <w:next w:val="Normal"/>
-    <w:link w:val="Ttulo5Car"/>
+    <w:link w:val="Heading5Char"/>
     <w:uiPriority w:val="9"/>
     <w:semiHidden/>
     <w:unhideWhenUsed/>
@@ -30971,11 +27568,11 @@
       <w:color w:val="0F4761" w:themeColor="accent1" w:themeShade="BF"/>
     </w:rPr>
   </w:style>
-  <w:style w:type="paragraph" w:styleId="Ttulo6">
+  <w:style w:type="paragraph" w:styleId="Heading6">
     <w:name w:val="heading 6"/>
     <w:basedOn w:val="Normal"/>
     <w:next w:val="Normal"/>
-    <w:link w:val="Ttulo6Car"/>
+    <w:link w:val="Heading6Char"/>
     <w:uiPriority w:val="9"/>
     <w:semiHidden/>
     <w:unhideWhenUsed/>
@@ -30994,11 +27591,11 @@
       <w:color w:val="595959" w:themeColor="text1" w:themeTint="A6"/>
     </w:rPr>
   </w:style>
-  <w:style w:type="paragraph" w:styleId="Ttulo7">
+  <w:style w:type="paragraph" w:styleId="Heading7">
     <w:name w:val="heading 7"/>
     <w:basedOn w:val="Normal"/>
     <w:next w:val="Normal"/>
-    <w:link w:val="Ttulo7Car"/>
+    <w:link w:val="Heading7Char"/>
     <w:uiPriority w:val="9"/>
     <w:semiHidden/>
     <w:unhideWhenUsed/>
@@ -31015,11 +27612,11 @@
       <w:color w:val="595959" w:themeColor="text1" w:themeTint="A6"/>
     </w:rPr>
   </w:style>
-  <w:style w:type="paragraph" w:styleId="Ttulo8">
+  <w:style w:type="paragraph" w:styleId="Heading8">
     <w:name w:val="heading 8"/>
     <w:basedOn w:val="Normal"/>
     <w:next w:val="Normal"/>
-    <w:link w:val="Ttulo8Car"/>
+    <w:link w:val="Heading8Char"/>
     <w:uiPriority w:val="9"/>
     <w:semiHidden/>
     <w:unhideWhenUsed/>
@@ -31037,11 +27634,11 @@
       <w:color w:val="272727" w:themeColor="text1" w:themeTint="D8"/>
     </w:rPr>
   </w:style>
-  <w:style w:type="paragraph" w:styleId="Ttulo9">
+  <w:style w:type="paragraph" w:styleId="Heading9">
     <w:name w:val="heading 9"/>
     <w:basedOn w:val="Normal"/>
     <w:next w:val="Normal"/>
-    <w:link w:val="Ttulo9Car"/>
+    <w:link w:val="Heading9Char"/>
     <w:uiPriority w:val="9"/>
     <w:semiHidden/>
     <w:unhideWhenUsed/>
@@ -31057,13 +27654,13 @@
       <w:color w:val="272727" w:themeColor="text1" w:themeTint="D8"/>
     </w:rPr>
   </w:style>
-  <w:style w:type="character" w:default="1" w:styleId="Fuentedeprrafopredeter">
+  <w:style w:type="character" w:default="1" w:styleId="DefaultParagraphFont">
     <w:name w:val="Default Paragraph Font"/>
     <w:uiPriority w:val="1"/>
     <w:semiHidden/>
     <w:unhideWhenUsed/>
   </w:style>
-  <w:style w:type="table" w:default="1" w:styleId="Tablanormal">
+  <w:style w:type="table" w:default="1" w:styleId="TableNormal">
     <w:name w:val="Normal Table"/>
     <w:uiPriority w:val="99"/>
     <w:semiHidden/>
@@ -31078,16 +27675,16 @@
       </w:tblCellMar>
     </w:tblPr>
   </w:style>
-  <w:style w:type="numbering" w:default="1" w:styleId="Sinlista">
+  <w:style w:type="numbering" w:default="1" w:styleId="NoList">
     <w:name w:val="No List"/>
     <w:uiPriority w:val="99"/>
     <w:semiHidden/>
     <w:unhideWhenUsed/>
   </w:style>
-  <w:style w:type="character" w:customStyle="1" w:styleId="Ttulo1Car">
-    <w:name w:val="Título 1 Car"/>
-    <w:basedOn w:val="Fuentedeprrafopredeter"/>
-    <w:link w:val="Ttulo1"/>
+  <w:style w:type="character" w:customStyle="1" w:styleId="Heading1Char">
+    <w:name w:val="Heading 1 Char"/>
+    <w:basedOn w:val="DefaultParagraphFont"/>
+    <w:link w:val="Heading1"/>
     <w:uiPriority w:val="9"/>
     <w:rsid w:val="004417F7"/>
     <w:rPr>
@@ -31097,10 +27694,10 @@
       <w:szCs w:val="40"/>
     </w:rPr>
   </w:style>
-  <w:style w:type="character" w:customStyle="1" w:styleId="Ttulo2Car">
-    <w:name w:val="Título 2 Car"/>
-    <w:basedOn w:val="Fuentedeprrafopredeter"/>
-    <w:link w:val="Ttulo2"/>
+  <w:style w:type="character" w:customStyle="1" w:styleId="Heading2Char">
+    <w:name w:val="Heading 2 Char"/>
+    <w:basedOn w:val="DefaultParagraphFont"/>
+    <w:link w:val="Heading2"/>
     <w:uiPriority w:val="9"/>
     <w:rsid w:val="004417F7"/>
     <w:rPr>
@@ -31110,10 +27707,10 @@
       <w:szCs w:val="32"/>
     </w:rPr>
   </w:style>
-  <w:style w:type="character" w:customStyle="1" w:styleId="Ttulo3Car">
-    <w:name w:val="Título 3 Car"/>
-    <w:basedOn w:val="Fuentedeprrafopredeter"/>
-    <w:link w:val="Ttulo3"/>
+  <w:style w:type="character" w:customStyle="1" w:styleId="Heading3Char">
+    <w:name w:val="Heading 3 Char"/>
+    <w:basedOn w:val="DefaultParagraphFont"/>
+    <w:link w:val="Heading3"/>
     <w:uiPriority w:val="9"/>
     <w:rsid w:val="004417F7"/>
     <w:rPr>
@@ -31123,10 +27720,10 @@
       <w:szCs w:val="28"/>
     </w:rPr>
   </w:style>
-  <w:style w:type="character" w:customStyle="1" w:styleId="Ttulo4Car">
-    <w:name w:val="Título 4 Car"/>
-    <w:basedOn w:val="Fuentedeprrafopredeter"/>
-    <w:link w:val="Ttulo4"/>
+  <w:style w:type="character" w:customStyle="1" w:styleId="Heading4Char">
+    <w:name w:val="Heading 4 Char"/>
+    <w:basedOn w:val="DefaultParagraphFont"/>
+    <w:link w:val="Heading4"/>
     <w:uiPriority w:val="9"/>
     <w:semiHidden/>
     <w:rsid w:val="004417F7"/>
@@ -31137,10 +27734,10 @@
       <w:color w:val="0F4761" w:themeColor="accent1" w:themeShade="BF"/>
     </w:rPr>
   </w:style>
-  <w:style w:type="character" w:customStyle="1" w:styleId="Ttulo5Car">
-    <w:name w:val="Título 5 Car"/>
-    <w:basedOn w:val="Fuentedeprrafopredeter"/>
-    <w:link w:val="Ttulo5"/>
+  <w:style w:type="character" w:customStyle="1" w:styleId="Heading5Char">
+    <w:name w:val="Heading 5 Char"/>
+    <w:basedOn w:val="DefaultParagraphFont"/>
+    <w:link w:val="Heading5"/>
     <w:uiPriority w:val="9"/>
     <w:semiHidden/>
     <w:rsid w:val="004417F7"/>
@@ -31149,10 +27746,10 @@
       <w:color w:val="0F4761" w:themeColor="accent1" w:themeShade="BF"/>
     </w:rPr>
   </w:style>
-  <w:style w:type="character" w:customStyle="1" w:styleId="Ttulo6Car">
-    <w:name w:val="Título 6 Car"/>
-    <w:basedOn w:val="Fuentedeprrafopredeter"/>
-    <w:link w:val="Ttulo6"/>
+  <w:style w:type="character" w:customStyle="1" w:styleId="Heading6Char">
+    <w:name w:val="Heading 6 Char"/>
+    <w:basedOn w:val="DefaultParagraphFont"/>
+    <w:link w:val="Heading6"/>
     <w:uiPriority w:val="9"/>
     <w:semiHidden/>
     <w:rsid w:val="004417F7"/>
@@ -31163,10 +27760,10 @@
       <w:color w:val="595959" w:themeColor="text1" w:themeTint="A6"/>
     </w:rPr>
   </w:style>
-  <w:style w:type="character" w:customStyle="1" w:styleId="Ttulo7Car">
-    <w:name w:val="Título 7 Car"/>
-    <w:basedOn w:val="Fuentedeprrafopredeter"/>
-    <w:link w:val="Ttulo7"/>
+  <w:style w:type="character" w:customStyle="1" w:styleId="Heading7Char">
+    <w:name w:val="Heading 7 Char"/>
+    <w:basedOn w:val="DefaultParagraphFont"/>
+    <w:link w:val="Heading7"/>
     <w:uiPriority w:val="9"/>
     <w:semiHidden/>
     <w:rsid w:val="004417F7"/>
@@ -31175,10 +27772,10 @@
       <w:color w:val="595959" w:themeColor="text1" w:themeTint="A6"/>
     </w:rPr>
   </w:style>
-  <w:style w:type="character" w:customStyle="1" w:styleId="Ttulo8Car">
-    <w:name w:val="Título 8 Car"/>
-    <w:basedOn w:val="Fuentedeprrafopredeter"/>
-    <w:link w:val="Ttulo8"/>
+  <w:style w:type="character" w:customStyle="1" w:styleId="Heading8Char">
+    <w:name w:val="Heading 8 Char"/>
+    <w:basedOn w:val="DefaultParagraphFont"/>
+    <w:link w:val="Heading8"/>
     <w:uiPriority w:val="9"/>
     <w:semiHidden/>
     <w:rsid w:val="004417F7"/>
@@ -31189,10 +27786,10 @@
       <w:color w:val="272727" w:themeColor="text1" w:themeTint="D8"/>
     </w:rPr>
   </w:style>
-  <w:style w:type="character" w:customStyle="1" w:styleId="Ttulo9Car">
-    <w:name w:val="Título 9 Car"/>
-    <w:basedOn w:val="Fuentedeprrafopredeter"/>
-    <w:link w:val="Ttulo9"/>
+  <w:style w:type="character" w:customStyle="1" w:styleId="Heading9Char">
+    <w:name w:val="Heading 9 Char"/>
+    <w:basedOn w:val="DefaultParagraphFont"/>
+    <w:link w:val="Heading9"/>
     <w:uiPriority w:val="9"/>
     <w:semiHidden/>
     <w:rsid w:val="004417F7"/>
@@ -31201,11 +27798,11 @@
       <w:color w:val="272727" w:themeColor="text1" w:themeTint="D8"/>
     </w:rPr>
   </w:style>
-  <w:style w:type="paragraph" w:styleId="Ttulo">
+  <w:style w:type="paragraph" w:styleId="Title">
     <w:name w:val="Title"/>
     <w:basedOn w:val="Normal"/>
     <w:next w:val="Normal"/>
-    <w:link w:val="TtuloCar"/>
+    <w:link w:val="TitleChar"/>
     <w:uiPriority w:val="10"/>
     <w:qFormat/>
     <w:rsid w:val="004417F7"/>
@@ -31221,10 +27818,10 @@
       <w:szCs w:val="56"/>
     </w:rPr>
   </w:style>
-  <w:style w:type="character" w:customStyle="1" w:styleId="TtuloCar">
-    <w:name w:val="Título Car"/>
-    <w:basedOn w:val="Fuentedeprrafopredeter"/>
-    <w:link w:val="Ttulo"/>
+  <w:style w:type="character" w:customStyle="1" w:styleId="TitleChar">
+    <w:name w:val="Title Char"/>
+    <w:basedOn w:val="DefaultParagraphFont"/>
+    <w:link w:val="Title"/>
     <w:uiPriority w:val="10"/>
     <w:rsid w:val="004417F7"/>
     <w:rPr>
@@ -31235,11 +27832,11 @@
       <w:szCs w:val="56"/>
     </w:rPr>
   </w:style>
-  <w:style w:type="paragraph" w:styleId="Subttulo">
+  <w:style w:type="paragraph" w:styleId="Subtitle">
     <w:name w:val="Subtitle"/>
     <w:basedOn w:val="Normal"/>
     <w:next w:val="Normal"/>
-    <w:link w:val="SubttuloCar"/>
+    <w:link w:val="SubtitleChar"/>
     <w:uiPriority w:val="11"/>
     <w:qFormat/>
     <w:rsid w:val="004417F7"/>
@@ -31257,10 +27854,10 @@
       <w:szCs w:val="28"/>
     </w:rPr>
   </w:style>
-  <w:style w:type="character" w:customStyle="1" w:styleId="SubttuloCar">
-    <w:name w:val="Subtítulo Car"/>
-    <w:basedOn w:val="Fuentedeprrafopredeter"/>
-    <w:link w:val="Subttulo"/>
+  <w:style w:type="character" w:customStyle="1" w:styleId="SubtitleChar">
+    <w:name w:val="Subtitle Char"/>
+    <w:basedOn w:val="DefaultParagraphFont"/>
+    <w:link w:val="Subtitle"/>
     <w:uiPriority w:val="11"/>
     <w:rsid w:val="004417F7"/>
     <w:rPr>
@@ -31271,11 +27868,11 @@
       <w:szCs w:val="28"/>
     </w:rPr>
   </w:style>
-  <w:style w:type="paragraph" w:styleId="Cita">
+  <w:style w:type="paragraph" w:styleId="Quote">
     <w:name w:val="Quote"/>
     <w:basedOn w:val="Normal"/>
     <w:next w:val="Normal"/>
-    <w:link w:val="CitaCar"/>
+    <w:link w:val="QuoteChar"/>
     <w:uiPriority w:val="29"/>
     <w:qFormat/>
     <w:rsid w:val="004417F7"/>
@@ -31289,10 +27886,10 @@
       <w:color w:val="404040" w:themeColor="text1" w:themeTint="BF"/>
     </w:rPr>
   </w:style>
-  <w:style w:type="character" w:customStyle="1" w:styleId="CitaCar">
-    <w:name w:val="Cita Car"/>
-    <w:basedOn w:val="Fuentedeprrafopredeter"/>
-    <w:link w:val="Cita"/>
+  <w:style w:type="character" w:customStyle="1" w:styleId="QuoteChar">
+    <w:name w:val="Quote Char"/>
+    <w:basedOn w:val="DefaultParagraphFont"/>
+    <w:link w:val="Quote"/>
     <w:uiPriority w:val="29"/>
     <w:rsid w:val="004417F7"/>
     <w:rPr>
@@ -31301,7 +27898,7 @@
       <w:color w:val="404040" w:themeColor="text1" w:themeTint="BF"/>
     </w:rPr>
   </w:style>
-  <w:style w:type="paragraph" w:styleId="Prrafodelista">
+  <w:style w:type="paragraph" w:styleId="ListParagraph">
     <w:name w:val="List Paragraph"/>
     <w:basedOn w:val="Normal"/>
     <w:uiPriority w:val="34"/>
@@ -31312,9 +27909,9 @@
       <w:contextualSpacing/>
     </w:pPr>
   </w:style>
-  <w:style w:type="character" w:styleId="nfasisintenso">
+  <w:style w:type="character" w:styleId="IntenseEmphasis">
     <w:name w:val="Intense Emphasis"/>
-    <w:basedOn w:val="Fuentedeprrafopredeter"/>
+    <w:basedOn w:val="DefaultParagraphFont"/>
     <w:uiPriority w:val="21"/>
     <w:qFormat/>
     <w:rsid w:val="004417F7"/>
@@ -31324,11 +27921,11 @@
       <w:color w:val="0F4761" w:themeColor="accent1" w:themeShade="BF"/>
     </w:rPr>
   </w:style>
-  <w:style w:type="paragraph" w:styleId="Citadestacada">
+  <w:style w:type="paragraph" w:styleId="IntenseQuote">
     <w:name w:val="Intense Quote"/>
     <w:basedOn w:val="Normal"/>
     <w:next w:val="Normal"/>
-    <w:link w:val="CitadestacadaCar"/>
+    <w:link w:val="IntenseQuoteChar"/>
     <w:uiPriority w:val="30"/>
     <w:qFormat/>
     <w:rsid w:val="004417F7"/>
@@ -31347,10 +27944,10 @@
       <w:color w:val="0F4761" w:themeColor="accent1" w:themeShade="BF"/>
     </w:rPr>
   </w:style>
-  <w:style w:type="character" w:customStyle="1" w:styleId="CitadestacadaCar">
-    <w:name w:val="Cita destacada Car"/>
-    <w:basedOn w:val="Fuentedeprrafopredeter"/>
-    <w:link w:val="Citadestacada"/>
+  <w:style w:type="character" w:customStyle="1" w:styleId="IntenseQuoteChar">
+    <w:name w:val="Intense Quote Char"/>
+    <w:basedOn w:val="DefaultParagraphFont"/>
+    <w:link w:val="IntenseQuote"/>
     <w:uiPriority w:val="30"/>
     <w:rsid w:val="004417F7"/>
     <w:rPr>
@@ -31359,9 +27956,9 @@
       <w:color w:val="0F4761" w:themeColor="accent1" w:themeShade="BF"/>
     </w:rPr>
   </w:style>
-  <w:style w:type="character" w:styleId="Referenciaintensa">
+  <w:style w:type="character" w:styleId="IntenseReference">
     <w:name w:val="Intense Reference"/>
-    <w:basedOn w:val="Fuentedeprrafopredeter"/>
+    <w:basedOn w:val="DefaultParagraphFont"/>
     <w:uiPriority w:val="32"/>
     <w:qFormat/>
     <w:rsid w:val="004417F7"/>
@@ -31373,10 +27970,10 @@
       <w:spacing w:val="5"/>
     </w:rPr>
   </w:style>
-  <w:style w:type="paragraph" w:styleId="Encabezado">
+  <w:style w:type="paragraph" w:styleId="Header">
     <w:name w:val="header"/>
     <w:basedOn w:val="Normal"/>
-    <w:link w:val="EncabezadoCar"/>
+    <w:link w:val="HeaderChar"/>
     <w:uiPriority w:val="99"/>
     <w:unhideWhenUsed/>
     <w:rsid w:val="00CA6736"/>
@@ -31388,17 +27985,17 @@
       <w:spacing w:line="240" w:lineRule="auto"/>
     </w:pPr>
   </w:style>
-  <w:style w:type="character" w:customStyle="1" w:styleId="EncabezadoCar">
-    <w:name w:val="Encabezado Car"/>
-    <w:basedOn w:val="Fuentedeprrafopredeter"/>
-    <w:link w:val="Encabezado"/>
+  <w:style w:type="character" w:customStyle="1" w:styleId="HeaderChar">
+    <w:name w:val="Header Char"/>
+    <w:basedOn w:val="DefaultParagraphFont"/>
+    <w:link w:val="Header"/>
     <w:uiPriority w:val="99"/>
     <w:rsid w:val="00CA6736"/>
   </w:style>
-  <w:style w:type="paragraph" w:styleId="Piedepgina">
+  <w:style w:type="paragraph" w:styleId="Footer">
     <w:name w:val="footer"/>
     <w:basedOn w:val="Normal"/>
-    <w:link w:val="PiedepginaCar"/>
+    <w:link w:val="FooterChar"/>
     <w:uiPriority w:val="99"/>
     <w:unhideWhenUsed/>
     <w:rsid w:val="00CA6736"/>
@@ -31410,16 +28007,16 @@
       <w:spacing w:line="240" w:lineRule="auto"/>
     </w:pPr>
   </w:style>
-  <w:style w:type="character" w:customStyle="1" w:styleId="PiedepginaCar">
-    <w:name w:val="Pie de página Car"/>
-    <w:basedOn w:val="Fuentedeprrafopredeter"/>
-    <w:link w:val="Piedepgina"/>
+  <w:style w:type="character" w:customStyle="1" w:styleId="FooterChar">
+    <w:name w:val="Footer Char"/>
+    <w:basedOn w:val="DefaultParagraphFont"/>
+    <w:link w:val="Footer"/>
     <w:uiPriority w:val="99"/>
     <w:rsid w:val="00CA6736"/>
   </w:style>
-  <w:style w:type="paragraph" w:styleId="TtuloTDC">
+  <w:style w:type="paragraph" w:styleId="TOCHeading">
     <w:name w:val="TOC Heading"/>
-    <w:basedOn w:val="Ttulo1"/>
+    <w:basedOn w:val="Heading1"/>
     <w:next w:val="Normal"/>
     <w:uiPriority w:val="39"/>
     <w:unhideWhenUsed/>
@@ -31438,7 +28035,7 @@
       <w14:ligatures w14:val="none"/>
     </w:rPr>
   </w:style>
-  <w:style w:type="paragraph" w:styleId="TDC1">
+  <w:style w:type="paragraph" w:styleId="TOC1">
     <w:name w:val="toc 1"/>
     <w:basedOn w:val="Normal"/>
     <w:next w:val="Normal"/>
@@ -31454,9 +28051,9 @@
       <w:ind w:firstLine="0"/>
     </w:pPr>
   </w:style>
-  <w:style w:type="character" w:styleId="Hipervnculo">
+  <w:style w:type="character" w:styleId="Hyperlink">
     <w:name w:val="Hyperlink"/>
-    <w:basedOn w:val="Fuentedeprrafopredeter"/>
+    <w:basedOn w:val="DefaultParagraphFont"/>
     <w:uiPriority w:val="99"/>
     <w:unhideWhenUsed/>
     <w:rsid w:val="0090647C"/>
@@ -31465,9 +28062,9 @@
       <w:u w:val="single"/>
     </w:rPr>
   </w:style>
-  <w:style w:type="character" w:styleId="Mencinsinresolver">
+  <w:style w:type="character" w:styleId="UnresolvedMention">
     <w:name w:val="Unresolved Mention"/>
-    <w:basedOn w:val="Fuentedeprrafopredeter"/>
+    <w:basedOn w:val="DefaultParagraphFont"/>
     <w:uiPriority w:val="99"/>
     <w:semiHidden/>
     <w:unhideWhenUsed/>
@@ -31477,9 +28074,9 @@
       <w:shd w:val="clear" w:color="auto" w:fill="E1DFDD"/>
     </w:rPr>
   </w:style>
-  <w:style w:type="character" w:styleId="Hipervnculovisitado">
+  <w:style w:type="character" w:styleId="FollowedHyperlink">
     <w:name w:val="FollowedHyperlink"/>
-    <w:basedOn w:val="Fuentedeprrafopredeter"/>
+    <w:basedOn w:val="DefaultParagraphFont"/>
     <w:uiPriority w:val="99"/>
     <w:semiHidden/>
     <w:unhideWhenUsed/>
@@ -31489,7 +28086,7 @@
       <w:u w:val="single"/>
     </w:rPr>
   </w:style>
-  <w:style w:type="paragraph" w:styleId="Descripcin">
+  <w:style w:type="paragraph" w:styleId="Caption">
     <w:name w:val="caption"/>
     <w:basedOn w:val="Normal"/>
     <w:next w:val="Normal"/>
@@ -31508,7 +28105,7 @@
       <w:szCs w:val="18"/>
     </w:rPr>
   </w:style>
-  <w:style w:type="paragraph" w:styleId="TDC2">
+  <w:style w:type="paragraph" w:styleId="TOC2">
     <w:name w:val="toc 2"/>
     <w:basedOn w:val="Normal"/>
     <w:next w:val="Normal"/>
@@ -31521,10 +28118,10 @@
       <w:ind w:left="220"/>
     </w:pPr>
   </w:style>
-  <w:style w:type="paragraph" w:styleId="HTMLconformatoprevio">
+  <w:style w:type="paragraph" w:styleId="HTMLPreformatted">
     <w:name w:val="HTML Preformatted"/>
     <w:basedOn w:val="Normal"/>
-    <w:link w:val="HTMLconformatoprevioCar"/>
+    <w:link w:val="HTMLPreformattedChar"/>
     <w:uiPriority w:val="99"/>
     <w:semiHidden/>
     <w:unhideWhenUsed/>
@@ -31538,10 +28135,10 @@
       <w:szCs w:val="20"/>
     </w:rPr>
   </w:style>
-  <w:style w:type="character" w:customStyle="1" w:styleId="HTMLconformatoprevioCar">
-    <w:name w:val="HTML con formato previo Car"/>
-    <w:basedOn w:val="Fuentedeprrafopredeter"/>
-    <w:link w:val="HTMLconformatoprevio"/>
+  <w:style w:type="character" w:customStyle="1" w:styleId="HTMLPreformattedChar">
+    <w:name w:val="HTML Preformatted Char"/>
+    <w:basedOn w:val="DefaultParagraphFont"/>
+    <w:link w:val="HTMLPreformatted"/>
     <w:uiPriority w:val="99"/>
     <w:semiHidden/>
     <w:rsid w:val="00E35A15"/>
@@ -31551,7 +28148,7 @@
       <w:szCs w:val="20"/>
     </w:rPr>
   </w:style>
-  <w:style w:type="paragraph" w:styleId="TDC3">
+  <w:style w:type="paragraph" w:styleId="TOC3">
     <w:name w:val="toc 3"/>
     <w:basedOn w:val="Normal"/>
     <w:next w:val="Normal"/>
@@ -31564,9 +28161,9 @@
       <w:ind w:left="440"/>
     </w:pPr>
   </w:style>
-  <w:style w:type="table" w:styleId="Tablaconcuadrcula">
+  <w:style w:type="table" w:styleId="TableGrid">
     <w:name w:val="Table Grid"/>
-    <w:basedOn w:val="Tablanormal"/>
+    <w:basedOn w:val="TableNormal"/>
     <w:uiPriority w:val="39"/>
     <w:rsid w:val="00D254EB"/>
     <w:pPr>
@@ -31583,9 +28180,9 @@
       </w:tblBorders>
     </w:tblPr>
   </w:style>
-  <w:style w:type="table" w:styleId="Tablanormal1">
+  <w:style w:type="table" w:styleId="PlainTable1">
     <w:name w:val="Plain Table 1"/>
-    <w:basedOn w:val="Tablanormal"/>
+    <w:basedOn w:val="TableNormal"/>
     <w:uiPriority w:val="41"/>
     <w:rsid w:val="002129EC"/>
     <w:pPr>
@@ -31646,9 +28243,9 @@
       </w:tcPr>
     </w:tblStylePr>
   </w:style>
-  <w:style w:type="table" w:styleId="Tablaconcuadrculaclara">
+  <w:style w:type="table" w:styleId="TableGridLight">
     <w:name w:val="Grid Table Light"/>
-    <w:basedOn w:val="Tablanormal"/>
+    <w:basedOn w:val="TableNormal"/>
     <w:uiPriority w:val="40"/>
     <w:rsid w:val="002129EC"/>
     <w:pPr>

--- a/docs/Entregas/Tesina/Incendios forestales de la Patagonia Andina - Villagra Turco, Ezequiel.docx
+++ b/docs/Entregas/Tesina/Incendios forestales de la Patagonia Andina - Villagra Turco, Ezequiel.docx
@@ -300,10 +300,34 @@
         <w:jc w:val="both"/>
       </w:pPr>
       <w:r>
-        <w:t xml:space="preserve">Los resultados demostraron que, si bien modelos como Random Forest y </w:t>
-      </w:r>
-      <w:r>
-        <w:t xml:space="preserve">Extreme Gradient Boosting </w:t>
+        <w:t xml:space="preserve">Los resultados demostraron que, si bien modelos como </w:t>
+      </w:r>
+      <w:proofErr w:type="spellStart"/>
+      <w:r>
+        <w:t>Random</w:t>
+      </w:r>
+      <w:proofErr w:type="spellEnd"/>
+      <w:r>
+        <w:t xml:space="preserve"> Forest y </w:t>
+      </w:r>
+      <w:r>
+        <w:t xml:space="preserve">Extreme </w:t>
+      </w:r>
+      <w:proofErr w:type="spellStart"/>
+      <w:r>
+        <w:t>Gradient</w:t>
+      </w:r>
+      <w:proofErr w:type="spellEnd"/>
+      <w:r>
+        <w:t xml:space="preserve"> </w:t>
+      </w:r>
+      <w:proofErr w:type="spellStart"/>
+      <w:r>
+        <w:t>Boosting</w:t>
+      </w:r>
+      <w:proofErr w:type="spellEnd"/>
+      <w:r>
+        <w:t xml:space="preserve"> </w:t>
       </w:r>
       <w:r>
         <w:t>lograron identificar condiciones de alto riesgo</w:t>
@@ -379,21 +403,78 @@
           <w:sz w:val="20"/>
           <w:szCs w:val="20"/>
         </w:rPr>
-        <w:t xml:space="preserve">, Random Forest, </w:t>
-      </w:r>
+        <w:t xml:space="preserve">, </w:t>
+      </w:r>
+      <w:proofErr w:type="spellStart"/>
       <w:r>
         <w:rPr>
           <w:sz w:val="20"/>
           <w:szCs w:val="20"/>
         </w:rPr>
-        <w:t>Extreme Gradient Boosting</w:t>
-      </w:r>
+        <w:t>Random</w:t>
+      </w:r>
+      <w:proofErr w:type="spellEnd"/>
       <w:r>
         <w:rPr>
           <w:sz w:val="20"/>
           <w:szCs w:val="20"/>
         </w:rPr>
-        <w:t>, Support Vector Machine.</w:t>
+        <w:t xml:space="preserve"> Forest, </w:t>
+      </w:r>
+      <w:r>
+        <w:rPr>
+          <w:sz w:val="20"/>
+          <w:szCs w:val="20"/>
+        </w:rPr>
+        <w:t xml:space="preserve">Extreme </w:t>
+      </w:r>
+      <w:proofErr w:type="spellStart"/>
+      <w:r>
+        <w:rPr>
+          <w:sz w:val="20"/>
+          <w:szCs w:val="20"/>
+        </w:rPr>
+        <w:t>Gradient</w:t>
+      </w:r>
+      <w:proofErr w:type="spellEnd"/>
+      <w:r>
+        <w:rPr>
+          <w:sz w:val="20"/>
+          <w:szCs w:val="20"/>
+        </w:rPr>
+        <w:t xml:space="preserve"> </w:t>
+      </w:r>
+      <w:proofErr w:type="spellStart"/>
+      <w:r>
+        <w:rPr>
+          <w:sz w:val="20"/>
+          <w:szCs w:val="20"/>
+        </w:rPr>
+        <w:t>Boosting</w:t>
+      </w:r>
+      <w:proofErr w:type="spellEnd"/>
+      <w:r>
+        <w:rPr>
+          <w:sz w:val="20"/>
+          <w:szCs w:val="20"/>
+        </w:rPr>
+        <w:t xml:space="preserve">, </w:t>
+      </w:r>
+      <w:proofErr w:type="spellStart"/>
+      <w:r>
+        <w:rPr>
+          <w:sz w:val="20"/>
+          <w:szCs w:val="20"/>
+        </w:rPr>
+        <w:t>Support</w:t>
+      </w:r>
+      <w:proofErr w:type="spellEnd"/>
+      <w:r>
+        <w:rPr>
+          <w:sz w:val="20"/>
+          <w:szCs w:val="20"/>
+        </w:rPr>
+        <w:t xml:space="preserve"> Vector Machine.</w:t>
       </w:r>
     </w:p>
     <w:p>
@@ -3472,7 +3553,23 @@
           <w:rFonts w:cs="Times New Roman"/>
           <w:color w:val="000000" w:themeColor="text1"/>
         </w:rPr>
-        <w:t>La problemática central radica en el aumento de incendios en áreas protegidas, cuya propagación y duración se ven potenciadas por factores ambientales y climatológicos específicos. Si bien existen análisis descriptivos sobre el impacto de estos desastres, persiste una brecha en la aplicación de herramientas cuantitativas para la prevención activa. Cabe destacar que la prevención y combate de incendios ha sido declarada de interés público provincial mediante la Ley N.° 5243 de Río Negro, que subraya la necesidad de proteger el patrimonio ambiental. Dicha ley establece: "</w:t>
+        <w:t xml:space="preserve">La problemática central radica en el aumento de incendios en áreas protegidas, cuya propagación y duración se ven potenciadas por factores ambientales y climatológicos específicos. Si bien existen análisis descriptivos sobre el impacto de estos desastres, persiste una brecha en la aplicación de herramientas cuantitativas para la prevención activa. Cabe destacar que la prevención y combate de incendios ha sido declarada de interés público provincial mediante la Ley </w:t>
+      </w:r>
+      <w:proofErr w:type="spellStart"/>
+      <w:r>
+        <w:rPr>
+          <w:rFonts w:cs="Times New Roman"/>
+          <w:color w:val="000000" w:themeColor="text1"/>
+        </w:rPr>
+        <w:t>N.°</w:t>
+      </w:r>
+      <w:proofErr w:type="spellEnd"/>
+      <w:r>
+        <w:rPr>
+          <w:rFonts w:cs="Times New Roman"/>
+          <w:color w:val="000000" w:themeColor="text1"/>
+        </w:rPr>
+        <w:t xml:space="preserve"> 5243 de Río Negro, que subraya la necesidad de proteger el patrimonio ambiental. Dicha ley establece: "</w:t>
       </w:r>
       <w:r>
         <w:rPr>
@@ -3481,8 +3578,9 @@
           <w:iCs/>
           <w:color w:val="000000" w:themeColor="text1"/>
         </w:rPr>
-        <w:t>Declárase de interés público provincial la prevención, presupresión y combate de los incendios forestales y rurales, como medio tendiente a la protección de la vida y la seguridad de las personas y a la preservación del patrimonio ambiental y económico de la provincia</w:t>
-      </w:r>
+        <w:t xml:space="preserve">Declárase de interés público provincial la prevención, </w:t>
+      </w:r>
+      <w:proofErr w:type="spellStart"/>
       <w:r>
         <w:rPr>
           <w:rFonts w:cs="Times New Roman"/>
@@ -3490,6 +3588,25 @@
           <w:iCs/>
           <w:color w:val="000000" w:themeColor="text1"/>
         </w:rPr>
+        <w:t>presupresión</w:t>
+      </w:r>
+      <w:proofErr w:type="spellEnd"/>
+      <w:r>
+        <w:rPr>
+          <w:rFonts w:cs="Times New Roman"/>
+          <w:i/>
+          <w:iCs/>
+          <w:color w:val="000000" w:themeColor="text1"/>
+        </w:rPr>
+        <w:t xml:space="preserve"> y combate de los incendios forestales y rurales, como medio tendiente a la protección de la vida y la seguridad de las personas y a la preservación del patrimonio ambiental y económico de la provincia</w:t>
+      </w:r>
+      <w:r>
+        <w:rPr>
+          <w:rFonts w:cs="Times New Roman"/>
+          <w:i/>
+          <w:iCs/>
+          <w:color w:val="000000" w:themeColor="text1"/>
+        </w:rPr>
         <w:t>.</w:t>
       </w:r>
       <w:r>
@@ -3587,7 +3704,71 @@
           <w:rFonts w:cs="Times New Roman"/>
           <w:color w:val="000000" w:themeColor="text1"/>
         </w:rPr>
-        <w:t xml:space="preserve">En este trabajo de investigación se aplicará la metodología CRISP-DM (Cross-Industry Standard Process for Data Mining) </w:t>
+        <w:t>En este trabajo de investigación se aplicará la metodología CRISP-DM (Cross-</w:t>
+      </w:r>
+      <w:proofErr w:type="spellStart"/>
+      <w:r>
+        <w:rPr>
+          <w:rFonts w:cs="Times New Roman"/>
+          <w:color w:val="000000" w:themeColor="text1"/>
+        </w:rPr>
+        <w:t>Industry</w:t>
+      </w:r>
+      <w:proofErr w:type="spellEnd"/>
+      <w:r>
+        <w:rPr>
+          <w:rFonts w:cs="Times New Roman"/>
+          <w:color w:val="000000" w:themeColor="text1"/>
+        </w:rPr>
+        <w:t xml:space="preserve"> Standard </w:t>
+      </w:r>
+      <w:proofErr w:type="spellStart"/>
+      <w:r>
+        <w:rPr>
+          <w:rFonts w:cs="Times New Roman"/>
+          <w:color w:val="000000" w:themeColor="text1"/>
+        </w:rPr>
+        <w:t>Process</w:t>
+      </w:r>
+      <w:proofErr w:type="spellEnd"/>
+      <w:r>
+        <w:rPr>
+          <w:rFonts w:cs="Times New Roman"/>
+          <w:color w:val="000000" w:themeColor="text1"/>
+        </w:rPr>
+        <w:t xml:space="preserve"> </w:t>
+      </w:r>
+      <w:proofErr w:type="spellStart"/>
+      <w:r>
+        <w:rPr>
+          <w:rFonts w:cs="Times New Roman"/>
+          <w:color w:val="000000" w:themeColor="text1"/>
+        </w:rPr>
+        <w:t>for</w:t>
+      </w:r>
+      <w:proofErr w:type="spellEnd"/>
+      <w:r>
+        <w:rPr>
+          <w:rFonts w:cs="Times New Roman"/>
+          <w:color w:val="000000" w:themeColor="text1"/>
+        </w:rPr>
+        <w:t xml:space="preserve"> Data </w:t>
+      </w:r>
+      <w:proofErr w:type="spellStart"/>
+      <w:r>
+        <w:rPr>
+          <w:rFonts w:cs="Times New Roman"/>
+          <w:color w:val="000000" w:themeColor="text1"/>
+        </w:rPr>
+        <w:t>Mining</w:t>
+      </w:r>
+      <w:proofErr w:type="spellEnd"/>
+      <w:r>
+        <w:rPr>
+          <w:rFonts w:cs="Times New Roman"/>
+          <w:color w:val="000000" w:themeColor="text1"/>
+        </w:rPr>
+        <w:t xml:space="preserve">) </w:t>
       </w:r>
       <w:r>
         <w:rPr>
@@ -3658,12 +3839,29 @@
         </w:rPr>
         <w:t xml:space="preserve"> para el estudio de incendios, inspirado en el Canadian </w:t>
       </w:r>
-      <w:r>
-        <w:rPr>
-          <w:rFonts w:cs="Times New Roman"/>
-          <w:color w:val="000000" w:themeColor="text1"/>
-        </w:rPr>
-        <w:t>Fire Spread Datase</w:t>
+      <w:proofErr w:type="spellStart"/>
+      <w:r>
+        <w:rPr>
+          <w:rFonts w:cs="Times New Roman"/>
+          <w:color w:val="000000" w:themeColor="text1"/>
+        </w:rPr>
+        <w:t>Fire</w:t>
+      </w:r>
+      <w:proofErr w:type="spellEnd"/>
+      <w:r>
+        <w:rPr>
+          <w:rFonts w:cs="Times New Roman"/>
+          <w:color w:val="000000" w:themeColor="text1"/>
+        </w:rPr>
+        <w:t xml:space="preserve"> Spread </w:t>
+      </w:r>
+      <w:proofErr w:type="spellStart"/>
+      <w:r>
+        <w:rPr>
+          <w:rFonts w:cs="Times New Roman"/>
+          <w:color w:val="000000" w:themeColor="text1"/>
+        </w:rPr>
+        <w:t>Datase</w:t>
       </w:r>
       <w:r>
         <w:rPr>
@@ -3672,6 +3870,7 @@
         </w:rPr>
         <w:t>t</w:t>
       </w:r>
+      <w:proofErr w:type="spellEnd"/>
       <w:r>
         <w:rPr>
           <w:rFonts w:cs="Times New Roman"/>
@@ -3732,7 +3931,23 @@
           <w:rFonts w:cs="Times New Roman"/>
           <w:color w:val="000000" w:themeColor="text1"/>
         </w:rPr>
-        <w:t>. Sobre este recurso, se implementarán y evaluarán modelos predictivos como prueba de concepto, demostrando así el valor del dataset como pilar para el desarrollo de sistemas de alerta temprana.</w:t>
+        <w:t xml:space="preserve">. Sobre este recurso, se implementarán y evaluarán modelos predictivos como prueba de concepto, demostrando así el valor del </w:t>
+      </w:r>
+      <w:proofErr w:type="spellStart"/>
+      <w:r>
+        <w:rPr>
+          <w:rFonts w:cs="Times New Roman"/>
+          <w:color w:val="000000" w:themeColor="text1"/>
+        </w:rPr>
+        <w:t>dataset</w:t>
+      </w:r>
+      <w:proofErr w:type="spellEnd"/>
+      <w:r>
+        <w:rPr>
+          <w:rFonts w:cs="Times New Roman"/>
+          <w:color w:val="000000" w:themeColor="text1"/>
+        </w:rPr>
+        <w:t xml:space="preserve"> como pilar para el desarrollo de sistemas de alerta temprana.</w:t>
       </w:r>
     </w:p>
     <w:p>
@@ -3919,7 +4134,55 @@
           <w:rFonts w:cs="Times New Roman"/>
           <w:color w:val="000000" w:themeColor="text1"/>
         </w:rPr>
-        <w:t>, en el que desarrollaron un modelo de estimación para la prevención de incendios forestales en Colombia. Este estudio empleó una combinación de datos históricos, meteorológicos, topográficos y socioeconómicos como entrada para modelos predictivos de Machine Learning, específicamente Random Forest y Gaussian Naive Bayes, con el objetivo de evaluar su eficacia y proporcionar un marco valioso para investigaciones futuras.</w:t>
+        <w:t xml:space="preserve">, en el que desarrollaron un modelo de estimación para la prevención de incendios forestales en Colombia. Este estudio empleó una combinación de datos históricos, meteorológicos, topográficos y socioeconómicos como entrada para modelos predictivos de Machine </w:t>
+      </w:r>
+      <w:proofErr w:type="spellStart"/>
+      <w:r>
+        <w:rPr>
+          <w:rFonts w:cs="Times New Roman"/>
+          <w:color w:val="000000" w:themeColor="text1"/>
+        </w:rPr>
+        <w:t>Learning</w:t>
+      </w:r>
+      <w:proofErr w:type="spellEnd"/>
+      <w:r>
+        <w:rPr>
+          <w:rFonts w:cs="Times New Roman"/>
+          <w:color w:val="000000" w:themeColor="text1"/>
+        </w:rPr>
+        <w:t xml:space="preserve">, específicamente </w:t>
+      </w:r>
+      <w:proofErr w:type="spellStart"/>
+      <w:r>
+        <w:rPr>
+          <w:rFonts w:cs="Times New Roman"/>
+          <w:color w:val="000000" w:themeColor="text1"/>
+        </w:rPr>
+        <w:t>Random</w:t>
+      </w:r>
+      <w:proofErr w:type="spellEnd"/>
+      <w:r>
+        <w:rPr>
+          <w:rFonts w:cs="Times New Roman"/>
+          <w:color w:val="000000" w:themeColor="text1"/>
+        </w:rPr>
+        <w:t xml:space="preserve"> Forest y Gaussian </w:t>
+      </w:r>
+      <w:proofErr w:type="spellStart"/>
+      <w:r>
+        <w:rPr>
+          <w:rFonts w:cs="Times New Roman"/>
+          <w:color w:val="000000" w:themeColor="text1"/>
+        </w:rPr>
+        <w:t>Naive</w:t>
+      </w:r>
+      <w:proofErr w:type="spellEnd"/>
+      <w:r>
+        <w:rPr>
+          <w:rFonts w:cs="Times New Roman"/>
+          <w:color w:val="000000" w:themeColor="text1"/>
+        </w:rPr>
+        <w:t xml:space="preserve"> Bayes, con el objetivo de evaluar su eficacia y proporcionar un marco valioso para investigaciones futuras.</w:t>
       </w:r>
     </w:p>
     <w:p>
@@ -3938,12 +4201,21 @@
         </w:rPr>
         <w:t xml:space="preserve">En el ámbito de las técnicas de modelado, </w:t>
       </w:r>
-      <w:r>
-        <w:rPr>
-          <w:rFonts w:cs="Times New Roman"/>
-          <w:color w:val="000000" w:themeColor="text1"/>
-        </w:rPr>
-        <w:t>Liang et al. (2019)</w:t>
+      <w:proofErr w:type="spellStart"/>
+      <w:r>
+        <w:rPr>
+          <w:rFonts w:cs="Times New Roman"/>
+          <w:color w:val="000000" w:themeColor="text1"/>
+        </w:rPr>
+        <w:t>Liang</w:t>
+      </w:r>
+      <w:proofErr w:type="spellEnd"/>
+      <w:r>
+        <w:rPr>
+          <w:rFonts w:cs="Times New Roman"/>
+          <w:color w:val="000000" w:themeColor="text1"/>
+        </w:rPr>
+        <w:t xml:space="preserve"> et al. (2019)</w:t>
       </w:r>
       <w:r>
         <w:rPr>
@@ -3998,14 +4270,126 @@
           <w:rFonts w:cs="Times New Roman"/>
           <w:color w:val="000000" w:themeColor="text1"/>
         </w:rPr>
-        <w:t xml:space="preserve"> utilizó una red neuronal recurrente (RNN) de tipo LSTM (Long Short-Term Memory) para predecir la escala de incendios. Es de particular interés que su modelo se nutrió de registros históricos de focos de incendio y 11 variables meteorológicas, fuentes de información análogas a las que proveen servicios como NASA FIRMS </w:t>
-      </w:r>
-      <w:r>
-        <w:rPr>
-          <w:rFonts w:cs="Times New Roman"/>
-          <w:color w:val="000000" w:themeColor="text1"/>
-        </w:rPr>
-        <w:t>(Fire Information for Resource Management System)</w:t>
+        <w:t xml:space="preserve"> utilizó una red neuronal recurrente (RNN) de tipo LSTM (Long Short-</w:t>
+      </w:r>
+      <w:proofErr w:type="spellStart"/>
+      <w:r>
+        <w:rPr>
+          <w:rFonts w:cs="Times New Roman"/>
+          <w:color w:val="000000" w:themeColor="text1"/>
+        </w:rPr>
+        <w:t>Term</w:t>
+      </w:r>
+      <w:proofErr w:type="spellEnd"/>
+      <w:r>
+        <w:rPr>
+          <w:rFonts w:cs="Times New Roman"/>
+          <w:color w:val="000000" w:themeColor="text1"/>
+        </w:rPr>
+        <w:t xml:space="preserve"> </w:t>
+      </w:r>
+      <w:proofErr w:type="spellStart"/>
+      <w:r>
+        <w:rPr>
+          <w:rFonts w:cs="Times New Roman"/>
+          <w:color w:val="000000" w:themeColor="text1"/>
+        </w:rPr>
+        <w:t>Memory</w:t>
+      </w:r>
+      <w:proofErr w:type="spellEnd"/>
+      <w:r>
+        <w:rPr>
+          <w:rFonts w:cs="Times New Roman"/>
+          <w:color w:val="000000" w:themeColor="text1"/>
+        </w:rPr>
+        <w:t xml:space="preserve">) para predecir la escala de incendios. Es de particular interés que su modelo se nutrió de registros históricos de focos de incendio y 11 variables meteorológicas, fuentes de información análogas a las que proveen servicios como NASA FIRMS </w:t>
+      </w:r>
+      <w:r>
+        <w:rPr>
+          <w:rFonts w:cs="Times New Roman"/>
+          <w:color w:val="000000" w:themeColor="text1"/>
+        </w:rPr>
+        <w:t>(</w:t>
+      </w:r>
+      <w:proofErr w:type="spellStart"/>
+      <w:r>
+        <w:rPr>
+          <w:rFonts w:cs="Times New Roman"/>
+          <w:color w:val="000000" w:themeColor="text1"/>
+        </w:rPr>
+        <w:t>Fire</w:t>
+      </w:r>
+      <w:proofErr w:type="spellEnd"/>
+      <w:r>
+        <w:rPr>
+          <w:rFonts w:cs="Times New Roman"/>
+          <w:color w:val="000000" w:themeColor="text1"/>
+        </w:rPr>
+        <w:t xml:space="preserve"> </w:t>
+      </w:r>
+      <w:proofErr w:type="spellStart"/>
+      <w:r>
+        <w:rPr>
+          <w:rFonts w:cs="Times New Roman"/>
+          <w:color w:val="000000" w:themeColor="text1"/>
+        </w:rPr>
+        <w:t>Information</w:t>
+      </w:r>
+      <w:proofErr w:type="spellEnd"/>
+      <w:r>
+        <w:rPr>
+          <w:rFonts w:cs="Times New Roman"/>
+          <w:color w:val="000000" w:themeColor="text1"/>
+        </w:rPr>
+        <w:t xml:space="preserve"> </w:t>
+      </w:r>
+      <w:proofErr w:type="spellStart"/>
+      <w:r>
+        <w:rPr>
+          <w:rFonts w:cs="Times New Roman"/>
+          <w:color w:val="000000" w:themeColor="text1"/>
+        </w:rPr>
+        <w:t>for</w:t>
+      </w:r>
+      <w:proofErr w:type="spellEnd"/>
+      <w:r>
+        <w:rPr>
+          <w:rFonts w:cs="Times New Roman"/>
+          <w:color w:val="000000" w:themeColor="text1"/>
+        </w:rPr>
+        <w:t xml:space="preserve"> </w:t>
+      </w:r>
+      <w:proofErr w:type="spellStart"/>
+      <w:r>
+        <w:rPr>
+          <w:rFonts w:cs="Times New Roman"/>
+          <w:color w:val="000000" w:themeColor="text1"/>
+        </w:rPr>
+        <w:t>Resource</w:t>
+      </w:r>
+      <w:proofErr w:type="spellEnd"/>
+      <w:r>
+        <w:rPr>
+          <w:rFonts w:cs="Times New Roman"/>
+          <w:color w:val="000000" w:themeColor="text1"/>
+        </w:rPr>
+        <w:t xml:space="preserve"> Management </w:t>
+      </w:r>
+      <w:proofErr w:type="spellStart"/>
+      <w:r>
+        <w:rPr>
+          <w:rFonts w:cs="Times New Roman"/>
+          <w:color w:val="000000" w:themeColor="text1"/>
+        </w:rPr>
+        <w:t>System</w:t>
+      </w:r>
+      <w:proofErr w:type="spellEnd"/>
+      <w:r>
+        <w:rPr>
+          <w:rFonts w:cs="Times New Roman"/>
+          <w:color w:val="000000" w:themeColor="text1"/>
+        </w:rPr>
+        <w:t>)</w:t>
       </w:r>
       <w:r>
         <w:rPr>
@@ -4139,7 +4523,23 @@
           <w:rFonts w:cs="Times New Roman"/>
           <w:color w:val="000000" w:themeColor="text1"/>
         </w:rPr>
-        <w:t xml:space="preserve">Los articulos Jain et al. (2020) </w:t>
+        <w:t xml:space="preserve">Los </w:t>
+      </w:r>
+      <w:proofErr w:type="spellStart"/>
+      <w:r>
+        <w:rPr>
+          <w:rFonts w:cs="Times New Roman"/>
+          <w:color w:val="000000" w:themeColor="text1"/>
+        </w:rPr>
+        <w:t>articulos</w:t>
+      </w:r>
+      <w:proofErr w:type="spellEnd"/>
+      <w:r>
+        <w:rPr>
+          <w:rFonts w:cs="Times New Roman"/>
+          <w:color w:val="000000" w:themeColor="text1"/>
+        </w:rPr>
+        <w:t xml:space="preserve"> Jain et al. (2020) </w:t>
       </w:r>
       <w:r>
         <w:rPr>
@@ -4249,7 +4649,23 @@
           <w:rFonts w:cs="Times New Roman"/>
           <w:color w:val="000000" w:themeColor="text1"/>
         </w:rPr>
-        <w:t xml:space="preserve"> presentan una revisión de modelos de Machine Learning con aplicación en el tema. El primero de ellos hace un análisis comparativo entre diferentes modelos de ML y brinda ejemplos de aplicación en distintos objetivos relacionados a la problemática mientras que el segundo brinda otro ejemplo de implementación y rendimiento en modelos de ML aplicados.</w:t>
+        <w:t xml:space="preserve"> presentan una revisión de modelos de Machine </w:t>
+      </w:r>
+      <w:proofErr w:type="spellStart"/>
+      <w:r>
+        <w:rPr>
+          <w:rFonts w:cs="Times New Roman"/>
+          <w:color w:val="000000" w:themeColor="text1"/>
+        </w:rPr>
+        <w:t>Learning</w:t>
+      </w:r>
+      <w:proofErr w:type="spellEnd"/>
+      <w:r>
+        <w:rPr>
+          <w:rFonts w:cs="Times New Roman"/>
+          <w:color w:val="000000" w:themeColor="text1"/>
+        </w:rPr>
+        <w:t xml:space="preserve"> con aplicación en el tema. El primero de ellos hace un análisis comparativo entre diferentes modelos de ML y brinda ejemplos de aplicación en distintos objetivos relacionados a la problemática mientras que el segundo brinda otro ejemplo de implementación y rendimiento en modelos de ML aplicados.</w:t>
       </w:r>
     </w:p>
     <w:p>
@@ -4376,7 +4792,23 @@
           <w:rFonts w:cs="Times New Roman"/>
           <w:color w:val="000000" w:themeColor="text1"/>
         </w:rPr>
-        <w:t>ejemplifican el desarrollo de modelos predictivos dentro del territorio nacional argentino, en Córdoba y Pinamar, respectivamente. Si bien son trabajos de alcance acotado, comparten el espíritu central de esta investigación: aprovechar el poder del Machine Learning para predecir y gestionar el riesgo de incendios forestales.</w:t>
+        <w:t xml:space="preserve">ejemplifican el desarrollo de modelos predictivos dentro del territorio nacional argentino, en Córdoba y Pinamar, respectivamente. Si bien son trabajos de alcance acotado, comparten el espíritu central de esta investigación: aprovechar el poder del Machine </w:t>
+      </w:r>
+      <w:proofErr w:type="spellStart"/>
+      <w:r>
+        <w:rPr>
+          <w:rFonts w:cs="Times New Roman"/>
+          <w:color w:val="000000" w:themeColor="text1"/>
+        </w:rPr>
+        <w:t>Learning</w:t>
+      </w:r>
+      <w:proofErr w:type="spellEnd"/>
+      <w:r>
+        <w:rPr>
+          <w:rFonts w:cs="Times New Roman"/>
+          <w:color w:val="000000" w:themeColor="text1"/>
+        </w:rPr>
+        <w:t xml:space="preserve"> para predecir y gestionar el riesgo de incendios forestales.</w:t>
       </w:r>
     </w:p>
     <w:p>
@@ -4414,7 +4846,23 @@
           <w:rFonts w:cs="Times New Roman"/>
           <w:color w:val="000000" w:themeColor="text1"/>
         </w:rPr>
-        <w:t>El dataset desarrollado en este trabajo se construyó a partir de dos fuentes de datos principales. Ambas proveen información obtenida mediante teledetección satelital, complementada con técnicas de modelado y asimilación que mejoran la precisión de las observaciones.</w:t>
+        <w:t xml:space="preserve">El </w:t>
+      </w:r>
+      <w:proofErr w:type="spellStart"/>
+      <w:r>
+        <w:rPr>
+          <w:rFonts w:cs="Times New Roman"/>
+          <w:color w:val="000000" w:themeColor="text1"/>
+        </w:rPr>
+        <w:t>dataset</w:t>
+      </w:r>
+      <w:proofErr w:type="spellEnd"/>
+      <w:r>
+        <w:rPr>
+          <w:rFonts w:cs="Times New Roman"/>
+          <w:color w:val="000000" w:themeColor="text1"/>
+        </w:rPr>
+        <w:t xml:space="preserve"> desarrollado en este trabajo se construyó a partir de dos fuentes de datos principales. Ambas proveen información obtenida mediante teledetección satelital, complementada con técnicas de modelado y asimilación que mejoran la precisión de las observaciones.</w:t>
       </w:r>
     </w:p>
     <w:p>
@@ -4479,14 +4927,46 @@
           <w:rFonts w:cs="Times New Roman"/>
           <w:color w:val="000000" w:themeColor="text1"/>
         </w:rPr>
-        <w:t xml:space="preserve"> (Climate Data Store, CDS)</w:t>
-      </w:r>
-      <w:r>
-        <w:rPr>
-          <w:rFonts w:cs="Times New Roman"/>
-          <w:color w:val="000000" w:themeColor="text1"/>
-        </w:rPr>
-        <w:t xml:space="preserve"> del proyecto Copernicus de la Unión Europea</w:t>
+        <w:t xml:space="preserve"> (</w:t>
+      </w:r>
+      <w:proofErr w:type="spellStart"/>
+      <w:r>
+        <w:rPr>
+          <w:rFonts w:cs="Times New Roman"/>
+          <w:color w:val="000000" w:themeColor="text1"/>
+        </w:rPr>
+        <w:t>Climate</w:t>
+      </w:r>
+      <w:proofErr w:type="spellEnd"/>
+      <w:r>
+        <w:rPr>
+          <w:rFonts w:cs="Times New Roman"/>
+          <w:color w:val="000000" w:themeColor="text1"/>
+        </w:rPr>
+        <w:t xml:space="preserve"> Data Store, CDS)</w:t>
+      </w:r>
+      <w:r>
+        <w:rPr>
+          <w:rFonts w:cs="Times New Roman"/>
+          <w:color w:val="000000" w:themeColor="text1"/>
+        </w:rPr>
+        <w:t xml:space="preserve"> del proyecto </w:t>
+      </w:r>
+      <w:proofErr w:type="spellStart"/>
+      <w:r>
+        <w:rPr>
+          <w:rFonts w:cs="Times New Roman"/>
+          <w:color w:val="000000" w:themeColor="text1"/>
+        </w:rPr>
+        <w:t>Copernicus</w:t>
+      </w:r>
+      <w:proofErr w:type="spellEnd"/>
+      <w:r>
+        <w:rPr>
+          <w:rFonts w:cs="Times New Roman"/>
+          <w:color w:val="000000" w:themeColor="text1"/>
+        </w:rPr>
+        <w:t xml:space="preserve"> de la Unión Europea</w:t>
       </w:r>
       <w:r>
         <w:rPr>
@@ -4588,12 +5068,21 @@
         </w:rPr>
         <w:t xml:space="preserve"> global, producido por el Centro Europeo de Pronósticos Meteorológicos a Medio Plazo (ECMWF), que proporciona una descripción consistente y detallada de las variables de la superficie terrestre desde 1950 hasta casi en tiempo real. Se genera mediante la ejecución retroactiva del modelo numérico de la tierra del ECMWF (HTESSEL, por sus siglas en inglés) utilizando como entrada las observaciones meteorológicas asimiladas </w:t>
       </w:r>
-      <w:r>
-        <w:rPr>
-          <w:rFonts w:cs="Times New Roman"/>
-          <w:color w:val="000000" w:themeColor="text1"/>
-        </w:rPr>
-        <w:t xml:space="preserve">del reanálisis de </w:t>
+      <w:proofErr w:type="gramStart"/>
+      <w:r>
+        <w:rPr>
+          <w:rFonts w:cs="Times New Roman"/>
+          <w:color w:val="000000" w:themeColor="text1"/>
+        </w:rPr>
+        <w:t>del reanálisis</w:t>
+      </w:r>
+      <w:proofErr w:type="gramEnd"/>
+      <w:r>
+        <w:rPr>
+          <w:rFonts w:cs="Times New Roman"/>
+          <w:color w:val="000000" w:themeColor="text1"/>
+        </w:rPr>
+        <w:t xml:space="preserve"> de </w:t>
       </w:r>
       <w:r>
         <w:rPr>
@@ -4999,7 +5488,33 @@
                 <w:lang w:eastAsia="es-AR"/>
                 <w14:ligatures w14:val="none"/>
               </w:rPr>
-              <w:t>Servicio de Cambio Climático de Copernicus (C3S)</w:t>
+              <w:t xml:space="preserve">Servicio de Cambio Climático de </w:t>
+            </w:r>
+            <w:proofErr w:type="spellStart"/>
+            <w:r>
+              <w:rPr>
+                <w:rFonts w:ascii="Aptos Narrow" w:eastAsia="Times New Roman" w:hAnsi="Aptos Narrow" w:cs="Times New Roman"/>
+                <w:color w:val="000000"/>
+                <w:kern w:val="0"/>
+                <w:sz w:val="16"/>
+                <w:szCs w:val="16"/>
+                <w:lang w:eastAsia="es-AR"/>
+                <w14:ligatures w14:val="none"/>
+              </w:rPr>
+              <w:t>Copernicus</w:t>
+            </w:r>
+            <w:proofErr w:type="spellEnd"/>
+            <w:r>
+              <w:rPr>
+                <w:rFonts w:ascii="Aptos Narrow" w:eastAsia="Times New Roman" w:hAnsi="Aptos Narrow" w:cs="Times New Roman"/>
+                <w:color w:val="000000"/>
+                <w:kern w:val="0"/>
+                <w:sz w:val="16"/>
+                <w:szCs w:val="16"/>
+                <w:lang w:eastAsia="es-AR"/>
+                <w14:ligatures w14:val="none"/>
+              </w:rPr>
+              <w:t xml:space="preserve"> (C3S)</w:t>
             </w:r>
           </w:p>
         </w:tc>
@@ -5535,6 +6050,7 @@
                 <w14:ligatures w14:val="none"/>
               </w:rPr>
             </w:pPr>
+            <w:proofErr w:type="spellStart"/>
             <w:r>
               <w:rPr>
                 <w:rFonts w:ascii="Aptos Narrow" w:eastAsia="Times New Roman" w:hAnsi="Aptos Narrow" w:cs="Times New Roman"/>
@@ -5559,6 +6075,7 @@
               </w:rPr>
               <w:t>-ejecución</w:t>
             </w:r>
+            <w:proofErr w:type="spellEnd"/>
             <w:r>
               <w:rPr>
                 <w:rFonts w:ascii="Aptos Narrow" w:eastAsia="Times New Roman" w:hAnsi="Aptos Narrow" w:cs="Times New Roman"/>
@@ -5569,7 +6086,33 @@
                 <w:lang w:eastAsia="es-AR"/>
                 <w14:ligatures w14:val="none"/>
               </w:rPr>
-              <w:t xml:space="preserve"> del modelo de superficie terrestre HTESSEL del ECMWF, forzado por las condiciones meteorológicas del reanálisis ERA5.</w:t>
+              <w:t xml:space="preserve"> del modelo de superficie terrestre HTESSEL del ECMWF, forzado por las condiciones meteorológicas </w:t>
+            </w:r>
+            <w:proofErr w:type="gramStart"/>
+            <w:r>
+              <w:rPr>
+                <w:rFonts w:ascii="Aptos Narrow" w:eastAsia="Times New Roman" w:hAnsi="Aptos Narrow" w:cs="Times New Roman"/>
+                <w:color w:val="000000"/>
+                <w:kern w:val="0"/>
+                <w:sz w:val="16"/>
+                <w:szCs w:val="16"/>
+                <w:lang w:eastAsia="es-AR"/>
+                <w14:ligatures w14:val="none"/>
+              </w:rPr>
+              <w:t>del reanálisis</w:t>
+            </w:r>
+            <w:proofErr w:type="gramEnd"/>
+            <w:r>
+              <w:rPr>
+                <w:rFonts w:ascii="Aptos Narrow" w:eastAsia="Times New Roman" w:hAnsi="Aptos Narrow" w:cs="Times New Roman"/>
+                <w:color w:val="000000"/>
+                <w:kern w:val="0"/>
+                <w:sz w:val="16"/>
+                <w:szCs w:val="16"/>
+                <w:lang w:eastAsia="es-AR"/>
+                <w14:ligatures w14:val="none"/>
+              </w:rPr>
+              <w:t xml:space="preserve"> ERA5.</w:t>
             </w:r>
           </w:p>
         </w:tc>
@@ -7659,6 +8202,7 @@
                 <w14:ligatures w14:val="none"/>
               </w:rPr>
             </w:pPr>
+            <w:proofErr w:type="spellStart"/>
             <w:r>
               <w:rPr>
                 <w:rFonts w:ascii="Aptos Narrow" w:eastAsia="Times New Roman" w:hAnsi="Aptos Narrow" w:cs="Times New Roman"/>
@@ -7669,7 +8213,20 @@
                 <w:lang w:eastAsia="es-AR"/>
                 <w14:ligatures w14:val="none"/>
               </w:rPr>
-              <w:t>Suomi NPP</w:t>
+              <w:t>Suomi</w:t>
+            </w:r>
+            <w:proofErr w:type="spellEnd"/>
+            <w:r>
+              <w:rPr>
+                <w:rFonts w:ascii="Aptos Narrow" w:eastAsia="Times New Roman" w:hAnsi="Aptos Narrow" w:cs="Times New Roman"/>
+                <w:color w:val="000000"/>
+                <w:kern w:val="0"/>
+                <w:sz w:val="16"/>
+                <w:szCs w:val="16"/>
+                <w:lang w:eastAsia="es-AR"/>
+                <w14:ligatures w14:val="none"/>
+              </w:rPr>
+              <w:t xml:space="preserve"> NPP</w:t>
             </w:r>
           </w:p>
         </w:tc>
@@ -8219,6 +8776,7 @@
                 <w14:ligatures w14:val="none"/>
               </w:rPr>
             </w:pPr>
+            <w:proofErr w:type="spellStart"/>
             <w:r>
               <w:rPr>
                 <w:rFonts w:ascii="Aptos Narrow" w:eastAsia="Times New Roman" w:hAnsi="Aptos Narrow" w:cs="Times New Roman"/>
@@ -8231,6 +8789,7 @@
               </w:rPr>
               <w:t>Heliosíncrona</w:t>
             </w:r>
+            <w:proofErr w:type="spellEnd"/>
           </w:p>
         </w:tc>
         <w:tc>
@@ -8260,6 +8819,7 @@
                 <w14:ligatures w14:val="none"/>
               </w:rPr>
             </w:pPr>
+            <w:proofErr w:type="spellStart"/>
             <w:r>
               <w:rPr>
                 <w:rFonts w:ascii="Aptos Narrow" w:eastAsia="Times New Roman" w:hAnsi="Aptos Narrow" w:cs="Times New Roman"/>
@@ -8272,6 +8832,7 @@
               </w:rPr>
               <w:t>Heliosíncrona</w:t>
             </w:r>
+            <w:proofErr w:type="spellEnd"/>
           </w:p>
         </w:tc>
         <w:tc>
@@ -8301,6 +8862,7 @@
                 <w14:ligatures w14:val="none"/>
               </w:rPr>
             </w:pPr>
+            <w:proofErr w:type="spellStart"/>
             <w:r>
               <w:rPr>
                 <w:rFonts w:ascii="Aptos Narrow" w:eastAsia="Times New Roman" w:hAnsi="Aptos Narrow" w:cs="Times New Roman"/>
@@ -8313,6 +8875,7 @@
               </w:rPr>
               <w:t>Heliosíncrona</w:t>
             </w:r>
+            <w:proofErr w:type="spellEnd"/>
           </w:p>
         </w:tc>
         <w:tc>
@@ -8342,6 +8905,7 @@
                 <w14:ligatures w14:val="none"/>
               </w:rPr>
             </w:pPr>
+            <w:proofErr w:type="spellStart"/>
             <w:r>
               <w:rPr>
                 <w:rFonts w:ascii="Aptos Narrow" w:eastAsia="Times New Roman" w:hAnsi="Aptos Narrow" w:cs="Times New Roman"/>
@@ -8354,6 +8918,7 @@
               </w:rPr>
               <w:t>Heliosíncrona</w:t>
             </w:r>
+            <w:proofErr w:type="spellEnd"/>
           </w:p>
         </w:tc>
       </w:tr>
@@ -8953,7 +9518,59 @@
                 <w:lang w:eastAsia="es-AR"/>
                 <w14:ligatures w14:val="none"/>
               </w:rPr>
-              <w:t>375 m (I-bands), 750 m (M-bands)</w:t>
+              <w:t>375 m (I-</w:t>
+            </w:r>
+            <w:proofErr w:type="spellStart"/>
+            <w:r>
+              <w:rPr>
+                <w:rFonts w:ascii="Aptos Narrow" w:eastAsia="Times New Roman" w:hAnsi="Aptos Narrow" w:cs="Times New Roman"/>
+                <w:color w:val="000000"/>
+                <w:kern w:val="0"/>
+                <w:sz w:val="16"/>
+                <w:szCs w:val="16"/>
+                <w:lang w:eastAsia="es-AR"/>
+                <w14:ligatures w14:val="none"/>
+              </w:rPr>
+              <w:t>bands</w:t>
+            </w:r>
+            <w:proofErr w:type="spellEnd"/>
+            <w:r>
+              <w:rPr>
+                <w:rFonts w:ascii="Aptos Narrow" w:eastAsia="Times New Roman" w:hAnsi="Aptos Narrow" w:cs="Times New Roman"/>
+                <w:color w:val="000000"/>
+                <w:kern w:val="0"/>
+                <w:sz w:val="16"/>
+                <w:szCs w:val="16"/>
+                <w:lang w:eastAsia="es-AR"/>
+                <w14:ligatures w14:val="none"/>
+              </w:rPr>
+              <w:t>), 750 m (M-</w:t>
+            </w:r>
+            <w:proofErr w:type="spellStart"/>
+            <w:r>
+              <w:rPr>
+                <w:rFonts w:ascii="Aptos Narrow" w:eastAsia="Times New Roman" w:hAnsi="Aptos Narrow" w:cs="Times New Roman"/>
+                <w:color w:val="000000"/>
+                <w:kern w:val="0"/>
+                <w:sz w:val="16"/>
+                <w:szCs w:val="16"/>
+                <w:lang w:eastAsia="es-AR"/>
+                <w14:ligatures w14:val="none"/>
+              </w:rPr>
+              <w:t>bands</w:t>
+            </w:r>
+            <w:proofErr w:type="spellEnd"/>
+            <w:r>
+              <w:rPr>
+                <w:rFonts w:ascii="Aptos Narrow" w:eastAsia="Times New Roman" w:hAnsi="Aptos Narrow" w:cs="Times New Roman"/>
+                <w:color w:val="000000"/>
+                <w:kern w:val="0"/>
+                <w:sz w:val="16"/>
+                <w:szCs w:val="16"/>
+                <w:lang w:eastAsia="es-AR"/>
+                <w14:ligatures w14:val="none"/>
+              </w:rPr>
+              <w:t>)</w:t>
             </w:r>
           </w:p>
         </w:tc>
@@ -8994,7 +9611,59 @@
                 <w:lang w:eastAsia="es-AR"/>
                 <w14:ligatures w14:val="none"/>
               </w:rPr>
-              <w:t>375 m (I-bands), 750 m (M-bands)</w:t>
+              <w:t>375 m (I-</w:t>
+            </w:r>
+            <w:proofErr w:type="spellStart"/>
+            <w:r>
+              <w:rPr>
+                <w:rFonts w:ascii="Aptos Narrow" w:eastAsia="Times New Roman" w:hAnsi="Aptos Narrow" w:cs="Times New Roman"/>
+                <w:color w:val="000000"/>
+                <w:kern w:val="0"/>
+                <w:sz w:val="16"/>
+                <w:szCs w:val="16"/>
+                <w:lang w:eastAsia="es-AR"/>
+                <w14:ligatures w14:val="none"/>
+              </w:rPr>
+              <w:t>bands</w:t>
+            </w:r>
+            <w:proofErr w:type="spellEnd"/>
+            <w:r>
+              <w:rPr>
+                <w:rFonts w:ascii="Aptos Narrow" w:eastAsia="Times New Roman" w:hAnsi="Aptos Narrow" w:cs="Times New Roman"/>
+                <w:color w:val="000000"/>
+                <w:kern w:val="0"/>
+                <w:sz w:val="16"/>
+                <w:szCs w:val="16"/>
+                <w:lang w:eastAsia="es-AR"/>
+                <w14:ligatures w14:val="none"/>
+              </w:rPr>
+              <w:t>), 750 m (M-</w:t>
+            </w:r>
+            <w:proofErr w:type="spellStart"/>
+            <w:r>
+              <w:rPr>
+                <w:rFonts w:ascii="Aptos Narrow" w:eastAsia="Times New Roman" w:hAnsi="Aptos Narrow" w:cs="Times New Roman"/>
+                <w:color w:val="000000"/>
+                <w:kern w:val="0"/>
+                <w:sz w:val="16"/>
+                <w:szCs w:val="16"/>
+                <w:lang w:eastAsia="es-AR"/>
+                <w14:ligatures w14:val="none"/>
+              </w:rPr>
+              <w:t>bands</w:t>
+            </w:r>
+            <w:proofErr w:type="spellEnd"/>
+            <w:r>
+              <w:rPr>
+                <w:rFonts w:ascii="Aptos Narrow" w:eastAsia="Times New Roman" w:hAnsi="Aptos Narrow" w:cs="Times New Roman"/>
+                <w:color w:val="000000"/>
+                <w:kern w:val="0"/>
+                <w:sz w:val="16"/>
+                <w:szCs w:val="16"/>
+                <w:lang w:eastAsia="es-AR"/>
+                <w14:ligatures w14:val="none"/>
+              </w:rPr>
+              <w:t>)</w:t>
             </w:r>
           </w:p>
         </w:tc>
@@ -9644,7 +10313,33 @@
                 <w:lang w:eastAsia="es-AR"/>
                 <w14:ligatures w14:val="none"/>
               </w:rPr>
-              <w:t>Monitoreo ambiental y climático, meteorología, océano, tierra, criosfera, incendios.</w:t>
+              <w:t xml:space="preserve">Monitoreo ambiental y climático, meteorología, océano, tierra, </w:t>
+            </w:r>
+            <w:proofErr w:type="spellStart"/>
+            <w:r>
+              <w:rPr>
+                <w:rFonts w:ascii="Aptos Narrow" w:eastAsia="Times New Roman" w:hAnsi="Aptos Narrow" w:cs="Times New Roman"/>
+                <w:color w:val="000000"/>
+                <w:kern w:val="0"/>
+                <w:sz w:val="16"/>
+                <w:szCs w:val="16"/>
+                <w:lang w:eastAsia="es-AR"/>
+                <w14:ligatures w14:val="none"/>
+              </w:rPr>
+              <w:t>criosfera</w:t>
+            </w:r>
+            <w:proofErr w:type="spellEnd"/>
+            <w:r>
+              <w:rPr>
+                <w:rFonts w:ascii="Aptos Narrow" w:eastAsia="Times New Roman" w:hAnsi="Aptos Narrow" w:cs="Times New Roman"/>
+                <w:color w:val="000000"/>
+                <w:kern w:val="0"/>
+                <w:sz w:val="16"/>
+                <w:szCs w:val="16"/>
+                <w:lang w:eastAsia="es-AR"/>
+                <w14:ligatures w14:val="none"/>
+              </w:rPr>
+              <w:t>, incendios.</w:t>
             </w:r>
           </w:p>
         </w:tc>
@@ -9816,7 +10511,23 @@
           <w:rFonts w:cs="Times New Roman"/>
           <w:color w:val="000000" w:themeColor="text1"/>
         </w:rPr>
-        <w:t>) es ideal para observar condiciones despejadas, mientras que AQUA, Suomi NPP y NOAA-20 (</w:t>
+        <w:t xml:space="preserve">) es ideal para observar condiciones despejadas, mientras que AQUA, </w:t>
+      </w:r>
+      <w:proofErr w:type="spellStart"/>
+      <w:r>
+        <w:rPr>
+          <w:rFonts w:cs="Times New Roman"/>
+          <w:color w:val="000000" w:themeColor="text1"/>
+        </w:rPr>
+        <w:t>Suomi</w:t>
+      </w:r>
+      <w:proofErr w:type="spellEnd"/>
+      <w:r>
+        <w:rPr>
+          <w:rFonts w:cs="Times New Roman"/>
+          <w:color w:val="000000" w:themeColor="text1"/>
+        </w:rPr>
+        <w:t xml:space="preserve"> NPP y NOAA-20 (</w:t>
       </w:r>
       <w:r>
         <w:rPr>
@@ -9984,7 +10695,31 @@
         <w:t>incorporación de variables calculadas</w:t>
       </w:r>
       <w:r>
-        <w:t>: se utilizan los valores base para calcular el conjunto de variables derivadas que componen el Fire Weather Index (FWI)</w:t>
+        <w:t xml:space="preserve">: se utilizan los valores base para calcular el conjunto de variables derivadas que componen el </w:t>
+      </w:r>
+      <w:proofErr w:type="spellStart"/>
+      <w:r>
+        <w:t>Fire</w:t>
+      </w:r>
+      <w:proofErr w:type="spellEnd"/>
+      <w:r>
+        <w:t xml:space="preserve"> </w:t>
+      </w:r>
+      <w:proofErr w:type="spellStart"/>
+      <w:r>
+        <w:t>Weather</w:t>
+      </w:r>
+      <w:proofErr w:type="spellEnd"/>
+      <w:r>
+        <w:t xml:space="preserve"> </w:t>
+      </w:r>
+      <w:proofErr w:type="spellStart"/>
+      <w:r>
+        <w:t>Index</w:t>
+      </w:r>
+      <w:proofErr w:type="spellEnd"/>
+      <w:r>
+        <w:t xml:space="preserve"> (FWI)</w:t>
       </w:r>
       <w:r>
         <w:t xml:space="preserve"> </w:t>
@@ -10018,12 +10753,21 @@
         </w:rPr>
       </w:pPr>
       <w:bookmarkStart w:id="8" w:name="_Toc214639911"/>
-      <w:r>
-        <w:rPr>
-          <w:color w:val="000000" w:themeColor="text1"/>
-        </w:rPr>
-        <w:t xml:space="preserve">Fire </w:t>
-      </w:r>
+      <w:proofErr w:type="spellStart"/>
+      <w:r>
+        <w:rPr>
+          <w:color w:val="000000" w:themeColor="text1"/>
+        </w:rPr>
+        <w:t>Fire</w:t>
+      </w:r>
+      <w:proofErr w:type="spellEnd"/>
+      <w:r>
+        <w:rPr>
+          <w:color w:val="000000" w:themeColor="text1"/>
+        </w:rPr>
+        <w:t xml:space="preserve"> </w:t>
+      </w:r>
+      <w:proofErr w:type="spellStart"/>
       <w:r>
         <w:rPr>
           <w:color w:val="000000" w:themeColor="text1"/>
@@ -10034,8 +10778,16 @@
         <w:rPr>
           <w:color w:val="000000" w:themeColor="text1"/>
         </w:rPr>
-        <w:t xml:space="preserve">eather </w:t>
-      </w:r>
+        <w:t>eather</w:t>
+      </w:r>
+      <w:proofErr w:type="spellEnd"/>
+      <w:r>
+        <w:rPr>
+          <w:color w:val="000000" w:themeColor="text1"/>
+        </w:rPr>
+        <w:t xml:space="preserve"> </w:t>
+      </w:r>
+      <w:proofErr w:type="spellStart"/>
       <w:r>
         <w:rPr>
           <w:color w:val="000000" w:themeColor="text1"/>
@@ -10049,6 +10801,7 @@
         <w:t>ndex</w:t>
       </w:r>
       <w:bookmarkEnd w:id="8"/>
+      <w:proofErr w:type="spellEnd"/>
     </w:p>
     <w:p>
       <w:pPr>
@@ -10194,8 +10947,54 @@
           <w:bCs/>
           <w:color w:val="000000" w:themeColor="text1"/>
         </w:rPr>
-        <w:t xml:space="preserve"> - Fire Weather Index</w:t>
-      </w:r>
+        <w:t xml:space="preserve"> - </w:t>
+      </w:r>
+      <w:proofErr w:type="spellStart"/>
+      <w:r>
+        <w:rPr>
+          <w:b/>
+          <w:bCs/>
+          <w:color w:val="000000" w:themeColor="text1"/>
+        </w:rPr>
+        <w:t>Fire</w:t>
+      </w:r>
+      <w:proofErr w:type="spellEnd"/>
+      <w:r>
+        <w:rPr>
+          <w:b/>
+          <w:bCs/>
+          <w:color w:val="000000" w:themeColor="text1"/>
+        </w:rPr>
+        <w:t xml:space="preserve"> </w:t>
+      </w:r>
+      <w:proofErr w:type="spellStart"/>
+      <w:r>
+        <w:rPr>
+          <w:b/>
+          <w:bCs/>
+          <w:color w:val="000000" w:themeColor="text1"/>
+        </w:rPr>
+        <w:t>Weather</w:t>
+      </w:r>
+      <w:proofErr w:type="spellEnd"/>
+      <w:r>
+        <w:rPr>
+          <w:b/>
+          <w:bCs/>
+          <w:color w:val="000000" w:themeColor="text1"/>
+        </w:rPr>
+        <w:t xml:space="preserve"> </w:t>
+      </w:r>
+      <w:proofErr w:type="spellStart"/>
+      <w:r>
+        <w:rPr>
+          <w:b/>
+          <w:bCs/>
+          <w:color w:val="000000" w:themeColor="text1"/>
+        </w:rPr>
+        <w:t>Index</w:t>
+      </w:r>
+      <w:proofErr w:type="spellEnd"/>
     </w:p>
     <w:p>
       <w:pPr>
@@ -10216,12 +11015,21 @@
         <w:ind w:firstLine="0"/>
         <w:jc w:val="both"/>
       </w:pPr>
-      <w:r>
-        <w:rPr>
-          <w:b/>
-          <w:bCs/>
-        </w:rPr>
-        <w:t xml:space="preserve">Fire </w:t>
+      <w:proofErr w:type="spellStart"/>
+      <w:r>
+        <w:rPr>
+          <w:b/>
+          <w:bCs/>
+        </w:rPr>
+        <w:t>Fire</w:t>
+      </w:r>
+      <w:proofErr w:type="spellEnd"/>
+      <w:r>
+        <w:rPr>
+          <w:b/>
+          <w:bCs/>
+        </w:rPr>
+        <w:t xml:space="preserve"> </w:t>
       </w:r>
       <w:r>
         <w:rPr>
@@ -10237,6 +11045,7 @@
         </w:rPr>
         <w:t xml:space="preserve">uel </w:t>
       </w:r>
+      <w:proofErr w:type="spellStart"/>
       <w:r>
         <w:rPr>
           <w:b/>
@@ -10249,8 +11058,17 @@
           <w:b/>
           <w:bCs/>
         </w:rPr>
-        <w:t xml:space="preserve">oisture </w:t>
-      </w:r>
+        <w:t>oisture</w:t>
+      </w:r>
+      <w:proofErr w:type="spellEnd"/>
+      <w:r>
+        <w:rPr>
+          <w:b/>
+          <w:bCs/>
+        </w:rPr>
+        <w:t xml:space="preserve"> </w:t>
+      </w:r>
+      <w:proofErr w:type="spellStart"/>
       <w:r>
         <w:rPr>
           <w:b/>
@@ -10263,7 +11081,15 @@
           <w:b/>
           <w:bCs/>
         </w:rPr>
-        <w:t>ode (FFMC)</w:t>
+        <w:t>ode</w:t>
+      </w:r>
+      <w:proofErr w:type="spellEnd"/>
+      <w:r>
+        <w:rPr>
+          <w:b/>
+          <w:bCs/>
+        </w:rPr>
+        <w:t xml:space="preserve"> (FFMC)</w:t>
       </w:r>
       <w:r>
         <w:t xml:space="preserve">, </w:t>
@@ -10282,12 +11108,53 @@
         <w:ind w:firstLine="0"/>
         <w:jc w:val="both"/>
       </w:pPr>
-      <w:r>
-        <w:rPr>
-          <w:b/>
-          <w:bCs/>
-        </w:rPr>
-        <w:t>Duff Moisture Code (DMC)</w:t>
+      <w:proofErr w:type="spellStart"/>
+      <w:r>
+        <w:rPr>
+          <w:b/>
+          <w:bCs/>
+        </w:rPr>
+        <w:t>Duff</w:t>
+      </w:r>
+      <w:proofErr w:type="spellEnd"/>
+      <w:r>
+        <w:rPr>
+          <w:b/>
+          <w:bCs/>
+        </w:rPr>
+        <w:t xml:space="preserve"> </w:t>
+      </w:r>
+      <w:proofErr w:type="spellStart"/>
+      <w:r>
+        <w:rPr>
+          <w:b/>
+          <w:bCs/>
+        </w:rPr>
+        <w:t>Moisture</w:t>
+      </w:r>
+      <w:proofErr w:type="spellEnd"/>
+      <w:r>
+        <w:rPr>
+          <w:b/>
+          <w:bCs/>
+        </w:rPr>
+        <w:t xml:space="preserve"> </w:t>
+      </w:r>
+      <w:proofErr w:type="spellStart"/>
+      <w:r>
+        <w:rPr>
+          <w:b/>
+          <w:bCs/>
+        </w:rPr>
+        <w:t>Code</w:t>
+      </w:r>
+      <w:proofErr w:type="spellEnd"/>
+      <w:r>
+        <w:rPr>
+          <w:b/>
+          <w:bCs/>
+        </w:rPr>
+        <w:t xml:space="preserve"> (DMC)</w:t>
       </w:r>
       <w:r>
         <w:t>,</w:t>
@@ -10315,13 +11182,31 @@
         <w:ind w:firstLine="0"/>
         <w:jc w:val="both"/>
       </w:pPr>
-      <w:r>
-        <w:rPr>
-          <w:b/>
-          <w:bCs/>
-        </w:rPr>
-        <w:t>Drought Code</w:t>
-      </w:r>
+      <w:proofErr w:type="spellStart"/>
+      <w:r>
+        <w:rPr>
+          <w:b/>
+          <w:bCs/>
+        </w:rPr>
+        <w:t>Drought</w:t>
+      </w:r>
+      <w:proofErr w:type="spellEnd"/>
+      <w:r>
+        <w:rPr>
+          <w:b/>
+          <w:bCs/>
+        </w:rPr>
+        <w:t xml:space="preserve"> </w:t>
+      </w:r>
+      <w:proofErr w:type="spellStart"/>
+      <w:r>
+        <w:rPr>
+          <w:b/>
+          <w:bCs/>
+        </w:rPr>
+        <w:t>Code</w:t>
+      </w:r>
+      <w:proofErr w:type="spellEnd"/>
       <w:r>
         <w:rPr>
           <w:b/>
@@ -10374,12 +11259,37 @@
         <w:ind w:firstLine="0"/>
         <w:jc w:val="both"/>
       </w:pPr>
-      <w:r>
-        <w:rPr>
-          <w:b/>
-          <w:bCs/>
-        </w:rPr>
-        <w:t>Initial Spread Index (ISI)</w:t>
+      <w:proofErr w:type="spellStart"/>
+      <w:r>
+        <w:rPr>
+          <w:b/>
+          <w:bCs/>
+        </w:rPr>
+        <w:t>Initial</w:t>
+      </w:r>
+      <w:proofErr w:type="spellEnd"/>
+      <w:r>
+        <w:rPr>
+          <w:b/>
+          <w:bCs/>
+        </w:rPr>
+        <w:t xml:space="preserve"> Spread </w:t>
+      </w:r>
+      <w:proofErr w:type="spellStart"/>
+      <w:r>
+        <w:rPr>
+          <w:b/>
+          <w:bCs/>
+        </w:rPr>
+        <w:t>Index</w:t>
+      </w:r>
+      <w:proofErr w:type="spellEnd"/>
+      <w:r>
+        <w:rPr>
+          <w:b/>
+          <w:bCs/>
+        </w:rPr>
+        <w:t xml:space="preserve"> (ISI)</w:t>
       </w:r>
       <w:r>
         <w:t xml:space="preserve">, </w:t>
@@ -10398,13 +11308,31 @@
         <w:ind w:firstLine="0"/>
         <w:jc w:val="both"/>
       </w:pPr>
-      <w:r>
-        <w:rPr>
-          <w:b/>
-          <w:bCs/>
-        </w:rPr>
-        <w:t>Buildup Index</w:t>
-      </w:r>
+      <w:proofErr w:type="spellStart"/>
+      <w:r>
+        <w:rPr>
+          <w:b/>
+          <w:bCs/>
+        </w:rPr>
+        <w:t>Buildup</w:t>
+      </w:r>
+      <w:proofErr w:type="spellEnd"/>
+      <w:r>
+        <w:rPr>
+          <w:b/>
+          <w:bCs/>
+        </w:rPr>
+        <w:t xml:space="preserve"> </w:t>
+      </w:r>
+      <w:proofErr w:type="spellStart"/>
+      <w:r>
+        <w:rPr>
+          <w:b/>
+          <w:bCs/>
+        </w:rPr>
+        <w:t>Index</w:t>
+      </w:r>
+      <w:proofErr w:type="spellEnd"/>
       <w:r>
         <w:rPr>
           <w:b/>
@@ -10435,13 +11363,47 @@
         <w:ind w:firstLine="0"/>
         <w:jc w:val="both"/>
       </w:pPr>
-      <w:r>
-        <w:rPr>
-          <w:b/>
-          <w:bCs/>
-        </w:rPr>
-        <w:t>Fire Weather Index</w:t>
-      </w:r>
+      <w:proofErr w:type="spellStart"/>
+      <w:r>
+        <w:rPr>
+          <w:b/>
+          <w:bCs/>
+        </w:rPr>
+        <w:t>Fire</w:t>
+      </w:r>
+      <w:proofErr w:type="spellEnd"/>
+      <w:r>
+        <w:rPr>
+          <w:b/>
+          <w:bCs/>
+        </w:rPr>
+        <w:t xml:space="preserve"> </w:t>
+      </w:r>
+      <w:proofErr w:type="spellStart"/>
+      <w:r>
+        <w:rPr>
+          <w:b/>
+          <w:bCs/>
+        </w:rPr>
+        <w:t>Weather</w:t>
+      </w:r>
+      <w:proofErr w:type="spellEnd"/>
+      <w:r>
+        <w:rPr>
+          <w:b/>
+          <w:bCs/>
+        </w:rPr>
+        <w:t xml:space="preserve"> </w:t>
+      </w:r>
+      <w:proofErr w:type="spellStart"/>
+      <w:r>
+        <w:rPr>
+          <w:b/>
+          <w:bCs/>
+        </w:rPr>
+        <w:t>Index</w:t>
+      </w:r>
+      <w:proofErr w:type="spellEnd"/>
       <w:r>
         <w:rPr>
           <w:b/>
@@ -10553,7 +11515,15 @@
         <w:t>En primer lugar,</w:t>
       </w:r>
       <w:r>
-        <w:t xml:space="preserve"> se filtraron los registros para excluir aquellos etiquetados con confianza baja (confidence: 'l'). Esta decisión es una práctica estándar que se fundamenta en la alta probabilidad de falsos positivos en esta categoría. Tal como lo documenta la NASA</w:t>
+        <w:t xml:space="preserve"> se filtraron los registros para excluir aquellos etiquetados con confianza baja (</w:t>
+      </w:r>
+      <w:proofErr w:type="spellStart"/>
+      <w:r>
+        <w:t>confidence</w:t>
+      </w:r>
+      <w:proofErr w:type="spellEnd"/>
+      <w:r>
+        <w:t>: 'l'). Esta decisión es una práctica estándar que se fundamenta en la alta probabilidad de falsos positivos en esta categoría. Tal como lo documenta la NASA</w:t>
       </w:r>
       <w:r>
         <w:t xml:space="preserve"> </w:t>
@@ -10593,6 +11563,7 @@
       <w:r>
         <w:t xml:space="preserve">km de ERA5-Land). Este proceso de </w:t>
       </w:r>
+      <w:proofErr w:type="spellStart"/>
       <w:r>
         <w:rPr>
           <w:i/>
@@ -10600,6 +11571,7 @@
         </w:rPr>
         <w:t>gridding</w:t>
       </w:r>
+      <w:proofErr w:type="spellEnd"/>
       <w:r>
         <w:t xml:space="preserve"> </w:t>
       </w:r>
@@ -10708,7 +11680,15 @@
         <w:jc w:val="both"/>
       </w:pPr>
       <w:r>
-        <w:t xml:space="preserve">Si bien la resolución temporal fue escalada a una frecuencia diaria, tras la consolidación del dataset se observó un problema de discontinuidad temporal en las variables de </w:t>
+        <w:t xml:space="preserve">Si bien la resolución temporal fue escalada a una frecuencia diaria, tras la consolidación del </w:t>
+      </w:r>
+      <w:proofErr w:type="spellStart"/>
+      <w:r>
+        <w:t>dataset</w:t>
+      </w:r>
+      <w:proofErr w:type="spellEnd"/>
+      <w:r>
+        <w:t xml:space="preserve"> se observó un problema de discontinuidad temporal en las variables de </w:t>
       </w:r>
       <w:r>
         <w:t>focos de calor</w:t>
@@ -10716,6 +11696,7 @@
       <w:r>
         <w:t xml:space="preserve"> (</w:t>
       </w:r>
+      <w:proofErr w:type="spellStart"/>
       <w:r>
         <w:rPr>
           <w:i/>
@@ -10723,9 +11704,11 @@
         </w:rPr>
         <w:t>num_focos</w:t>
       </w:r>
+      <w:proofErr w:type="spellEnd"/>
       <w:r>
         <w:t xml:space="preserve"> y </w:t>
       </w:r>
+      <w:proofErr w:type="spellStart"/>
       <w:r>
         <w:rPr>
           <w:i/>
@@ -10733,6 +11716,7 @@
         </w:rPr>
         <w:t>frp_mean</w:t>
       </w:r>
+      <w:proofErr w:type="spellEnd"/>
       <w:r>
         <w:t>). Para ejemplificar, en una celda determinada se podía registrar el inicio de un incendio el 26 de diciembre y su crecimiento los días siguientes, pero luego reportar '0' focos el 31 de diciembre y el 1 de enero, para volver a mostrar una presencia contundente días después.</w:t>
       </w:r>
@@ -10751,7 +11735,23 @@
         <w:jc w:val="both"/>
       </w:pPr>
       <w:r>
-        <w:t>Para corregir estos registros anómalos y obtener una serie temporal más realista de la actividad del fuego, se implementó un proceso de interpolación. Este tratamiento se aplicó de forma independiente a cada celda de la grilla (latitude, longitude) y consistió en los siguientes pasos:</w:t>
+        <w:t>Para corregir estos registros anómalos y obtener una serie temporal más realista de la actividad del fuego, se implementó un proceso de interpolación. Este tratamiento se aplicó de forma independiente a cada celda de la grilla (</w:t>
+      </w:r>
+      <w:proofErr w:type="spellStart"/>
+      <w:r>
+        <w:t>latitude</w:t>
+      </w:r>
+      <w:proofErr w:type="spellEnd"/>
+      <w:r>
+        <w:t xml:space="preserve">, </w:t>
+      </w:r>
+      <w:proofErr w:type="spellStart"/>
+      <w:r>
+        <w:t>longitude</w:t>
+      </w:r>
+      <w:proofErr w:type="spellEnd"/>
+      <w:r>
+        <w:t>) y consistió en los siguientes pasos:</w:t>
       </w:r>
     </w:p>
     <w:p>
@@ -10764,7 +11764,23 @@
         <w:jc w:val="both"/>
       </w:pPr>
       <w:r>
-        <w:t>Identificación del Período de Incendio: Para cada celda, se identificó la fecha del primer foco detectado (fecha_inicio) y la fecha del último (fecha_fin).</w:t>
+        <w:t>Identificación del Período de Incendio: Para cada celda, se identificó la fecha del primer foco detectado (</w:t>
+      </w:r>
+      <w:proofErr w:type="spellStart"/>
+      <w:r>
+        <w:t>fecha_inicio</w:t>
+      </w:r>
+      <w:proofErr w:type="spellEnd"/>
+      <w:r>
+        <w:t>) y la fecha del último (</w:t>
+      </w:r>
+      <w:proofErr w:type="spellStart"/>
+      <w:r>
+        <w:t>fecha_fin</w:t>
+      </w:r>
+      <w:proofErr w:type="spellEnd"/>
+      <w:r>
+        <w:t>).</w:t>
       </w:r>
     </w:p>
     <w:p>
@@ -10779,6 +11795,7 @@
       <w:r>
         <w:t xml:space="preserve">Interpolación Lineal: Se aplicó una interpolación lineal a las variables </w:t>
       </w:r>
+      <w:proofErr w:type="spellStart"/>
       <w:r>
         <w:rPr>
           <w:i/>
@@ -10786,9 +11803,11 @@
         </w:rPr>
         <w:t>num_focos</w:t>
       </w:r>
+      <w:proofErr w:type="spellEnd"/>
       <w:r>
         <w:t xml:space="preserve"> y </w:t>
       </w:r>
+      <w:proofErr w:type="spellStart"/>
       <w:r>
         <w:rPr>
           <w:i/>
@@ -10796,8 +11815,25 @@
         </w:rPr>
         <w:t>frp_mean</w:t>
       </w:r>
-      <w:r>
-        <w:t>, pero únicamente dentro del período de incendio (entre fecha_inicio y fecha_fin). Este paso rellenó los valles de 'cero' anómalos.</w:t>
+      <w:proofErr w:type="spellEnd"/>
+      <w:r>
+        <w:t xml:space="preserve">, pero únicamente dentro del período de incendio (entre </w:t>
+      </w:r>
+      <w:proofErr w:type="spellStart"/>
+      <w:r>
+        <w:t>fecha_inicio</w:t>
+      </w:r>
+      <w:proofErr w:type="spellEnd"/>
+      <w:r>
+        <w:t xml:space="preserve"> y </w:t>
+      </w:r>
+      <w:proofErr w:type="spellStart"/>
+      <w:r>
+        <w:t>fecha_fin</w:t>
+      </w:r>
+      <w:proofErr w:type="spellEnd"/>
+      <w:r>
+        <w:t>). Este paso rellenó los valles de 'cero' anómalos.</w:t>
       </w:r>
     </w:p>
     <w:p>
@@ -10826,6 +11862,7 @@
       <w:r>
         <w:t xml:space="preserve">Finalmente, todos los valores de </w:t>
       </w:r>
+      <w:proofErr w:type="spellStart"/>
       <w:r>
         <w:rPr>
           <w:i/>
@@ -10833,9 +11870,11 @@
         </w:rPr>
         <w:t>num_focos</w:t>
       </w:r>
+      <w:proofErr w:type="spellEnd"/>
       <w:r>
         <w:t xml:space="preserve"> y </w:t>
       </w:r>
+      <w:proofErr w:type="spellStart"/>
       <w:r>
         <w:rPr>
           <w:i/>
@@ -10843,8 +11882,25 @@
         </w:rPr>
         <w:t>frp_mean</w:t>
       </w:r>
-      <w:r>
-        <w:t xml:space="preserve"> fuera del período de incendio (antes de fecha_inicio y después de fecha_fin) se rellenaron explícitamente con cero.</w:t>
+      <w:proofErr w:type="spellEnd"/>
+      <w:r>
+        <w:t xml:space="preserve"> fuera del período de incendio (antes de </w:t>
+      </w:r>
+      <w:proofErr w:type="spellStart"/>
+      <w:r>
+        <w:t>fecha_inicio</w:t>
+      </w:r>
+      <w:proofErr w:type="spellEnd"/>
+      <w:r>
+        <w:t xml:space="preserve"> y después de </w:t>
+      </w:r>
+      <w:proofErr w:type="spellStart"/>
+      <w:r>
+        <w:t>fecha_fin</w:t>
+      </w:r>
+      <w:proofErr w:type="spellEnd"/>
+      <w:r>
+        <w:t>) se rellenaron explícitamente con cero.</w:t>
       </w:r>
     </w:p>
     <w:p>
@@ -11079,7 +12135,23 @@
         <w:jc w:val="both"/>
       </w:pPr>
       <w:r>
-        <w:t>Con esto concluye la etapa de construcción del conjunto de datos que servirá como entrada a los modelos de Machine Learning. Se ha consolidado un dataset con información consistente que abarca el período de diciembre de 2024 a marzo de 2025. El alcance geográfico del estudio se centra en la región andino-patagónica de la provincia de Río Negro, extendiéndose desde su límite norte con Neuquén hasta su límite sur con la provincia de Chubut.</w:t>
+        <w:t xml:space="preserve">Con esto concluye la etapa de construcción del conjunto de datos que servirá como entrada a los modelos de Machine </w:t>
+      </w:r>
+      <w:proofErr w:type="spellStart"/>
+      <w:r>
+        <w:t>Learning</w:t>
+      </w:r>
+      <w:proofErr w:type="spellEnd"/>
+      <w:r>
+        <w:t xml:space="preserve">. Se ha consolidado un </w:t>
+      </w:r>
+      <w:proofErr w:type="spellStart"/>
+      <w:r>
+        <w:t>dataset</w:t>
+      </w:r>
+      <w:proofErr w:type="spellEnd"/>
+      <w:r>
+        <w:t xml:space="preserve"> con información consistente que abarca el período de diciembre de 2024 a marzo de 2025. El alcance geográfico del estudio se centra en la región andino-patagónica de la provincia de Río Negro, extendiéndose desde su límite norte con Neuquén hasta su límite sur con la provincia de Chubut.</w:t>
       </w:r>
     </w:p>
     <w:p>
@@ -11087,7 +12159,15 @@
         <w:jc w:val="both"/>
       </w:pPr>
       <w:r>
-        <w:t xml:space="preserve">Como resumen final de su estructura, el dataset consolidado es un panel de datos </w:t>
+        <w:t xml:space="preserve">Como resumen final de su estructura, el </w:t>
+      </w:r>
+      <w:proofErr w:type="spellStart"/>
+      <w:r>
+        <w:t>dataset</w:t>
+      </w:r>
+      <w:proofErr w:type="spellEnd"/>
+      <w:r>
+        <w:t xml:space="preserve"> consolidado es un panel de datos </w:t>
       </w:r>
       <w:r>
         <w:t>espaciotemporales</w:t>
@@ -11387,7 +12467,59 @@
                 <w:lang w:eastAsia="es-AR"/>
                 <w14:ligatures w14:val="none"/>
               </w:rPr>
-              <w:t>~10x10 km (0.1° lat/lon)</w:t>
+              <w:t xml:space="preserve">~10x10 km (0.1° </w:t>
+            </w:r>
+            <w:proofErr w:type="spellStart"/>
+            <w:r>
+              <w:rPr>
+                <w:rFonts w:ascii="Arial" w:eastAsia="Times New Roman" w:hAnsi="Arial" w:cs="Arial"/>
+                <w:color w:val="000000"/>
+                <w:kern w:val="0"/>
+                <w:sz w:val="18"/>
+                <w:szCs w:val="18"/>
+                <w:lang w:eastAsia="es-AR"/>
+                <w14:ligatures w14:val="none"/>
+              </w:rPr>
+              <w:t>lat</w:t>
+            </w:r>
+            <w:proofErr w:type="spellEnd"/>
+            <w:r>
+              <w:rPr>
+                <w:rFonts w:ascii="Arial" w:eastAsia="Times New Roman" w:hAnsi="Arial" w:cs="Arial"/>
+                <w:color w:val="000000"/>
+                <w:kern w:val="0"/>
+                <w:sz w:val="18"/>
+                <w:szCs w:val="18"/>
+                <w:lang w:eastAsia="es-AR"/>
+                <w14:ligatures w14:val="none"/>
+              </w:rPr>
+              <w:t>/</w:t>
+            </w:r>
+            <w:proofErr w:type="spellStart"/>
+            <w:r>
+              <w:rPr>
+                <w:rFonts w:ascii="Arial" w:eastAsia="Times New Roman" w:hAnsi="Arial" w:cs="Arial"/>
+                <w:color w:val="000000"/>
+                <w:kern w:val="0"/>
+                <w:sz w:val="18"/>
+                <w:szCs w:val="18"/>
+                <w:lang w:eastAsia="es-AR"/>
+                <w14:ligatures w14:val="none"/>
+              </w:rPr>
+              <w:t>lon</w:t>
+            </w:r>
+            <w:proofErr w:type="spellEnd"/>
+            <w:r>
+              <w:rPr>
+                <w:rFonts w:ascii="Arial" w:eastAsia="Times New Roman" w:hAnsi="Arial" w:cs="Arial"/>
+                <w:color w:val="000000"/>
+                <w:kern w:val="0"/>
+                <w:sz w:val="18"/>
+                <w:szCs w:val="18"/>
+                <w:lang w:eastAsia="es-AR"/>
+                <w14:ligatures w14:val="none"/>
+              </w:rPr>
+              <w:t>)</w:t>
             </w:r>
           </w:p>
         </w:tc>
@@ -11453,7 +12585,33 @@
                 <w:lang w:eastAsia="es-AR"/>
                 <w14:ligatures w14:val="none"/>
               </w:rPr>
-              <w:t>Dimensiones de grilla (Lat, Lon)</w:t>
+              <w:t>Dimensiones de grilla (</w:t>
+            </w:r>
+            <w:proofErr w:type="spellStart"/>
+            <w:r>
+              <w:rPr>
+                <w:rFonts w:ascii="Arial" w:eastAsia="Times New Roman" w:hAnsi="Arial" w:cs="Arial"/>
+                <w:color w:val="000000"/>
+                <w:kern w:val="0"/>
+                <w:sz w:val="18"/>
+                <w:szCs w:val="18"/>
+                <w:lang w:eastAsia="es-AR"/>
+                <w14:ligatures w14:val="none"/>
+              </w:rPr>
+              <w:t>Lat</w:t>
+            </w:r>
+            <w:proofErr w:type="spellEnd"/>
+            <w:r>
+              <w:rPr>
+                <w:rFonts w:ascii="Arial" w:eastAsia="Times New Roman" w:hAnsi="Arial" w:cs="Arial"/>
+                <w:color w:val="000000"/>
+                <w:kern w:val="0"/>
+                <w:sz w:val="18"/>
+                <w:szCs w:val="18"/>
+                <w:lang w:eastAsia="es-AR"/>
+                <w14:ligatures w14:val="none"/>
+              </w:rPr>
+              <w:t>, Lon)</w:t>
             </w:r>
           </w:p>
         </w:tc>
@@ -12000,7 +13158,33 @@
                 <w:lang w:eastAsia="es-AR"/>
                 <w14:ligatures w14:val="none"/>
               </w:rPr>
-              <w:t>Rango de precipitación diaria (tp)</w:t>
+              <w:t>Rango de precipitación diaria (</w:t>
+            </w:r>
+            <w:proofErr w:type="spellStart"/>
+            <w:r>
+              <w:rPr>
+                <w:rFonts w:ascii="Arial" w:eastAsia="Times New Roman" w:hAnsi="Arial" w:cs="Arial"/>
+                <w:color w:val="000000"/>
+                <w:kern w:val="0"/>
+                <w:sz w:val="18"/>
+                <w:szCs w:val="18"/>
+                <w:lang w:eastAsia="es-AR"/>
+                <w14:ligatures w14:val="none"/>
+              </w:rPr>
+              <w:t>tp</w:t>
+            </w:r>
+            <w:proofErr w:type="spellEnd"/>
+            <w:r>
+              <w:rPr>
+                <w:rFonts w:ascii="Arial" w:eastAsia="Times New Roman" w:hAnsi="Arial" w:cs="Arial"/>
+                <w:color w:val="000000"/>
+                <w:kern w:val="0"/>
+                <w:sz w:val="18"/>
+                <w:szCs w:val="18"/>
+                <w:lang w:eastAsia="es-AR"/>
+                <w14:ligatures w14:val="none"/>
+              </w:rPr>
+              <w:t>)</w:t>
             </w:r>
           </w:p>
         </w:tc>
@@ -12102,7 +13286,33 @@
                 <w:lang w:eastAsia="es-AR"/>
                 <w14:ligatures w14:val="none"/>
               </w:rPr>
-              <w:t>Índice de vegetación baja (lai_lv)</w:t>
+              <w:t>Índice de vegetación baja (</w:t>
+            </w:r>
+            <w:proofErr w:type="spellStart"/>
+            <w:r>
+              <w:rPr>
+                <w:rFonts w:ascii="Arial" w:eastAsia="Times New Roman" w:hAnsi="Arial" w:cs="Arial"/>
+                <w:color w:val="000000"/>
+                <w:kern w:val="0"/>
+                <w:sz w:val="18"/>
+                <w:szCs w:val="18"/>
+                <w:lang w:eastAsia="es-AR"/>
+                <w14:ligatures w14:val="none"/>
+              </w:rPr>
+              <w:t>lai_lv</w:t>
+            </w:r>
+            <w:proofErr w:type="spellEnd"/>
+            <w:r>
+              <w:rPr>
+                <w:rFonts w:ascii="Arial" w:eastAsia="Times New Roman" w:hAnsi="Arial" w:cs="Arial"/>
+                <w:color w:val="000000"/>
+                <w:kern w:val="0"/>
+                <w:sz w:val="18"/>
+                <w:szCs w:val="18"/>
+                <w:lang w:eastAsia="es-AR"/>
+                <w14:ligatures w14:val="none"/>
+              </w:rPr>
+              <w:t>)</w:t>
             </w:r>
           </w:p>
         </w:tc>
@@ -12204,7 +13414,33 @@
                 <w:lang w:eastAsia="es-AR"/>
                 <w14:ligatures w14:val="none"/>
               </w:rPr>
-              <w:t>Índice de vegetación alta (lai_hv)</w:t>
+              <w:t>Índice de vegetación alta (</w:t>
+            </w:r>
+            <w:proofErr w:type="spellStart"/>
+            <w:r>
+              <w:rPr>
+                <w:rFonts w:ascii="Arial" w:eastAsia="Times New Roman" w:hAnsi="Arial" w:cs="Arial"/>
+                <w:color w:val="000000"/>
+                <w:kern w:val="0"/>
+                <w:sz w:val="18"/>
+                <w:szCs w:val="18"/>
+                <w:lang w:eastAsia="es-AR"/>
+                <w14:ligatures w14:val="none"/>
+              </w:rPr>
+              <w:t>lai_hv</w:t>
+            </w:r>
+            <w:proofErr w:type="spellEnd"/>
+            <w:r>
+              <w:rPr>
+                <w:rFonts w:ascii="Arial" w:eastAsia="Times New Roman" w:hAnsi="Arial" w:cs="Arial"/>
+                <w:color w:val="000000"/>
+                <w:kern w:val="0"/>
+                <w:sz w:val="18"/>
+                <w:szCs w:val="18"/>
+                <w:lang w:eastAsia="es-AR"/>
+                <w14:ligatures w14:val="none"/>
+              </w:rPr>
+              <w:t>)</w:t>
             </w:r>
           </w:p>
         </w:tc>
@@ -13033,6 +14269,7 @@
                 <w14:ligatures w14:val="none"/>
               </w:rPr>
             </w:pPr>
+            <w:proofErr w:type="gramStart"/>
             <w:r>
               <w:rPr>
                 <w:rFonts w:ascii="Arial" w:eastAsia="Times New Roman" w:hAnsi="Arial" w:cs="Arial"/>
@@ -13043,7 +14280,20 @@
                 <w:lang w:eastAsia="es-AR"/>
                 <w14:ligatures w14:val="none"/>
               </w:rPr>
-              <w:t>Total de registros</w:t>
+              <w:t>Total</w:t>
+            </w:r>
+            <w:proofErr w:type="gramEnd"/>
+            <w:r>
+              <w:rPr>
+                <w:rFonts w:ascii="Arial" w:eastAsia="Times New Roman" w:hAnsi="Arial" w:cs="Arial"/>
+                <w:color w:val="000000"/>
+                <w:kern w:val="0"/>
+                <w:sz w:val="18"/>
+                <w:szCs w:val="18"/>
+                <w:lang w:eastAsia="es-AR"/>
+                <w14:ligatures w14:val="none"/>
+              </w:rPr>
+              <w:t xml:space="preserve"> de registros</w:t>
             </w:r>
           </w:p>
         </w:tc>
@@ -13562,7 +14812,23 @@
           <w:rFonts w:cs="Times New Roman"/>
           <w:color w:val="000000" w:themeColor="text1"/>
         </w:rPr>
-        <w:t>El análisis exploratorio se utilizó inicialmente para validar la coherencia del conjunto de datos resultante; es decir, que el procesamiento de los datos crudos obtenidos desde las APIs tuviera consistencia para su posterior aplicación en modelos de aprendizaje automático.</w:t>
+        <w:t xml:space="preserve">El análisis exploratorio se utilizó inicialmente para validar la coherencia del conjunto de datos resultante; es decir, que el procesamiento de los datos crudos obtenidos desde las </w:t>
+      </w:r>
+      <w:proofErr w:type="spellStart"/>
+      <w:r>
+        <w:rPr>
+          <w:rFonts w:cs="Times New Roman"/>
+          <w:color w:val="000000" w:themeColor="text1"/>
+        </w:rPr>
+        <w:t>APIs</w:t>
+      </w:r>
+      <w:proofErr w:type="spellEnd"/>
+      <w:r>
+        <w:rPr>
+          <w:rFonts w:cs="Times New Roman"/>
+          <w:color w:val="000000" w:themeColor="text1"/>
+        </w:rPr>
+        <w:t xml:space="preserve"> tuviera consistencia para su posterior aplicación en modelos de aprendizaje automático.</w:t>
       </w:r>
     </w:p>
     <w:p>
@@ -14202,7 +15468,37 @@
                 <w:lang w:eastAsia="es-AR"/>
                 <w14:ligatures w14:val="none"/>
               </w:rPr>
-              <w:t>Área Total Aproximada (kms)</w:t>
+              <w:t>Área Total Aproximada (</w:t>
+            </w:r>
+            <w:proofErr w:type="spellStart"/>
+            <w:r>
+              <w:rPr>
+                <w:rFonts w:eastAsia="Times New Roman" w:cs="Times New Roman"/>
+                <w:i/>
+                <w:iCs/>
+                <w:color w:val="000000"/>
+                <w:kern w:val="0"/>
+                <w:sz w:val="18"/>
+                <w:szCs w:val="18"/>
+                <w:lang w:eastAsia="es-AR"/>
+                <w14:ligatures w14:val="none"/>
+              </w:rPr>
+              <w:t>kms</w:t>
+            </w:r>
+            <w:proofErr w:type="spellEnd"/>
+            <w:r>
+              <w:rPr>
+                <w:rFonts w:eastAsia="Times New Roman" w:cs="Times New Roman"/>
+                <w:i/>
+                <w:iCs/>
+                <w:color w:val="000000"/>
+                <w:kern w:val="0"/>
+                <w:sz w:val="18"/>
+                <w:szCs w:val="18"/>
+                <w:lang w:eastAsia="es-AR"/>
+                <w14:ligatures w14:val="none"/>
+              </w:rPr>
+              <w:t>)</w:t>
             </w:r>
           </w:p>
         </w:tc>
@@ -14816,14 +16112,48 @@
         </w:rPr>
       </w:pPr>
       <w:bookmarkStart w:id="16" w:name="_Toc214639917"/>
+      <w:proofErr w:type="spellStart"/>
       <w:r>
         <w:rPr>
           <w:rFonts w:ascii="Times New Roman" w:hAnsi="Times New Roman" w:cs="Times New Roman"/>
           <w:color w:val="000000" w:themeColor="text1"/>
         </w:rPr>
-        <w:t>Fire Weather Index</w:t>
+        <w:t>Fire</w:t>
+      </w:r>
+      <w:proofErr w:type="spellEnd"/>
+      <w:r>
+        <w:rPr>
+          <w:rFonts w:ascii="Times New Roman" w:hAnsi="Times New Roman" w:cs="Times New Roman"/>
+          <w:color w:val="000000" w:themeColor="text1"/>
+        </w:rPr>
+        <w:t xml:space="preserve"> </w:t>
+      </w:r>
+      <w:proofErr w:type="spellStart"/>
+      <w:r>
+        <w:rPr>
+          <w:rFonts w:ascii="Times New Roman" w:hAnsi="Times New Roman" w:cs="Times New Roman"/>
+          <w:color w:val="000000" w:themeColor="text1"/>
+        </w:rPr>
+        <w:t>Weather</w:t>
+      </w:r>
+      <w:proofErr w:type="spellEnd"/>
+      <w:r>
+        <w:rPr>
+          <w:rFonts w:ascii="Times New Roman" w:hAnsi="Times New Roman" w:cs="Times New Roman"/>
+          <w:color w:val="000000" w:themeColor="text1"/>
+        </w:rPr>
+        <w:t xml:space="preserve"> </w:t>
+      </w:r>
+      <w:proofErr w:type="spellStart"/>
+      <w:r>
+        <w:rPr>
+          <w:rFonts w:ascii="Times New Roman" w:hAnsi="Times New Roman" w:cs="Times New Roman"/>
+          <w:color w:val="000000" w:themeColor="text1"/>
+        </w:rPr>
+        <w:t>Index</w:t>
       </w:r>
       <w:bookmarkEnd w:id="16"/>
+      <w:proofErr w:type="spellEnd"/>
     </w:p>
     <w:p>
       <w:pPr>
@@ -16378,10 +17708,34 @@
         <w:t xml:space="preserve"> los datos</w:t>
       </w:r>
       <w:r>
-        <w:t>, descartando el uso de modelos simples y justificando la elección de algoritmos como Random Forest, XGBoost y S</w:t>
-      </w:r>
-      <w:r>
-        <w:t xml:space="preserve">upport </w:t>
+        <w:t xml:space="preserve">, descartando el uso de modelos simples y justificando la elección de algoritmos como </w:t>
+      </w:r>
+      <w:proofErr w:type="spellStart"/>
+      <w:r>
+        <w:t>Random</w:t>
+      </w:r>
+      <w:proofErr w:type="spellEnd"/>
+      <w:r>
+        <w:t xml:space="preserve"> Forest, </w:t>
+      </w:r>
+      <w:proofErr w:type="spellStart"/>
+      <w:r>
+        <w:t>XGBoost</w:t>
+      </w:r>
+      <w:proofErr w:type="spellEnd"/>
+      <w:r>
+        <w:t xml:space="preserve"> y </w:t>
+      </w:r>
+      <w:proofErr w:type="spellStart"/>
+      <w:r>
+        <w:t>S</w:t>
+      </w:r>
+      <w:r>
+        <w:t>upport</w:t>
+      </w:r>
+      <w:proofErr w:type="spellEnd"/>
+      <w:r>
+        <w:t xml:space="preserve"> </w:t>
       </w:r>
       <w:r>
         <w:t>V</w:t>
@@ -16425,7 +17779,15 @@
         <w:t xml:space="preserve"> El análisis de distribución de riesgo</w:t>
       </w:r>
       <w:r>
-        <w:t>, sumado a la distribución de etiquetas de fuego en el dataset, evidenciaron</w:t>
+        <w:t xml:space="preserve">, sumado a la distribución de etiquetas de fuego en el </w:t>
+      </w:r>
+      <w:proofErr w:type="spellStart"/>
+      <w:r>
+        <w:t>dataset</w:t>
+      </w:r>
+      <w:proofErr w:type="spellEnd"/>
+      <w:r>
+        <w:t>, evidenciaron</w:t>
       </w:r>
       <w:r>
         <w:t xml:space="preserve"> el principal desafío metodológico: el desbalanceo de clases. La gran mayoría de los registros pertenecen a categorías de riesgo "</w:t>
@@ -16803,14 +18165,25 @@
           <w:color w:val="000000" w:themeColor="text1"/>
         </w:rPr>
       </w:pPr>
-      <w:r>
-        <w:rPr>
-          <w:rFonts w:cs="Times New Roman"/>
-          <w:b/>
-          <w:bCs/>
-          <w:color w:val="000000" w:themeColor="text1"/>
-        </w:rPr>
-        <w:t>Random Forest</w:t>
+      <w:proofErr w:type="spellStart"/>
+      <w:r>
+        <w:rPr>
+          <w:rFonts w:cs="Times New Roman"/>
+          <w:b/>
+          <w:bCs/>
+          <w:color w:val="000000" w:themeColor="text1"/>
+        </w:rPr>
+        <w:t>Random</w:t>
+      </w:r>
+      <w:proofErr w:type="spellEnd"/>
+      <w:r>
+        <w:rPr>
+          <w:rFonts w:cs="Times New Roman"/>
+          <w:b/>
+          <w:bCs/>
+          <w:color w:val="000000" w:themeColor="text1"/>
+        </w:rPr>
+        <w:t xml:space="preserve"> Forest</w:t>
       </w:r>
       <w:r>
         <w:rPr>
@@ -16833,7 +18206,23 @@
           <w:rFonts w:cs="Times New Roman"/>
           <w:color w:val="000000" w:themeColor="text1"/>
         </w:rPr>
-        <w:t>método de ensamble que opera construyendo múltiples árboles de decisión durante el entrenamiento. Su predicción final se basa en el "voto" de la mayoría de los árboles, lo que mejora la precisión y reduce significativamente el sobreajuste (overfitting) en comparación con un solo árbol. Es robusto a la multicolinealidad</w:t>
+        <w:t>método de ensamble que opera construyendo múltiples árboles de decisión durante el entrenamiento. Su predicción final se basa en el "voto" de la mayoría de los árboles, lo que mejora la precisión y reduce significativamente el sobreajuste (</w:t>
+      </w:r>
+      <w:proofErr w:type="spellStart"/>
+      <w:r>
+        <w:rPr>
+          <w:rFonts w:cs="Times New Roman"/>
+          <w:color w:val="000000" w:themeColor="text1"/>
+        </w:rPr>
+        <w:t>overfitting</w:t>
+      </w:r>
+      <w:proofErr w:type="spellEnd"/>
+      <w:r>
+        <w:rPr>
+          <w:rFonts w:cs="Times New Roman"/>
+          <w:color w:val="000000" w:themeColor="text1"/>
+        </w:rPr>
+        <w:t>) en comparación con un solo árbol. Es robusto a la multicolinealidad</w:t>
       </w:r>
       <w:r>
         <w:rPr>
@@ -16863,8 +18252,49 @@
           <w:bCs/>
           <w:color w:val="000000" w:themeColor="text1"/>
         </w:rPr>
-        <w:t>Extreme Gradient Boosting (</w:t>
-      </w:r>
+        <w:t xml:space="preserve">Extreme </w:t>
+      </w:r>
+      <w:proofErr w:type="spellStart"/>
+      <w:r>
+        <w:rPr>
+          <w:rFonts w:cs="Times New Roman"/>
+          <w:b/>
+          <w:bCs/>
+          <w:color w:val="000000" w:themeColor="text1"/>
+        </w:rPr>
+        <w:t>Gradient</w:t>
+      </w:r>
+      <w:proofErr w:type="spellEnd"/>
+      <w:r>
+        <w:rPr>
+          <w:rFonts w:cs="Times New Roman"/>
+          <w:b/>
+          <w:bCs/>
+          <w:color w:val="000000" w:themeColor="text1"/>
+        </w:rPr>
+        <w:t xml:space="preserve"> </w:t>
+      </w:r>
+      <w:proofErr w:type="spellStart"/>
+      <w:r>
+        <w:rPr>
+          <w:rFonts w:cs="Times New Roman"/>
+          <w:b/>
+          <w:bCs/>
+          <w:color w:val="000000" w:themeColor="text1"/>
+        </w:rPr>
+        <w:t>Boosting</w:t>
+      </w:r>
+      <w:proofErr w:type="spellEnd"/>
+      <w:r>
+        <w:rPr>
+          <w:rFonts w:cs="Times New Roman"/>
+          <w:b/>
+          <w:bCs/>
+          <w:color w:val="000000" w:themeColor="text1"/>
+        </w:rPr>
+        <w:t xml:space="preserve"> (</w:t>
+      </w:r>
+      <w:proofErr w:type="spellStart"/>
       <w:r>
         <w:rPr>
           <w:rFonts w:cs="Times New Roman"/>
@@ -16874,6 +18304,7 @@
         </w:rPr>
         <w:t>XGBoost</w:t>
       </w:r>
+      <w:proofErr w:type="spellEnd"/>
       <w:r>
         <w:rPr>
           <w:rFonts w:cs="Times New Roman"/>
@@ -16906,6 +18337,7 @@
         </w:rPr>
         <w:t xml:space="preserve">método de ensamble basado en árboles, pero que utiliza la técnica de </w:t>
       </w:r>
+      <w:proofErr w:type="spellStart"/>
       <w:r>
         <w:rPr>
           <w:rFonts w:cs="Times New Roman"/>
@@ -16922,8 +18354,9 @@
           <w:iCs/>
           <w:color w:val="000000" w:themeColor="text1"/>
         </w:rPr>
-        <w:t xml:space="preserve">radient </w:t>
-      </w:r>
+        <w:t>radient</w:t>
+      </w:r>
+      <w:proofErr w:type="spellEnd"/>
       <w:r>
         <w:rPr>
           <w:rFonts w:cs="Times New Roman"/>
@@ -16931,8 +18364,9 @@
           <w:iCs/>
           <w:color w:val="000000" w:themeColor="text1"/>
         </w:rPr>
-        <w:t>B</w:t>
-      </w:r>
+        <w:t xml:space="preserve"> </w:t>
+      </w:r>
+      <w:proofErr w:type="spellStart"/>
       <w:r>
         <w:rPr>
           <w:rFonts w:cs="Times New Roman"/>
@@ -16940,56 +18374,7 @@
           <w:iCs/>
           <w:color w:val="000000" w:themeColor="text1"/>
         </w:rPr>
-        <w:t>oosting</w:t>
-      </w:r>
-      <w:r>
-        <w:rPr>
-          <w:rFonts w:cs="Times New Roman"/>
-          <w:color w:val="000000" w:themeColor="text1"/>
-        </w:rPr>
-        <w:t xml:space="preserve">. </w:t>
-      </w:r>
-      <w:r>
-        <w:rPr>
-          <w:rFonts w:cs="Times New Roman"/>
-          <w:color w:val="000000" w:themeColor="text1"/>
-        </w:rPr>
-        <w:t>Consiste en la construcción de</w:t>
-      </w:r>
-      <w:r>
-        <w:rPr>
-          <w:rFonts w:cs="Times New Roman"/>
-          <w:color w:val="000000" w:themeColor="text1"/>
-        </w:rPr>
-        <w:t xml:space="preserve"> árboles </w:t>
-      </w:r>
-      <w:r>
-        <w:rPr>
-          <w:rFonts w:cs="Times New Roman"/>
-          <w:color w:val="000000" w:themeColor="text1"/>
-        </w:rPr>
-        <w:t>en</w:t>
-      </w:r>
-      <w:r>
-        <w:rPr>
-          <w:rFonts w:cs="Times New Roman"/>
-          <w:color w:val="000000" w:themeColor="text1"/>
-        </w:rPr>
-        <w:t xml:space="preserve"> forma secuencial, donde cada nuevo árbol corrige los errores del anterior. Es altamente eficiente y</w:t>
-      </w:r>
-      <w:r>
-        <w:rPr>
-          <w:rFonts w:cs="Times New Roman"/>
-          <w:color w:val="000000" w:themeColor="text1"/>
-        </w:rPr>
-        <w:t>a que</w:t>
-      </w:r>
-      <w:r>
-        <w:rPr>
-          <w:rFonts w:cs="Times New Roman"/>
-          <w:color w:val="000000" w:themeColor="text1"/>
-        </w:rPr>
-        <w:t xml:space="preserve"> ofrece mecanismos nativos (como el parámetro </w:t>
+        <w:t>B</w:t>
       </w:r>
       <w:r>
         <w:rPr>
@@ -16998,8 +18383,69 @@
           <w:iCs/>
           <w:color w:val="000000" w:themeColor="text1"/>
         </w:rPr>
+        <w:t>oosting</w:t>
+      </w:r>
+      <w:proofErr w:type="spellEnd"/>
+      <w:r>
+        <w:rPr>
+          <w:rFonts w:cs="Times New Roman"/>
+          <w:color w:val="000000" w:themeColor="text1"/>
+        </w:rPr>
+        <w:t xml:space="preserve">. </w:t>
+      </w:r>
+      <w:r>
+        <w:rPr>
+          <w:rFonts w:cs="Times New Roman"/>
+          <w:color w:val="000000" w:themeColor="text1"/>
+        </w:rPr>
+        <w:t>Consiste en la construcción de</w:t>
+      </w:r>
+      <w:r>
+        <w:rPr>
+          <w:rFonts w:cs="Times New Roman"/>
+          <w:color w:val="000000" w:themeColor="text1"/>
+        </w:rPr>
+        <w:t xml:space="preserve"> árboles </w:t>
+      </w:r>
+      <w:r>
+        <w:rPr>
+          <w:rFonts w:cs="Times New Roman"/>
+          <w:color w:val="000000" w:themeColor="text1"/>
+        </w:rPr>
+        <w:t>en</w:t>
+      </w:r>
+      <w:r>
+        <w:rPr>
+          <w:rFonts w:cs="Times New Roman"/>
+          <w:color w:val="000000" w:themeColor="text1"/>
+        </w:rPr>
+        <w:t xml:space="preserve"> forma secuencial, donde cada nuevo árbol corrige los errores del anterior. Es altamente eficiente y</w:t>
+      </w:r>
+      <w:r>
+        <w:rPr>
+          <w:rFonts w:cs="Times New Roman"/>
+          <w:color w:val="000000" w:themeColor="text1"/>
+        </w:rPr>
+        <w:t>a que</w:t>
+      </w:r>
+      <w:r>
+        <w:rPr>
+          <w:rFonts w:cs="Times New Roman"/>
+          <w:color w:val="000000" w:themeColor="text1"/>
+        </w:rPr>
+        <w:t xml:space="preserve"> ofrece mecanismos nativos (como el parámetro </w:t>
+      </w:r>
+      <w:proofErr w:type="spellStart"/>
+      <w:r>
+        <w:rPr>
+          <w:rFonts w:cs="Times New Roman"/>
+          <w:i/>
+          <w:iCs/>
+          <w:color w:val="000000" w:themeColor="text1"/>
+        </w:rPr>
         <w:t>scale_pos_weight</w:t>
       </w:r>
+      <w:proofErr w:type="spellEnd"/>
       <w:r>
         <w:rPr>
           <w:rFonts w:cs="Times New Roman"/>
@@ -17021,14 +18467,25 @@
           <w:color w:val="000000" w:themeColor="text1"/>
         </w:rPr>
       </w:pPr>
-      <w:r>
-        <w:rPr>
-          <w:rFonts w:cs="Times New Roman"/>
-          <w:b/>
-          <w:bCs/>
-          <w:color w:val="000000" w:themeColor="text1"/>
-        </w:rPr>
-        <w:t>Support Vector Machine (SVM)</w:t>
+      <w:proofErr w:type="spellStart"/>
+      <w:r>
+        <w:rPr>
+          <w:rFonts w:cs="Times New Roman"/>
+          <w:b/>
+          <w:bCs/>
+          <w:color w:val="000000" w:themeColor="text1"/>
+        </w:rPr>
+        <w:t>Support</w:t>
+      </w:r>
+      <w:proofErr w:type="spellEnd"/>
+      <w:r>
+        <w:rPr>
+          <w:rFonts w:cs="Times New Roman"/>
+          <w:b/>
+          <w:bCs/>
+          <w:color w:val="000000" w:themeColor="text1"/>
+        </w:rPr>
+        <w:t xml:space="preserve"> Vector Machine (SVM)</w:t>
       </w:r>
       <w:r>
         <w:rPr>
@@ -17120,6 +18577,7 @@
           <w:color w:val="000000" w:themeColor="text1"/>
         </w:rPr>
       </w:pPr>
+      <w:proofErr w:type="spellStart"/>
       <w:r>
         <w:rPr>
           <w:rFonts w:cs="Times New Roman"/>
@@ -17129,6 +18587,7 @@
         </w:rPr>
         <w:t>Accuracy</w:t>
       </w:r>
+      <w:proofErr w:type="spellEnd"/>
       <w:r>
         <w:rPr>
           <w:rFonts w:cs="Times New Roman"/>
@@ -17226,6 +18685,7 @@
           <w:color w:val="000000" w:themeColor="text1"/>
         </w:rPr>
       </w:pPr>
+      <w:proofErr w:type="spellStart"/>
       <w:r>
         <w:rPr>
           <w:rFonts w:cs="Times New Roman"/>
@@ -17235,6 +18695,7 @@
         </w:rPr>
         <w:t>Precision</w:t>
       </w:r>
+      <w:proofErr w:type="spellEnd"/>
       <w:r>
         <w:rPr>
           <w:rFonts w:cs="Times New Roman"/>
@@ -17279,6 +18740,7 @@
           <w:color w:val="000000" w:themeColor="text1"/>
         </w:rPr>
       </w:pPr>
+      <w:proofErr w:type="spellStart"/>
       <w:r>
         <w:rPr>
           <w:rFonts w:cs="Times New Roman"/>
@@ -17288,6 +18750,7 @@
         </w:rPr>
         <w:t>Recall</w:t>
       </w:r>
+      <w:proofErr w:type="spellEnd"/>
       <w:r>
         <w:rPr>
           <w:rFonts w:cs="Times New Roman"/>
@@ -17371,14 +18834,45 @@
           <w:color w:val="000000" w:themeColor="text1"/>
         </w:rPr>
       </w:pPr>
-      <w:r>
-        <w:rPr>
-          <w:rFonts w:cs="Times New Roman"/>
-          <w:b/>
-          <w:bCs/>
-          <w:color w:val="000000" w:themeColor="text1"/>
-        </w:rPr>
-        <w:t xml:space="preserve">Balanced Accuracy (Exactitud </w:t>
+      <w:proofErr w:type="spellStart"/>
+      <w:r>
+        <w:rPr>
+          <w:rFonts w:cs="Times New Roman"/>
+          <w:b/>
+          <w:bCs/>
+          <w:color w:val="000000" w:themeColor="text1"/>
+        </w:rPr>
+        <w:t>Balanced</w:t>
+      </w:r>
+      <w:proofErr w:type="spellEnd"/>
+      <w:r>
+        <w:rPr>
+          <w:rFonts w:cs="Times New Roman"/>
+          <w:b/>
+          <w:bCs/>
+          <w:color w:val="000000" w:themeColor="text1"/>
+        </w:rPr>
+        <w:t xml:space="preserve"> </w:t>
+      </w:r>
+      <w:proofErr w:type="spellStart"/>
+      <w:r>
+        <w:rPr>
+          <w:rFonts w:cs="Times New Roman"/>
+          <w:b/>
+          <w:bCs/>
+          <w:color w:val="000000" w:themeColor="text1"/>
+        </w:rPr>
+        <w:t>Accuracy</w:t>
+      </w:r>
+      <w:proofErr w:type="spellEnd"/>
+      <w:r>
+        <w:rPr>
+          <w:rFonts w:cs="Times New Roman"/>
+          <w:b/>
+          <w:bCs/>
+          <w:color w:val="000000" w:themeColor="text1"/>
+        </w:rPr>
+        <w:t xml:space="preserve"> (Exactitud </w:t>
       </w:r>
       <w:r>
         <w:rPr>
@@ -17403,7 +18897,23 @@
           <w:rFonts w:cs="Times New Roman"/>
           <w:color w:val="000000" w:themeColor="text1"/>
         </w:rPr>
-        <w:t xml:space="preserve"> Calcula el promedio de Recall </w:t>
+        <w:t xml:space="preserve"> Calcula el promedio de </w:t>
+      </w:r>
+      <w:proofErr w:type="spellStart"/>
+      <w:r>
+        <w:rPr>
+          <w:rFonts w:cs="Times New Roman"/>
+          <w:color w:val="000000" w:themeColor="text1"/>
+        </w:rPr>
+        <w:t>Recall</w:t>
+      </w:r>
+      <w:proofErr w:type="spellEnd"/>
+      <w:r>
+        <w:rPr>
+          <w:rFonts w:cs="Times New Roman"/>
+          <w:color w:val="000000" w:themeColor="text1"/>
+        </w:rPr>
+        <w:t xml:space="preserve"> </w:t>
       </w:r>
       <w:r>
         <w:rPr>
@@ -17449,8 +18959,41 @@
       </w:r>
       <w:r>
         <w:tab/>
-        <w:t xml:space="preserve">, tp) y sin considerar etiquetas relacionadas a temporalidad (year, month, day). Se utilizo </w:t>
-      </w:r>
+        <w:t xml:space="preserve">, </w:t>
+      </w:r>
+      <w:proofErr w:type="spellStart"/>
+      <w:r>
+        <w:t>tp</w:t>
+      </w:r>
+      <w:proofErr w:type="spellEnd"/>
+      <w:r>
+        <w:t>) y sin considerar etiquetas relacionadas a temporalidad (</w:t>
+      </w:r>
+      <w:proofErr w:type="spellStart"/>
+      <w:r>
+        <w:t>year</w:t>
+      </w:r>
+      <w:proofErr w:type="spellEnd"/>
+      <w:r>
+        <w:t xml:space="preserve">, </w:t>
+      </w:r>
+      <w:proofErr w:type="spellStart"/>
+      <w:r>
+        <w:t>month</w:t>
+      </w:r>
+      <w:proofErr w:type="spellEnd"/>
+      <w:r>
+        <w:t xml:space="preserve">, </w:t>
+      </w:r>
+      <w:proofErr w:type="spellStart"/>
+      <w:r>
+        <w:t>day</w:t>
+      </w:r>
+      <w:proofErr w:type="spellEnd"/>
+      <w:r>
+        <w:t xml:space="preserve">). Se utilizo </w:t>
+      </w:r>
+      <w:proofErr w:type="spellStart"/>
       <w:r>
         <w:rPr>
           <w:i/>
@@ -17458,6 +19001,7 @@
         </w:rPr>
         <w:t>train_test_split</w:t>
       </w:r>
+      <w:proofErr w:type="spellEnd"/>
       <w:r>
         <w:rPr>
           <w:i/>
@@ -17935,7 +19479,21 @@
                 <w:b w:val="0"/>
                 <w:bCs w:val="0"/>
               </w:rPr>
-              <w:t xml:space="preserve"> – </w:t>
+              <w:t xml:space="preserve"> </w:t>
+            </w:r>
+            <w:r>
+              <w:rPr>
+                <w:b w:val="0"/>
+                <w:bCs w:val="0"/>
+              </w:rPr>
+              <w:t>-</w:t>
+            </w:r>
+            <w:r>
+              <w:rPr>
+                <w:b w:val="0"/>
+                <w:bCs w:val="0"/>
+              </w:rPr>
+              <w:t xml:space="preserve"> </w:t>
             </w:r>
             <w:r>
               <w:t>Evaluación</w:t>
@@ -18443,6 +20001,7 @@
                 <w14:ligatures w14:val="none"/>
               </w:rPr>
             </w:pPr>
+            <w:proofErr w:type="spellStart"/>
             <w:r>
               <w:rPr>
                 <w:rFonts w:eastAsia="Times New Roman" w:cs="Times New Roman"/>
@@ -18456,6 +20015,7 @@
               </w:rPr>
               <w:t>Accuracy</w:t>
             </w:r>
+            <w:proofErr w:type="spellEnd"/>
           </w:p>
         </w:tc>
         <w:tc>
@@ -18519,6 +20079,7 @@
                 <w14:ligatures w14:val="none"/>
               </w:rPr>
             </w:pPr>
+            <w:proofErr w:type="spellStart"/>
             <w:r>
               <w:rPr>
                 <w:rFonts w:eastAsia="Times New Roman" w:cs="Times New Roman"/>
@@ -18532,6 +20093,7 @@
               </w:rPr>
               <w:t>Precision</w:t>
             </w:r>
+            <w:proofErr w:type="spellEnd"/>
           </w:p>
         </w:tc>
         <w:tc>
@@ -18557,6 +20119,7 @@
                 <w14:ligatures w14:val="none"/>
               </w:rPr>
             </w:pPr>
+            <w:proofErr w:type="spellStart"/>
             <w:r>
               <w:rPr>
                 <w:rFonts w:eastAsia="Times New Roman" w:cs="Times New Roman"/>
@@ -18570,6 +20133,7 @@
               </w:rPr>
               <w:t>Recall</w:t>
             </w:r>
+            <w:proofErr w:type="spellEnd"/>
           </w:p>
         </w:tc>
         <w:tc>
@@ -18633,6 +20197,7 @@
                 <w14:ligatures w14:val="none"/>
               </w:rPr>
             </w:pPr>
+            <w:proofErr w:type="spellStart"/>
             <w:r>
               <w:rPr>
                 <w:rFonts w:eastAsia="Times New Roman" w:cs="Times New Roman"/>
@@ -18644,8 +20209,37 @@
                 <w:lang w:eastAsia="es-AR"/>
                 <w14:ligatures w14:val="none"/>
               </w:rPr>
-              <w:t>Balanced Acc</w:t>
-            </w:r>
+              <w:t>Balanced</w:t>
+            </w:r>
+            <w:proofErr w:type="spellEnd"/>
+            <w:r>
+              <w:rPr>
+                <w:rFonts w:eastAsia="Times New Roman" w:cs="Times New Roman"/>
+                <w:i/>
+                <w:iCs/>
+                <w:color w:val="000000"/>
+                <w:kern w:val="0"/>
+                <w:szCs w:val="22"/>
+                <w:lang w:eastAsia="es-AR"/>
+                <w14:ligatures w14:val="none"/>
+              </w:rPr>
+              <w:t xml:space="preserve"> </w:t>
+            </w:r>
+            <w:proofErr w:type="spellStart"/>
+            <w:r>
+              <w:rPr>
+                <w:rFonts w:eastAsia="Times New Roman" w:cs="Times New Roman"/>
+                <w:i/>
+                <w:iCs/>
+                <w:color w:val="000000"/>
+                <w:kern w:val="0"/>
+                <w:szCs w:val="22"/>
+                <w:lang w:eastAsia="es-AR"/>
+                <w14:ligatures w14:val="none"/>
+              </w:rPr>
+              <w:t>Acc</w:t>
+            </w:r>
+            <w:proofErr w:type="spellEnd"/>
             <w:r>
               <w:rPr>
                 <w:rFonts w:eastAsia="Times New Roman" w:cs="Times New Roman"/>
@@ -18688,6 +20282,7 @@
                 <w14:ligatures w14:val="none"/>
               </w:rPr>
             </w:pPr>
+            <w:proofErr w:type="spellStart"/>
             <w:r>
               <w:rPr>
                 <w:rFonts w:eastAsia="Times New Roman" w:cs="Times New Roman"/>
@@ -18698,7 +20293,20 @@
                 <w:lang w:eastAsia="es-AR"/>
                 <w14:ligatures w14:val="none"/>
               </w:rPr>
-              <w:t>Random Forest</w:t>
+              <w:t>Random</w:t>
+            </w:r>
+            <w:proofErr w:type="spellEnd"/>
+            <w:r>
+              <w:rPr>
+                <w:rFonts w:eastAsia="Times New Roman" w:cs="Times New Roman"/>
+                <w:color w:val="000000"/>
+                <w:kern w:val="0"/>
+                <w:sz w:val="18"/>
+                <w:szCs w:val="18"/>
+                <w:lang w:eastAsia="es-AR"/>
+                <w14:ligatures w14:val="none"/>
+              </w:rPr>
+              <w:t xml:space="preserve"> Forest</w:t>
             </w:r>
           </w:p>
         </w:tc>
@@ -18949,6 +20557,7 @@
                 <w14:ligatures w14:val="none"/>
               </w:rPr>
             </w:pPr>
+            <w:proofErr w:type="spellStart"/>
             <w:r>
               <w:rPr>
                 <w:rFonts w:eastAsia="Times New Roman" w:cs="Times New Roman"/>
@@ -18961,6 +20570,7 @@
               </w:rPr>
               <w:t>XGBoost</w:t>
             </w:r>
+            <w:proofErr w:type="spellEnd"/>
           </w:p>
         </w:tc>
         <w:tc>
@@ -19556,13 +21166,39 @@
         <w:t xml:space="preserve"> el modelo más robusto en este escenario</w:t>
       </w:r>
       <w:r>
-        <w:t xml:space="preserve">, más allá de la influencia indudable del desbalanceo entre las clases donde sólo 3 registros positivos son incluidos en el conjunto de prueba. Este desbalanceo explica por qué SVM es totalmente ineficaz dentro de este escenario, a pesar de haber dado un Accuracy similar a RF y XGB no ha sido capaz de identificar los casos positivos y presenta </w:t>
-      </w:r>
+        <w:t xml:space="preserve">, más allá de la influencia indudable del desbalanceo entre las clases donde sólo 3 registros positivos son incluidos en el conjunto de prueba. Este desbalanceo explica por qué SVM es totalmente ineficaz dentro de este escenario, a pesar de haber dado un </w:t>
+      </w:r>
+      <w:proofErr w:type="spellStart"/>
+      <w:r>
+        <w:t>Accuracy</w:t>
+      </w:r>
+      <w:proofErr w:type="spellEnd"/>
+      <w:r>
+        <w:t xml:space="preserve"> similar a RF y XGB no ha sido capaz de identificar los casos positivos y presenta </w:t>
+      </w:r>
+      <w:proofErr w:type="spellStart"/>
       <w:r>
         <w:t>Precision</w:t>
       </w:r>
-      <w:r>
-        <w:t xml:space="preserve"> y Recall de cero, por lo tanto, el Accuracy sólo demuestra su precisión para la clase de no incendio.</w:t>
+      <w:proofErr w:type="spellEnd"/>
+      <w:r>
+        <w:t xml:space="preserve"> y </w:t>
+      </w:r>
+      <w:proofErr w:type="spellStart"/>
+      <w:r>
+        <w:t>Recall</w:t>
+      </w:r>
+      <w:proofErr w:type="spellEnd"/>
+      <w:r>
+        <w:t xml:space="preserve"> de cero, por lo tanto, el </w:t>
+      </w:r>
+      <w:proofErr w:type="spellStart"/>
+      <w:r>
+        <w:t>Accuracy</w:t>
+      </w:r>
+      <w:proofErr w:type="spellEnd"/>
+      <w:r>
+        <w:t xml:space="preserve"> sólo demuestra su precisión para la clase de no incendio.</w:t>
       </w:r>
     </w:p>
     <w:p>
@@ -19570,7 +21206,15 @@
         <w:jc w:val="both"/>
       </w:pPr>
       <w:r>
-        <w:t xml:space="preserve">En cambio, RF y XGB muestran un excelente Recall, dado a que pudieron identificar correctamente los tres casos positivos del conjunto, su diferencia radica en cuantos falsos positivos han </w:t>
+        <w:t xml:space="preserve">En cambio, RF y XGB muestran un excelente </w:t>
+      </w:r>
+      <w:proofErr w:type="spellStart"/>
+      <w:r>
+        <w:t>Recall</w:t>
+      </w:r>
+      <w:proofErr w:type="spellEnd"/>
+      <w:r>
+        <w:t xml:space="preserve">, dado a que pudieron identificar correctamente los tres casos positivos del conjunto, su diferencia radica en cuantos falsos positivos han </w:t>
       </w:r>
       <w:r>
         <w:t>identificado</w:t>
@@ -19578,14 +21222,24 @@
       <w:r>
         <w:t xml:space="preserve"> cada uno, mientras XGB ha informado un total de 37 falsos positivos evidenciado en su </w:t>
       </w:r>
-      <w:r>
-        <w:t xml:space="preserve">Precision </w:t>
+      <w:proofErr w:type="spellStart"/>
+      <w:r>
+        <w:t>Precision</w:t>
+      </w:r>
+      <w:proofErr w:type="spellEnd"/>
+      <w:r>
+        <w:t xml:space="preserve"> </w:t>
       </w:r>
       <w:r>
         <w:t xml:space="preserve">de sólo 7%, RF fue sumamente superior con sólo 2 casos identificados como falsos positivos logrando un </w:t>
       </w:r>
-      <w:r>
-        <w:t xml:space="preserve">Precision </w:t>
+      <w:proofErr w:type="spellStart"/>
+      <w:r>
+        <w:t>Precision</w:t>
+      </w:r>
+      <w:proofErr w:type="spellEnd"/>
+      <w:r>
+        <w:t xml:space="preserve"> </w:t>
       </w:r>
       <w:r>
         <w:t>del 60%.</w:t>
@@ -19634,6 +21288,7 @@
       <w:r>
         <w:t xml:space="preserve">una distribución de entrenamiento y pruebas distinta, es decir, en lugar de hacer uso de </w:t>
       </w:r>
+      <w:proofErr w:type="spellStart"/>
       <w:r>
         <w:rPr>
           <w:i/>
@@ -19641,6 +21296,7 @@
         </w:rPr>
         <w:t>train_test_split</w:t>
       </w:r>
+      <w:proofErr w:type="spellEnd"/>
       <w:r>
         <w:rPr>
           <w:i/>
@@ -19793,7 +21449,25 @@
           <w:bCs/>
           <w:color w:val="000000" w:themeColor="text1"/>
         </w:rPr>
-        <w:t xml:space="preserve"> - Identificación de subset personalizado para entrenamiento.</w:t>
+        <w:t xml:space="preserve"> - Identificación de </w:t>
+      </w:r>
+      <w:proofErr w:type="spellStart"/>
+      <w:r>
+        <w:rPr>
+          <w:b/>
+          <w:bCs/>
+          <w:color w:val="000000" w:themeColor="text1"/>
+        </w:rPr>
+        <w:t>subset</w:t>
+      </w:r>
+      <w:proofErr w:type="spellEnd"/>
+      <w:r>
+        <w:rPr>
+          <w:b/>
+          <w:bCs/>
+          <w:color w:val="000000" w:themeColor="text1"/>
+        </w:rPr>
+        <w:t xml:space="preserve"> personalizado para entrenamiento.</w:t>
       </w:r>
     </w:p>
     <w:p/>
@@ -20653,6 +22327,7 @@
                 <w14:ligatures w14:val="none"/>
               </w:rPr>
             </w:pPr>
+            <w:proofErr w:type="spellStart"/>
             <w:r>
               <w:rPr>
                 <w:rFonts w:eastAsia="Times New Roman" w:cs="Times New Roman"/>
@@ -20666,6 +22341,7 @@
               </w:rPr>
               <w:t>Accuracy</w:t>
             </w:r>
+            <w:proofErr w:type="spellEnd"/>
           </w:p>
         </w:tc>
         <w:tc>
@@ -20727,6 +22403,7 @@
                 <w14:ligatures w14:val="none"/>
               </w:rPr>
             </w:pPr>
+            <w:proofErr w:type="spellStart"/>
             <w:r>
               <w:rPr>
                 <w:rFonts w:eastAsia="Times New Roman" w:cs="Times New Roman"/>
@@ -20740,6 +22417,7 @@
               </w:rPr>
               <w:t>Precision</w:t>
             </w:r>
+            <w:proofErr w:type="spellEnd"/>
           </w:p>
         </w:tc>
         <w:tc>
@@ -20764,6 +22442,7 @@
                 <w14:ligatures w14:val="none"/>
               </w:rPr>
             </w:pPr>
+            <w:proofErr w:type="spellStart"/>
             <w:r>
               <w:rPr>
                 <w:rFonts w:eastAsia="Times New Roman" w:cs="Times New Roman"/>
@@ -20777,6 +22456,7 @@
               </w:rPr>
               <w:t>Recall</w:t>
             </w:r>
+            <w:proofErr w:type="spellEnd"/>
           </w:p>
         </w:tc>
         <w:tc>
@@ -20838,6 +22518,7 @@
                 <w14:ligatures w14:val="none"/>
               </w:rPr>
             </w:pPr>
+            <w:proofErr w:type="spellStart"/>
             <w:r>
               <w:rPr>
                 <w:rFonts w:eastAsia="Times New Roman" w:cs="Times New Roman"/>
@@ -20849,8 +22530,37 @@
                 <w:lang w:eastAsia="es-AR"/>
                 <w14:ligatures w14:val="none"/>
               </w:rPr>
-              <w:t>Balanced Acc</w:t>
-            </w:r>
+              <w:t>Balanced</w:t>
+            </w:r>
+            <w:proofErr w:type="spellEnd"/>
+            <w:r>
+              <w:rPr>
+                <w:rFonts w:eastAsia="Times New Roman" w:cs="Times New Roman"/>
+                <w:i/>
+                <w:iCs/>
+                <w:color w:val="000000"/>
+                <w:kern w:val="0"/>
+                <w:szCs w:val="22"/>
+                <w:lang w:eastAsia="es-AR"/>
+                <w14:ligatures w14:val="none"/>
+              </w:rPr>
+              <w:t xml:space="preserve"> </w:t>
+            </w:r>
+            <w:proofErr w:type="spellStart"/>
+            <w:r>
+              <w:rPr>
+                <w:rFonts w:eastAsia="Times New Roman" w:cs="Times New Roman"/>
+                <w:i/>
+                <w:iCs/>
+                <w:color w:val="000000"/>
+                <w:kern w:val="0"/>
+                <w:szCs w:val="22"/>
+                <w:lang w:eastAsia="es-AR"/>
+                <w14:ligatures w14:val="none"/>
+              </w:rPr>
+              <w:t>Acc</w:t>
+            </w:r>
+            <w:proofErr w:type="spellEnd"/>
           </w:p>
         </w:tc>
       </w:tr>
@@ -20881,6 +22591,7 @@
                 <w14:ligatures w14:val="none"/>
               </w:rPr>
             </w:pPr>
+            <w:proofErr w:type="spellStart"/>
             <w:r>
               <w:rPr>
                 <w:rFonts w:eastAsia="Times New Roman" w:cs="Times New Roman"/>
@@ -20893,7 +22604,22 @@
                 <w:lang w:eastAsia="es-AR"/>
                 <w14:ligatures w14:val="none"/>
               </w:rPr>
-              <w:t>Random Forest</w:t>
+              <w:t>Random</w:t>
+            </w:r>
+            <w:proofErr w:type="spellEnd"/>
+            <w:r>
+              <w:rPr>
+                <w:rFonts w:eastAsia="Times New Roman" w:cs="Times New Roman"/>
+                <w:i/>
+                <w:iCs/>
+                <w:color w:val="000000"/>
+                <w:kern w:val="0"/>
+                <w:sz w:val="18"/>
+                <w:szCs w:val="18"/>
+                <w:lang w:eastAsia="es-AR"/>
+                <w14:ligatures w14:val="none"/>
+              </w:rPr>
+              <w:t xml:space="preserve"> Forest</w:t>
             </w:r>
           </w:p>
         </w:tc>
@@ -21159,6 +22885,7 @@
                 <w14:ligatures w14:val="none"/>
               </w:rPr>
             </w:pPr>
+            <w:proofErr w:type="spellStart"/>
             <w:r>
               <w:rPr>
                 <w:rFonts w:eastAsia="Times New Roman" w:cs="Times New Roman"/>
@@ -21173,6 +22900,7 @@
               </w:rPr>
               <w:t>XGBoost</w:t>
             </w:r>
+            <w:proofErr w:type="spellEnd"/>
           </w:p>
         </w:tc>
         <w:tc>
@@ -21780,7 +23508,23 @@
         <w:t>este escenario</w:t>
       </w:r>
       <w:r>
-        <w:t xml:space="preserve">, SVM arrojó mejor Accuracy, Precision y F1-Score, sin </w:t>
+        <w:t xml:space="preserve">, SVM arrojó mejor </w:t>
+      </w:r>
+      <w:proofErr w:type="spellStart"/>
+      <w:r>
+        <w:t>Accuracy</w:t>
+      </w:r>
+      <w:proofErr w:type="spellEnd"/>
+      <w:r>
+        <w:t xml:space="preserve">, </w:t>
+      </w:r>
+      <w:proofErr w:type="spellStart"/>
+      <w:r>
+        <w:t>Precision</w:t>
+      </w:r>
+      <w:proofErr w:type="spellEnd"/>
+      <w:r>
+        <w:t xml:space="preserve"> y F1-Score, sin </w:t>
       </w:r>
       <w:r>
         <w:t>embargo,</w:t>
@@ -21792,7 +23536,15 @@
         <w:t>su</w:t>
       </w:r>
       <w:r>
-        <w:t xml:space="preserve"> Recall </w:t>
+        <w:t xml:space="preserve"> </w:t>
+      </w:r>
+      <w:proofErr w:type="spellStart"/>
+      <w:r>
+        <w:t>Recall</w:t>
+      </w:r>
+      <w:proofErr w:type="spellEnd"/>
+      <w:r>
+        <w:t xml:space="preserve"> </w:t>
       </w:r>
       <w:r>
         <w:t>es el más bajo, indicando</w:t>
@@ -21819,10 +23571,18 @@
       </w:pPr>
       <w:r>
         <w:lastRenderedPageBreak/>
-        <w:t>Nuevamente RF y XGB son modelos que brindan resultados parecidos, ambos priorizan la detección de focos que se observan en los resultados de Recal</w:t>
-      </w:r>
-      <w:r>
-        <w:t xml:space="preserve">l </w:t>
+        <w:t xml:space="preserve">Nuevamente RF y XGB son modelos que brindan resultados parecidos, ambos priorizan la detección de focos que se observan en los resultados de </w:t>
+      </w:r>
+      <w:proofErr w:type="spellStart"/>
+      <w:r>
+        <w:t>Recal</w:t>
+      </w:r>
+      <w:r>
+        <w:t>l</w:t>
+      </w:r>
+      <w:proofErr w:type="spellEnd"/>
+      <w:r>
+        <w:t xml:space="preserve"> </w:t>
       </w:r>
       <w:r>
         <w:t xml:space="preserve">(ambos </w:t>
@@ -21852,7 +23612,15 @@
         <w:t xml:space="preserve"> por una</w:t>
       </w:r>
       <w:r>
-        <w:t xml:space="preserve"> métrica Precision muy baja, </w:t>
+        <w:t xml:space="preserve"> métrica </w:t>
+      </w:r>
+      <w:proofErr w:type="spellStart"/>
+      <w:r>
+        <w:t>Precision</w:t>
+      </w:r>
+      <w:proofErr w:type="spellEnd"/>
+      <w:r>
+        <w:t xml:space="preserve"> muy baja, </w:t>
       </w:r>
       <w:r>
         <w:t>evidenciando</w:t>
@@ -21983,7 +23751,23 @@
         <w:t>, l</w:t>
       </w:r>
       <w:r>
-        <w:t xml:space="preserve">os modelos RF y XGBoost lograron un Recall superior al 50%, demostrando que son </w:t>
+        <w:t xml:space="preserve">os modelos RF y </w:t>
+      </w:r>
+      <w:proofErr w:type="spellStart"/>
+      <w:r>
+        <w:t>XGBoost</w:t>
+      </w:r>
+      <w:proofErr w:type="spellEnd"/>
+      <w:r>
+        <w:t xml:space="preserve"> lograron un </w:t>
+      </w:r>
+      <w:proofErr w:type="spellStart"/>
+      <w:r>
+        <w:t>Recall</w:t>
+      </w:r>
+      <w:proofErr w:type="spellEnd"/>
+      <w:r>
+        <w:t xml:space="preserve"> superior al 50%, demostrando que son </w:t>
       </w:r>
       <w:r>
         <w:rPr>
@@ -21993,7 +23777,15 @@
         <w:t>capaces de identificar las condiciones meteorológicas de alto riesgo asociadas a los incendios</w:t>
       </w:r>
       <w:r>
-        <w:t xml:space="preserve">. Sin embargo, su Precision extremadamente baja revela que </w:t>
+        <w:t xml:space="preserve">. Sin embargo, su </w:t>
+      </w:r>
+      <w:proofErr w:type="spellStart"/>
+      <w:r>
+        <w:t>Precision</w:t>
+      </w:r>
+      <w:proofErr w:type="spellEnd"/>
+      <w:r>
+        <w:t xml:space="preserve"> extremadamente baja revela que </w:t>
       </w:r>
       <w:r>
         <w:rPr>
@@ -22123,7 +23915,15 @@
         <w:t>Histórico de caída de rayos:</w:t>
       </w:r>
       <w:r>
-        <w:t xml:space="preserve"> datos de descargas eléctricas atmosféricas, que son un agente de ignición natural clave en zonas remotas (fuente: GeoRayos de </w:t>
+        <w:t xml:space="preserve"> datos de descargas eléctricas atmosféricas, que son un agente de ignición natural clave en zonas remotas (fuente: </w:t>
+      </w:r>
+      <w:proofErr w:type="spellStart"/>
+      <w:r>
+        <w:t>GeoRayos</w:t>
+      </w:r>
+      <w:proofErr w:type="spellEnd"/>
+      <w:r>
+        <w:t xml:space="preserve"> de </w:t>
       </w:r>
       <w:r>
         <w:t>CITEDEF</w:t>
@@ -22458,16 +24258,127 @@
         </w:numPr>
       </w:pPr>
       <w:bookmarkStart w:id="41" w:name="_Ref211004224"/>
-      <w:r>
-        <w:t xml:space="preserve">Liang, H., Zhang, M., &amp; Wang, H. (2019). </w:t>
+      <w:proofErr w:type="spellStart"/>
+      <w:r>
+        <w:t>Liang</w:t>
+      </w:r>
+      <w:proofErr w:type="spellEnd"/>
+      <w:r>
+        <w:t xml:space="preserve">, H., Zhang, M., &amp; Wang, H. (2019). </w:t>
       </w:r>
       <w:hyperlink r:id="rId28" w:history="1">
         <w:r>
           <w:rPr>
             <w:rStyle w:val="Hyperlink"/>
           </w:rPr>
-          <w:t>A Neural Network Model for Wildfire Scale Prediction Using Meteorological Factors</w:t>
+          <w:t xml:space="preserve">A Neural Network </w:t>
         </w:r>
+        <w:proofErr w:type="spellStart"/>
+        <w:r>
+          <w:rPr>
+            <w:rStyle w:val="Hyperlink"/>
+          </w:rPr>
+          <w:t>Model</w:t>
+        </w:r>
+        <w:proofErr w:type="spellEnd"/>
+        <w:r>
+          <w:rPr>
+            <w:rStyle w:val="Hyperlink"/>
+          </w:rPr>
+          <w:t xml:space="preserve"> </w:t>
+        </w:r>
+        <w:proofErr w:type="spellStart"/>
+        <w:r>
+          <w:rPr>
+            <w:rStyle w:val="Hyperlink"/>
+          </w:rPr>
+          <w:t>for</w:t>
+        </w:r>
+        <w:proofErr w:type="spellEnd"/>
+        <w:r>
+          <w:rPr>
+            <w:rStyle w:val="Hyperlink"/>
+          </w:rPr>
+          <w:t xml:space="preserve"> </w:t>
+        </w:r>
+        <w:proofErr w:type="spellStart"/>
+        <w:r>
+          <w:rPr>
+            <w:rStyle w:val="Hyperlink"/>
+          </w:rPr>
+          <w:t>Wildfire</w:t>
+        </w:r>
+        <w:proofErr w:type="spellEnd"/>
+        <w:r>
+          <w:rPr>
+            <w:rStyle w:val="Hyperlink"/>
+          </w:rPr>
+          <w:t xml:space="preserve"> </w:t>
+        </w:r>
+        <w:proofErr w:type="spellStart"/>
+        <w:r>
+          <w:rPr>
+            <w:rStyle w:val="Hyperlink"/>
+          </w:rPr>
+          <w:t>Scale</w:t>
+        </w:r>
+        <w:proofErr w:type="spellEnd"/>
+        <w:r>
+          <w:rPr>
+            <w:rStyle w:val="Hyperlink"/>
+          </w:rPr>
+          <w:t xml:space="preserve"> </w:t>
+        </w:r>
+        <w:proofErr w:type="spellStart"/>
+        <w:r>
+          <w:rPr>
+            <w:rStyle w:val="Hyperlink"/>
+          </w:rPr>
+          <w:t>Prediction</w:t>
+        </w:r>
+        <w:proofErr w:type="spellEnd"/>
+        <w:r>
+          <w:rPr>
+            <w:rStyle w:val="Hyperlink"/>
+          </w:rPr>
+          <w:t xml:space="preserve"> </w:t>
+        </w:r>
+        <w:proofErr w:type="spellStart"/>
+        <w:r>
+          <w:rPr>
+            <w:rStyle w:val="Hyperlink"/>
+          </w:rPr>
+          <w:t>Using</w:t>
+        </w:r>
+        <w:proofErr w:type="spellEnd"/>
+        <w:r>
+          <w:rPr>
+            <w:rStyle w:val="Hyperlink"/>
+          </w:rPr>
+          <w:t xml:space="preserve"> </w:t>
+        </w:r>
+        <w:proofErr w:type="spellStart"/>
+        <w:r>
+          <w:rPr>
+            <w:rStyle w:val="Hyperlink"/>
+          </w:rPr>
+          <w:t>Meteorological</w:t>
+        </w:r>
+        <w:proofErr w:type="spellEnd"/>
+        <w:r>
+          <w:rPr>
+            <w:rStyle w:val="Hyperlink"/>
+          </w:rPr>
+          <w:t xml:space="preserve"> </w:t>
+        </w:r>
+        <w:proofErr w:type="spellStart"/>
+        <w:r>
+          <w:rPr>
+            <w:rStyle w:val="Hyperlink"/>
+          </w:rPr>
+          <w:t>Factors</w:t>
+        </w:r>
+        <w:proofErr w:type="spellEnd"/>
       </w:hyperlink>
       <w:r>
         <w:t xml:space="preserve">. </w:t>
@@ -22503,27 +24414,174 @@
         </w:numPr>
       </w:pPr>
       <w:bookmarkStart w:id="42" w:name="_Ref211004487"/>
-      <w:r>
-        <w:t xml:space="preserve">Piyush Jain, Sean C.P. Coogan, Sriram Ganapathi Subramanian, Mark Crowley, Steve Taylor, and Mike D. Flannigan. 2020. </w:t>
+      <w:proofErr w:type="spellStart"/>
+      <w:r>
+        <w:t>Piyush</w:t>
+      </w:r>
+      <w:proofErr w:type="spellEnd"/>
+      <w:r>
+        <w:t xml:space="preserve"> Jain, Sean C.P. Coogan, </w:t>
+      </w:r>
+      <w:proofErr w:type="spellStart"/>
+      <w:r>
+        <w:t>Sriram</w:t>
+      </w:r>
+      <w:proofErr w:type="spellEnd"/>
+      <w:r>
+        <w:t xml:space="preserve"> </w:t>
+      </w:r>
+      <w:proofErr w:type="spellStart"/>
+      <w:r>
+        <w:t>Ganapathi</w:t>
+      </w:r>
+      <w:proofErr w:type="spellEnd"/>
+      <w:r>
+        <w:t xml:space="preserve"> </w:t>
+      </w:r>
+      <w:proofErr w:type="spellStart"/>
+      <w:r>
+        <w:t>Subramanian</w:t>
+      </w:r>
+      <w:proofErr w:type="spellEnd"/>
+      <w:r>
+        <w:t xml:space="preserve">, Mark Crowley, Steve Taylor, and Mike D. </w:t>
+      </w:r>
+      <w:proofErr w:type="spellStart"/>
+      <w:r>
+        <w:t>Flannigan</w:t>
+      </w:r>
+      <w:proofErr w:type="spellEnd"/>
+      <w:r>
+        <w:t xml:space="preserve">. 2020. </w:t>
       </w:r>
       <w:hyperlink r:id="rId29" w:history="1">
         <w:r>
           <w:rPr>
             <w:rStyle w:val="Hyperlink"/>
           </w:rPr>
-          <w:t>A review of machine learning applications in wildfire science and management</w:t>
+          <w:t xml:space="preserve">A </w:t>
         </w:r>
+        <w:proofErr w:type="spellStart"/>
+        <w:r>
+          <w:rPr>
+            <w:rStyle w:val="Hyperlink"/>
+          </w:rPr>
+          <w:t>review</w:t>
+        </w:r>
+        <w:proofErr w:type="spellEnd"/>
+        <w:r>
+          <w:rPr>
+            <w:rStyle w:val="Hyperlink"/>
+          </w:rPr>
+          <w:t xml:space="preserve"> </w:t>
+        </w:r>
+        <w:proofErr w:type="spellStart"/>
+        <w:r>
+          <w:rPr>
+            <w:rStyle w:val="Hyperlink"/>
+          </w:rPr>
+          <w:t>of</w:t>
+        </w:r>
+        <w:proofErr w:type="spellEnd"/>
+        <w:r>
+          <w:rPr>
+            <w:rStyle w:val="Hyperlink"/>
+          </w:rPr>
+          <w:t xml:space="preserve"> machine </w:t>
+        </w:r>
+        <w:proofErr w:type="spellStart"/>
+        <w:r>
+          <w:rPr>
+            <w:rStyle w:val="Hyperlink"/>
+          </w:rPr>
+          <w:t>learning</w:t>
+        </w:r>
+        <w:proofErr w:type="spellEnd"/>
+        <w:r>
+          <w:rPr>
+            <w:rStyle w:val="Hyperlink"/>
+          </w:rPr>
+          <w:t xml:space="preserve"> </w:t>
+        </w:r>
+        <w:proofErr w:type="spellStart"/>
+        <w:r>
+          <w:rPr>
+            <w:rStyle w:val="Hyperlink"/>
+          </w:rPr>
+          <w:t>applications</w:t>
+        </w:r>
+        <w:proofErr w:type="spellEnd"/>
+        <w:r>
+          <w:rPr>
+            <w:rStyle w:val="Hyperlink"/>
+          </w:rPr>
+          <w:t xml:space="preserve"> in </w:t>
+        </w:r>
+        <w:proofErr w:type="spellStart"/>
+        <w:r>
+          <w:rPr>
+            <w:rStyle w:val="Hyperlink"/>
+          </w:rPr>
+          <w:t>wildfire</w:t>
+        </w:r>
+        <w:proofErr w:type="spellEnd"/>
+        <w:r>
+          <w:rPr>
+            <w:rStyle w:val="Hyperlink"/>
+          </w:rPr>
+          <w:t xml:space="preserve"> </w:t>
+        </w:r>
+        <w:proofErr w:type="spellStart"/>
+        <w:r>
+          <w:rPr>
+            <w:rStyle w:val="Hyperlink"/>
+          </w:rPr>
+          <w:t>science</w:t>
+        </w:r>
+        <w:proofErr w:type="spellEnd"/>
+        <w:r>
+          <w:rPr>
+            <w:rStyle w:val="Hyperlink"/>
+          </w:rPr>
+          <w:t xml:space="preserve"> and </w:t>
+        </w:r>
+        <w:proofErr w:type="spellStart"/>
+        <w:r>
+          <w:rPr>
+            <w:rStyle w:val="Hyperlink"/>
+          </w:rPr>
+          <w:t>management</w:t>
+        </w:r>
+        <w:proofErr w:type="spellEnd"/>
       </w:hyperlink>
       <w:r>
         <w:t>. </w:t>
       </w:r>
+      <w:proofErr w:type="spellStart"/>
       <w:r>
         <w:rPr>
           <w:i/>
           <w:iCs/>
         </w:rPr>
-        <w:t>Environmental Reviews</w:t>
-      </w:r>
+        <w:t>Environmental</w:t>
+      </w:r>
+      <w:proofErr w:type="spellEnd"/>
+      <w:r>
+        <w:rPr>
+          <w:i/>
+          <w:iCs/>
+        </w:rPr>
+        <w:t xml:space="preserve"> </w:t>
+      </w:r>
+      <w:proofErr w:type="spellStart"/>
+      <w:r>
+        <w:rPr>
+          <w:i/>
+          <w:iCs/>
+        </w:rPr>
+        <w:t>Reviews</w:t>
+      </w:r>
+      <w:proofErr w:type="spellEnd"/>
       <w:r>
         <w:t>.</w:t>
       </w:r>
@@ -22542,23 +24600,141 @@
         <w:t xml:space="preserve">Sengupta, A., &amp; Woodford, B. J. (2025). </w:t>
       </w:r>
       <w:hyperlink r:id="rId30" w:history="1">
+        <w:proofErr w:type="spellStart"/>
         <w:r>
           <w:rPr>
             <w:rStyle w:val="Hyperlink"/>
           </w:rPr>
-          <w:t>Recent advances in explainable Machine Learning models for wildfire prediction</w:t>
+          <w:t>Recent</w:t>
         </w:r>
+        <w:proofErr w:type="spellEnd"/>
+        <w:r>
+          <w:rPr>
+            <w:rStyle w:val="Hyperlink"/>
+          </w:rPr>
+          <w:t xml:space="preserve"> </w:t>
+        </w:r>
+        <w:proofErr w:type="spellStart"/>
+        <w:r>
+          <w:rPr>
+            <w:rStyle w:val="Hyperlink"/>
+          </w:rPr>
+          <w:t>advances</w:t>
+        </w:r>
+        <w:proofErr w:type="spellEnd"/>
+        <w:r>
+          <w:rPr>
+            <w:rStyle w:val="Hyperlink"/>
+          </w:rPr>
+          <w:t xml:space="preserve"> in </w:t>
+        </w:r>
+        <w:proofErr w:type="spellStart"/>
+        <w:r>
+          <w:rPr>
+            <w:rStyle w:val="Hyperlink"/>
+          </w:rPr>
+          <w:t>explainable</w:t>
+        </w:r>
+        <w:proofErr w:type="spellEnd"/>
+        <w:r>
+          <w:rPr>
+            <w:rStyle w:val="Hyperlink"/>
+          </w:rPr>
+          <w:t xml:space="preserve"> Machine </w:t>
+        </w:r>
+        <w:proofErr w:type="spellStart"/>
+        <w:r>
+          <w:rPr>
+            <w:rStyle w:val="Hyperlink"/>
+          </w:rPr>
+          <w:t>Learning</w:t>
+        </w:r>
+        <w:proofErr w:type="spellEnd"/>
+        <w:r>
+          <w:rPr>
+            <w:rStyle w:val="Hyperlink"/>
+          </w:rPr>
+          <w:t xml:space="preserve"> </w:t>
+        </w:r>
+        <w:proofErr w:type="spellStart"/>
+        <w:r>
+          <w:rPr>
+            <w:rStyle w:val="Hyperlink"/>
+          </w:rPr>
+          <w:t>models</w:t>
+        </w:r>
+        <w:proofErr w:type="spellEnd"/>
+        <w:r>
+          <w:rPr>
+            <w:rStyle w:val="Hyperlink"/>
+          </w:rPr>
+          <w:t xml:space="preserve"> </w:t>
+        </w:r>
+        <w:proofErr w:type="spellStart"/>
+        <w:r>
+          <w:rPr>
+            <w:rStyle w:val="Hyperlink"/>
+          </w:rPr>
+          <w:t>for</w:t>
+        </w:r>
+        <w:proofErr w:type="spellEnd"/>
+        <w:r>
+          <w:rPr>
+            <w:rStyle w:val="Hyperlink"/>
+          </w:rPr>
+          <w:t xml:space="preserve"> </w:t>
+        </w:r>
+        <w:proofErr w:type="spellStart"/>
+        <w:r>
+          <w:rPr>
+            <w:rStyle w:val="Hyperlink"/>
+          </w:rPr>
+          <w:t>wildfire</w:t>
+        </w:r>
+        <w:proofErr w:type="spellEnd"/>
+        <w:r>
+          <w:rPr>
+            <w:rStyle w:val="Hyperlink"/>
+          </w:rPr>
+          <w:t xml:space="preserve"> </w:t>
+        </w:r>
+        <w:proofErr w:type="spellStart"/>
+        <w:r>
+          <w:rPr>
+            <w:rStyle w:val="Hyperlink"/>
+          </w:rPr>
+          <w:t>prediction</w:t>
+        </w:r>
+        <w:proofErr w:type="spellEnd"/>
       </w:hyperlink>
       <w:r>
         <w:t xml:space="preserve">. </w:t>
       </w:r>
+      <w:proofErr w:type="spellStart"/>
       <w:r>
         <w:rPr>
           <w:i/>
           <w:iCs/>
         </w:rPr>
-        <w:t>Applied Computing and Geosciences</w:t>
-      </w:r>
+        <w:t>Applied</w:t>
+      </w:r>
+      <w:proofErr w:type="spellEnd"/>
+      <w:r>
+        <w:rPr>
+          <w:i/>
+          <w:iCs/>
+        </w:rPr>
+        <w:t xml:space="preserve"> Computing and </w:t>
+      </w:r>
+      <w:proofErr w:type="spellStart"/>
+      <w:r>
+        <w:rPr>
+          <w:i/>
+          <w:iCs/>
+        </w:rPr>
+        <w:t>Geosciences</w:t>
+      </w:r>
+      <w:proofErr w:type="spellEnd"/>
       <w:r>
         <w:t xml:space="preserve">, </w:t>
       </w:r>
@@ -22583,8 +24759,13 @@
         </w:numPr>
       </w:pPr>
       <w:bookmarkStart w:id="44" w:name="_Ref211004985"/>
-      <w:r>
-        <w:t xml:space="preserve">Cardenas, M., Medel, R., Castillo, J., Vázquez, J. C., &amp; Casco, O. (2015). </w:t>
+      <w:proofErr w:type="spellStart"/>
+      <w:r>
+        <w:t>Cardenas</w:t>
+      </w:r>
+      <w:proofErr w:type="spellEnd"/>
+      <w:r>
+        <w:t xml:space="preserve">, M., Medel, R., Castillo, J., Vázquez, J. C., &amp; Casco, O. (2015). </w:t>
       </w:r>
       <w:hyperlink r:id="rId31" w:history="1">
         <w:r>
@@ -22621,16 +24802,29 @@
         </w:numPr>
       </w:pPr>
       <w:bookmarkStart w:id="45" w:name="_Ref211004995"/>
-      <w:r>
-        <w:t xml:space="preserve">Martinez Saucedo, A., &amp; Inchausti, P. E. (2020). </w:t>
+      <w:proofErr w:type="spellStart"/>
+      <w:r>
+        <w:t>Martinez</w:t>
+      </w:r>
+      <w:proofErr w:type="spellEnd"/>
+      <w:r>
+        <w:t xml:space="preserve"> Saucedo, A., &amp; Inchausti, P. E. (2020). </w:t>
       </w:r>
       <w:hyperlink r:id="rId32" w:history="1">
         <w:r>
           <w:rPr>
             <w:rStyle w:val="Hyperlink"/>
           </w:rPr>
-          <w:t>Predicción de incendios forestales mediante modelos de Machine Learning</w:t>
+          <w:t xml:space="preserve">Predicción de incendios forestales mediante modelos de Machine </w:t>
         </w:r>
+        <w:proofErr w:type="spellStart"/>
+        <w:r>
+          <w:rPr>
+            <w:rStyle w:val="Hyperlink"/>
+          </w:rPr>
+          <w:t>Learning</w:t>
+        </w:r>
+        <w:proofErr w:type="spellEnd"/>
       </w:hyperlink>
       <w:r>
         <w:t xml:space="preserve">. En </w:t>
@@ -22689,124 +24883,432 @@
       <w:r>
         <w:t>). </w:t>
       </w:r>
+      <w:proofErr w:type="spellStart"/>
+      <w:r>
+        <w:fldChar w:fldCharType="begin"/>
+      </w:r>
+      <w:r>
+        <w:instrText>HYPERLINK "https://www.datascience-pm.com/crisp-dm-2/"</w:instrText>
+      </w:r>
+      <w:r>
+        <w:fldChar w:fldCharType="separate"/>
+      </w:r>
+      <w:r>
+        <w:rPr>
+          <w:rStyle w:val="Hyperlink"/>
+          <w:i/>
+          <w:iCs/>
+        </w:rPr>
+        <w:t>CRoss-Industry</w:t>
+      </w:r>
+      <w:proofErr w:type="spellEnd"/>
+      <w:r>
+        <w:rPr>
+          <w:rStyle w:val="Hyperlink"/>
+          <w:i/>
+          <w:iCs/>
+        </w:rPr>
+        <w:t xml:space="preserve"> Standard </w:t>
+      </w:r>
+      <w:proofErr w:type="spellStart"/>
+      <w:r>
+        <w:rPr>
+          <w:rStyle w:val="Hyperlink"/>
+          <w:i/>
+          <w:iCs/>
+        </w:rPr>
+        <w:t>Process</w:t>
+      </w:r>
+      <w:proofErr w:type="spellEnd"/>
+      <w:r>
+        <w:rPr>
+          <w:rStyle w:val="Hyperlink"/>
+          <w:i/>
+          <w:iCs/>
+        </w:rPr>
+        <w:t xml:space="preserve"> </w:t>
+      </w:r>
+      <w:proofErr w:type="spellStart"/>
+      <w:r>
+        <w:rPr>
+          <w:rStyle w:val="Hyperlink"/>
+          <w:i/>
+          <w:iCs/>
+        </w:rPr>
+        <w:t>for</w:t>
+      </w:r>
+      <w:proofErr w:type="spellEnd"/>
+      <w:r>
+        <w:rPr>
+          <w:rStyle w:val="Hyperlink"/>
+          <w:i/>
+          <w:iCs/>
+        </w:rPr>
+        <w:t xml:space="preserve"> Data </w:t>
+      </w:r>
+      <w:proofErr w:type="spellStart"/>
+      <w:r>
+        <w:rPr>
+          <w:rStyle w:val="Hyperlink"/>
+          <w:i/>
+          <w:iCs/>
+        </w:rPr>
+        <w:t>Mining</w:t>
+      </w:r>
+      <w:proofErr w:type="spellEnd"/>
+      <w:r>
+        <w:rPr>
+          <w:rStyle w:val="Hyperlink"/>
+          <w:i/>
+          <w:iCs/>
+        </w:rPr>
+        <w:t xml:space="preserve"> (CRISP-DM)</w:t>
+      </w:r>
+      <w:r>
+        <w:fldChar w:fldCharType="end"/>
+      </w:r>
+      <w:r>
+        <w:t>.</w:t>
+      </w:r>
+      <w:bookmarkEnd w:id="47"/>
+      <w:r>
+        <w:t xml:space="preserve"> </w:t>
+      </w:r>
+    </w:p>
+    <w:p>
+      <w:pPr>
+        <w:pStyle w:val="ListParagraph"/>
+        <w:numPr>
+          <w:ilvl w:val="0"/>
+          <w:numId w:val="1"/>
+        </w:numPr>
+      </w:pPr>
+      <w:bookmarkStart w:id="49" w:name="_Ref211003510"/>
+      <w:r>
+        <w:t xml:space="preserve">Barber, Q. E., Jain, P., Whitman, E., Thompson, D. K., </w:t>
+      </w:r>
+      <w:proofErr w:type="spellStart"/>
+      <w:r>
+        <w:t>Guindon</w:t>
+      </w:r>
+      <w:proofErr w:type="spellEnd"/>
+      <w:r>
+        <w:t xml:space="preserve">, L., Parks, S. A., Wang, X., </w:t>
+      </w:r>
+      <w:proofErr w:type="spellStart"/>
+      <w:r>
+        <w:t>Hethcoat</w:t>
+      </w:r>
+      <w:proofErr w:type="spellEnd"/>
+      <w:r>
+        <w:t xml:space="preserve">, M. G., &amp; </w:t>
+      </w:r>
+      <w:proofErr w:type="spellStart"/>
+      <w:r>
+        <w:t>Parisien</w:t>
+      </w:r>
+      <w:proofErr w:type="spellEnd"/>
+      <w:r>
+        <w:t xml:space="preserve">, M. A. (2024). </w:t>
+      </w:r>
       <w:hyperlink r:id="rId33" w:history="1">
+        <w:proofErr w:type="spellStart"/>
+        <w:r>
+          <w:rPr>
+            <w:rStyle w:val="Hyperlink"/>
+          </w:rPr>
+          <w:t>The</w:t>
+        </w:r>
+        <w:proofErr w:type="spellEnd"/>
+        <w:r>
+          <w:rPr>
+            <w:rStyle w:val="Hyperlink"/>
+          </w:rPr>
+          <w:t xml:space="preserve"> Canadian </w:t>
+        </w:r>
+        <w:proofErr w:type="spellStart"/>
+        <w:r>
+          <w:rPr>
+            <w:rStyle w:val="Hyperlink"/>
+          </w:rPr>
+          <w:t>Fire</w:t>
+        </w:r>
+        <w:proofErr w:type="spellEnd"/>
+        <w:r>
+          <w:rPr>
+            <w:rStyle w:val="Hyperlink"/>
+          </w:rPr>
+          <w:t xml:space="preserve"> Spread </w:t>
+        </w:r>
+        <w:proofErr w:type="spellStart"/>
+        <w:r>
+          <w:rPr>
+            <w:rStyle w:val="Hyperlink"/>
+          </w:rPr>
+          <w:t>Dataset</w:t>
+        </w:r>
+        <w:proofErr w:type="spellEnd"/>
+      </w:hyperlink>
+      <w:r>
+        <w:t>. </w:t>
+      </w:r>
+      <w:proofErr w:type="spellStart"/>
+      <w:r>
+        <w:rPr>
+          <w:i/>
+          <w:iCs/>
+        </w:rPr>
+        <w:t>Scientific</w:t>
+      </w:r>
+      <w:proofErr w:type="spellEnd"/>
+      <w:r>
+        <w:rPr>
+          <w:i/>
+          <w:iCs/>
+        </w:rPr>
+        <w:t xml:space="preserve"> data</w:t>
+      </w:r>
+      <w:r>
+        <w:t>, </w:t>
+      </w:r>
+      <w:r>
+        <w:rPr>
+          <w:i/>
+          <w:iCs/>
+        </w:rPr>
+        <w:t>11</w:t>
+      </w:r>
+      <w:r>
+        <w:t>(1), 764.</w:t>
+      </w:r>
+      <w:bookmarkEnd w:id="48"/>
+      <w:bookmarkEnd w:id="49"/>
+      <w:r>
+        <w:t xml:space="preserve"> </w:t>
+      </w:r>
+    </w:p>
+    <w:p>
+      <w:pPr>
+        <w:pStyle w:val="ListParagraph"/>
+        <w:numPr>
+          <w:ilvl w:val="0"/>
+          <w:numId w:val="1"/>
+        </w:numPr>
+      </w:pPr>
+      <w:bookmarkStart w:id="50" w:name="_Ref212572650"/>
+      <w:r>
+        <w:t xml:space="preserve">Muñoz Sabater, J. (2019): </w:t>
+      </w:r>
+      <w:hyperlink r:id="rId34" w:history="1">
+        <w:r>
+          <w:rPr>
+            <w:rStyle w:val="Hyperlink"/>
+          </w:rPr>
+          <w:t xml:space="preserve">ERA5-Land </w:t>
+        </w:r>
+        <w:proofErr w:type="spellStart"/>
+        <w:r>
+          <w:rPr>
+            <w:rStyle w:val="Hyperlink"/>
+          </w:rPr>
+          <w:t>hourly</w:t>
+        </w:r>
+        <w:proofErr w:type="spellEnd"/>
+        <w:r>
+          <w:rPr>
+            <w:rStyle w:val="Hyperlink"/>
+          </w:rPr>
+          <w:t xml:space="preserve"> data </w:t>
+        </w:r>
+        <w:proofErr w:type="spellStart"/>
+        <w:r>
+          <w:rPr>
+            <w:rStyle w:val="Hyperlink"/>
+          </w:rPr>
+          <w:t>from</w:t>
+        </w:r>
+        <w:proofErr w:type="spellEnd"/>
+        <w:r>
+          <w:rPr>
+            <w:rStyle w:val="Hyperlink"/>
+          </w:rPr>
+          <w:t xml:space="preserve"> 1950 </w:t>
+        </w:r>
+        <w:proofErr w:type="spellStart"/>
+        <w:r>
+          <w:rPr>
+            <w:rStyle w:val="Hyperlink"/>
+          </w:rPr>
+          <w:t>to</w:t>
+        </w:r>
+        <w:proofErr w:type="spellEnd"/>
+        <w:r>
+          <w:rPr>
+            <w:rStyle w:val="Hyperlink"/>
+          </w:rPr>
+          <w:t xml:space="preserve"> </w:t>
+        </w:r>
+        <w:proofErr w:type="spellStart"/>
+        <w:r>
+          <w:rPr>
+            <w:rStyle w:val="Hyperlink"/>
+          </w:rPr>
+          <w:t>present</w:t>
+        </w:r>
+        <w:proofErr w:type="spellEnd"/>
+      </w:hyperlink>
+      <w:r>
+        <w:t xml:space="preserve">. </w:t>
+      </w:r>
+      <w:proofErr w:type="spellStart"/>
+      <w:r>
+        <w:t>Copernicus</w:t>
+      </w:r>
+      <w:proofErr w:type="spellEnd"/>
+      <w:r>
+        <w:t xml:space="preserve"> </w:t>
+      </w:r>
+      <w:proofErr w:type="spellStart"/>
+      <w:r>
+        <w:t>Climate</w:t>
+      </w:r>
+      <w:proofErr w:type="spellEnd"/>
+      <w:r>
+        <w:t xml:space="preserve"> Change </w:t>
+      </w:r>
+      <w:proofErr w:type="spellStart"/>
+      <w:r>
+        <w:t>Service</w:t>
+      </w:r>
+      <w:proofErr w:type="spellEnd"/>
+      <w:r>
+        <w:t xml:space="preserve"> (C3S) </w:t>
+      </w:r>
+      <w:proofErr w:type="spellStart"/>
+      <w:r>
+        <w:t>Climate</w:t>
+      </w:r>
+      <w:proofErr w:type="spellEnd"/>
+      <w:r>
+        <w:t xml:space="preserve"> Data Store (CDS).</w:t>
+      </w:r>
+      <w:bookmarkEnd w:id="50"/>
+      <w:r>
+        <w:t> </w:t>
+      </w:r>
+    </w:p>
+    <w:p>
+      <w:pPr>
+        <w:pStyle w:val="ListParagraph"/>
+        <w:numPr>
+          <w:ilvl w:val="0"/>
+          <w:numId w:val="1"/>
+        </w:numPr>
+      </w:pPr>
+      <w:proofErr w:type="spellStart"/>
+      <w:r>
+        <w:t>European</w:t>
+      </w:r>
+      <w:proofErr w:type="spellEnd"/>
+      <w:r>
+        <w:t xml:space="preserve"> Centre </w:t>
+      </w:r>
+      <w:proofErr w:type="spellStart"/>
+      <w:r>
+        <w:t>for</w:t>
+      </w:r>
+      <w:proofErr w:type="spellEnd"/>
+      <w:r>
+        <w:t xml:space="preserve"> Medium-</w:t>
+      </w:r>
+      <w:proofErr w:type="spellStart"/>
+      <w:r>
+        <w:t>Range</w:t>
+      </w:r>
+      <w:proofErr w:type="spellEnd"/>
+      <w:r>
+        <w:t xml:space="preserve"> </w:t>
+      </w:r>
+      <w:proofErr w:type="spellStart"/>
+      <w:r>
+        <w:t>Weather</w:t>
+      </w:r>
+      <w:proofErr w:type="spellEnd"/>
+      <w:r>
+        <w:t xml:space="preserve"> </w:t>
+      </w:r>
+      <w:proofErr w:type="spellStart"/>
+      <w:r>
+        <w:t>Forecasts</w:t>
+      </w:r>
+      <w:proofErr w:type="spellEnd"/>
+      <w:r>
+        <w:t>. (2024). </w:t>
+      </w:r>
+      <w:hyperlink r:id="rId35" w:history="1">
         <w:r>
           <w:rPr>
             <w:rStyle w:val="Hyperlink"/>
             <w:i/>
             <w:iCs/>
           </w:rPr>
-          <w:t>CRoss-Industry Standard Process for Data Mining (CRISP-DM)</w:t>
+          <w:t xml:space="preserve">3.3 </w:t>
         </w:r>
-      </w:hyperlink>
-      <w:r>
-        <w:t>.</w:t>
-      </w:r>
-      <w:bookmarkEnd w:id="47"/>
-      <w:r>
-        <w:t xml:space="preserve"> </w:t>
-      </w:r>
-    </w:p>
-    <w:p>
-      <w:pPr>
-        <w:pStyle w:val="ListParagraph"/>
-        <w:numPr>
-          <w:ilvl w:val="0"/>
-          <w:numId w:val="1"/>
-        </w:numPr>
-      </w:pPr>
-      <w:bookmarkStart w:id="49" w:name="_Ref211003510"/>
-      <w:r>
-        <w:t xml:space="preserve">Barber, Q. E., Jain, P., Whitman, E., Thompson, D. K., Guindon, L., Parks, S. A., Wang, X., Hethcoat, M. G., &amp; Parisien, M. A. (2024). </w:t>
-      </w:r>
-      <w:hyperlink r:id="rId34" w:history="1">
-        <w:r>
-          <w:rPr>
-            <w:rStyle w:val="Hyperlink"/>
-          </w:rPr>
-          <w:t>The Canadian Fire Spread Dataset</w:t>
-        </w:r>
-      </w:hyperlink>
-      <w:r>
-        <w:t>. </w:t>
-      </w:r>
-      <w:r>
-        <w:rPr>
-          <w:i/>
-          <w:iCs/>
-        </w:rPr>
-        <w:t>Scientific data</w:t>
-      </w:r>
-      <w:r>
-        <w:t>, </w:t>
-      </w:r>
-      <w:r>
-        <w:rPr>
-          <w:i/>
-          <w:iCs/>
-        </w:rPr>
-        <w:t>11</w:t>
-      </w:r>
-      <w:r>
-        <w:t>(1), 764.</w:t>
-      </w:r>
-      <w:bookmarkEnd w:id="48"/>
-      <w:bookmarkEnd w:id="49"/>
-      <w:r>
-        <w:t xml:space="preserve"> </w:t>
-      </w:r>
-    </w:p>
-    <w:p>
-      <w:pPr>
-        <w:pStyle w:val="ListParagraph"/>
-        <w:numPr>
-          <w:ilvl w:val="0"/>
-          <w:numId w:val="1"/>
-        </w:numPr>
-      </w:pPr>
-      <w:bookmarkStart w:id="50" w:name="_Ref212572650"/>
-      <w:r>
-        <w:t xml:space="preserve">Muñoz Sabater, J. (2019): </w:t>
-      </w:r>
-      <w:hyperlink r:id="rId35" w:history="1">
-        <w:r>
-          <w:rPr>
-            <w:rStyle w:val="Hyperlink"/>
-          </w:rPr>
-          <w:t>ERA5-Land hourly data from 1950 to present</w:t>
-        </w:r>
-      </w:hyperlink>
-      <w:r>
-        <w:t>. Copernicus Climate Change Service (C3S) Climate Data Store (CDS).</w:t>
-      </w:r>
-      <w:bookmarkEnd w:id="50"/>
-      <w:r>
-        <w:t> </w:t>
-      </w:r>
-    </w:p>
-    <w:p>
-      <w:pPr>
-        <w:pStyle w:val="ListParagraph"/>
-        <w:numPr>
-          <w:ilvl w:val="0"/>
-          <w:numId w:val="1"/>
-        </w:numPr>
-      </w:pPr>
-      <w:r>
-        <w:t>European Centre for Medium-Range Weather Forecasts. (2024). </w:t>
-      </w:r>
-      <w:hyperlink r:id="rId36" w:history="1">
+        <w:proofErr w:type="spellStart"/>
         <w:r>
           <w:rPr>
             <w:rStyle w:val="Hyperlink"/>
             <w:i/>
             <w:iCs/>
           </w:rPr>
-          <w:t>3.3 OpenIFS: Surface Model HTESSEL</w:t>
+          <w:t>OpenIFS</w:t>
+        </w:r>
+        <w:proofErr w:type="spellEnd"/>
+        <w:r>
+          <w:rPr>
+            <w:rStyle w:val="Hyperlink"/>
+            <w:i/>
+            <w:iCs/>
+          </w:rPr>
+          <w:t xml:space="preserve">: Surface </w:t>
+        </w:r>
+        <w:proofErr w:type="spellStart"/>
+        <w:r>
+          <w:rPr>
+            <w:rStyle w:val="Hyperlink"/>
+            <w:i/>
+            <w:iCs/>
+          </w:rPr>
+          <w:t>Model</w:t>
+        </w:r>
+        <w:proofErr w:type="spellEnd"/>
+        <w:r>
+          <w:rPr>
+            <w:rStyle w:val="Hyperlink"/>
+            <w:i/>
+            <w:iCs/>
+          </w:rPr>
+          <w:t xml:space="preserve"> HTESSEL</w:t>
         </w:r>
       </w:hyperlink>
       <w:r>
-        <w:t>. OpenIFS Documentation.</w:t>
+        <w:t xml:space="preserve">. </w:t>
+      </w:r>
+      <w:proofErr w:type="spellStart"/>
+      <w:r>
+        <w:t>OpenIFS</w:t>
+      </w:r>
+      <w:proofErr w:type="spellEnd"/>
+      <w:r>
+        <w:t xml:space="preserve"> </w:t>
+      </w:r>
+      <w:proofErr w:type="spellStart"/>
+      <w:r>
+        <w:t>Documentation</w:t>
+      </w:r>
+      <w:proofErr w:type="spellEnd"/>
+      <w:r>
+        <w:t>.</w:t>
       </w:r>
     </w:p>
     <w:p>
@@ -22822,7 +25324,7 @@
         <w:lastRenderedPageBreak/>
         <w:t>Comisión Nacional de Actividades Espaciales. (s. f.). </w:t>
       </w:r>
-      <w:hyperlink r:id="rId37" w:history="1">
+      <w:hyperlink r:id="rId36" w:history="1">
         <w:r>
           <w:rPr>
             <w:rStyle w:val="Hyperlink"/>
@@ -22849,6 +25351,344 @@
       <w:r>
         <w:t>NASA. </w:t>
       </w:r>
+      <w:proofErr w:type="spellStart"/>
+      <w:r>
+        <w:fldChar w:fldCharType="begin"/>
+      </w:r>
+      <w:r>
+        <w:instrText>HYPERLINK "https://firms.modaps.eosdis.nasa.gov/"</w:instrText>
+      </w:r>
+      <w:r>
+        <w:fldChar w:fldCharType="separate"/>
+      </w:r>
+      <w:r>
+        <w:rPr>
+          <w:rStyle w:val="Hyperlink"/>
+          <w:i/>
+          <w:iCs/>
+        </w:rPr>
+        <w:t>Fire</w:t>
+      </w:r>
+      <w:proofErr w:type="spellEnd"/>
+      <w:r>
+        <w:rPr>
+          <w:rStyle w:val="Hyperlink"/>
+          <w:i/>
+          <w:iCs/>
+        </w:rPr>
+        <w:t xml:space="preserve"> </w:t>
+      </w:r>
+      <w:proofErr w:type="spellStart"/>
+      <w:r>
+        <w:rPr>
+          <w:rStyle w:val="Hyperlink"/>
+          <w:i/>
+          <w:iCs/>
+        </w:rPr>
+        <w:t>Information</w:t>
+      </w:r>
+      <w:proofErr w:type="spellEnd"/>
+      <w:r>
+        <w:rPr>
+          <w:rStyle w:val="Hyperlink"/>
+          <w:i/>
+          <w:iCs/>
+        </w:rPr>
+        <w:t xml:space="preserve"> </w:t>
+      </w:r>
+      <w:proofErr w:type="spellStart"/>
+      <w:r>
+        <w:rPr>
+          <w:rStyle w:val="Hyperlink"/>
+          <w:i/>
+          <w:iCs/>
+        </w:rPr>
+        <w:t>for</w:t>
+      </w:r>
+      <w:proofErr w:type="spellEnd"/>
+      <w:r>
+        <w:rPr>
+          <w:rStyle w:val="Hyperlink"/>
+          <w:i/>
+          <w:iCs/>
+        </w:rPr>
+        <w:t xml:space="preserve"> </w:t>
+      </w:r>
+      <w:proofErr w:type="spellStart"/>
+      <w:r>
+        <w:rPr>
+          <w:rStyle w:val="Hyperlink"/>
+          <w:i/>
+          <w:iCs/>
+        </w:rPr>
+        <w:t>Resource</w:t>
+      </w:r>
+      <w:proofErr w:type="spellEnd"/>
+      <w:r>
+        <w:rPr>
+          <w:rStyle w:val="Hyperlink"/>
+          <w:i/>
+          <w:iCs/>
+        </w:rPr>
+        <w:t xml:space="preserve"> Management </w:t>
+      </w:r>
+      <w:proofErr w:type="spellStart"/>
+      <w:r>
+        <w:rPr>
+          <w:rStyle w:val="Hyperlink"/>
+          <w:i/>
+          <w:iCs/>
+        </w:rPr>
+        <w:t>System</w:t>
+      </w:r>
+      <w:proofErr w:type="spellEnd"/>
+      <w:r>
+        <w:rPr>
+          <w:rStyle w:val="Hyperlink"/>
+          <w:i/>
+          <w:iCs/>
+        </w:rPr>
+        <w:t xml:space="preserve"> (FIRMS)</w:t>
+      </w:r>
+      <w:r>
+        <w:fldChar w:fldCharType="end"/>
+      </w:r>
+      <w:r>
+        <w:t xml:space="preserve">. NASA </w:t>
+      </w:r>
+      <w:proofErr w:type="spellStart"/>
+      <w:r>
+        <w:t>Earth</w:t>
+      </w:r>
+      <w:proofErr w:type="spellEnd"/>
+      <w:r>
+        <w:t xml:space="preserve"> </w:t>
+      </w:r>
+      <w:proofErr w:type="spellStart"/>
+      <w:r>
+        <w:t>Observing</w:t>
+      </w:r>
+      <w:proofErr w:type="spellEnd"/>
+      <w:r>
+        <w:t xml:space="preserve"> </w:t>
+      </w:r>
+      <w:proofErr w:type="spellStart"/>
+      <w:r>
+        <w:t>System</w:t>
+      </w:r>
+      <w:proofErr w:type="spellEnd"/>
+      <w:r>
+        <w:t xml:space="preserve"> Data and </w:t>
+      </w:r>
+      <w:proofErr w:type="spellStart"/>
+      <w:r>
+        <w:t>Information</w:t>
+      </w:r>
+      <w:proofErr w:type="spellEnd"/>
+      <w:r>
+        <w:t xml:space="preserve"> </w:t>
+      </w:r>
+      <w:proofErr w:type="spellStart"/>
+      <w:r>
+        <w:t>System</w:t>
+      </w:r>
+      <w:proofErr w:type="spellEnd"/>
+      <w:r>
+        <w:t xml:space="preserve"> (EOSDIS).</w:t>
+      </w:r>
+      <w:bookmarkEnd w:id="52"/>
+    </w:p>
+    <w:p>
+      <w:pPr>
+        <w:pStyle w:val="ListParagraph"/>
+        <w:numPr>
+          <w:ilvl w:val="0"/>
+          <w:numId w:val="1"/>
+        </w:numPr>
+      </w:pPr>
+      <w:bookmarkStart w:id="53" w:name="_Ref212113708"/>
+      <w:r>
+        <w:t>Wagner,</w:t>
+      </w:r>
+      <w:r>
+        <w:t xml:space="preserve"> </w:t>
+      </w:r>
+      <w:r>
+        <w:t>C. E. van</w:t>
+      </w:r>
+      <w:r>
+        <w:t xml:space="preserve">, ISBN: </w:t>
+      </w:r>
+      <w:r>
+        <w:t xml:space="preserve">0-662-15198-4, Canadian </w:t>
+      </w:r>
+      <w:proofErr w:type="spellStart"/>
+      <w:r>
+        <w:t>Forestry</w:t>
+      </w:r>
+      <w:proofErr w:type="spellEnd"/>
+      <w:r>
+        <w:t xml:space="preserve"> </w:t>
+      </w:r>
+      <w:proofErr w:type="spellStart"/>
+      <w:r>
+        <w:t>Service</w:t>
+      </w:r>
+      <w:proofErr w:type="spellEnd"/>
+      <w:r>
+        <w:t xml:space="preserve">, </w:t>
+      </w:r>
+      <w:hyperlink r:id="rId37" w:history="1">
+        <w:proofErr w:type="spellStart"/>
+        <w:r>
+          <w:rPr>
+            <w:rStyle w:val="Hyperlink"/>
+          </w:rPr>
+          <w:t>Development</w:t>
+        </w:r>
+        <w:proofErr w:type="spellEnd"/>
+        <w:r>
+          <w:rPr>
+            <w:rStyle w:val="Hyperlink"/>
+          </w:rPr>
+          <w:t xml:space="preserve"> and </w:t>
+        </w:r>
+        <w:proofErr w:type="spellStart"/>
+        <w:r>
+          <w:rPr>
+            <w:rStyle w:val="Hyperlink"/>
+          </w:rPr>
+          <w:t>structure</w:t>
+        </w:r>
+        <w:proofErr w:type="spellEnd"/>
+        <w:r>
+          <w:rPr>
+            <w:rStyle w:val="Hyperlink"/>
+          </w:rPr>
+          <w:t xml:space="preserve"> </w:t>
+        </w:r>
+        <w:proofErr w:type="spellStart"/>
+        <w:r>
+          <w:rPr>
+            <w:rStyle w:val="Hyperlink"/>
+          </w:rPr>
+          <w:t>of</w:t>
+        </w:r>
+        <w:proofErr w:type="spellEnd"/>
+        <w:r>
+          <w:rPr>
+            <w:rStyle w:val="Hyperlink"/>
+          </w:rPr>
+          <w:t xml:space="preserve"> </w:t>
+        </w:r>
+        <w:proofErr w:type="spellStart"/>
+        <w:r>
+          <w:rPr>
+            <w:rStyle w:val="Hyperlink"/>
+          </w:rPr>
+          <w:t>the</w:t>
+        </w:r>
+        <w:proofErr w:type="spellEnd"/>
+        <w:r>
+          <w:rPr>
+            <w:rStyle w:val="Hyperlink"/>
+          </w:rPr>
+          <w:t xml:space="preserve"> Canadian Forest </w:t>
+        </w:r>
+        <w:proofErr w:type="spellStart"/>
+        <w:r>
+          <w:rPr>
+            <w:rStyle w:val="Hyperlink"/>
+          </w:rPr>
+          <w:t>Fire</w:t>
+        </w:r>
+        <w:proofErr w:type="spellEnd"/>
+        <w:r>
+          <w:rPr>
+            <w:rStyle w:val="Hyperlink"/>
+          </w:rPr>
+          <w:t xml:space="preserve"> </w:t>
+        </w:r>
+        <w:proofErr w:type="spellStart"/>
+        <w:r>
+          <w:rPr>
+            <w:rStyle w:val="Hyperlink"/>
+          </w:rPr>
+          <w:t>Weather</w:t>
+        </w:r>
+        <w:proofErr w:type="spellEnd"/>
+        <w:r>
+          <w:rPr>
+            <w:rStyle w:val="Hyperlink"/>
+          </w:rPr>
+          <w:t xml:space="preserve"> </w:t>
+        </w:r>
+        <w:proofErr w:type="spellStart"/>
+        <w:r>
+          <w:rPr>
+            <w:rStyle w:val="Hyperlink"/>
+          </w:rPr>
+          <w:t>Index</w:t>
+        </w:r>
+        <w:proofErr w:type="spellEnd"/>
+        <w:r>
+          <w:rPr>
+            <w:rStyle w:val="Hyperlink"/>
+          </w:rPr>
+          <w:t xml:space="preserve"> </w:t>
+        </w:r>
+        <w:proofErr w:type="spellStart"/>
+        <w:r>
+          <w:rPr>
+            <w:rStyle w:val="Hyperlink"/>
+          </w:rPr>
+          <w:t>System</w:t>
+        </w:r>
+        <w:proofErr w:type="spellEnd"/>
+      </w:hyperlink>
+      <w:r>
+        <w:t>, (1987)</w:t>
+      </w:r>
+      <w:r>
+        <w:t>.</w:t>
+      </w:r>
+      <w:bookmarkEnd w:id="53"/>
+    </w:p>
+    <w:p>
+      <w:pPr>
+        <w:pStyle w:val="ListParagraph"/>
+        <w:numPr>
+          <w:ilvl w:val="0"/>
+          <w:numId w:val="1"/>
+        </w:numPr>
+      </w:pPr>
+      <w:bookmarkStart w:id="54" w:name="_Ref212141874"/>
+      <w:proofErr w:type="spellStart"/>
+      <w:r>
+        <w:t>wxedward</w:t>
+      </w:r>
+      <w:proofErr w:type="spellEnd"/>
+      <w:r>
+        <w:t xml:space="preserve"> (</w:t>
+      </w:r>
+      <w:r>
+        <w:t>2024</w:t>
+      </w:r>
+      <w:r>
+        <w:t xml:space="preserve">, </w:t>
+      </w:r>
+      <w:r>
+        <w:t>13</w:t>
+      </w:r>
+      <w:r>
+        <w:t xml:space="preserve"> </w:t>
+      </w:r>
+      <w:r>
+        <w:t>febrero</w:t>
+      </w:r>
+      <w:r>
+        <w:t>). </w:t>
+      </w:r>
       <w:hyperlink r:id="rId38" w:history="1">
         <w:r>
           <w:rPr>
@@ -22856,102 +25696,122 @@
             <w:i/>
             <w:iCs/>
           </w:rPr>
-          <w:t>Fire Information for Resource Management System (FIRMS)</w:t>
+          <w:t xml:space="preserve">FIRMS: </w:t>
         </w:r>
-      </w:hyperlink>
-      <w:r>
-        <w:t>. NASA Earth Observing System Data and Information System (EOSDIS).</w:t>
-      </w:r>
-      <w:bookmarkEnd w:id="52"/>
-    </w:p>
-    <w:p>
-      <w:pPr>
-        <w:pStyle w:val="ListParagraph"/>
-        <w:numPr>
-          <w:ilvl w:val="0"/>
-          <w:numId w:val="1"/>
-        </w:numPr>
-      </w:pPr>
-      <w:bookmarkStart w:id="53" w:name="_Ref212113708"/>
-      <w:r>
-        <w:t>Wagner,</w:t>
-      </w:r>
-      <w:r>
-        <w:t xml:space="preserve"> </w:t>
-      </w:r>
-      <w:r>
-        <w:t>C. E. van</w:t>
-      </w:r>
-      <w:r>
-        <w:t xml:space="preserve">, ISBN: </w:t>
-      </w:r>
-      <w:r>
-        <w:t xml:space="preserve">0-662-15198-4, Canadian Forestry Service, </w:t>
-      </w:r>
-      <w:hyperlink r:id="rId39" w:history="1">
-        <w:r>
-          <w:rPr>
-            <w:rStyle w:val="Hyperlink"/>
-          </w:rPr>
-          <w:t>Development and structure of the Canadian Forest Fire Weather Index System</w:t>
-        </w:r>
-      </w:hyperlink>
-      <w:r>
-        <w:t>, (1987)</w:t>
-      </w:r>
-      <w:r>
-        <w:t>.</w:t>
-      </w:r>
-      <w:bookmarkEnd w:id="53"/>
-    </w:p>
-    <w:p>
-      <w:pPr>
-        <w:pStyle w:val="ListParagraph"/>
-        <w:numPr>
-          <w:ilvl w:val="0"/>
-          <w:numId w:val="1"/>
-        </w:numPr>
-      </w:pPr>
-      <w:bookmarkStart w:id="54" w:name="_Ref212141874"/>
-      <w:r>
-        <w:t>wxedward (</w:t>
-      </w:r>
-      <w:r>
-        <w:t>2024</w:t>
-      </w:r>
-      <w:r>
-        <w:t xml:space="preserve">, </w:t>
-      </w:r>
-      <w:r>
-        <w:t>13</w:t>
-      </w:r>
-      <w:r>
-        <w:t xml:space="preserve"> </w:t>
-      </w:r>
-      <w:r>
-        <w:t>febrero</w:t>
-      </w:r>
-      <w:r>
-        <w:t>). </w:t>
-      </w:r>
-      <w:hyperlink r:id="rId40" w:history="1">
+        <w:proofErr w:type="spellStart"/>
+        <w:proofErr w:type="gramStart"/>
         <w:r>
           <w:rPr>
             <w:rStyle w:val="Hyperlink"/>
             <w:i/>
             <w:iCs/>
           </w:rPr>
-          <w:t>FIRMS: What is the detection confidence?</w:t>
+          <w:t>What</w:t>
         </w:r>
+        <w:proofErr w:type="spellEnd"/>
+        <w:r>
+          <w:rPr>
+            <w:rStyle w:val="Hyperlink"/>
+            <w:i/>
+            <w:iCs/>
+          </w:rPr>
+          <w:t xml:space="preserve"> </w:t>
+        </w:r>
+        <w:proofErr w:type="spellStart"/>
+        <w:r>
+          <w:rPr>
+            <w:rStyle w:val="Hyperlink"/>
+            <w:i/>
+            <w:iCs/>
+          </w:rPr>
+          <w:t>is</w:t>
+        </w:r>
+        <w:proofErr w:type="spellEnd"/>
+        <w:r>
+          <w:rPr>
+            <w:rStyle w:val="Hyperlink"/>
+            <w:i/>
+            <w:iCs/>
+          </w:rPr>
+          <w:t xml:space="preserve"> </w:t>
+        </w:r>
+        <w:proofErr w:type="spellStart"/>
+        <w:r>
+          <w:rPr>
+            <w:rStyle w:val="Hyperlink"/>
+            <w:i/>
+            <w:iCs/>
+          </w:rPr>
+          <w:t>the</w:t>
+        </w:r>
+        <w:proofErr w:type="spellEnd"/>
+        <w:r>
+          <w:rPr>
+            <w:rStyle w:val="Hyperlink"/>
+            <w:i/>
+            <w:iCs/>
+          </w:rPr>
+          <w:t xml:space="preserve"> </w:t>
+        </w:r>
+        <w:proofErr w:type="spellStart"/>
+        <w:r>
+          <w:rPr>
+            <w:rStyle w:val="Hyperlink"/>
+            <w:i/>
+            <w:iCs/>
+          </w:rPr>
+          <w:t>detection</w:t>
+        </w:r>
+        <w:proofErr w:type="spellEnd"/>
+        <w:r>
+          <w:rPr>
+            <w:rStyle w:val="Hyperlink"/>
+            <w:i/>
+            <w:iCs/>
+          </w:rPr>
+          <w:t xml:space="preserve"> </w:t>
+        </w:r>
+        <w:proofErr w:type="spellStart"/>
+        <w:r>
+          <w:rPr>
+            <w:rStyle w:val="Hyperlink"/>
+            <w:i/>
+            <w:iCs/>
+          </w:rPr>
+          <w:t>confidence</w:t>
+        </w:r>
+        <w:proofErr w:type="spellEnd"/>
+        <w:r>
+          <w:rPr>
+            <w:rStyle w:val="Hyperlink"/>
+            <w:i/>
+            <w:iCs/>
+          </w:rPr>
+          <w:t>?</w:t>
+        </w:r>
+        <w:proofErr w:type="gramEnd"/>
         <w:r>
           <w:rPr>
             <w:rStyle w:val="Hyperlink"/>
           </w:rPr>
           <w:t> </w:t>
         </w:r>
+        <w:proofErr w:type="spellStart"/>
       </w:hyperlink>
       <w:r>
-        <w:t>Earthdata Forum.</w:t>
+        <w:t>Earthdata</w:t>
+      </w:r>
+      <w:proofErr w:type="spellEnd"/>
+      <w:r>
+        <w:t xml:space="preserve"> </w:t>
+      </w:r>
+      <w:proofErr w:type="spellStart"/>
+      <w:r>
+        <w:t>Forum</w:t>
+      </w:r>
+      <w:proofErr w:type="spellEnd"/>
+      <w:r>
+        <w:t>.</w:t>
       </w:r>
       <w:bookmarkEnd w:id="54"/>
     </w:p>
@@ -22972,17 +25832,82 @@
           <w:i/>
           <w:iCs/>
         </w:rPr>
-        <w:t>FIRMS Web Services</w:t>
-      </w:r>
+        <w:t xml:space="preserve">FIRMS Web </w:t>
+      </w:r>
+      <w:proofErr w:type="spellStart"/>
+      <w:r>
+        <w:rPr>
+          <w:i/>
+          <w:iCs/>
+        </w:rPr>
+        <w:t>Services</w:t>
+      </w:r>
+      <w:proofErr w:type="spellEnd"/>
       <w:r>
         <w:t xml:space="preserve">. </w:t>
       </w:r>
-      <w:hyperlink r:id="rId41" w:history="1">
+      <w:hyperlink r:id="rId39" w:history="1">
         <w:r>
           <w:rPr>
             <w:rStyle w:val="Hyperlink"/>
           </w:rPr>
-          <w:t>NASA Earth Science Data and Information System (ESDIS)</w:t>
+          <w:t xml:space="preserve">NASA </w:t>
+        </w:r>
+        <w:proofErr w:type="spellStart"/>
+        <w:r>
+          <w:rPr>
+            <w:rStyle w:val="Hyperlink"/>
+          </w:rPr>
+          <w:t>Earth</w:t>
+        </w:r>
+        <w:proofErr w:type="spellEnd"/>
+        <w:r>
+          <w:rPr>
+            <w:rStyle w:val="Hyperlink"/>
+          </w:rPr>
+          <w:t xml:space="preserve"> </w:t>
+        </w:r>
+        <w:proofErr w:type="spellStart"/>
+        <w:r>
+          <w:rPr>
+            <w:rStyle w:val="Hyperlink"/>
+          </w:rPr>
+          <w:t>Science</w:t>
+        </w:r>
+        <w:proofErr w:type="spellEnd"/>
+        <w:r>
+          <w:rPr>
+            <w:rStyle w:val="Hyperlink"/>
+          </w:rPr>
+          <w:t xml:space="preserve"> Data and </w:t>
+        </w:r>
+        <w:proofErr w:type="spellStart"/>
+        <w:r>
+          <w:rPr>
+            <w:rStyle w:val="Hyperlink"/>
+          </w:rPr>
+          <w:t>Information</w:t>
+        </w:r>
+        <w:proofErr w:type="spellEnd"/>
+        <w:r>
+          <w:rPr>
+            <w:rStyle w:val="Hyperlink"/>
+          </w:rPr>
+          <w:t xml:space="preserve"> </w:t>
+        </w:r>
+        <w:proofErr w:type="spellStart"/>
+        <w:r>
+          <w:rPr>
+            <w:rStyle w:val="Hyperlink"/>
+          </w:rPr>
+          <w:t>System</w:t>
+        </w:r>
+        <w:proofErr w:type="spellEnd"/>
+        <w:r>
+          <w:rPr>
+            <w:rStyle w:val="Hyperlink"/>
+          </w:rPr>
+          <w:t xml:space="preserve"> (ESDIS)</w:t>
         </w:r>
       </w:hyperlink>
       <w:r>
@@ -22999,45 +25924,224 @@
         </w:numPr>
       </w:pPr>
       <w:bookmarkStart w:id="56" w:name="_Ref212136813"/>
-      <w:r>
-        <w:t xml:space="preserve">Copernicus Climate Change Service (C3S). </w:t>
-      </w:r>
-      <w:hyperlink r:id="rId42" w:history="1">
+      <w:proofErr w:type="spellStart"/>
+      <w:r>
+        <w:t>Copernicus</w:t>
+      </w:r>
+      <w:proofErr w:type="spellEnd"/>
+      <w:r>
+        <w:t xml:space="preserve"> </w:t>
+      </w:r>
+      <w:proofErr w:type="spellStart"/>
+      <w:r>
+        <w:t>Climate</w:t>
+      </w:r>
+      <w:proofErr w:type="spellEnd"/>
+      <w:r>
+        <w:t xml:space="preserve"> Change </w:t>
+      </w:r>
+      <w:proofErr w:type="spellStart"/>
+      <w:r>
+        <w:t>Service</w:t>
+      </w:r>
+      <w:proofErr w:type="spellEnd"/>
+      <w:r>
+        <w:t xml:space="preserve"> (C3S). </w:t>
+      </w:r>
+      <w:hyperlink r:id="rId40" w:history="1">
+        <w:proofErr w:type="spellStart"/>
         <w:r>
           <w:rPr>
             <w:rStyle w:val="Hyperlink"/>
             <w:i/>
             <w:iCs/>
           </w:rPr>
-          <w:t>How to API</w:t>
+          <w:t>How</w:t>
         </w:r>
-      </w:hyperlink>
-      <w:r>
-        <w:t>. Copernicus Knowledge Base.</w:t>
-      </w:r>
-      <w:bookmarkEnd w:id="56"/>
-    </w:p>
-    <w:p>
-      <w:pPr>
-        <w:pStyle w:val="ListParagraph"/>
-        <w:numPr>
-          <w:ilvl w:val="0"/>
-          <w:numId w:val="1"/>
-        </w:numPr>
-      </w:pPr>
-      <w:bookmarkStart w:id="57" w:name="_Ref214625374"/>
-      <w:r>
-        <w:t xml:space="preserve">Swiss Federal Institute for Forest, Snow and Landscape Research (WSL). </w:t>
-      </w:r>
-      <w:hyperlink r:id="rId43" w:history="1">
+        <w:proofErr w:type="spellEnd"/>
         <w:r>
           <w:rPr>
             <w:rStyle w:val="Hyperlink"/>
             <w:i/>
             <w:iCs/>
           </w:rPr>
-          <w:t>Canadian forest fire weather index system</w:t>
+          <w:t xml:space="preserve"> </w:t>
         </w:r>
+        <w:proofErr w:type="spellStart"/>
+        <w:r>
+          <w:rPr>
+            <w:rStyle w:val="Hyperlink"/>
+            <w:i/>
+            <w:iCs/>
+          </w:rPr>
+          <w:t>to</w:t>
+        </w:r>
+        <w:proofErr w:type="spellEnd"/>
+        <w:r>
+          <w:rPr>
+            <w:rStyle w:val="Hyperlink"/>
+            <w:i/>
+            <w:iCs/>
+          </w:rPr>
+          <w:t xml:space="preserve"> API</w:t>
+        </w:r>
+      </w:hyperlink>
+      <w:r>
+        <w:t xml:space="preserve">. </w:t>
+      </w:r>
+      <w:proofErr w:type="spellStart"/>
+      <w:r>
+        <w:t>Copernicus</w:t>
+      </w:r>
+      <w:proofErr w:type="spellEnd"/>
+      <w:r>
+        <w:t xml:space="preserve"> </w:t>
+      </w:r>
+      <w:proofErr w:type="spellStart"/>
+      <w:r>
+        <w:t>Knowledge</w:t>
+      </w:r>
+      <w:proofErr w:type="spellEnd"/>
+      <w:r>
+        <w:t xml:space="preserve"> Base.</w:t>
+      </w:r>
+      <w:bookmarkEnd w:id="56"/>
+    </w:p>
+    <w:p>
+      <w:pPr>
+        <w:pStyle w:val="ListParagraph"/>
+        <w:numPr>
+          <w:ilvl w:val="0"/>
+          <w:numId w:val="1"/>
+        </w:numPr>
+      </w:pPr>
+      <w:bookmarkStart w:id="57" w:name="_Ref214625374"/>
+      <w:r>
+        <w:t xml:space="preserve">Swiss Federal </w:t>
+      </w:r>
+      <w:proofErr w:type="spellStart"/>
+      <w:r>
+        <w:t>Institute</w:t>
+      </w:r>
+      <w:proofErr w:type="spellEnd"/>
+      <w:r>
+        <w:t xml:space="preserve"> </w:t>
+      </w:r>
+      <w:proofErr w:type="spellStart"/>
+      <w:r>
+        <w:t>for</w:t>
+      </w:r>
+      <w:proofErr w:type="spellEnd"/>
+      <w:r>
+        <w:t xml:space="preserve"> Forest, Snow and </w:t>
+      </w:r>
+      <w:proofErr w:type="spellStart"/>
+      <w:r>
+        <w:t>Landscape</w:t>
+      </w:r>
+      <w:proofErr w:type="spellEnd"/>
+      <w:r>
+        <w:t xml:space="preserve"> </w:t>
+      </w:r>
+      <w:proofErr w:type="spellStart"/>
+      <w:r>
+        <w:t>Research</w:t>
+      </w:r>
+      <w:proofErr w:type="spellEnd"/>
+      <w:r>
+        <w:t xml:space="preserve"> (WSL). </w:t>
+      </w:r>
+      <w:hyperlink r:id="rId41" w:history="1">
+        <w:r>
+          <w:rPr>
+            <w:rStyle w:val="Hyperlink"/>
+            <w:i/>
+            <w:iCs/>
+          </w:rPr>
+          <w:t xml:space="preserve">Canadian </w:t>
+        </w:r>
+        <w:proofErr w:type="spellStart"/>
+        <w:r>
+          <w:rPr>
+            <w:rStyle w:val="Hyperlink"/>
+            <w:i/>
+            <w:iCs/>
+          </w:rPr>
+          <w:t>forest</w:t>
+        </w:r>
+        <w:proofErr w:type="spellEnd"/>
+        <w:r>
+          <w:rPr>
+            <w:rStyle w:val="Hyperlink"/>
+            <w:i/>
+            <w:iCs/>
+          </w:rPr>
+          <w:t xml:space="preserve"> </w:t>
+        </w:r>
+        <w:proofErr w:type="spellStart"/>
+        <w:r>
+          <w:rPr>
+            <w:rStyle w:val="Hyperlink"/>
+            <w:i/>
+            <w:iCs/>
+          </w:rPr>
+          <w:t>fire</w:t>
+        </w:r>
+        <w:proofErr w:type="spellEnd"/>
+        <w:r>
+          <w:rPr>
+            <w:rStyle w:val="Hyperlink"/>
+            <w:i/>
+            <w:iCs/>
+          </w:rPr>
+          <w:t xml:space="preserve"> </w:t>
+        </w:r>
+        <w:proofErr w:type="spellStart"/>
+        <w:r>
+          <w:rPr>
+            <w:rStyle w:val="Hyperlink"/>
+            <w:i/>
+            <w:iCs/>
+          </w:rPr>
+          <w:t>weather</w:t>
+        </w:r>
+        <w:proofErr w:type="spellEnd"/>
+        <w:r>
+          <w:rPr>
+            <w:rStyle w:val="Hyperlink"/>
+            <w:i/>
+            <w:iCs/>
+          </w:rPr>
+          <w:t xml:space="preserve"> </w:t>
+        </w:r>
+        <w:proofErr w:type="spellStart"/>
+        <w:r>
+          <w:rPr>
+            <w:rStyle w:val="Hyperlink"/>
+            <w:i/>
+            <w:iCs/>
+          </w:rPr>
+          <w:t>index</w:t>
+        </w:r>
+        <w:proofErr w:type="spellEnd"/>
+        <w:r>
+          <w:rPr>
+            <w:rStyle w:val="Hyperlink"/>
+            <w:i/>
+            <w:iCs/>
+          </w:rPr>
+          <w:t xml:space="preserve"> </w:t>
+        </w:r>
+        <w:proofErr w:type="spellStart"/>
+        <w:r>
+          <w:rPr>
+            <w:rStyle w:val="Hyperlink"/>
+            <w:i/>
+            <w:iCs/>
+          </w:rPr>
+          <w:t>system</w:t>
+        </w:r>
+        <w:proofErr w:type="spellEnd"/>
       </w:hyperlink>
       <w:r>
         <w:t>.</w:t>
@@ -23092,9 +26196,18 @@
           <w:rFonts w:ascii="Times New Roman" w:hAnsi="Times New Roman" w:cs="Times New Roman"/>
           <w:color w:val="000000" w:themeColor="text1"/>
         </w:rPr>
-        <w:t>Desarrollo de interfaces con APIs</w:t>
+        <w:t xml:space="preserve">Desarrollo de interfaces con </w:t>
+      </w:r>
+      <w:proofErr w:type="spellStart"/>
+      <w:r>
+        <w:rPr>
+          <w:rFonts w:ascii="Times New Roman" w:hAnsi="Times New Roman" w:cs="Times New Roman"/>
+          <w:color w:val="000000" w:themeColor="text1"/>
+        </w:rPr>
+        <w:t>APIs</w:t>
       </w:r>
       <w:bookmarkEnd w:id="59"/>
+      <w:proofErr w:type="spellEnd"/>
     </w:p>
     <w:p>
       <w:pPr>
@@ -23104,7 +26217,15 @@
         <w:tab/>
       </w:r>
       <w:r>
-        <w:t>Las interfaces de comunicación hacia APIs desarrolladas fueron la de obtención de datos FIRMS y ERA-</w:t>
+        <w:t xml:space="preserve">Las interfaces de comunicación hacia </w:t>
+      </w:r>
+      <w:proofErr w:type="spellStart"/>
+      <w:r>
+        <w:t>APIs</w:t>
+      </w:r>
+      <w:proofErr w:type="spellEnd"/>
+      <w:r>
+        <w:t xml:space="preserve"> desarrolladas fueron la de obtención de datos FIRMS y ERA-</w:t>
       </w:r>
       <w:r>
         <w:t xml:space="preserve">5, con respaldo de la documentación </w:t>
@@ -23175,7 +26296,7 @@
                     <pic:cNvPicPr/>
                   </pic:nvPicPr>
                   <pic:blipFill>
-                    <a:blip r:embed="rId44">
+                    <a:blip r:embed="rId42">
                       <a:extLst>
                         <a:ext uri="{28A0092B-C50C-407E-A947-70E740481C1C}">
                           <a14:useLocalDpi xmlns:a14="http://schemas.microsoft.com/office/drawing/2010/main" val="0"/>
@@ -23268,7 +26389,25 @@
           <w:bCs/>
           <w:color w:val="000000" w:themeColor="text1"/>
         </w:rPr>
-        <w:t xml:space="preserve"> - Clase FIRMSTools desarrollada.</w:t>
+        <w:t xml:space="preserve"> - Clase </w:t>
+      </w:r>
+      <w:proofErr w:type="spellStart"/>
+      <w:r>
+        <w:rPr>
+          <w:b/>
+          <w:bCs/>
+          <w:color w:val="000000" w:themeColor="text1"/>
+        </w:rPr>
+        <w:t>FIRMSTools</w:t>
+      </w:r>
+      <w:proofErr w:type="spellEnd"/>
+      <w:r>
+        <w:rPr>
+          <w:b/>
+          <w:bCs/>
+          <w:color w:val="000000" w:themeColor="text1"/>
+        </w:rPr>
+        <w:t xml:space="preserve"> desarrollada.</w:t>
       </w:r>
     </w:p>
     <w:p/>
@@ -23298,7 +26437,7 @@
                     <pic:cNvPicPr/>
                   </pic:nvPicPr>
                   <pic:blipFill>
-                    <a:blip r:embed="rId45">
+                    <a:blip r:embed="rId43">
                       <a:extLst>
                         <a:ext uri="{28A0092B-C50C-407E-A947-70E740481C1C}">
                           <a14:useLocalDpi xmlns:a14="http://schemas.microsoft.com/office/drawing/2010/main" val="0"/>
@@ -23391,7 +26530,25 @@
           <w:bCs/>
           <w:color w:val="000000" w:themeColor="text1"/>
         </w:rPr>
-        <w:t xml:space="preserve"> - Clase CopernicusTools desarrollada.</w:t>
+        <w:t xml:space="preserve"> - Clase </w:t>
+      </w:r>
+      <w:proofErr w:type="spellStart"/>
+      <w:r>
+        <w:rPr>
+          <w:b/>
+          <w:bCs/>
+          <w:color w:val="000000" w:themeColor="text1"/>
+        </w:rPr>
+        <w:t>CopernicusTools</w:t>
+      </w:r>
+      <w:proofErr w:type="spellEnd"/>
+      <w:r>
+        <w:rPr>
+          <w:b/>
+          <w:bCs/>
+          <w:color w:val="000000" w:themeColor="text1"/>
+        </w:rPr>
+        <w:t xml:space="preserve"> desarrollada.</w:t>
       </w:r>
     </w:p>
     <w:p>
@@ -23427,11 +26584,36 @@
         <w:jc w:val="both"/>
       </w:pPr>
       <w:r>
-        <w:t xml:space="preserve">Para la obtención de las variables complementarias del Fire Weather Index, se ha generado la clase </w:t>
+        <w:t xml:space="preserve">Para la obtención de las variables complementarias del </w:t>
+      </w:r>
+      <w:proofErr w:type="spellStart"/>
+      <w:r>
+        <w:t>Fire</w:t>
+      </w:r>
+      <w:proofErr w:type="spellEnd"/>
+      <w:r>
+        <w:t xml:space="preserve"> </w:t>
+      </w:r>
+      <w:proofErr w:type="spellStart"/>
+      <w:r>
+        <w:t>Weather</w:t>
+      </w:r>
+      <w:proofErr w:type="spellEnd"/>
+      <w:r>
+        <w:t xml:space="preserve"> </w:t>
+      </w:r>
+      <w:proofErr w:type="spellStart"/>
+      <w:r>
+        <w:t>Index</w:t>
+      </w:r>
+      <w:proofErr w:type="spellEnd"/>
+      <w:r>
+        <w:t xml:space="preserve">, se ha generado la clase </w:t>
       </w:r>
       <w:r>
         <w:t>“</w:t>
       </w:r>
+      <w:proofErr w:type="spellStart"/>
       <w:r>
         <w:rPr>
           <w:i/>
@@ -23439,6 +26621,7 @@
         </w:rPr>
         <w:t>fwi_tools</w:t>
       </w:r>
+      <w:proofErr w:type="spellEnd"/>
       <w:r>
         <w:t>”</w:t>
       </w:r>
@@ -23506,7 +26689,7 @@
                     <pic:cNvPicPr/>
                   </pic:nvPicPr>
                   <pic:blipFill>
-                    <a:blip r:embed="rId46">
+                    <a:blip r:embed="rId44">
                       <a:extLst>
                         <a:ext uri="{28A0092B-C50C-407E-A947-70E740481C1C}">
                           <a14:useLocalDpi xmlns:a14="http://schemas.microsoft.com/office/drawing/2010/main" val="0"/>
@@ -23599,7 +26782,25 @@
           <w:bCs/>
           <w:color w:val="000000" w:themeColor="text1"/>
         </w:rPr>
-        <w:t xml:space="preserve"> - Clase FWITools desarrollada.</w:t>
+        <w:t xml:space="preserve"> - Clase </w:t>
+      </w:r>
+      <w:proofErr w:type="spellStart"/>
+      <w:r>
+        <w:rPr>
+          <w:b/>
+          <w:bCs/>
+          <w:color w:val="000000" w:themeColor="text1"/>
+        </w:rPr>
+        <w:t>FWITools</w:t>
+      </w:r>
+      <w:proofErr w:type="spellEnd"/>
+      <w:r>
+        <w:rPr>
+          <w:b/>
+          <w:bCs/>
+          <w:color w:val="000000" w:themeColor="text1"/>
+        </w:rPr>
+        <w:t xml:space="preserve"> desarrollada.</w:t>
       </w:r>
     </w:p>
     <w:p>
@@ -23677,7 +26878,27 @@
           <w:sz w:val="28"/>
           <w:szCs w:val="28"/>
         </w:rPr>
-        <w:t>Escenario completo - Random Forest</w:t>
+        <w:t xml:space="preserve">Escenario completo - </w:t>
+      </w:r>
+      <w:proofErr w:type="spellStart"/>
+      <w:r>
+        <w:rPr>
+          <w:rFonts w:ascii="Times New Roman" w:hAnsi="Times New Roman" w:cs="Times New Roman"/>
+          <w:color w:val="auto"/>
+          <w:sz w:val="28"/>
+          <w:szCs w:val="28"/>
+        </w:rPr>
+        <w:t>Random</w:t>
+      </w:r>
+      <w:proofErr w:type="spellEnd"/>
+      <w:r>
+        <w:rPr>
+          <w:rFonts w:ascii="Times New Roman" w:hAnsi="Times New Roman" w:cs="Times New Roman"/>
+          <w:color w:val="auto"/>
+          <w:sz w:val="28"/>
+          <w:szCs w:val="28"/>
+        </w:rPr>
+        <w:t xml:space="preserve"> Forest</w:t>
       </w:r>
       <w:bookmarkEnd w:id="63"/>
       <w:bookmarkEnd w:id="64"/>
@@ -23708,7 +26929,7 @@
                     <pic:cNvPicPr/>
                   </pic:nvPicPr>
                   <pic:blipFill>
-                    <a:blip r:embed="rId47"/>
+                    <a:blip r:embed="rId45"/>
                     <a:stretch>
                       <a:fillRect/>
                     </a:stretch>
@@ -23753,7 +26974,7 @@
                     <pic:cNvPicPr/>
                   </pic:nvPicPr>
                   <pic:blipFill>
-                    <a:blip r:embed="rId48"/>
+                    <a:blip r:embed="rId46"/>
                     <a:stretch>
                       <a:fillRect/>
                     </a:stretch>
@@ -23798,7 +27019,7 @@
                     <pic:cNvPicPr/>
                   </pic:nvPicPr>
                   <pic:blipFill>
-                    <a:blip r:embed="rId49"/>
+                    <a:blip r:embed="rId47"/>
                     <a:stretch>
                       <a:fillRect/>
                     </a:stretch>
@@ -23843,7 +27064,7 @@
                     <pic:cNvPicPr/>
                   </pic:nvPicPr>
                   <pic:blipFill>
-                    <a:blip r:embed="rId50"/>
+                    <a:blip r:embed="rId48"/>
                     <a:stretch>
                       <a:fillRect/>
                     </a:stretch>
@@ -23893,7 +27114,7 @@
                     <pic:cNvPicPr/>
                   </pic:nvPicPr>
                   <pic:blipFill>
-                    <a:blip r:embed="rId51"/>
+                    <a:blip r:embed="rId49"/>
                     <a:stretch>
                       <a:fillRect/>
                     </a:stretch>
@@ -23943,7 +27164,7 @@
                     <pic:cNvPicPr/>
                   </pic:nvPicPr>
                   <pic:blipFill>
-                    <a:blip r:embed="rId52"/>
+                    <a:blip r:embed="rId50"/>
                     <a:stretch>
                       <a:fillRect/>
                     </a:stretch>
@@ -24015,7 +27236,67 @@
           <w:sz w:val="28"/>
           <w:szCs w:val="28"/>
         </w:rPr>
-        <w:t>Extreme Gradient Boosting (XGBoost)</w:t>
+        <w:t xml:space="preserve">Extreme </w:t>
+      </w:r>
+      <w:proofErr w:type="spellStart"/>
+      <w:r>
+        <w:rPr>
+          <w:rFonts w:ascii="Times New Roman" w:hAnsi="Times New Roman" w:cs="Times New Roman"/>
+          <w:color w:val="auto"/>
+          <w:sz w:val="28"/>
+          <w:szCs w:val="28"/>
+        </w:rPr>
+        <w:t>Gradient</w:t>
+      </w:r>
+      <w:proofErr w:type="spellEnd"/>
+      <w:r>
+        <w:rPr>
+          <w:rFonts w:ascii="Times New Roman" w:hAnsi="Times New Roman" w:cs="Times New Roman"/>
+          <w:color w:val="auto"/>
+          <w:sz w:val="28"/>
+          <w:szCs w:val="28"/>
+        </w:rPr>
+        <w:t xml:space="preserve"> </w:t>
+      </w:r>
+      <w:proofErr w:type="spellStart"/>
+      <w:r>
+        <w:rPr>
+          <w:rFonts w:ascii="Times New Roman" w:hAnsi="Times New Roman" w:cs="Times New Roman"/>
+          <w:color w:val="auto"/>
+          <w:sz w:val="28"/>
+          <w:szCs w:val="28"/>
+        </w:rPr>
+        <w:t>Boosting</w:t>
+      </w:r>
+      <w:proofErr w:type="spellEnd"/>
+      <w:r>
+        <w:rPr>
+          <w:rFonts w:ascii="Times New Roman" w:hAnsi="Times New Roman" w:cs="Times New Roman"/>
+          <w:color w:val="auto"/>
+          <w:sz w:val="28"/>
+          <w:szCs w:val="28"/>
+        </w:rPr>
+        <w:t xml:space="preserve"> (</w:t>
+      </w:r>
+      <w:proofErr w:type="spellStart"/>
+      <w:r>
+        <w:rPr>
+          <w:rFonts w:ascii="Times New Roman" w:hAnsi="Times New Roman" w:cs="Times New Roman"/>
+          <w:color w:val="auto"/>
+          <w:sz w:val="28"/>
+          <w:szCs w:val="28"/>
+        </w:rPr>
+        <w:t>XGBoost</w:t>
+      </w:r>
+      <w:proofErr w:type="spellEnd"/>
+      <w:r>
+        <w:rPr>
+          <w:rFonts w:ascii="Times New Roman" w:hAnsi="Times New Roman" w:cs="Times New Roman"/>
+          <w:color w:val="auto"/>
+          <w:sz w:val="28"/>
+          <w:szCs w:val="28"/>
+        </w:rPr>
+        <w:t>)</w:t>
       </w:r>
       <w:bookmarkEnd w:id="69"/>
     </w:p>
@@ -24043,7 +27324,7 @@
                     <pic:cNvPicPr/>
                   </pic:nvPicPr>
                   <pic:blipFill>
-                    <a:blip r:embed="rId53"/>
+                    <a:blip r:embed="rId51"/>
                     <a:stretch>
                       <a:fillRect/>
                     </a:stretch>
@@ -24088,7 +27369,7 @@
                     <pic:cNvPicPr/>
                   </pic:nvPicPr>
                   <pic:blipFill>
-                    <a:blip r:embed="rId54"/>
+                    <a:blip r:embed="rId52"/>
                     <a:stretch>
                       <a:fillRect/>
                     </a:stretch>
@@ -24133,7 +27414,7 @@
                     <pic:cNvPicPr/>
                   </pic:nvPicPr>
                   <pic:blipFill>
-                    <a:blip r:embed="rId49"/>
+                    <a:blip r:embed="rId47"/>
                     <a:stretch>
                       <a:fillRect/>
                     </a:stretch>
@@ -24178,7 +27459,7 @@
                     <pic:cNvPicPr/>
                   </pic:nvPicPr>
                   <pic:blipFill>
-                    <a:blip r:embed="rId55"/>
+                    <a:blip r:embed="rId53"/>
                     <a:stretch>
                       <a:fillRect/>
                     </a:stretch>
@@ -24223,7 +27504,7 @@
                     <pic:cNvPicPr/>
                   </pic:nvPicPr>
                   <pic:blipFill>
-                    <a:blip r:embed="rId56"/>
+                    <a:blip r:embed="rId54"/>
                     <a:stretch>
                       <a:fillRect/>
                     </a:stretch>
@@ -24268,7 +27549,7 @@
                     <pic:cNvPicPr/>
                   </pic:nvPicPr>
                   <pic:blipFill>
-                    <a:blip r:embed="rId57"/>
+                    <a:blip r:embed="rId55"/>
                     <a:stretch>
                       <a:fillRect/>
                     </a:stretch>
@@ -24348,7 +27629,27 @@
           <w:szCs w:val="28"/>
         </w:rPr>
         <w:lastRenderedPageBreak/>
-        <w:t>Escenario completo - Support Vector Machine (SVM)</w:t>
+        <w:t xml:space="preserve">Escenario completo - </w:t>
+      </w:r>
+      <w:proofErr w:type="spellStart"/>
+      <w:r>
+        <w:rPr>
+          <w:rFonts w:ascii="Times New Roman" w:hAnsi="Times New Roman" w:cs="Times New Roman"/>
+          <w:color w:val="auto"/>
+          <w:sz w:val="28"/>
+          <w:szCs w:val="28"/>
+        </w:rPr>
+        <w:t>Support</w:t>
+      </w:r>
+      <w:proofErr w:type="spellEnd"/>
+      <w:r>
+        <w:rPr>
+          <w:rFonts w:ascii="Times New Roman" w:hAnsi="Times New Roman" w:cs="Times New Roman"/>
+          <w:color w:val="auto"/>
+          <w:sz w:val="28"/>
+          <w:szCs w:val="28"/>
+        </w:rPr>
+        <w:t xml:space="preserve"> Vector Machine (SVM)</w:t>
       </w:r>
       <w:bookmarkEnd w:id="70"/>
       <w:bookmarkEnd w:id="71"/>
@@ -24377,7 +27678,7 @@
                     <pic:cNvPicPr/>
                   </pic:nvPicPr>
                   <pic:blipFill>
-                    <a:blip r:embed="rId58"/>
+                    <a:blip r:embed="rId56"/>
                     <a:stretch>
                       <a:fillRect/>
                     </a:stretch>
@@ -24422,7 +27723,7 @@
                     <pic:cNvPicPr/>
                   </pic:nvPicPr>
                   <pic:blipFill>
-                    <a:blip r:embed="rId59"/>
+                    <a:blip r:embed="rId57"/>
                     <a:stretch>
                       <a:fillRect/>
                     </a:stretch>
@@ -24467,7 +27768,7 @@
                     <pic:cNvPicPr/>
                   </pic:nvPicPr>
                   <pic:blipFill>
-                    <a:blip r:embed="rId49"/>
+                    <a:blip r:embed="rId47"/>
                     <a:stretch>
                       <a:fillRect/>
                     </a:stretch>
@@ -24512,7 +27813,7 @@
                     <pic:cNvPicPr/>
                   </pic:nvPicPr>
                   <pic:blipFill>
-                    <a:blip r:embed="rId60"/>
+                    <a:blip r:embed="rId58"/>
                     <a:stretch>
                       <a:fillRect/>
                     </a:stretch>
@@ -24557,7 +27858,7 @@
                     <pic:cNvPicPr/>
                   </pic:nvPicPr>
                   <pic:blipFill>
-                    <a:blip r:embed="rId61"/>
+                    <a:blip r:embed="rId59"/>
                     <a:stretch>
                       <a:fillRect/>
                     </a:stretch>
@@ -24602,7 +27903,7 @@
                     <pic:cNvPicPr/>
                   </pic:nvPicPr>
                   <pic:blipFill>
-                    <a:blip r:embed="rId62"/>
+                    <a:blip r:embed="rId60"/>
                     <a:stretch>
                       <a:fillRect/>
                     </a:stretch>
@@ -24690,7 +27991,27 @@
           <w:sz w:val="28"/>
           <w:szCs w:val="28"/>
         </w:rPr>
-        <w:t xml:space="preserve"> Random Forest</w:t>
+        <w:t xml:space="preserve"> </w:t>
+      </w:r>
+      <w:proofErr w:type="spellStart"/>
+      <w:r>
+        <w:rPr>
+          <w:rFonts w:ascii="Times New Roman" w:hAnsi="Times New Roman" w:cs="Times New Roman"/>
+          <w:color w:val="auto"/>
+          <w:sz w:val="28"/>
+          <w:szCs w:val="28"/>
+        </w:rPr>
+        <w:t>Random</w:t>
+      </w:r>
+      <w:proofErr w:type="spellEnd"/>
+      <w:r>
+        <w:rPr>
+          <w:rFonts w:ascii="Times New Roman" w:hAnsi="Times New Roman" w:cs="Times New Roman"/>
+          <w:color w:val="auto"/>
+          <w:sz w:val="28"/>
+          <w:szCs w:val="28"/>
+        </w:rPr>
+        <w:t xml:space="preserve"> Forest</w:t>
       </w:r>
       <w:bookmarkEnd w:id="72"/>
       <w:bookmarkEnd w:id="73"/>
@@ -24721,7 +28042,7 @@
                     <pic:cNvPicPr/>
                   </pic:nvPicPr>
                   <pic:blipFill>
-                    <a:blip r:embed="rId63"/>
+                    <a:blip r:embed="rId61"/>
                     <a:stretch>
                       <a:fillRect/>
                     </a:stretch>
@@ -24768,7 +28089,7 @@
                     <pic:cNvPicPr/>
                   </pic:nvPicPr>
                   <pic:blipFill>
-                    <a:blip r:embed="rId64"/>
+                    <a:blip r:embed="rId62"/>
                     <a:stretch>
                       <a:fillRect/>
                     </a:stretch>
@@ -24815,7 +28136,7 @@
                     <pic:cNvPicPr/>
                   </pic:nvPicPr>
                   <pic:blipFill>
-                    <a:blip r:embed="rId65"/>
+                    <a:blip r:embed="rId63"/>
                     <a:stretch>
                       <a:fillRect/>
                     </a:stretch>
@@ -24862,7 +28183,7 @@
                     <pic:cNvPicPr/>
                   </pic:nvPicPr>
                   <pic:blipFill>
-                    <a:blip r:embed="rId66"/>
+                    <a:blip r:embed="rId64"/>
                     <a:stretch>
                       <a:fillRect/>
                     </a:stretch>
@@ -24909,7 +28230,7 @@
                     <pic:cNvPicPr/>
                   </pic:nvPicPr>
                   <pic:blipFill>
-                    <a:blip r:embed="rId67"/>
+                    <a:blip r:embed="rId65"/>
                     <a:stretch>
                       <a:fillRect/>
                     </a:stretch>
@@ -24956,7 +28277,7 @@
                     <pic:cNvPicPr/>
                   </pic:nvPicPr>
                   <pic:blipFill>
-                    <a:blip r:embed="rId68"/>
+                    <a:blip r:embed="rId66"/>
                     <a:stretch>
                       <a:fillRect/>
                     </a:stretch>
@@ -25053,7 +28374,67 @@
           <w:sz w:val="28"/>
           <w:szCs w:val="28"/>
         </w:rPr>
-        <w:t>Extreme Gradient Boosting (XGBoost)</w:t>
+        <w:t xml:space="preserve">Extreme </w:t>
+      </w:r>
+      <w:proofErr w:type="spellStart"/>
+      <w:r>
+        <w:rPr>
+          <w:rFonts w:ascii="Times New Roman" w:hAnsi="Times New Roman" w:cs="Times New Roman"/>
+          <w:color w:val="auto"/>
+          <w:sz w:val="28"/>
+          <w:szCs w:val="28"/>
+        </w:rPr>
+        <w:t>Gradient</w:t>
+      </w:r>
+      <w:proofErr w:type="spellEnd"/>
+      <w:r>
+        <w:rPr>
+          <w:rFonts w:ascii="Times New Roman" w:hAnsi="Times New Roman" w:cs="Times New Roman"/>
+          <w:color w:val="auto"/>
+          <w:sz w:val="28"/>
+          <w:szCs w:val="28"/>
+        </w:rPr>
+        <w:t xml:space="preserve"> </w:t>
+      </w:r>
+      <w:proofErr w:type="spellStart"/>
+      <w:r>
+        <w:rPr>
+          <w:rFonts w:ascii="Times New Roman" w:hAnsi="Times New Roman" w:cs="Times New Roman"/>
+          <w:color w:val="auto"/>
+          <w:sz w:val="28"/>
+          <w:szCs w:val="28"/>
+        </w:rPr>
+        <w:t>Boosting</w:t>
+      </w:r>
+      <w:proofErr w:type="spellEnd"/>
+      <w:r>
+        <w:rPr>
+          <w:rFonts w:ascii="Times New Roman" w:hAnsi="Times New Roman" w:cs="Times New Roman"/>
+          <w:color w:val="auto"/>
+          <w:sz w:val="28"/>
+          <w:szCs w:val="28"/>
+        </w:rPr>
+        <w:t xml:space="preserve"> (</w:t>
+      </w:r>
+      <w:proofErr w:type="spellStart"/>
+      <w:r>
+        <w:rPr>
+          <w:rFonts w:ascii="Times New Roman" w:hAnsi="Times New Roman" w:cs="Times New Roman"/>
+          <w:color w:val="auto"/>
+          <w:sz w:val="28"/>
+          <w:szCs w:val="28"/>
+        </w:rPr>
+        <w:t>XGBoost</w:t>
+      </w:r>
+      <w:proofErr w:type="spellEnd"/>
+      <w:r>
+        <w:rPr>
+          <w:rFonts w:ascii="Times New Roman" w:hAnsi="Times New Roman" w:cs="Times New Roman"/>
+          <w:color w:val="auto"/>
+          <w:sz w:val="28"/>
+          <w:szCs w:val="28"/>
+        </w:rPr>
+        <w:t>)</w:t>
       </w:r>
       <w:bookmarkEnd w:id="75"/>
     </w:p>
@@ -25083,7 +28464,7 @@
                     <pic:cNvPicPr/>
                   </pic:nvPicPr>
                   <pic:blipFill>
-                    <a:blip r:embed="rId69"/>
+                    <a:blip r:embed="rId67"/>
                     <a:stretch>
                       <a:fillRect/>
                     </a:stretch>
@@ -25123,7 +28504,7 @@
                     <pic:cNvPicPr/>
                   </pic:nvPicPr>
                   <pic:blipFill>
-                    <a:blip r:embed="rId70"/>
+                    <a:blip r:embed="rId68"/>
                     <a:stretch>
                       <a:fillRect/>
                     </a:stretch>
@@ -25170,7 +28551,7 @@
                     <pic:cNvPicPr/>
                   </pic:nvPicPr>
                   <pic:blipFill>
-                    <a:blip r:embed="rId65"/>
+                    <a:blip r:embed="rId63"/>
                     <a:stretch>
                       <a:fillRect/>
                     </a:stretch>
@@ -25217,7 +28598,7 @@
                     <pic:cNvPicPr/>
                   </pic:nvPicPr>
                   <pic:blipFill>
-                    <a:blip r:embed="rId71"/>
+                    <a:blip r:embed="rId69"/>
                     <a:stretch>
                       <a:fillRect/>
                     </a:stretch>
@@ -25264,7 +28645,7 @@
                     <pic:cNvPicPr/>
                   </pic:nvPicPr>
                   <pic:blipFill>
-                    <a:blip r:embed="rId72"/>
+                    <a:blip r:embed="rId70"/>
                     <a:stretch>
                       <a:fillRect/>
                     </a:stretch>
@@ -25311,7 +28692,7 @@
                     <pic:cNvPicPr/>
                   </pic:nvPicPr>
                   <pic:blipFill>
-                    <a:blip r:embed="rId73"/>
+                    <a:blip r:embed="rId71"/>
                     <a:stretch>
                       <a:fillRect/>
                     </a:stretch>
@@ -25391,6 +28772,7 @@
         </w:rPr>
         <w:t xml:space="preserve"> </w:t>
       </w:r>
+      <w:proofErr w:type="spellStart"/>
       <w:r>
         <w:rPr>
           <w:rFonts w:ascii="Times New Roman" w:hAnsi="Times New Roman" w:cs="Times New Roman"/>
@@ -25398,7 +28780,17 @@
           <w:sz w:val="28"/>
           <w:szCs w:val="28"/>
         </w:rPr>
-        <w:t>Support Vector Machine (SVM</w:t>
+        <w:t>Support</w:t>
+      </w:r>
+      <w:proofErr w:type="spellEnd"/>
+      <w:r>
+        <w:rPr>
+          <w:rFonts w:ascii="Times New Roman" w:hAnsi="Times New Roman" w:cs="Times New Roman"/>
+          <w:color w:val="auto"/>
+          <w:sz w:val="28"/>
+          <w:szCs w:val="28"/>
+        </w:rPr>
+        <w:t xml:space="preserve"> Vector Machine (SVM</w:t>
       </w:r>
       <w:r>
         <w:rPr>
@@ -25438,7 +28830,7 @@
                     <pic:cNvPicPr/>
                   </pic:nvPicPr>
                   <pic:blipFill>
-                    <a:blip r:embed="rId74"/>
+                    <a:blip r:embed="rId72"/>
                     <a:stretch>
                       <a:fillRect/>
                     </a:stretch>
@@ -25478,7 +28870,7 @@
                     <pic:cNvPicPr/>
                   </pic:nvPicPr>
                   <pic:blipFill>
-                    <a:blip r:embed="rId75"/>
+                    <a:blip r:embed="rId73"/>
                     <a:stretch>
                       <a:fillRect/>
                     </a:stretch>
@@ -25525,7 +28917,7 @@
                     <pic:cNvPicPr/>
                   </pic:nvPicPr>
                   <pic:blipFill>
-                    <a:blip r:embed="rId65"/>
+                    <a:blip r:embed="rId63"/>
                     <a:stretch>
                       <a:fillRect/>
                     </a:stretch>
@@ -25572,7 +28964,7 @@
                     <pic:cNvPicPr/>
                   </pic:nvPicPr>
                   <pic:blipFill>
-                    <a:blip r:embed="rId76"/>
+                    <a:blip r:embed="rId74"/>
                     <a:stretch>
                       <a:fillRect/>
                     </a:stretch>
@@ -25619,7 +29011,7 @@
                     <pic:cNvPicPr/>
                   </pic:nvPicPr>
                   <pic:blipFill>
-                    <a:blip r:embed="rId77"/>
+                    <a:blip r:embed="rId75"/>
                     <a:stretch>
                       <a:fillRect/>
                     </a:stretch>
@@ -25666,7 +29058,7 @@
                     <pic:cNvPicPr/>
                   </pic:nvPicPr>
                   <pic:blipFill>
-                    <a:blip r:embed="rId78"/>
+                    <a:blip r:embed="rId76"/>
                     <a:stretch>
                       <a:fillRect/>
                     </a:stretch>

--- a/docs/Entregas/Tesina/Incendios forestales de la Patagonia Andina - Villagra Turco, Ezequiel.docx
+++ b/docs/Entregas/Tesina/Incendios forestales de la Patagonia Andina - Villagra Turco, Ezequiel.docx
@@ -4,7 +4,7 @@
   <w:body>
     <w:p>
       <w:pPr>
-        <w:pStyle w:val="Title"/>
+        <w:pStyle w:val="Ttulo"/>
         <w:spacing w:after="0" w:line="360" w:lineRule="auto"/>
         <w:ind w:firstLine="0"/>
         <w:jc w:val="center"/>
@@ -62,7 +62,7 @@
     </w:p>
     <w:p>
       <w:pPr>
-        <w:pStyle w:val="Title"/>
+        <w:pStyle w:val="Ttulo"/>
         <w:spacing w:after="0" w:line="360" w:lineRule="auto"/>
         <w:ind w:firstLine="0"/>
         <w:jc w:val="center"/>
@@ -77,7 +77,7 @@
     </w:p>
     <w:p>
       <w:pPr>
-        <w:pStyle w:val="Title"/>
+        <w:pStyle w:val="Ttulo"/>
         <w:spacing w:after="0" w:line="360" w:lineRule="auto"/>
         <w:ind w:firstLine="0"/>
         <w:jc w:val="center"/>
@@ -678,7 +678,7 @@
       <w:sdtContent>
         <w:p>
           <w:pPr>
-            <w:pStyle w:val="TOCHeading"/>
+            <w:pStyle w:val="TtuloTDC"/>
             <w:rPr>
               <w:color w:val="000000" w:themeColor="text1"/>
             </w:rPr>
@@ -693,7 +693,7 @@
         </w:p>
         <w:p>
           <w:pPr>
-            <w:pStyle w:val="TOC1"/>
+            <w:pStyle w:val="TDC1"/>
             <w:rPr>
               <w:rFonts w:asciiTheme="minorHAnsi" w:eastAsiaTheme="minorEastAsia" w:hAnsiTheme="minorHAnsi"/>
               <w:noProof/>
@@ -713,7 +713,7 @@
           <w:hyperlink w:anchor="_Toc214639904" w:history="1">
             <w:r>
               <w:rPr>
-                <w:rStyle w:val="Hyperlink"/>
+                <w:rStyle w:val="Hipervnculo"/>
                 <w:rFonts w:cs="Times New Roman"/>
                 <w:noProof/>
               </w:rPr>
@@ -771,7 +771,7 @@
         </w:p>
         <w:p>
           <w:pPr>
-            <w:pStyle w:val="TOC1"/>
+            <w:pStyle w:val="TDC1"/>
             <w:rPr>
               <w:rFonts w:asciiTheme="minorHAnsi" w:eastAsiaTheme="minorEastAsia" w:hAnsiTheme="minorHAnsi"/>
               <w:noProof/>
@@ -782,7 +782,7 @@
           <w:hyperlink w:anchor="_Toc214639905" w:history="1">
             <w:r>
               <w:rPr>
-                <w:rStyle w:val="Hyperlink"/>
+                <w:rStyle w:val="Hipervnculo"/>
                 <w:rFonts w:cs="Times New Roman"/>
                 <w:noProof/>
               </w:rPr>
@@ -840,7 +840,7 @@
         </w:p>
         <w:p>
           <w:pPr>
-            <w:pStyle w:val="TOC1"/>
+            <w:pStyle w:val="TDC1"/>
             <w:rPr>
               <w:rFonts w:asciiTheme="minorHAnsi" w:eastAsiaTheme="minorEastAsia" w:hAnsiTheme="minorHAnsi"/>
               <w:noProof/>
@@ -851,7 +851,7 @@
           <w:hyperlink w:anchor="_Toc214639906" w:history="1">
             <w:r>
               <w:rPr>
-                <w:rStyle w:val="Hyperlink"/>
+                <w:rStyle w:val="Hipervnculo"/>
                 <w:rFonts w:cs="Times New Roman"/>
                 <w:noProof/>
               </w:rPr>
@@ -909,7 +909,7 @@
         </w:p>
         <w:p>
           <w:pPr>
-            <w:pStyle w:val="TOC2"/>
+            <w:pStyle w:val="TDC2"/>
             <w:tabs>
               <w:tab w:val="right" w:leader="dot" w:pos="8494"/>
             </w:tabs>
@@ -923,7 +923,7 @@
           <w:hyperlink w:anchor="_Toc214639907" w:history="1">
             <w:r>
               <w:rPr>
-                <w:rStyle w:val="Hyperlink"/>
+                <w:rStyle w:val="Hipervnculo"/>
                 <w:rFonts w:cs="Times New Roman"/>
                 <w:noProof/>
               </w:rPr>
@@ -981,7 +981,7 @@
         </w:p>
         <w:p>
           <w:pPr>
-            <w:pStyle w:val="TOC2"/>
+            <w:pStyle w:val="TDC2"/>
             <w:tabs>
               <w:tab w:val="right" w:leader="dot" w:pos="8494"/>
             </w:tabs>
@@ -995,7 +995,7 @@
           <w:hyperlink w:anchor="_Toc214639908" w:history="1">
             <w:r>
               <w:rPr>
-                <w:rStyle w:val="Hyperlink"/>
+                <w:rStyle w:val="Hipervnculo"/>
                 <w:rFonts w:cs="Times New Roman"/>
                 <w:noProof/>
               </w:rPr>
@@ -1053,7 +1053,7 @@
         </w:p>
         <w:p>
           <w:pPr>
-            <w:pStyle w:val="TOC1"/>
+            <w:pStyle w:val="TDC1"/>
             <w:rPr>
               <w:rFonts w:asciiTheme="minorHAnsi" w:eastAsiaTheme="minorEastAsia" w:hAnsiTheme="minorHAnsi"/>
               <w:noProof/>
@@ -1064,7 +1064,7 @@
           <w:hyperlink w:anchor="_Toc214639909" w:history="1">
             <w:r>
               <w:rPr>
-                <w:rStyle w:val="Hyperlink"/>
+                <w:rStyle w:val="Hipervnculo"/>
                 <w:rFonts w:cs="Times New Roman"/>
                 <w:noProof/>
               </w:rPr>
@@ -1122,7 +1122,7 @@
         </w:p>
         <w:p>
           <w:pPr>
-            <w:pStyle w:val="TOC2"/>
+            <w:pStyle w:val="TDC2"/>
             <w:tabs>
               <w:tab w:val="right" w:leader="dot" w:pos="8494"/>
             </w:tabs>
@@ -1136,7 +1136,7 @@
           <w:hyperlink w:anchor="_Toc214639910" w:history="1">
             <w:r>
               <w:rPr>
-                <w:rStyle w:val="Hyperlink"/>
+                <w:rStyle w:val="Hipervnculo"/>
                 <w:rFonts w:cs="Times New Roman"/>
                 <w:noProof/>
               </w:rPr>
@@ -1194,7 +1194,7 @@
         </w:p>
         <w:p>
           <w:pPr>
-            <w:pStyle w:val="TOC3"/>
+            <w:pStyle w:val="TDC3"/>
             <w:tabs>
               <w:tab w:val="right" w:leader="dot" w:pos="8494"/>
             </w:tabs>
@@ -1208,7 +1208,7 @@
           <w:hyperlink w:anchor="_Toc214639911" w:history="1">
             <w:r>
               <w:rPr>
-                <w:rStyle w:val="Hyperlink"/>
+                <w:rStyle w:val="Hipervnculo"/>
                 <w:noProof/>
               </w:rPr>
               <w:t>Fire Weather Index</w:t>
@@ -1265,7 +1265,7 @@
         </w:p>
         <w:p>
           <w:pPr>
-            <w:pStyle w:val="TOC2"/>
+            <w:pStyle w:val="TDC2"/>
             <w:tabs>
               <w:tab w:val="right" w:leader="dot" w:pos="8494"/>
             </w:tabs>
@@ -1279,7 +1279,7 @@
           <w:hyperlink w:anchor="_Toc214639912" w:history="1">
             <w:r>
               <w:rPr>
-                <w:rStyle w:val="Hyperlink"/>
+                <w:rStyle w:val="Hipervnculo"/>
                 <w:rFonts w:cs="Times New Roman"/>
                 <w:noProof/>
               </w:rPr>
@@ -1337,7 +1337,7 @@
         </w:p>
         <w:p>
           <w:pPr>
-            <w:pStyle w:val="TOC2"/>
+            <w:pStyle w:val="TDC2"/>
             <w:tabs>
               <w:tab w:val="right" w:leader="dot" w:pos="8494"/>
             </w:tabs>
@@ -1351,7 +1351,7 @@
           <w:hyperlink w:anchor="_Toc214639913" w:history="1">
             <w:r>
               <w:rPr>
-                <w:rStyle w:val="Hyperlink"/>
+                <w:rStyle w:val="Hipervnculo"/>
                 <w:rFonts w:cs="Times New Roman"/>
                 <w:noProof/>
               </w:rPr>
@@ -1409,7 +1409,7 @@
         </w:p>
         <w:p>
           <w:pPr>
-            <w:pStyle w:val="TOC2"/>
+            <w:pStyle w:val="TDC2"/>
             <w:tabs>
               <w:tab w:val="right" w:leader="dot" w:pos="8494"/>
             </w:tabs>
@@ -1423,7 +1423,7 @@
           <w:hyperlink w:anchor="_Toc214639914" w:history="1">
             <w:r>
               <w:rPr>
-                <w:rStyle w:val="Hyperlink"/>
+                <w:rStyle w:val="Hipervnculo"/>
                 <w:rFonts w:cs="Times New Roman"/>
                 <w:noProof/>
               </w:rPr>
@@ -1481,7 +1481,7 @@
         </w:p>
         <w:p>
           <w:pPr>
-            <w:pStyle w:val="TOC1"/>
+            <w:pStyle w:val="TDC1"/>
             <w:rPr>
               <w:rFonts w:asciiTheme="minorHAnsi" w:eastAsiaTheme="minorEastAsia" w:hAnsiTheme="minorHAnsi"/>
               <w:noProof/>
@@ -1492,7 +1492,7 @@
           <w:hyperlink w:anchor="_Toc214639915" w:history="1">
             <w:r>
               <w:rPr>
-                <w:rStyle w:val="Hyperlink"/>
+                <w:rStyle w:val="Hipervnculo"/>
                 <w:rFonts w:cs="Times New Roman"/>
                 <w:noProof/>
               </w:rPr>
@@ -1550,7 +1550,7 @@
         </w:p>
         <w:p>
           <w:pPr>
-            <w:pStyle w:val="TOC2"/>
+            <w:pStyle w:val="TDC2"/>
             <w:tabs>
               <w:tab w:val="right" w:leader="dot" w:pos="8494"/>
             </w:tabs>
@@ -1564,7 +1564,7 @@
           <w:hyperlink w:anchor="_Toc214639916" w:history="1">
             <w:r>
               <w:rPr>
-                <w:rStyle w:val="Hyperlink"/>
+                <w:rStyle w:val="Hipervnculo"/>
                 <w:rFonts w:cs="Times New Roman"/>
                 <w:noProof/>
               </w:rPr>
@@ -1622,7 +1622,7 @@
         </w:p>
         <w:p>
           <w:pPr>
-            <w:pStyle w:val="TOC2"/>
+            <w:pStyle w:val="TDC2"/>
             <w:tabs>
               <w:tab w:val="right" w:leader="dot" w:pos="8494"/>
             </w:tabs>
@@ -1636,7 +1636,7 @@
           <w:hyperlink w:anchor="_Toc214639917" w:history="1">
             <w:r>
               <w:rPr>
-                <w:rStyle w:val="Hyperlink"/>
+                <w:rStyle w:val="Hipervnculo"/>
                 <w:rFonts w:cs="Times New Roman"/>
                 <w:noProof/>
               </w:rPr>
@@ -1694,7 +1694,7 @@
         </w:p>
         <w:p>
           <w:pPr>
-            <w:pStyle w:val="TOC2"/>
+            <w:pStyle w:val="TDC2"/>
             <w:tabs>
               <w:tab w:val="right" w:leader="dot" w:pos="8494"/>
             </w:tabs>
@@ -1708,7 +1708,7 @@
           <w:hyperlink w:anchor="_Toc214639918" w:history="1">
             <w:r>
               <w:rPr>
-                <w:rStyle w:val="Hyperlink"/>
+                <w:rStyle w:val="Hipervnculo"/>
                 <w:rFonts w:cs="Times New Roman"/>
                 <w:noProof/>
               </w:rPr>
@@ -1766,7 +1766,7 @@
         </w:p>
         <w:p>
           <w:pPr>
-            <w:pStyle w:val="TOC2"/>
+            <w:pStyle w:val="TDC2"/>
             <w:tabs>
               <w:tab w:val="right" w:leader="dot" w:pos="8494"/>
             </w:tabs>
@@ -1780,7 +1780,7 @@
           <w:hyperlink w:anchor="_Toc214639919" w:history="1">
             <w:r>
               <w:rPr>
-                <w:rStyle w:val="Hyperlink"/>
+                <w:rStyle w:val="Hipervnculo"/>
                 <w:rFonts w:cs="Times New Roman"/>
                 <w:noProof/>
               </w:rPr>
@@ -1838,7 +1838,7 @@
         </w:p>
         <w:p>
           <w:pPr>
-            <w:pStyle w:val="TOC1"/>
+            <w:pStyle w:val="TDC1"/>
             <w:rPr>
               <w:rFonts w:asciiTheme="minorHAnsi" w:eastAsiaTheme="minorEastAsia" w:hAnsiTheme="minorHAnsi"/>
               <w:noProof/>
@@ -1849,7 +1849,7 @@
           <w:hyperlink w:anchor="_Toc214639920" w:history="1">
             <w:r>
               <w:rPr>
-                <w:rStyle w:val="Hyperlink"/>
+                <w:rStyle w:val="Hipervnculo"/>
                 <w:rFonts w:cs="Times New Roman"/>
                 <w:noProof/>
               </w:rPr>
@@ -1907,7 +1907,7 @@
         </w:p>
         <w:p>
           <w:pPr>
-            <w:pStyle w:val="TOC2"/>
+            <w:pStyle w:val="TDC2"/>
             <w:tabs>
               <w:tab w:val="right" w:leader="dot" w:pos="8494"/>
             </w:tabs>
@@ -1921,7 +1921,7 @@
           <w:hyperlink w:anchor="_Toc214639921" w:history="1">
             <w:r>
               <w:rPr>
-                <w:rStyle w:val="Hyperlink"/>
+                <w:rStyle w:val="Hipervnculo"/>
                 <w:rFonts w:cs="Times New Roman"/>
                 <w:noProof/>
               </w:rPr>
@@ -1979,7 +1979,7 @@
         </w:p>
         <w:p>
           <w:pPr>
-            <w:pStyle w:val="TOC2"/>
+            <w:pStyle w:val="TDC2"/>
             <w:tabs>
               <w:tab w:val="right" w:leader="dot" w:pos="8494"/>
             </w:tabs>
@@ -1993,7 +1993,7 @@
           <w:hyperlink w:anchor="_Toc214639922" w:history="1">
             <w:r>
               <w:rPr>
-                <w:rStyle w:val="Hyperlink"/>
+                <w:rStyle w:val="Hipervnculo"/>
                 <w:rFonts w:cs="Times New Roman"/>
                 <w:noProof/>
               </w:rPr>
@@ -2051,7 +2051,7 @@
         </w:p>
         <w:p>
           <w:pPr>
-            <w:pStyle w:val="TOC2"/>
+            <w:pStyle w:val="TDC2"/>
             <w:tabs>
               <w:tab w:val="right" w:leader="dot" w:pos="8494"/>
             </w:tabs>
@@ -2065,7 +2065,7 @@
           <w:hyperlink w:anchor="_Toc214639923" w:history="1">
             <w:r>
               <w:rPr>
-                <w:rStyle w:val="Hyperlink"/>
+                <w:rStyle w:val="Hipervnculo"/>
                 <w:rFonts w:cs="Times New Roman"/>
                 <w:noProof/>
               </w:rPr>
@@ -2123,7 +2123,7 @@
         </w:p>
         <w:p>
           <w:pPr>
-            <w:pStyle w:val="TOC1"/>
+            <w:pStyle w:val="TDC1"/>
             <w:rPr>
               <w:rFonts w:asciiTheme="minorHAnsi" w:eastAsiaTheme="minorEastAsia" w:hAnsiTheme="minorHAnsi"/>
               <w:noProof/>
@@ -2134,7 +2134,7 @@
           <w:hyperlink w:anchor="_Toc214639924" w:history="1">
             <w:r>
               <w:rPr>
-                <w:rStyle w:val="Hyperlink"/>
+                <w:rStyle w:val="Hipervnculo"/>
                 <w:rFonts w:cs="Times New Roman"/>
                 <w:noProof/>
               </w:rPr>
@@ -2192,7 +2192,7 @@
         </w:p>
         <w:p>
           <w:pPr>
-            <w:pStyle w:val="TOC1"/>
+            <w:pStyle w:val="TDC1"/>
             <w:rPr>
               <w:rFonts w:asciiTheme="minorHAnsi" w:eastAsiaTheme="minorEastAsia" w:hAnsiTheme="minorHAnsi"/>
               <w:noProof/>
@@ -2203,7 +2203,7 @@
           <w:hyperlink w:anchor="_Toc214639925" w:history="1">
             <w:r>
               <w:rPr>
-                <w:rStyle w:val="Hyperlink"/>
+                <w:rStyle w:val="Hipervnculo"/>
                 <w:rFonts w:cs="Times New Roman"/>
                 <w:noProof/>
               </w:rPr>
@@ -2261,7 +2261,7 @@
         </w:p>
         <w:p>
           <w:pPr>
-            <w:pStyle w:val="TOC1"/>
+            <w:pStyle w:val="TDC1"/>
             <w:rPr>
               <w:rFonts w:asciiTheme="minorHAnsi" w:eastAsiaTheme="minorEastAsia" w:hAnsiTheme="minorHAnsi"/>
               <w:noProof/>
@@ -2272,7 +2272,7 @@
           <w:hyperlink w:anchor="_Toc214639926" w:history="1">
             <w:r>
               <w:rPr>
-                <w:rStyle w:val="Hyperlink"/>
+                <w:rStyle w:val="Hipervnculo"/>
                 <w:rFonts w:cs="Times New Roman"/>
                 <w:noProof/>
               </w:rPr>
@@ -2330,7 +2330,7 @@
         </w:p>
         <w:p>
           <w:pPr>
-            <w:pStyle w:val="TOC1"/>
+            <w:pStyle w:val="TDC1"/>
             <w:rPr>
               <w:rFonts w:asciiTheme="minorHAnsi" w:eastAsiaTheme="minorEastAsia" w:hAnsiTheme="minorHAnsi"/>
               <w:noProof/>
@@ -2341,7 +2341,7 @@
           <w:hyperlink w:anchor="_Toc214639927" w:history="1">
             <w:r>
               <w:rPr>
-                <w:rStyle w:val="Hyperlink"/>
+                <w:rStyle w:val="Hipervnculo"/>
                 <w:rFonts w:cs="Times New Roman"/>
                 <w:noProof/>
               </w:rPr>
@@ -2399,7 +2399,7 @@
         </w:p>
         <w:p>
           <w:pPr>
-            <w:pStyle w:val="TOC1"/>
+            <w:pStyle w:val="TDC1"/>
             <w:rPr>
               <w:rFonts w:asciiTheme="minorHAnsi" w:eastAsiaTheme="minorEastAsia" w:hAnsiTheme="minorHAnsi"/>
               <w:noProof/>
@@ -2410,7 +2410,7 @@
           <w:hyperlink w:anchor="_Toc214639928" w:history="1">
             <w:r>
               <w:rPr>
-                <w:rStyle w:val="Hyperlink"/>
+                <w:rStyle w:val="Hipervnculo"/>
                 <w:rFonts w:cs="Times New Roman"/>
                 <w:noProof/>
               </w:rPr>
@@ -2468,7 +2468,7 @@
         </w:p>
         <w:p>
           <w:pPr>
-            <w:pStyle w:val="TOC2"/>
+            <w:pStyle w:val="TDC2"/>
             <w:tabs>
               <w:tab w:val="left" w:pos="1440"/>
               <w:tab w:val="right" w:leader="dot" w:pos="8494"/>
@@ -2483,7 +2483,7 @@
           <w:hyperlink w:anchor="_Toc214639929" w:history="1">
             <w:r>
               <w:rPr>
-                <w:rStyle w:val="Hyperlink"/>
+                <w:rStyle w:val="Hipervnculo"/>
                 <w:rFonts w:cs="Times New Roman"/>
                 <w:noProof/>
               </w:rPr>
@@ -2500,7 +2500,7 @@
             </w:r>
             <w:r>
               <w:rPr>
-                <w:rStyle w:val="Hyperlink"/>
+                <w:rStyle w:val="Hipervnculo"/>
                 <w:rFonts w:cs="Times New Roman"/>
                 <w:noProof/>
               </w:rPr>
@@ -2558,7 +2558,7 @@
         </w:p>
         <w:p>
           <w:pPr>
-            <w:pStyle w:val="TOC2"/>
+            <w:pStyle w:val="TDC2"/>
             <w:tabs>
               <w:tab w:val="left" w:pos="1440"/>
               <w:tab w:val="right" w:leader="dot" w:pos="8494"/>
@@ -2573,7 +2573,7 @@
           <w:hyperlink w:anchor="_Toc214639930" w:history="1">
             <w:r>
               <w:rPr>
-                <w:rStyle w:val="Hyperlink"/>
+                <w:rStyle w:val="Hipervnculo"/>
                 <w:rFonts w:cs="Times New Roman"/>
                 <w:noProof/>
               </w:rPr>
@@ -2590,7 +2590,7 @@
             </w:r>
             <w:r>
               <w:rPr>
-                <w:rStyle w:val="Hyperlink"/>
+                <w:rStyle w:val="Hipervnculo"/>
                 <w:rFonts w:cs="Times New Roman"/>
                 <w:noProof/>
               </w:rPr>
@@ -2648,7 +2648,7 @@
         </w:p>
         <w:p>
           <w:pPr>
-            <w:pStyle w:val="TOC2"/>
+            <w:pStyle w:val="TDC2"/>
             <w:tabs>
               <w:tab w:val="left" w:pos="1440"/>
               <w:tab w:val="right" w:leader="dot" w:pos="8494"/>
@@ -2663,7 +2663,7 @@
           <w:hyperlink w:anchor="_Toc214639931" w:history="1">
             <w:r>
               <w:rPr>
-                <w:rStyle w:val="Hyperlink"/>
+                <w:rStyle w:val="Hipervnculo"/>
                 <w:rFonts w:cs="Times New Roman"/>
                 <w:noProof/>
               </w:rPr>
@@ -2680,7 +2680,7 @@
             </w:r>
             <w:r>
               <w:rPr>
-                <w:rStyle w:val="Hyperlink"/>
+                <w:rStyle w:val="Hipervnculo"/>
                 <w:rFonts w:cs="Times New Roman"/>
                 <w:noProof/>
               </w:rPr>
@@ -2738,7 +2738,7 @@
         </w:p>
         <w:p>
           <w:pPr>
-            <w:pStyle w:val="TOC2"/>
+            <w:pStyle w:val="TDC2"/>
             <w:tabs>
               <w:tab w:val="left" w:pos="1680"/>
               <w:tab w:val="right" w:leader="dot" w:pos="8494"/>
@@ -2753,7 +2753,7 @@
           <w:hyperlink w:anchor="_Toc214639932" w:history="1">
             <w:r>
               <w:rPr>
-                <w:rStyle w:val="Hyperlink"/>
+                <w:rStyle w:val="Hipervnculo"/>
                 <w:rFonts w:cs="Times New Roman"/>
                 <w:noProof/>
               </w:rPr>
@@ -2770,7 +2770,7 @@
             </w:r>
             <w:r>
               <w:rPr>
-                <w:rStyle w:val="Hyperlink"/>
+                <w:rStyle w:val="Hipervnculo"/>
                 <w:rFonts w:cs="Times New Roman"/>
                 <w:noProof/>
               </w:rPr>
@@ -2828,7 +2828,7 @@
         </w:p>
         <w:p>
           <w:pPr>
-            <w:pStyle w:val="TOC2"/>
+            <w:pStyle w:val="TDC2"/>
             <w:tabs>
               <w:tab w:val="left" w:pos="1680"/>
               <w:tab w:val="right" w:leader="dot" w:pos="8494"/>
@@ -2843,7 +2843,7 @@
           <w:hyperlink w:anchor="_Toc214639933" w:history="1">
             <w:r>
               <w:rPr>
-                <w:rStyle w:val="Hyperlink"/>
+                <w:rStyle w:val="Hipervnculo"/>
                 <w:rFonts w:cs="Times New Roman"/>
                 <w:noProof/>
               </w:rPr>
@@ -2860,7 +2860,7 @@
             </w:r>
             <w:r>
               <w:rPr>
-                <w:rStyle w:val="Hyperlink"/>
+                <w:rStyle w:val="Hipervnculo"/>
                 <w:rFonts w:cs="Times New Roman"/>
                 <w:noProof/>
               </w:rPr>
@@ -2918,7 +2918,7 @@
         </w:p>
         <w:p>
           <w:pPr>
-            <w:pStyle w:val="TOC2"/>
+            <w:pStyle w:val="TDC2"/>
             <w:tabs>
               <w:tab w:val="left" w:pos="1680"/>
               <w:tab w:val="right" w:leader="dot" w:pos="8494"/>
@@ -2933,7 +2933,7 @@
           <w:hyperlink w:anchor="_Toc214639934" w:history="1">
             <w:r>
               <w:rPr>
-                <w:rStyle w:val="Hyperlink"/>
+                <w:rStyle w:val="Hipervnculo"/>
                 <w:rFonts w:cs="Times New Roman"/>
                 <w:noProof/>
               </w:rPr>
@@ -2950,7 +2950,7 @@
             </w:r>
             <w:r>
               <w:rPr>
-                <w:rStyle w:val="Hyperlink"/>
+                <w:rStyle w:val="Hipervnculo"/>
                 <w:rFonts w:cs="Times New Roman"/>
                 <w:noProof/>
               </w:rPr>
@@ -3008,7 +3008,7 @@
         </w:p>
         <w:p>
           <w:pPr>
-            <w:pStyle w:val="TOC2"/>
+            <w:pStyle w:val="TDC2"/>
             <w:tabs>
               <w:tab w:val="left" w:pos="1680"/>
               <w:tab w:val="right" w:leader="dot" w:pos="8494"/>
@@ -3023,7 +3023,7 @@
           <w:hyperlink w:anchor="_Toc214639935" w:history="1">
             <w:r>
               <w:rPr>
-                <w:rStyle w:val="Hyperlink"/>
+                <w:rStyle w:val="Hipervnculo"/>
                 <w:rFonts w:cs="Times New Roman"/>
                 <w:noProof/>
               </w:rPr>
@@ -3040,7 +3040,7 @@
             </w:r>
             <w:r>
               <w:rPr>
-                <w:rStyle w:val="Hyperlink"/>
+                <w:rStyle w:val="Hipervnculo"/>
                 <w:rFonts w:cs="Times New Roman"/>
                 <w:noProof/>
               </w:rPr>
@@ -3098,7 +3098,7 @@
         </w:p>
         <w:p>
           <w:pPr>
-            <w:pStyle w:val="TOC2"/>
+            <w:pStyle w:val="TDC2"/>
             <w:tabs>
               <w:tab w:val="left" w:pos="1680"/>
               <w:tab w:val="right" w:leader="dot" w:pos="8494"/>
@@ -3113,7 +3113,7 @@
           <w:hyperlink w:anchor="_Toc214639936" w:history="1">
             <w:r>
               <w:rPr>
-                <w:rStyle w:val="Hyperlink"/>
+                <w:rStyle w:val="Hipervnculo"/>
                 <w:rFonts w:cs="Times New Roman"/>
                 <w:noProof/>
               </w:rPr>
@@ -3130,7 +3130,7 @@
             </w:r>
             <w:r>
               <w:rPr>
-                <w:rStyle w:val="Hyperlink"/>
+                <w:rStyle w:val="Hipervnculo"/>
                 <w:rFonts w:cs="Times New Roman"/>
                 <w:noProof/>
               </w:rPr>
@@ -3188,7 +3188,7 @@
         </w:p>
         <w:p>
           <w:pPr>
-            <w:pStyle w:val="TOC2"/>
+            <w:pStyle w:val="TDC2"/>
             <w:tabs>
               <w:tab w:val="left" w:pos="1680"/>
               <w:tab w:val="right" w:leader="dot" w:pos="8494"/>
@@ -3203,7 +3203,7 @@
           <w:hyperlink w:anchor="_Toc214639937" w:history="1">
             <w:r>
               <w:rPr>
-                <w:rStyle w:val="Hyperlink"/>
+                <w:rStyle w:val="Hipervnculo"/>
                 <w:rFonts w:cs="Times New Roman"/>
                 <w:noProof/>
               </w:rPr>
@@ -3220,7 +3220,7 @@
             </w:r>
             <w:r>
               <w:rPr>
-                <w:rStyle w:val="Hyperlink"/>
+                <w:rStyle w:val="Hipervnculo"/>
                 <w:rFonts w:cs="Times New Roman"/>
                 <w:noProof/>
               </w:rPr>
@@ -3309,7 +3309,7 @@
     </w:p>
     <w:p>
       <w:pPr>
-        <w:pStyle w:val="Heading1"/>
+        <w:pStyle w:val="Ttulo1"/>
         <w:ind w:firstLine="0"/>
         <w:rPr>
           <w:rFonts w:ascii="Times New Roman" w:hAnsi="Times New Roman" w:cs="Times New Roman"/>
@@ -3967,7 +3967,7 @@
     </w:p>
     <w:p>
       <w:pPr>
-        <w:pStyle w:val="Heading1"/>
+        <w:pStyle w:val="Ttulo1"/>
         <w:ind w:firstLine="0"/>
         <w:rPr>
           <w:rFonts w:ascii="Times New Roman" w:hAnsi="Times New Roman" w:cs="Times New Roman"/>
@@ -4813,7 +4813,7 @@
     </w:p>
     <w:p>
       <w:pPr>
-        <w:pStyle w:val="Heading1"/>
+        <w:pStyle w:val="Ttulo1"/>
         <w:ind w:firstLine="0"/>
         <w:jc w:val="both"/>
         <w:rPr>
@@ -4867,7 +4867,7 @@
     </w:p>
     <w:p>
       <w:pPr>
-        <w:pStyle w:val="Heading2"/>
+        <w:pStyle w:val="Ttulo2"/>
         <w:ind w:firstLine="0"/>
         <w:jc w:val="both"/>
         <w:rPr>
@@ -7475,7 +7475,7 @@
     </w:tbl>
     <w:p>
       <w:pPr>
-        <w:pStyle w:val="Caption"/>
+        <w:pStyle w:val="Descripcin"/>
         <w:ind w:firstLine="0"/>
         <w:jc w:val="center"/>
         <w:rPr>
@@ -7487,7 +7487,7 @@
     </w:p>
     <w:p>
       <w:pPr>
-        <w:pStyle w:val="Caption"/>
+        <w:pStyle w:val="Descripcin"/>
         <w:ind w:firstLine="0"/>
         <w:jc w:val="center"/>
         <w:rPr>
@@ -7678,7 +7678,7 @@
     </w:p>
     <w:p>
       <w:pPr>
-        <w:pStyle w:val="Heading2"/>
+        <w:pStyle w:val="Ttulo2"/>
         <w:ind w:firstLine="0"/>
         <w:rPr>
           <w:rFonts w:ascii="Times New Roman" w:hAnsi="Times New Roman" w:cs="Times New Roman"/>
@@ -10389,7 +10389,7 @@
     </w:tbl>
     <w:p>
       <w:pPr>
-        <w:pStyle w:val="Caption"/>
+        <w:pStyle w:val="Descripcin"/>
         <w:ind w:firstLine="0"/>
         <w:jc w:val="center"/>
         <w:rPr>
@@ -10401,7 +10401,7 @@
     </w:p>
     <w:p>
       <w:pPr>
-        <w:pStyle w:val="Caption"/>
+        <w:pStyle w:val="Descripcin"/>
         <w:ind w:firstLine="0"/>
         <w:jc w:val="center"/>
         <w:rPr>
@@ -10553,7 +10553,7 @@
     </w:p>
     <w:p>
       <w:pPr>
-        <w:pStyle w:val="Heading1"/>
+        <w:pStyle w:val="Ttulo1"/>
         <w:ind w:firstLine="0"/>
         <w:rPr>
           <w:rFonts w:ascii="Times New Roman" w:hAnsi="Times New Roman" w:cs="Times New Roman"/>
@@ -10637,7 +10637,7 @@
     </w:p>
     <w:p>
       <w:pPr>
-        <w:pStyle w:val="Heading2"/>
+        <w:pStyle w:val="Ttulo2"/>
         <w:ind w:firstLine="0"/>
         <w:rPr>
           <w:rFonts w:ascii="Times New Roman" w:hAnsi="Times New Roman" w:cs="Times New Roman"/>
@@ -10745,7 +10745,7 @@
     </w:p>
     <w:p>
       <w:pPr>
-        <w:pStyle w:val="Heading3"/>
+        <w:pStyle w:val="Ttulo3"/>
         <w:ind w:firstLine="0"/>
         <w:jc w:val="both"/>
         <w:rPr>
@@ -10884,7 +10884,7 @@
     </w:p>
     <w:p>
       <w:pPr>
-        <w:pStyle w:val="Caption"/>
+        <w:pStyle w:val="Descripcin"/>
         <w:jc w:val="center"/>
         <w:rPr>
           <w:b/>
@@ -11007,7 +11007,7 @@
     </w:p>
     <w:p>
       <w:pPr>
-        <w:pStyle w:val="ListParagraph"/>
+        <w:pStyle w:val="Prrafodelista"/>
         <w:numPr>
           <w:ilvl w:val="0"/>
           <w:numId w:val="5"/>
@@ -11100,7 +11100,7 @@
     </w:p>
     <w:p>
       <w:pPr>
-        <w:pStyle w:val="ListParagraph"/>
+        <w:pStyle w:val="Prrafodelista"/>
         <w:numPr>
           <w:ilvl w:val="0"/>
           <w:numId w:val="5"/>
@@ -11174,7 +11174,7 @@
     </w:p>
     <w:p>
       <w:pPr>
-        <w:pStyle w:val="ListParagraph"/>
+        <w:pStyle w:val="Prrafodelista"/>
         <w:numPr>
           <w:ilvl w:val="0"/>
           <w:numId w:val="5"/>
@@ -11232,7 +11232,7 @@
     </w:p>
     <w:p>
       <w:pPr>
-        <w:pStyle w:val="ListParagraph"/>
+        <w:pStyle w:val="Prrafodelista"/>
         <w:ind w:firstLine="0"/>
         <w:jc w:val="both"/>
       </w:pPr>
@@ -11251,7 +11251,7 @@
     </w:p>
     <w:p>
       <w:pPr>
-        <w:pStyle w:val="ListParagraph"/>
+        <w:pStyle w:val="Prrafodelista"/>
         <w:numPr>
           <w:ilvl w:val="0"/>
           <w:numId w:val="5"/>
@@ -11300,7 +11300,7 @@
     </w:p>
     <w:p>
       <w:pPr>
-        <w:pStyle w:val="ListParagraph"/>
+        <w:pStyle w:val="Prrafodelista"/>
         <w:numPr>
           <w:ilvl w:val="0"/>
           <w:numId w:val="5"/>
@@ -11355,7 +11355,7 @@
     </w:p>
     <w:p>
       <w:pPr>
-        <w:pStyle w:val="ListParagraph"/>
+        <w:pStyle w:val="Prrafodelista"/>
         <w:numPr>
           <w:ilvl w:val="0"/>
           <w:numId w:val="5"/>
@@ -11478,7 +11478,7 @@
     </w:p>
     <w:p>
       <w:pPr>
-        <w:pStyle w:val="Heading2"/>
+        <w:pStyle w:val="Ttulo2"/>
         <w:ind w:firstLine="0"/>
         <w:rPr>
           <w:rFonts w:ascii="Times New Roman" w:hAnsi="Times New Roman" w:cs="Times New Roman"/>
@@ -11620,7 +11620,7 @@
     </w:p>
     <w:p>
       <w:pPr>
-        <w:pStyle w:val="Heading2"/>
+        <w:pStyle w:val="Ttulo2"/>
         <w:ind w:firstLine="0"/>
         <w:jc w:val="both"/>
         <w:rPr>
@@ -11756,7 +11756,7 @@
     </w:p>
     <w:p>
       <w:pPr>
-        <w:pStyle w:val="ListParagraph"/>
+        <w:pStyle w:val="Prrafodelista"/>
         <w:numPr>
           <w:ilvl w:val="0"/>
           <w:numId w:val="6"/>
@@ -11785,7 +11785,7 @@
     </w:p>
     <w:p>
       <w:pPr>
-        <w:pStyle w:val="ListParagraph"/>
+        <w:pStyle w:val="Prrafodelista"/>
         <w:numPr>
           <w:ilvl w:val="0"/>
           <w:numId w:val="6"/>
@@ -11838,7 +11838,7 @@
     </w:p>
     <w:p>
       <w:pPr>
-        <w:pStyle w:val="ListParagraph"/>
+        <w:pStyle w:val="Prrafodelista"/>
         <w:numPr>
           <w:ilvl w:val="0"/>
           <w:numId w:val="6"/>
@@ -12017,7 +12017,7 @@
     </w:p>
     <w:p>
       <w:pPr>
-        <w:pStyle w:val="Caption"/>
+        <w:pStyle w:val="Descripcin"/>
         <w:jc w:val="center"/>
       </w:pPr>
       <w:r>
@@ -12112,7 +12112,7 @@
     </w:p>
     <w:p>
       <w:pPr>
-        <w:pStyle w:val="Heading2"/>
+        <w:pStyle w:val="Ttulo2"/>
         <w:ind w:firstLine="0"/>
         <w:jc w:val="both"/>
         <w:rPr>
@@ -12178,7 +12178,7 @@
     </w:p>
     <w:p>
       <w:pPr>
-        <w:pStyle w:val="ListParagraph"/>
+        <w:pStyle w:val="Prrafodelista"/>
         <w:numPr>
           <w:ilvl w:val="0"/>
           <w:numId w:val="7"/>
@@ -12195,7 +12195,7 @@
     </w:p>
     <w:p>
       <w:pPr>
-        <w:pStyle w:val="ListParagraph"/>
+        <w:pStyle w:val="Prrafodelista"/>
         <w:numPr>
           <w:ilvl w:val="0"/>
           <w:numId w:val="7"/>
@@ -12217,7 +12217,7 @@
     </w:p>
     <w:tbl>
       <w:tblPr>
-        <w:tblStyle w:val="PlainTable1"/>
+        <w:tblStyle w:val="Tablanormal1"/>
         <w:tblW w:w="5000" w:type="pct"/>
         <w:tblLook w:val="04A0" w:firstRow="1" w:lastRow="0" w:firstColumn="1" w:lastColumn="0" w:noHBand="0" w:noVBand="1"/>
       </w:tblPr>
@@ -14686,7 +14686,7 @@
     </w:tbl>
     <w:p>
       <w:pPr>
-        <w:pStyle w:val="Caption"/>
+        <w:pStyle w:val="Descripcin"/>
         <w:jc w:val="center"/>
         <w:rPr>
           <w:b/>
@@ -14754,7 +14754,7 @@
     </w:p>
     <w:p>
       <w:pPr>
-        <w:pStyle w:val="Heading1"/>
+        <w:pStyle w:val="Ttulo1"/>
         <w:ind w:firstLine="0"/>
         <w:jc w:val="both"/>
         <w:rPr>
@@ -14774,7 +14774,7 @@
     </w:p>
     <w:p>
       <w:pPr>
-        <w:pStyle w:val="Heading2"/>
+        <w:pStyle w:val="Ttulo2"/>
         <w:ind w:firstLine="0"/>
         <w:rPr>
           <w:rFonts w:ascii="Times New Roman" w:hAnsi="Times New Roman" w:cs="Times New Roman"/>
@@ -15011,7 +15011,7 @@
     </w:p>
     <w:tbl>
       <w:tblPr>
-        <w:tblStyle w:val="PlainTable1"/>
+        <w:tblStyle w:val="Tablanormal1"/>
         <w:tblW w:w="0" w:type="auto"/>
         <w:jc w:val="center"/>
         <w:tblLook w:val="04A0" w:firstRow="1" w:lastRow="0" w:firstColumn="1" w:lastColumn="0" w:noHBand="0" w:noVBand="1"/>
@@ -15779,7 +15779,7 @@
     </w:tbl>
     <w:p>
       <w:pPr>
-        <w:pStyle w:val="Caption"/>
+        <w:pStyle w:val="Descripcin"/>
         <w:ind w:firstLine="0"/>
         <w:jc w:val="center"/>
         <w:rPr>
@@ -15910,7 +15910,7 @@
     </w:p>
     <w:p>
       <w:pPr>
-        <w:pStyle w:val="Caption"/>
+        <w:pStyle w:val="Descripcin"/>
         <w:ind w:firstLine="0"/>
         <w:jc w:val="center"/>
         <w:rPr>
@@ -16034,7 +16034,7 @@
     </w:p>
     <w:p>
       <w:pPr>
-        <w:pStyle w:val="Caption"/>
+        <w:pStyle w:val="Descripcin"/>
         <w:jc w:val="center"/>
         <w:rPr>
           <w:b/>
@@ -16104,7 +16104,7 @@
     </w:p>
     <w:p>
       <w:pPr>
-        <w:pStyle w:val="Heading2"/>
+        <w:pStyle w:val="Ttulo2"/>
         <w:ind w:firstLine="0"/>
         <w:rPr>
           <w:rFonts w:ascii="Times New Roman" w:hAnsi="Times New Roman" w:cs="Times New Roman"/>
@@ -16339,7 +16339,7 @@
     </w:p>
     <w:p>
       <w:pPr>
-        <w:pStyle w:val="Caption"/>
+        <w:pStyle w:val="Descripcin"/>
         <w:jc w:val="center"/>
         <w:rPr>
           <w:b/>
@@ -16479,7 +16479,7 @@
     </w:p>
     <w:p>
       <w:pPr>
-        <w:pStyle w:val="Caption"/>
+        <w:pStyle w:val="Descripcin"/>
         <w:ind w:firstLine="0"/>
         <w:jc w:val="center"/>
         <w:rPr>
@@ -16604,7 +16604,7 @@
     </w:p>
     <w:p>
       <w:pPr>
-        <w:pStyle w:val="Caption"/>
+        <w:pStyle w:val="Descripcin"/>
         <w:jc w:val="center"/>
         <w:rPr>
           <w:b/>
@@ -16737,7 +16737,7 @@
     </w:p>
     <w:p>
       <w:pPr>
-        <w:pStyle w:val="Heading2"/>
+        <w:pStyle w:val="Ttulo2"/>
         <w:ind w:firstLine="0"/>
         <w:rPr>
           <w:rFonts w:ascii="Times New Roman" w:hAnsi="Times New Roman" w:cs="Times New Roman"/>
@@ -16843,7 +16843,7 @@
     </w:p>
     <w:p>
       <w:pPr>
-        <w:pStyle w:val="Caption"/>
+        <w:pStyle w:val="Descripcin"/>
         <w:ind w:firstLine="0"/>
         <w:jc w:val="center"/>
         <w:rPr>
@@ -17082,7 +17082,7 @@
     </w:p>
     <w:p>
       <w:pPr>
-        <w:pStyle w:val="Caption"/>
+        <w:pStyle w:val="Descripcin"/>
         <w:jc w:val="center"/>
         <w:rPr>
           <w:b/>
@@ -17222,7 +17222,7 @@
     </w:p>
     <w:p>
       <w:pPr>
-        <w:pStyle w:val="Caption"/>
+        <w:pStyle w:val="Descripcin"/>
         <w:jc w:val="center"/>
         <w:rPr>
           <w:b/>
@@ -17350,7 +17350,7 @@
     </w:p>
     <w:p>
       <w:pPr>
-        <w:pStyle w:val="Caption"/>
+        <w:pStyle w:val="Descripcin"/>
         <w:jc w:val="center"/>
         <w:rPr>
           <w:b/>
@@ -17546,7 +17546,7 @@
     </w:p>
     <w:p>
       <w:pPr>
-        <w:pStyle w:val="Heading2"/>
+        <w:pStyle w:val="Ttulo2"/>
         <w:ind w:firstLine="0"/>
         <w:rPr>
           <w:rFonts w:ascii="Times New Roman" w:hAnsi="Times New Roman" w:cs="Times New Roman"/>
@@ -17875,7 +17875,7 @@
     </w:p>
     <w:p>
       <w:pPr>
-        <w:pStyle w:val="Heading1"/>
+        <w:pStyle w:val="Ttulo1"/>
         <w:ind w:firstLine="0"/>
         <w:jc w:val="both"/>
         <w:rPr>
@@ -17927,7 +17927,7 @@
     </w:p>
     <w:p>
       <w:pPr>
-        <w:pStyle w:val="Heading2"/>
+        <w:pStyle w:val="Ttulo2"/>
         <w:ind w:firstLine="0"/>
         <w:rPr>
           <w:rFonts w:ascii="Times New Roman" w:hAnsi="Times New Roman" w:cs="Times New Roman"/>
@@ -17963,7 +17963,7 @@
     </w:p>
     <w:p>
       <w:pPr>
-        <w:pStyle w:val="ListParagraph"/>
+        <w:pStyle w:val="Prrafodelista"/>
         <w:numPr>
           <w:ilvl w:val="0"/>
           <w:numId w:val="9"/>
@@ -17991,7 +17991,7 @@
     </w:p>
     <w:p>
       <w:pPr>
-        <w:pStyle w:val="ListParagraph"/>
+        <w:pStyle w:val="Prrafodelista"/>
         <w:numPr>
           <w:ilvl w:val="0"/>
           <w:numId w:val="9"/>
@@ -18019,7 +18019,7 @@
     </w:p>
     <w:p>
       <w:pPr>
-        <w:pStyle w:val="ListParagraph"/>
+        <w:pStyle w:val="Prrafodelista"/>
         <w:numPr>
           <w:ilvl w:val="0"/>
           <w:numId w:val="9"/>
@@ -18154,7 +18154,7 @@
     </w:p>
     <w:p>
       <w:pPr>
-        <w:pStyle w:val="ListParagraph"/>
+        <w:pStyle w:val="Prrafodelista"/>
         <w:numPr>
           <w:ilvl w:val="0"/>
           <w:numId w:val="9"/>
@@ -18234,7 +18234,7 @@
     </w:p>
     <w:p>
       <w:pPr>
-        <w:pStyle w:val="ListParagraph"/>
+        <w:pStyle w:val="Prrafodelista"/>
         <w:numPr>
           <w:ilvl w:val="0"/>
           <w:numId w:val="9"/>
@@ -18456,7 +18456,7 @@
     </w:p>
     <w:p>
       <w:pPr>
-        <w:pStyle w:val="ListParagraph"/>
+        <w:pStyle w:val="Prrafodelista"/>
         <w:numPr>
           <w:ilvl w:val="0"/>
           <w:numId w:val="9"/>
@@ -18566,7 +18566,7 @@
     </w:p>
     <w:p>
       <w:pPr>
-        <w:pStyle w:val="ListParagraph"/>
+        <w:pStyle w:val="Prrafodelista"/>
         <w:numPr>
           <w:ilvl w:val="0"/>
           <w:numId w:val="9"/>
@@ -18621,7 +18621,7 @@
     </w:p>
     <w:p>
       <w:pPr>
-        <w:pStyle w:val="ListParagraph"/>
+        <w:pStyle w:val="Prrafodelista"/>
         <w:numPr>
           <w:ilvl w:val="0"/>
           <w:numId w:val="9"/>
@@ -18674,7 +18674,7 @@
     </w:p>
     <w:p>
       <w:pPr>
-        <w:pStyle w:val="ListParagraph"/>
+        <w:pStyle w:val="Prrafodelista"/>
         <w:numPr>
           <w:ilvl w:val="0"/>
           <w:numId w:val="9"/>
@@ -18729,7 +18729,7 @@
     </w:p>
     <w:p>
       <w:pPr>
-        <w:pStyle w:val="ListParagraph"/>
+        <w:pStyle w:val="Prrafodelista"/>
         <w:numPr>
           <w:ilvl w:val="0"/>
           <w:numId w:val="9"/>
@@ -18784,7 +18784,7 @@
     </w:p>
     <w:p>
       <w:pPr>
-        <w:pStyle w:val="ListParagraph"/>
+        <w:pStyle w:val="Prrafodelista"/>
         <w:numPr>
           <w:ilvl w:val="0"/>
           <w:numId w:val="9"/>
@@ -18823,7 +18823,7 @@
     </w:p>
     <w:p>
       <w:pPr>
-        <w:pStyle w:val="ListParagraph"/>
+        <w:pStyle w:val="Prrafodelista"/>
         <w:numPr>
           <w:ilvl w:val="0"/>
           <w:numId w:val="9"/>
@@ -18932,7 +18932,7 @@
     </w:p>
     <w:p>
       <w:pPr>
-        <w:pStyle w:val="Heading2"/>
+        <w:pStyle w:val="Ttulo2"/>
         <w:ind w:firstLine="0"/>
         <w:jc w:val="both"/>
         <w:rPr>
@@ -19095,7 +19095,7 @@
     </w:p>
     <w:tbl>
       <w:tblPr>
-        <w:tblStyle w:val="PlainTable1"/>
+        <w:tblStyle w:val="Tablanormal1"/>
         <w:tblW w:w="5000" w:type="pct"/>
         <w:tblLook w:val="04A0" w:firstRow="1" w:lastRow="0" w:firstColumn="1" w:lastColumn="0" w:noHBand="0" w:noVBand="1"/>
       </w:tblPr>
@@ -19356,7 +19356,7 @@
     </w:tbl>
     <w:p>
       <w:pPr>
-        <w:pStyle w:val="Caption"/>
+        <w:pStyle w:val="Descripcin"/>
         <w:ind w:firstLine="0"/>
         <w:jc w:val="center"/>
         <w:rPr>
@@ -19444,7 +19444,7 @@
     <w:p/>
     <w:tbl>
       <w:tblPr>
-        <w:tblStyle w:val="PlainTable1"/>
+        <w:tblStyle w:val="Tablanormal1"/>
         <w:tblW w:w="5000" w:type="pct"/>
         <w:tblLook w:val="04A0" w:firstRow="1" w:lastRow="0" w:firstColumn="1" w:lastColumn="0" w:noHBand="0" w:noVBand="1"/>
       </w:tblPr>
@@ -19719,7 +19719,7 @@
     </w:tbl>
     <w:p>
       <w:pPr>
-        <w:pStyle w:val="Caption"/>
+        <w:pStyle w:val="Descripcin"/>
         <w:ind w:firstLine="0"/>
         <w:jc w:val="center"/>
         <w:rPr>
@@ -19921,7 +19921,7 @@
     </w:p>
     <w:tbl>
       <w:tblPr>
-        <w:tblStyle w:val="PlainTable1"/>
+        <w:tblStyle w:val="Tablanormal1"/>
         <w:tblW w:w="5000" w:type="pct"/>
         <w:tblLook w:val="04A0" w:firstRow="1" w:lastRow="0" w:firstColumn="1" w:lastColumn="0" w:noHBand="0" w:noVBand="1"/>
       </w:tblPr>
@@ -21052,7 +21052,7 @@
     </w:tbl>
     <w:p>
       <w:pPr>
-        <w:pStyle w:val="Caption"/>
+        <w:pStyle w:val="Descripcin"/>
         <w:ind w:firstLine="0"/>
         <w:jc w:val="center"/>
         <w:rPr>
@@ -21247,7 +21247,7 @@
     </w:p>
     <w:p>
       <w:pPr>
-        <w:pStyle w:val="Heading2"/>
+        <w:pStyle w:val="Ttulo2"/>
         <w:ind w:firstLine="0"/>
         <w:jc w:val="both"/>
         <w:rPr>
@@ -21385,7 +21385,7 @@
     </w:p>
     <w:p>
       <w:pPr>
-        <w:pStyle w:val="Caption"/>
+        <w:pStyle w:val="Descripcin"/>
         <w:ind w:firstLine="0"/>
         <w:jc w:val="center"/>
         <w:rPr>
@@ -21473,7 +21473,7 @@
     <w:p/>
     <w:tbl>
       <w:tblPr>
-        <w:tblStyle w:val="PlainTable1"/>
+        <w:tblStyle w:val="Tablanormal1"/>
         <w:tblW w:w="5000" w:type="pct"/>
         <w:tblLook w:val="04A0" w:firstRow="1" w:lastRow="0" w:firstColumn="1" w:lastColumn="0" w:noHBand="0" w:noVBand="1"/>
       </w:tblPr>
@@ -21741,7 +21741,7 @@
     </w:tbl>
     <w:p>
       <w:pPr>
-        <w:pStyle w:val="Caption"/>
+        <w:pStyle w:val="Descripcin"/>
         <w:ind w:firstLine="0"/>
         <w:jc w:val="center"/>
         <w:rPr>
@@ -21810,7 +21810,7 @@
     </w:p>
     <w:tbl>
       <w:tblPr>
-        <w:tblStyle w:val="PlainTable1"/>
+        <w:tblStyle w:val="Tablanormal1"/>
         <w:tblW w:w="5000" w:type="pct"/>
         <w:tblLook w:val="04A0" w:firstRow="1" w:lastRow="0" w:firstColumn="1" w:lastColumn="0" w:noHBand="0" w:noVBand="1"/>
       </w:tblPr>
@@ -22078,7 +22078,7 @@
     </w:tbl>
     <w:p>
       <w:pPr>
-        <w:pStyle w:val="Caption"/>
+        <w:pStyle w:val="Descripcin"/>
         <w:ind w:firstLine="0"/>
         <w:jc w:val="center"/>
         <w:rPr>
@@ -22250,7 +22250,7 @@
     </w:p>
     <w:tbl>
       <w:tblPr>
-        <w:tblStyle w:val="PlainTable1"/>
+        <w:tblStyle w:val="Tablanormal1"/>
         <w:tblW w:w="5000" w:type="pct"/>
         <w:tblLook w:val="04A0" w:firstRow="1" w:lastRow="0" w:firstColumn="1" w:lastColumn="0" w:noHBand="0" w:noVBand="1"/>
       </w:tblPr>
@@ -23425,7 +23425,7 @@
     </w:tbl>
     <w:p>
       <w:pPr>
-        <w:pStyle w:val="Caption"/>
+        <w:pStyle w:val="Descripcin"/>
         <w:ind w:firstLine="0"/>
         <w:jc w:val="center"/>
         <w:rPr>
@@ -23645,7 +23645,7 @@
     </w:p>
     <w:p>
       <w:pPr>
-        <w:pStyle w:val="Heading1"/>
+        <w:pStyle w:val="Ttulo1"/>
         <w:ind w:firstLine="0"/>
         <w:jc w:val="both"/>
         <w:rPr>
@@ -23847,7 +23847,7 @@
     </w:p>
     <w:p>
       <w:pPr>
-        <w:pStyle w:val="Heading1"/>
+        <w:pStyle w:val="Ttulo1"/>
         <w:ind w:firstLine="0"/>
         <w:jc w:val="both"/>
         <w:rPr>
@@ -23899,7 +23899,7 @@
     </w:p>
     <w:p>
       <w:pPr>
-        <w:pStyle w:val="ListParagraph"/>
+        <w:pStyle w:val="Prrafodelista"/>
         <w:numPr>
           <w:ilvl w:val="0"/>
           <w:numId w:val="9"/>
@@ -23934,7 +23934,7 @@
     </w:p>
     <w:p>
       <w:pPr>
-        <w:pStyle w:val="ListParagraph"/>
+        <w:pStyle w:val="Prrafodelista"/>
         <w:numPr>
           <w:ilvl w:val="0"/>
           <w:numId w:val="9"/>
@@ -23982,7 +23982,7 @@
     </w:p>
     <w:p>
       <w:pPr>
-        <w:pStyle w:val="ListParagraph"/>
+        <w:pStyle w:val="Prrafodelista"/>
         <w:numPr>
           <w:ilvl w:val="0"/>
           <w:numId w:val="9"/>
@@ -24002,7 +24002,7 @@
     </w:p>
     <w:p>
       <w:pPr>
-        <w:pStyle w:val="ListParagraph"/>
+        <w:pStyle w:val="Prrafodelista"/>
         <w:numPr>
           <w:ilvl w:val="0"/>
           <w:numId w:val="9"/>
@@ -24022,7 +24022,7 @@
     </w:p>
     <w:p>
       <w:pPr>
-        <w:pStyle w:val="ListParagraph"/>
+        <w:pStyle w:val="Prrafodelista"/>
         <w:numPr>
           <w:ilvl w:val="0"/>
           <w:numId w:val="9"/>
@@ -24102,7 +24102,7 @@
     </w:p>
     <w:p>
       <w:pPr>
-        <w:pStyle w:val="Heading1"/>
+        <w:pStyle w:val="Ttulo1"/>
         <w:ind w:firstLine="0"/>
         <w:rPr>
           <w:rFonts w:ascii="Times New Roman" w:hAnsi="Times New Roman" w:cs="Times New Roman"/>
@@ -24122,7 +24122,7 @@
     </w:p>
     <w:p>
       <w:pPr>
-        <w:pStyle w:val="ListParagraph"/>
+        <w:pStyle w:val="Prrafodelista"/>
         <w:numPr>
           <w:ilvl w:val="0"/>
           <w:numId w:val="1"/>
@@ -24150,7 +24150,7 @@
       <w:hyperlink r:id="rId24" w:history="1">
         <w:r>
           <w:rPr>
-            <w:rStyle w:val="Hyperlink"/>
+            <w:rStyle w:val="Hipervnculo"/>
             <w:i/>
             <w:iCs/>
           </w:rPr>
@@ -24164,7 +24164,7 @@
     </w:p>
     <w:p>
       <w:pPr>
-        <w:pStyle w:val="ListParagraph"/>
+        <w:pStyle w:val="Prrafodelista"/>
         <w:numPr>
           <w:ilvl w:val="0"/>
           <w:numId w:val="1"/>
@@ -24177,7 +24177,7 @@
       <w:hyperlink r:id="rId25" w:history="1">
         <w:r>
           <w:rPr>
-            <w:rStyle w:val="Hyperlink"/>
+            <w:rStyle w:val="Hipervnculo"/>
             <w:i/>
             <w:iCs/>
           </w:rPr>
@@ -24194,7 +24194,7 @@
     </w:p>
     <w:p>
       <w:pPr>
-        <w:pStyle w:val="ListParagraph"/>
+        <w:pStyle w:val="Prrafodelista"/>
         <w:numPr>
           <w:ilvl w:val="0"/>
           <w:numId w:val="1"/>
@@ -24207,7 +24207,7 @@
       <w:hyperlink r:id="rId26" w:history="1">
         <w:r>
           <w:rPr>
-            <w:rStyle w:val="Hyperlink"/>
+            <w:rStyle w:val="Hipervnculo"/>
             <w:i/>
             <w:iCs/>
           </w:rPr>
@@ -24224,7 +24224,7 @@
     </w:p>
     <w:p>
       <w:pPr>
-        <w:pStyle w:val="ListParagraph"/>
+        <w:pStyle w:val="Prrafodelista"/>
         <w:numPr>
           <w:ilvl w:val="0"/>
           <w:numId w:val="1"/>
@@ -24237,7 +24237,7 @@
       <w:hyperlink r:id="rId27" w:history="1">
         <w:r>
           <w:rPr>
-            <w:rStyle w:val="Hyperlink"/>
+            <w:rStyle w:val="Hipervnculo"/>
             <w:i/>
             <w:iCs/>
           </w:rPr>
@@ -24251,7 +24251,7 @@
     </w:p>
     <w:p>
       <w:pPr>
-        <w:pStyle w:val="ListParagraph"/>
+        <w:pStyle w:val="Prrafodelista"/>
         <w:numPr>
           <w:ilvl w:val="0"/>
           <w:numId w:val="1"/>
@@ -24269,112 +24269,112 @@
       <w:hyperlink r:id="rId28" w:history="1">
         <w:r>
           <w:rPr>
-            <w:rStyle w:val="Hyperlink"/>
+            <w:rStyle w:val="Hipervnculo"/>
           </w:rPr>
           <w:t xml:space="preserve">A Neural Network </w:t>
         </w:r>
         <w:proofErr w:type="spellStart"/>
         <w:r>
           <w:rPr>
-            <w:rStyle w:val="Hyperlink"/>
+            <w:rStyle w:val="Hipervnculo"/>
           </w:rPr>
           <w:t>Model</w:t>
         </w:r>
         <w:proofErr w:type="spellEnd"/>
         <w:r>
           <w:rPr>
-            <w:rStyle w:val="Hyperlink"/>
+            <w:rStyle w:val="Hipervnculo"/>
           </w:rPr>
           <w:t xml:space="preserve"> </w:t>
         </w:r>
         <w:proofErr w:type="spellStart"/>
         <w:r>
           <w:rPr>
-            <w:rStyle w:val="Hyperlink"/>
+            <w:rStyle w:val="Hipervnculo"/>
           </w:rPr>
           <w:t>for</w:t>
         </w:r>
         <w:proofErr w:type="spellEnd"/>
         <w:r>
           <w:rPr>
-            <w:rStyle w:val="Hyperlink"/>
+            <w:rStyle w:val="Hipervnculo"/>
           </w:rPr>
           <w:t xml:space="preserve"> </w:t>
         </w:r>
         <w:proofErr w:type="spellStart"/>
         <w:r>
           <w:rPr>
-            <w:rStyle w:val="Hyperlink"/>
+            <w:rStyle w:val="Hipervnculo"/>
           </w:rPr>
           <w:t>Wildfire</w:t>
         </w:r>
         <w:proofErr w:type="spellEnd"/>
         <w:r>
           <w:rPr>
-            <w:rStyle w:val="Hyperlink"/>
+            <w:rStyle w:val="Hipervnculo"/>
           </w:rPr>
           <w:t xml:space="preserve"> </w:t>
         </w:r>
         <w:proofErr w:type="spellStart"/>
         <w:r>
           <w:rPr>
-            <w:rStyle w:val="Hyperlink"/>
+            <w:rStyle w:val="Hipervnculo"/>
           </w:rPr>
           <w:t>Scale</w:t>
         </w:r>
         <w:proofErr w:type="spellEnd"/>
         <w:r>
           <w:rPr>
-            <w:rStyle w:val="Hyperlink"/>
+            <w:rStyle w:val="Hipervnculo"/>
           </w:rPr>
           <w:t xml:space="preserve"> </w:t>
         </w:r>
         <w:proofErr w:type="spellStart"/>
         <w:r>
           <w:rPr>
-            <w:rStyle w:val="Hyperlink"/>
+            <w:rStyle w:val="Hipervnculo"/>
           </w:rPr>
           <w:t>Prediction</w:t>
         </w:r>
         <w:proofErr w:type="spellEnd"/>
         <w:r>
           <w:rPr>
-            <w:rStyle w:val="Hyperlink"/>
+            <w:rStyle w:val="Hipervnculo"/>
           </w:rPr>
           <w:t xml:space="preserve"> </w:t>
         </w:r>
         <w:proofErr w:type="spellStart"/>
         <w:r>
           <w:rPr>
-            <w:rStyle w:val="Hyperlink"/>
+            <w:rStyle w:val="Hipervnculo"/>
           </w:rPr>
           <w:t>Using</w:t>
         </w:r>
         <w:proofErr w:type="spellEnd"/>
         <w:r>
           <w:rPr>
-            <w:rStyle w:val="Hyperlink"/>
+            <w:rStyle w:val="Hipervnculo"/>
           </w:rPr>
           <w:t xml:space="preserve"> </w:t>
         </w:r>
         <w:proofErr w:type="spellStart"/>
         <w:r>
           <w:rPr>
-            <w:rStyle w:val="Hyperlink"/>
+            <w:rStyle w:val="Hipervnculo"/>
           </w:rPr>
           <w:t>Meteorological</w:t>
         </w:r>
         <w:proofErr w:type="spellEnd"/>
         <w:r>
           <w:rPr>
-            <w:rStyle w:val="Hyperlink"/>
+            <w:rStyle w:val="Hipervnculo"/>
           </w:rPr>
           <w:t xml:space="preserve"> </w:t>
         </w:r>
         <w:proofErr w:type="spellStart"/>
         <w:r>
           <w:rPr>
-            <w:rStyle w:val="Hyperlink"/>
+            <w:rStyle w:val="Hipervnculo"/>
           </w:rPr>
           <w:t>Factors</w:t>
         </w:r>
@@ -24407,7 +24407,7 @@
     </w:p>
     <w:p>
       <w:pPr>
-        <w:pStyle w:val="ListParagraph"/>
+        <w:pStyle w:val="Prrafodelista"/>
         <w:numPr>
           <w:ilvl w:val="0"/>
           <w:numId w:val="1"/>
@@ -24457,98 +24457,98 @@
       <w:hyperlink r:id="rId29" w:history="1">
         <w:r>
           <w:rPr>
-            <w:rStyle w:val="Hyperlink"/>
+            <w:rStyle w:val="Hipervnculo"/>
           </w:rPr>
           <w:t xml:space="preserve">A </w:t>
         </w:r>
         <w:proofErr w:type="spellStart"/>
         <w:r>
           <w:rPr>
-            <w:rStyle w:val="Hyperlink"/>
+            <w:rStyle w:val="Hipervnculo"/>
           </w:rPr>
           <w:t>review</w:t>
         </w:r>
         <w:proofErr w:type="spellEnd"/>
         <w:r>
           <w:rPr>
-            <w:rStyle w:val="Hyperlink"/>
+            <w:rStyle w:val="Hipervnculo"/>
           </w:rPr>
           <w:t xml:space="preserve"> </w:t>
         </w:r>
         <w:proofErr w:type="spellStart"/>
         <w:r>
           <w:rPr>
-            <w:rStyle w:val="Hyperlink"/>
+            <w:rStyle w:val="Hipervnculo"/>
           </w:rPr>
           <w:t>of</w:t>
         </w:r>
         <w:proofErr w:type="spellEnd"/>
         <w:r>
           <w:rPr>
-            <w:rStyle w:val="Hyperlink"/>
+            <w:rStyle w:val="Hipervnculo"/>
           </w:rPr>
           <w:t xml:space="preserve"> machine </w:t>
         </w:r>
         <w:proofErr w:type="spellStart"/>
         <w:r>
           <w:rPr>
-            <w:rStyle w:val="Hyperlink"/>
+            <w:rStyle w:val="Hipervnculo"/>
           </w:rPr>
           <w:t>learning</w:t>
         </w:r>
         <w:proofErr w:type="spellEnd"/>
         <w:r>
           <w:rPr>
-            <w:rStyle w:val="Hyperlink"/>
+            <w:rStyle w:val="Hipervnculo"/>
           </w:rPr>
           <w:t xml:space="preserve"> </w:t>
         </w:r>
         <w:proofErr w:type="spellStart"/>
         <w:r>
           <w:rPr>
-            <w:rStyle w:val="Hyperlink"/>
+            <w:rStyle w:val="Hipervnculo"/>
           </w:rPr>
           <w:t>applications</w:t>
         </w:r>
         <w:proofErr w:type="spellEnd"/>
         <w:r>
           <w:rPr>
-            <w:rStyle w:val="Hyperlink"/>
+            <w:rStyle w:val="Hipervnculo"/>
           </w:rPr>
           <w:t xml:space="preserve"> in </w:t>
         </w:r>
         <w:proofErr w:type="spellStart"/>
         <w:r>
           <w:rPr>
-            <w:rStyle w:val="Hyperlink"/>
+            <w:rStyle w:val="Hipervnculo"/>
           </w:rPr>
           <w:t>wildfire</w:t>
         </w:r>
         <w:proofErr w:type="spellEnd"/>
         <w:r>
           <w:rPr>
-            <w:rStyle w:val="Hyperlink"/>
+            <w:rStyle w:val="Hipervnculo"/>
           </w:rPr>
           <w:t xml:space="preserve"> </w:t>
         </w:r>
         <w:proofErr w:type="spellStart"/>
         <w:r>
           <w:rPr>
-            <w:rStyle w:val="Hyperlink"/>
+            <w:rStyle w:val="Hipervnculo"/>
           </w:rPr>
           <w:t>science</w:t>
         </w:r>
         <w:proofErr w:type="spellEnd"/>
         <w:r>
           <w:rPr>
-            <w:rStyle w:val="Hyperlink"/>
+            <w:rStyle w:val="Hipervnculo"/>
           </w:rPr>
           <w:t xml:space="preserve"> and </w:t>
         </w:r>
         <w:proofErr w:type="spellStart"/>
         <w:r>
           <w:rPr>
-            <w:rStyle w:val="Hyperlink"/>
+            <w:rStyle w:val="Hipervnculo"/>
           </w:rPr>
           <w:t>management</w:t>
         </w:r>
@@ -24589,7 +24589,7 @@
     </w:p>
     <w:p>
       <w:pPr>
-        <w:pStyle w:val="ListParagraph"/>
+        <w:pStyle w:val="Prrafodelista"/>
         <w:numPr>
           <w:ilvl w:val="0"/>
           <w:numId w:val="1"/>
@@ -24603,105 +24603,105 @@
         <w:proofErr w:type="spellStart"/>
         <w:r>
           <w:rPr>
-            <w:rStyle w:val="Hyperlink"/>
+            <w:rStyle w:val="Hipervnculo"/>
           </w:rPr>
           <w:t>Recent</w:t>
         </w:r>
         <w:proofErr w:type="spellEnd"/>
         <w:r>
           <w:rPr>
-            <w:rStyle w:val="Hyperlink"/>
+            <w:rStyle w:val="Hipervnculo"/>
           </w:rPr>
           <w:t xml:space="preserve"> </w:t>
         </w:r>
         <w:proofErr w:type="spellStart"/>
         <w:r>
           <w:rPr>
-            <w:rStyle w:val="Hyperlink"/>
+            <w:rStyle w:val="Hipervnculo"/>
           </w:rPr>
           <w:t>advances</w:t>
         </w:r>
         <w:proofErr w:type="spellEnd"/>
         <w:r>
           <w:rPr>
-            <w:rStyle w:val="Hyperlink"/>
+            <w:rStyle w:val="Hipervnculo"/>
           </w:rPr>
           <w:t xml:space="preserve"> in </w:t>
         </w:r>
         <w:proofErr w:type="spellStart"/>
         <w:r>
           <w:rPr>
-            <w:rStyle w:val="Hyperlink"/>
+            <w:rStyle w:val="Hipervnculo"/>
           </w:rPr>
           <w:t>explainable</w:t>
         </w:r>
         <w:proofErr w:type="spellEnd"/>
         <w:r>
           <w:rPr>
-            <w:rStyle w:val="Hyperlink"/>
+            <w:rStyle w:val="Hipervnculo"/>
           </w:rPr>
           <w:t xml:space="preserve"> Machine </w:t>
         </w:r>
         <w:proofErr w:type="spellStart"/>
         <w:r>
           <w:rPr>
-            <w:rStyle w:val="Hyperlink"/>
+            <w:rStyle w:val="Hipervnculo"/>
           </w:rPr>
           <w:t>Learning</w:t>
         </w:r>
         <w:proofErr w:type="spellEnd"/>
         <w:r>
           <w:rPr>
-            <w:rStyle w:val="Hyperlink"/>
+            <w:rStyle w:val="Hipervnculo"/>
           </w:rPr>
           <w:t xml:space="preserve"> </w:t>
         </w:r>
         <w:proofErr w:type="spellStart"/>
         <w:r>
           <w:rPr>
-            <w:rStyle w:val="Hyperlink"/>
+            <w:rStyle w:val="Hipervnculo"/>
           </w:rPr>
           <w:t>models</w:t>
         </w:r>
         <w:proofErr w:type="spellEnd"/>
         <w:r>
           <w:rPr>
-            <w:rStyle w:val="Hyperlink"/>
+            <w:rStyle w:val="Hipervnculo"/>
           </w:rPr>
           <w:t xml:space="preserve"> </w:t>
         </w:r>
         <w:proofErr w:type="spellStart"/>
         <w:r>
           <w:rPr>
-            <w:rStyle w:val="Hyperlink"/>
+            <w:rStyle w:val="Hipervnculo"/>
           </w:rPr>
           <w:t>for</w:t>
         </w:r>
         <w:proofErr w:type="spellEnd"/>
         <w:r>
           <w:rPr>
-            <w:rStyle w:val="Hyperlink"/>
+            <w:rStyle w:val="Hipervnculo"/>
           </w:rPr>
           <w:t xml:space="preserve"> </w:t>
         </w:r>
         <w:proofErr w:type="spellStart"/>
         <w:r>
           <w:rPr>
-            <w:rStyle w:val="Hyperlink"/>
+            <w:rStyle w:val="Hipervnculo"/>
           </w:rPr>
           <w:t>wildfire</w:t>
         </w:r>
         <w:proofErr w:type="spellEnd"/>
         <w:r>
           <w:rPr>
-            <w:rStyle w:val="Hyperlink"/>
+            <w:rStyle w:val="Hipervnculo"/>
           </w:rPr>
           <w:t xml:space="preserve"> </w:t>
         </w:r>
         <w:proofErr w:type="spellStart"/>
         <w:r>
           <w:rPr>
-            <w:rStyle w:val="Hyperlink"/>
+            <w:rStyle w:val="Hipervnculo"/>
           </w:rPr>
           <w:t>prediction</w:t>
         </w:r>
@@ -24752,7 +24752,7 @@
     </w:p>
     <w:p>
       <w:pPr>
-        <w:pStyle w:val="ListParagraph"/>
+        <w:pStyle w:val="Prrafodelista"/>
         <w:numPr>
           <w:ilvl w:val="0"/>
           <w:numId w:val="1"/>
@@ -24770,7 +24770,7 @@
       <w:hyperlink r:id="rId31" w:history="1">
         <w:r>
           <w:rPr>
-            <w:rStyle w:val="Hyperlink"/>
+            <w:rStyle w:val="Hipervnculo"/>
           </w:rPr>
           <w:t>Modelos de Aprendizaje Supervisados: aplicaciones para la predicción de incendios forestales en la provincia de Córdoba</w:t>
         </w:r>
@@ -24795,7 +24795,7 @@
     </w:p>
     <w:p>
       <w:pPr>
-        <w:pStyle w:val="ListParagraph"/>
+        <w:pStyle w:val="Prrafodelista"/>
         <w:numPr>
           <w:ilvl w:val="0"/>
           <w:numId w:val="1"/>
@@ -24813,14 +24813,14 @@
       <w:hyperlink r:id="rId32" w:history="1">
         <w:r>
           <w:rPr>
-            <w:rStyle w:val="Hyperlink"/>
+            <w:rStyle w:val="Hipervnculo"/>
           </w:rPr>
           <w:t xml:space="preserve">Predicción de incendios forestales mediante modelos de Machine </w:t>
         </w:r>
         <w:proofErr w:type="spellStart"/>
         <w:r>
           <w:rPr>
-            <w:rStyle w:val="Hyperlink"/>
+            <w:rStyle w:val="Hipervnculo"/>
           </w:rPr>
           <w:t>Learning</w:t>
         </w:r>
@@ -24847,7 +24847,7 @@
     </w:p>
     <w:p>
       <w:pPr>
-        <w:pStyle w:val="Heading1"/>
+        <w:pStyle w:val="Ttulo1"/>
         <w:ind w:firstLine="0"/>
         <w:rPr>
           <w:rFonts w:ascii="Times New Roman" w:hAnsi="Times New Roman" w:cs="Times New Roman"/>
@@ -24866,7 +24866,7 @@
     </w:p>
     <w:p>
       <w:pPr>
-        <w:pStyle w:val="ListParagraph"/>
+        <w:pStyle w:val="Prrafodelista"/>
         <w:numPr>
           <w:ilvl w:val="0"/>
           <w:numId w:val="1"/>
@@ -24895,7 +24895,7 @@
       </w:r>
       <w:r>
         <w:rPr>
-          <w:rStyle w:val="Hyperlink"/>
+          <w:rStyle w:val="Hipervnculo"/>
           <w:i/>
           <w:iCs/>
         </w:rPr>
@@ -24904,7 +24904,7 @@
       <w:proofErr w:type="spellEnd"/>
       <w:r>
         <w:rPr>
-          <w:rStyle w:val="Hyperlink"/>
+          <w:rStyle w:val="Hipervnculo"/>
           <w:i/>
           <w:iCs/>
         </w:rPr>
@@ -24913,7 +24913,7 @@
       <w:proofErr w:type="spellStart"/>
       <w:r>
         <w:rPr>
-          <w:rStyle w:val="Hyperlink"/>
+          <w:rStyle w:val="Hipervnculo"/>
           <w:i/>
           <w:iCs/>
         </w:rPr>
@@ -24922,7 +24922,7 @@
       <w:proofErr w:type="spellEnd"/>
       <w:r>
         <w:rPr>
-          <w:rStyle w:val="Hyperlink"/>
+          <w:rStyle w:val="Hipervnculo"/>
           <w:i/>
           <w:iCs/>
         </w:rPr>
@@ -24931,7 +24931,7 @@
       <w:proofErr w:type="spellStart"/>
       <w:r>
         <w:rPr>
-          <w:rStyle w:val="Hyperlink"/>
+          <w:rStyle w:val="Hipervnculo"/>
           <w:i/>
           <w:iCs/>
         </w:rPr>
@@ -24940,7 +24940,7 @@
       <w:proofErr w:type="spellEnd"/>
       <w:r>
         <w:rPr>
-          <w:rStyle w:val="Hyperlink"/>
+          <w:rStyle w:val="Hipervnculo"/>
           <w:i/>
           <w:iCs/>
         </w:rPr>
@@ -24949,7 +24949,7 @@
       <w:proofErr w:type="spellStart"/>
       <w:r>
         <w:rPr>
-          <w:rStyle w:val="Hyperlink"/>
+          <w:rStyle w:val="Hipervnculo"/>
           <w:i/>
           <w:iCs/>
         </w:rPr>
@@ -24958,7 +24958,7 @@
       <w:proofErr w:type="spellEnd"/>
       <w:r>
         <w:rPr>
-          <w:rStyle w:val="Hyperlink"/>
+          <w:rStyle w:val="Hipervnculo"/>
           <w:i/>
           <w:iCs/>
         </w:rPr>
@@ -24977,7 +24977,7 @@
     </w:p>
     <w:p>
       <w:pPr>
-        <w:pStyle w:val="ListParagraph"/>
+        <w:pStyle w:val="Prrafodelista"/>
         <w:numPr>
           <w:ilvl w:val="0"/>
           <w:numId w:val="1"/>
@@ -25015,35 +25015,35 @@
         <w:proofErr w:type="spellStart"/>
         <w:r>
           <w:rPr>
-            <w:rStyle w:val="Hyperlink"/>
+            <w:rStyle w:val="Hipervnculo"/>
           </w:rPr>
           <w:t>The</w:t>
         </w:r>
         <w:proofErr w:type="spellEnd"/>
         <w:r>
           <w:rPr>
-            <w:rStyle w:val="Hyperlink"/>
+            <w:rStyle w:val="Hipervnculo"/>
           </w:rPr>
           <w:t xml:space="preserve"> Canadian </w:t>
         </w:r>
         <w:proofErr w:type="spellStart"/>
         <w:r>
           <w:rPr>
-            <w:rStyle w:val="Hyperlink"/>
+            <w:rStyle w:val="Hipervnculo"/>
           </w:rPr>
           <w:t>Fire</w:t>
         </w:r>
         <w:proofErr w:type="spellEnd"/>
         <w:r>
           <w:rPr>
-            <w:rStyle w:val="Hyperlink"/>
+            <w:rStyle w:val="Hipervnculo"/>
           </w:rPr>
           <w:t xml:space="preserve"> Spread </w:t>
         </w:r>
         <w:proofErr w:type="spellStart"/>
         <w:r>
           <w:rPr>
-            <w:rStyle w:val="Hyperlink"/>
+            <w:rStyle w:val="Hipervnculo"/>
           </w:rPr>
           <w:t>Dataset</w:t>
         </w:r>
@@ -25089,7 +25089,7 @@
     </w:p>
     <w:p>
       <w:pPr>
-        <w:pStyle w:val="ListParagraph"/>
+        <w:pStyle w:val="Prrafodelista"/>
         <w:numPr>
           <w:ilvl w:val="0"/>
           <w:numId w:val="1"/>
@@ -25102,56 +25102,56 @@
       <w:hyperlink r:id="rId34" w:history="1">
         <w:r>
           <w:rPr>
-            <w:rStyle w:val="Hyperlink"/>
+            <w:rStyle w:val="Hipervnculo"/>
           </w:rPr>
           <w:t xml:space="preserve">ERA5-Land </w:t>
         </w:r>
         <w:proofErr w:type="spellStart"/>
         <w:r>
           <w:rPr>
-            <w:rStyle w:val="Hyperlink"/>
+            <w:rStyle w:val="Hipervnculo"/>
           </w:rPr>
           <w:t>hourly</w:t>
         </w:r>
         <w:proofErr w:type="spellEnd"/>
         <w:r>
           <w:rPr>
-            <w:rStyle w:val="Hyperlink"/>
+            <w:rStyle w:val="Hipervnculo"/>
           </w:rPr>
           <w:t xml:space="preserve"> data </w:t>
         </w:r>
         <w:proofErr w:type="spellStart"/>
         <w:r>
           <w:rPr>
-            <w:rStyle w:val="Hyperlink"/>
+            <w:rStyle w:val="Hipervnculo"/>
           </w:rPr>
           <w:t>from</w:t>
         </w:r>
         <w:proofErr w:type="spellEnd"/>
         <w:r>
           <w:rPr>
-            <w:rStyle w:val="Hyperlink"/>
+            <w:rStyle w:val="Hipervnculo"/>
           </w:rPr>
           <w:t xml:space="preserve"> 1950 </w:t>
         </w:r>
         <w:proofErr w:type="spellStart"/>
         <w:r>
           <w:rPr>
-            <w:rStyle w:val="Hyperlink"/>
+            <w:rStyle w:val="Hipervnculo"/>
           </w:rPr>
           <w:t>to</w:t>
         </w:r>
         <w:proofErr w:type="spellEnd"/>
         <w:r>
           <w:rPr>
-            <w:rStyle w:val="Hyperlink"/>
+            <w:rStyle w:val="Hipervnculo"/>
           </w:rPr>
           <w:t xml:space="preserve"> </w:t>
         </w:r>
         <w:proofErr w:type="spellStart"/>
         <w:r>
           <w:rPr>
-            <w:rStyle w:val="Hyperlink"/>
+            <w:rStyle w:val="Hipervnculo"/>
           </w:rPr>
           <w:t>present</w:t>
         </w:r>
@@ -25199,7 +25199,7 @@
     </w:p>
     <w:p>
       <w:pPr>
-        <w:pStyle w:val="ListParagraph"/>
+        <w:pStyle w:val="Prrafodelista"/>
         <w:numPr>
           <w:ilvl w:val="0"/>
           <w:numId w:val="1"/>
@@ -25248,7 +25248,7 @@
       <w:hyperlink r:id="rId35" w:history="1">
         <w:r>
           <w:rPr>
-            <w:rStyle w:val="Hyperlink"/>
+            <w:rStyle w:val="Hipervnculo"/>
             <w:i/>
             <w:iCs/>
           </w:rPr>
@@ -25257,7 +25257,7 @@
         <w:proofErr w:type="spellStart"/>
         <w:r>
           <w:rPr>
-            <w:rStyle w:val="Hyperlink"/>
+            <w:rStyle w:val="Hipervnculo"/>
             <w:i/>
             <w:iCs/>
           </w:rPr>
@@ -25266,7 +25266,7 @@
         <w:proofErr w:type="spellEnd"/>
         <w:r>
           <w:rPr>
-            <w:rStyle w:val="Hyperlink"/>
+            <w:rStyle w:val="Hipervnculo"/>
             <w:i/>
             <w:iCs/>
           </w:rPr>
@@ -25275,7 +25275,7 @@
         <w:proofErr w:type="spellStart"/>
         <w:r>
           <w:rPr>
-            <w:rStyle w:val="Hyperlink"/>
+            <w:rStyle w:val="Hipervnculo"/>
             <w:i/>
             <w:iCs/>
           </w:rPr>
@@ -25284,7 +25284,7 @@
         <w:proofErr w:type="spellEnd"/>
         <w:r>
           <w:rPr>
-            <w:rStyle w:val="Hyperlink"/>
+            <w:rStyle w:val="Hipervnculo"/>
             <w:i/>
             <w:iCs/>
           </w:rPr>
@@ -25313,7 +25313,7 @@
     </w:p>
     <w:p>
       <w:pPr>
-        <w:pStyle w:val="ListParagraph"/>
+        <w:pStyle w:val="Prrafodelista"/>
         <w:numPr>
           <w:ilvl w:val="0"/>
           <w:numId w:val="1"/>
@@ -25327,7 +25327,7 @@
       <w:hyperlink r:id="rId36" w:history="1">
         <w:r>
           <w:rPr>
-            <w:rStyle w:val="Hyperlink"/>
+            <w:rStyle w:val="Hipervnculo"/>
             <w:i/>
             <w:iCs/>
           </w:rPr>
@@ -25341,7 +25341,7 @@
     </w:p>
     <w:p>
       <w:pPr>
-        <w:pStyle w:val="ListParagraph"/>
+        <w:pStyle w:val="Prrafodelista"/>
         <w:numPr>
           <w:ilvl w:val="0"/>
           <w:numId w:val="1"/>
@@ -25363,7 +25363,7 @@
       </w:r>
       <w:r>
         <w:rPr>
-          <w:rStyle w:val="Hyperlink"/>
+          <w:rStyle w:val="Hipervnculo"/>
           <w:i/>
           <w:iCs/>
         </w:rPr>
@@ -25372,7 +25372,7 @@
       <w:proofErr w:type="spellEnd"/>
       <w:r>
         <w:rPr>
-          <w:rStyle w:val="Hyperlink"/>
+          <w:rStyle w:val="Hipervnculo"/>
           <w:i/>
           <w:iCs/>
         </w:rPr>
@@ -25381,7 +25381,7 @@
       <w:proofErr w:type="spellStart"/>
       <w:r>
         <w:rPr>
-          <w:rStyle w:val="Hyperlink"/>
+          <w:rStyle w:val="Hipervnculo"/>
           <w:i/>
           <w:iCs/>
         </w:rPr>
@@ -25390,7 +25390,7 @@
       <w:proofErr w:type="spellEnd"/>
       <w:r>
         <w:rPr>
-          <w:rStyle w:val="Hyperlink"/>
+          <w:rStyle w:val="Hipervnculo"/>
           <w:i/>
           <w:iCs/>
         </w:rPr>
@@ -25399,7 +25399,7 @@
       <w:proofErr w:type="spellStart"/>
       <w:r>
         <w:rPr>
-          <w:rStyle w:val="Hyperlink"/>
+          <w:rStyle w:val="Hipervnculo"/>
           <w:i/>
           <w:iCs/>
         </w:rPr>
@@ -25408,7 +25408,7 @@
       <w:proofErr w:type="spellEnd"/>
       <w:r>
         <w:rPr>
-          <w:rStyle w:val="Hyperlink"/>
+          <w:rStyle w:val="Hipervnculo"/>
           <w:i/>
           <w:iCs/>
         </w:rPr>
@@ -25417,7 +25417,7 @@
       <w:proofErr w:type="spellStart"/>
       <w:r>
         <w:rPr>
-          <w:rStyle w:val="Hyperlink"/>
+          <w:rStyle w:val="Hipervnculo"/>
           <w:i/>
           <w:iCs/>
         </w:rPr>
@@ -25426,7 +25426,7 @@
       <w:proofErr w:type="spellEnd"/>
       <w:r>
         <w:rPr>
-          <w:rStyle w:val="Hyperlink"/>
+          <w:rStyle w:val="Hipervnculo"/>
           <w:i/>
           <w:iCs/>
         </w:rPr>
@@ -25435,7 +25435,7 @@
       <w:proofErr w:type="spellStart"/>
       <w:r>
         <w:rPr>
-          <w:rStyle w:val="Hyperlink"/>
+          <w:rStyle w:val="Hipervnculo"/>
           <w:i/>
           <w:iCs/>
         </w:rPr>
@@ -25444,7 +25444,7 @@
       <w:proofErr w:type="spellEnd"/>
       <w:r>
         <w:rPr>
-          <w:rStyle w:val="Hyperlink"/>
+          <w:rStyle w:val="Hipervnculo"/>
           <w:i/>
           <w:iCs/>
         </w:rPr>
@@ -25500,7 +25500,7 @@
     </w:p>
     <w:p>
       <w:pPr>
-        <w:pStyle w:val="ListParagraph"/>
+        <w:pStyle w:val="Prrafodelista"/>
         <w:numPr>
           <w:ilvl w:val="0"/>
           <w:numId w:val="1"/>
@@ -25542,105 +25542,105 @@
         <w:proofErr w:type="spellStart"/>
         <w:r>
           <w:rPr>
-            <w:rStyle w:val="Hyperlink"/>
+            <w:rStyle w:val="Hipervnculo"/>
           </w:rPr>
           <w:t>Development</w:t>
         </w:r>
         <w:proofErr w:type="spellEnd"/>
         <w:r>
           <w:rPr>
-            <w:rStyle w:val="Hyperlink"/>
+            <w:rStyle w:val="Hipervnculo"/>
           </w:rPr>
           <w:t xml:space="preserve"> and </w:t>
         </w:r>
         <w:proofErr w:type="spellStart"/>
         <w:r>
           <w:rPr>
-            <w:rStyle w:val="Hyperlink"/>
+            <w:rStyle w:val="Hipervnculo"/>
           </w:rPr>
           <w:t>structure</w:t>
         </w:r>
         <w:proofErr w:type="spellEnd"/>
         <w:r>
           <w:rPr>
-            <w:rStyle w:val="Hyperlink"/>
+            <w:rStyle w:val="Hipervnculo"/>
           </w:rPr>
           <w:t xml:space="preserve"> </w:t>
         </w:r>
         <w:proofErr w:type="spellStart"/>
         <w:r>
           <w:rPr>
-            <w:rStyle w:val="Hyperlink"/>
+            <w:rStyle w:val="Hipervnculo"/>
           </w:rPr>
           <w:t>of</w:t>
         </w:r>
         <w:proofErr w:type="spellEnd"/>
         <w:r>
           <w:rPr>
-            <w:rStyle w:val="Hyperlink"/>
+            <w:rStyle w:val="Hipervnculo"/>
           </w:rPr>
           <w:t xml:space="preserve"> </w:t>
         </w:r>
         <w:proofErr w:type="spellStart"/>
         <w:r>
           <w:rPr>
-            <w:rStyle w:val="Hyperlink"/>
+            <w:rStyle w:val="Hipervnculo"/>
           </w:rPr>
           <w:t>the</w:t>
         </w:r>
         <w:proofErr w:type="spellEnd"/>
         <w:r>
           <w:rPr>
-            <w:rStyle w:val="Hyperlink"/>
+            <w:rStyle w:val="Hipervnculo"/>
           </w:rPr>
           <w:t xml:space="preserve"> Canadian Forest </w:t>
         </w:r>
         <w:proofErr w:type="spellStart"/>
         <w:r>
           <w:rPr>
-            <w:rStyle w:val="Hyperlink"/>
+            <w:rStyle w:val="Hipervnculo"/>
           </w:rPr>
           <w:t>Fire</w:t>
         </w:r>
         <w:proofErr w:type="spellEnd"/>
         <w:r>
           <w:rPr>
-            <w:rStyle w:val="Hyperlink"/>
+            <w:rStyle w:val="Hipervnculo"/>
           </w:rPr>
           <w:t xml:space="preserve"> </w:t>
         </w:r>
         <w:proofErr w:type="spellStart"/>
         <w:r>
           <w:rPr>
-            <w:rStyle w:val="Hyperlink"/>
+            <w:rStyle w:val="Hipervnculo"/>
           </w:rPr>
           <w:t>Weather</w:t>
         </w:r>
         <w:proofErr w:type="spellEnd"/>
         <w:r>
           <w:rPr>
-            <w:rStyle w:val="Hyperlink"/>
+            <w:rStyle w:val="Hipervnculo"/>
           </w:rPr>
           <w:t xml:space="preserve"> </w:t>
         </w:r>
         <w:proofErr w:type="spellStart"/>
         <w:r>
           <w:rPr>
-            <w:rStyle w:val="Hyperlink"/>
+            <w:rStyle w:val="Hipervnculo"/>
           </w:rPr>
           <w:t>Index</w:t>
         </w:r>
         <w:proofErr w:type="spellEnd"/>
         <w:r>
           <w:rPr>
-            <w:rStyle w:val="Hyperlink"/>
+            <w:rStyle w:val="Hipervnculo"/>
           </w:rPr>
           <w:t xml:space="preserve"> </w:t>
         </w:r>
         <w:proofErr w:type="spellStart"/>
         <w:r>
           <w:rPr>
-            <w:rStyle w:val="Hyperlink"/>
+            <w:rStyle w:val="Hipervnculo"/>
           </w:rPr>
           <w:t>System</w:t>
         </w:r>
@@ -25656,7 +25656,7 @@
     </w:p>
     <w:p>
       <w:pPr>
-        <w:pStyle w:val="ListParagraph"/>
+        <w:pStyle w:val="Prrafodelista"/>
         <w:numPr>
           <w:ilvl w:val="0"/>
           <w:numId w:val="1"/>
@@ -25692,7 +25692,7 @@
       <w:hyperlink r:id="rId38" w:history="1">
         <w:r>
           <w:rPr>
-            <w:rStyle w:val="Hyperlink"/>
+            <w:rStyle w:val="Hipervnculo"/>
             <w:i/>
             <w:iCs/>
           </w:rPr>
@@ -25702,7 +25702,7 @@
         <w:proofErr w:type="gramStart"/>
         <w:r>
           <w:rPr>
-            <w:rStyle w:val="Hyperlink"/>
+            <w:rStyle w:val="Hipervnculo"/>
             <w:i/>
             <w:iCs/>
           </w:rPr>
@@ -25711,7 +25711,7 @@
         <w:proofErr w:type="spellEnd"/>
         <w:r>
           <w:rPr>
-            <w:rStyle w:val="Hyperlink"/>
+            <w:rStyle w:val="Hipervnculo"/>
             <w:i/>
             <w:iCs/>
           </w:rPr>
@@ -25720,7 +25720,7 @@
         <w:proofErr w:type="spellStart"/>
         <w:r>
           <w:rPr>
-            <w:rStyle w:val="Hyperlink"/>
+            <w:rStyle w:val="Hipervnculo"/>
             <w:i/>
             <w:iCs/>
           </w:rPr>
@@ -25729,7 +25729,7 @@
         <w:proofErr w:type="spellEnd"/>
         <w:r>
           <w:rPr>
-            <w:rStyle w:val="Hyperlink"/>
+            <w:rStyle w:val="Hipervnculo"/>
             <w:i/>
             <w:iCs/>
           </w:rPr>
@@ -25738,7 +25738,7 @@
         <w:proofErr w:type="spellStart"/>
         <w:r>
           <w:rPr>
-            <w:rStyle w:val="Hyperlink"/>
+            <w:rStyle w:val="Hipervnculo"/>
             <w:i/>
             <w:iCs/>
           </w:rPr>
@@ -25747,7 +25747,7 @@
         <w:proofErr w:type="spellEnd"/>
         <w:r>
           <w:rPr>
-            <w:rStyle w:val="Hyperlink"/>
+            <w:rStyle w:val="Hipervnculo"/>
             <w:i/>
             <w:iCs/>
           </w:rPr>
@@ -25756,7 +25756,7 @@
         <w:proofErr w:type="spellStart"/>
         <w:r>
           <w:rPr>
-            <w:rStyle w:val="Hyperlink"/>
+            <w:rStyle w:val="Hipervnculo"/>
             <w:i/>
             <w:iCs/>
           </w:rPr>
@@ -25765,7 +25765,7 @@
         <w:proofErr w:type="spellEnd"/>
         <w:r>
           <w:rPr>
-            <w:rStyle w:val="Hyperlink"/>
+            <w:rStyle w:val="Hipervnculo"/>
             <w:i/>
             <w:iCs/>
           </w:rPr>
@@ -25774,7 +25774,7 @@
         <w:proofErr w:type="spellStart"/>
         <w:r>
           <w:rPr>
-            <w:rStyle w:val="Hyperlink"/>
+            <w:rStyle w:val="Hipervnculo"/>
             <w:i/>
             <w:iCs/>
           </w:rPr>
@@ -25783,7 +25783,7 @@
         <w:proofErr w:type="spellEnd"/>
         <w:r>
           <w:rPr>
-            <w:rStyle w:val="Hyperlink"/>
+            <w:rStyle w:val="Hipervnculo"/>
             <w:i/>
             <w:iCs/>
           </w:rPr>
@@ -25792,7 +25792,7 @@
         <w:proofErr w:type="gramEnd"/>
         <w:r>
           <w:rPr>
-            <w:rStyle w:val="Hyperlink"/>
+            <w:rStyle w:val="Hipervnculo"/>
           </w:rPr>
           <w:t> </w:t>
         </w:r>
@@ -25817,7 +25817,7 @@
     </w:p>
     <w:p>
       <w:pPr>
-        <w:pStyle w:val="ListParagraph"/>
+        <w:pStyle w:val="Prrafodelista"/>
         <w:numPr>
           <w:ilvl w:val="0"/>
           <w:numId w:val="1"/>
@@ -25849,63 +25849,75 @@
       <w:hyperlink r:id="rId39" w:history="1">
         <w:r>
           <w:rPr>
-            <w:rStyle w:val="Hyperlink"/>
+            <w:rStyle w:val="Hipervnculo"/>
           </w:rPr>
           <w:t xml:space="preserve">NASA </w:t>
         </w:r>
         <w:proofErr w:type="spellStart"/>
         <w:r>
           <w:rPr>
-            <w:rStyle w:val="Hyperlink"/>
+            <w:rStyle w:val="Hipervnculo"/>
           </w:rPr>
           <w:t>Earth</w:t>
         </w:r>
         <w:proofErr w:type="spellEnd"/>
         <w:r>
           <w:rPr>
-            <w:rStyle w:val="Hyperlink"/>
+            <w:rStyle w:val="Hipervnculo"/>
           </w:rPr>
           <w:t xml:space="preserve"> </w:t>
         </w:r>
         <w:proofErr w:type="spellStart"/>
         <w:r>
           <w:rPr>
-            <w:rStyle w:val="Hyperlink"/>
+            <w:rStyle w:val="Hipervnculo"/>
           </w:rPr>
-          <w:t>Science</w:t>
+          <w:t>Scie</w:t>
+        </w:r>
+        <w:r>
+          <w:rPr>
+            <w:rStyle w:val="Hipervnculo"/>
+          </w:rPr>
+          <w:t>n</w:t>
+        </w:r>
+        <w:r>
+          <w:rPr>
+            <w:rStyle w:val="Hipervnculo"/>
+          </w:rPr>
+          <w:t>ce</w:t>
         </w:r>
         <w:proofErr w:type="spellEnd"/>
         <w:r>
           <w:rPr>
-            <w:rStyle w:val="Hyperlink"/>
+            <w:rStyle w:val="Hipervnculo"/>
           </w:rPr>
           <w:t xml:space="preserve"> Data and </w:t>
         </w:r>
         <w:proofErr w:type="spellStart"/>
         <w:r>
           <w:rPr>
-            <w:rStyle w:val="Hyperlink"/>
+            <w:rStyle w:val="Hipervnculo"/>
           </w:rPr>
           <w:t>Information</w:t>
         </w:r>
         <w:proofErr w:type="spellEnd"/>
         <w:r>
           <w:rPr>
-            <w:rStyle w:val="Hyperlink"/>
+            <w:rStyle w:val="Hipervnculo"/>
           </w:rPr>
           <w:t xml:space="preserve"> </w:t>
         </w:r>
         <w:proofErr w:type="spellStart"/>
         <w:r>
           <w:rPr>
-            <w:rStyle w:val="Hyperlink"/>
+            <w:rStyle w:val="Hipervnculo"/>
           </w:rPr>
           <w:t>System</w:t>
         </w:r>
         <w:proofErr w:type="spellEnd"/>
         <w:r>
           <w:rPr>
-            <w:rStyle w:val="Hyperlink"/>
+            <w:rStyle w:val="Hipervnculo"/>
           </w:rPr>
           <w:t xml:space="preserve"> (ESDIS)</w:t>
         </w:r>
@@ -25917,7 +25929,7 @@
     </w:p>
     <w:p>
       <w:pPr>
-        <w:pStyle w:val="ListParagraph"/>
+        <w:pStyle w:val="Prrafodelista"/>
         <w:numPr>
           <w:ilvl w:val="0"/>
           <w:numId w:val="1"/>
@@ -25952,7 +25964,7 @@
         <w:proofErr w:type="spellStart"/>
         <w:r>
           <w:rPr>
-            <w:rStyle w:val="Hyperlink"/>
+            <w:rStyle w:val="Hipervnculo"/>
             <w:i/>
             <w:iCs/>
           </w:rPr>
@@ -25961,7 +25973,7 @@
         <w:proofErr w:type="spellEnd"/>
         <w:r>
           <w:rPr>
-            <w:rStyle w:val="Hyperlink"/>
+            <w:rStyle w:val="Hipervnculo"/>
             <w:i/>
             <w:iCs/>
           </w:rPr>
@@ -25970,7 +25982,7 @@
         <w:proofErr w:type="spellStart"/>
         <w:r>
           <w:rPr>
-            <w:rStyle w:val="Hyperlink"/>
+            <w:rStyle w:val="Hipervnculo"/>
             <w:i/>
             <w:iCs/>
           </w:rPr>
@@ -25979,7 +25991,7 @@
         <w:proofErr w:type="spellEnd"/>
         <w:r>
           <w:rPr>
-            <w:rStyle w:val="Hyperlink"/>
+            <w:rStyle w:val="Hipervnculo"/>
             <w:i/>
             <w:iCs/>
           </w:rPr>
@@ -26009,7 +26021,7 @@
     </w:p>
     <w:p>
       <w:pPr>
-        <w:pStyle w:val="ListParagraph"/>
+        <w:pStyle w:val="Prrafodelista"/>
         <w:numPr>
           <w:ilvl w:val="0"/>
           <w:numId w:val="1"/>
@@ -26054,7 +26066,7 @@
       <w:hyperlink r:id="rId41" w:history="1">
         <w:r>
           <w:rPr>
-            <w:rStyle w:val="Hyperlink"/>
+            <w:rStyle w:val="Hipervnculo"/>
             <w:i/>
             <w:iCs/>
           </w:rPr>
@@ -26063,7 +26075,7 @@
         <w:proofErr w:type="spellStart"/>
         <w:r>
           <w:rPr>
-            <w:rStyle w:val="Hyperlink"/>
+            <w:rStyle w:val="Hipervnculo"/>
             <w:i/>
             <w:iCs/>
           </w:rPr>
@@ -26072,7 +26084,7 @@
         <w:proofErr w:type="spellEnd"/>
         <w:r>
           <w:rPr>
-            <w:rStyle w:val="Hyperlink"/>
+            <w:rStyle w:val="Hipervnculo"/>
             <w:i/>
             <w:iCs/>
           </w:rPr>
@@ -26081,7 +26093,7 @@
         <w:proofErr w:type="spellStart"/>
         <w:r>
           <w:rPr>
-            <w:rStyle w:val="Hyperlink"/>
+            <w:rStyle w:val="Hipervnculo"/>
             <w:i/>
             <w:iCs/>
           </w:rPr>
@@ -26090,7 +26102,7 @@
         <w:proofErr w:type="spellEnd"/>
         <w:r>
           <w:rPr>
-            <w:rStyle w:val="Hyperlink"/>
+            <w:rStyle w:val="Hipervnculo"/>
             <w:i/>
             <w:iCs/>
           </w:rPr>
@@ -26099,7 +26111,7 @@
         <w:proofErr w:type="spellStart"/>
         <w:r>
           <w:rPr>
-            <w:rStyle w:val="Hyperlink"/>
+            <w:rStyle w:val="Hipervnculo"/>
             <w:i/>
             <w:iCs/>
           </w:rPr>
@@ -26108,7 +26120,7 @@
         <w:proofErr w:type="spellEnd"/>
         <w:r>
           <w:rPr>
-            <w:rStyle w:val="Hyperlink"/>
+            <w:rStyle w:val="Hipervnculo"/>
             <w:i/>
             <w:iCs/>
           </w:rPr>
@@ -26117,7 +26129,7 @@
         <w:proofErr w:type="spellStart"/>
         <w:r>
           <w:rPr>
-            <w:rStyle w:val="Hyperlink"/>
+            <w:rStyle w:val="Hipervnculo"/>
             <w:i/>
             <w:iCs/>
           </w:rPr>
@@ -26126,7 +26138,7 @@
         <w:proofErr w:type="spellEnd"/>
         <w:r>
           <w:rPr>
-            <w:rStyle w:val="Hyperlink"/>
+            <w:rStyle w:val="Hipervnculo"/>
             <w:i/>
             <w:iCs/>
           </w:rPr>
@@ -26135,7 +26147,7 @@
         <w:proofErr w:type="spellStart"/>
         <w:r>
           <w:rPr>
-            <w:rStyle w:val="Hyperlink"/>
+            <w:rStyle w:val="Hipervnculo"/>
             <w:i/>
             <w:iCs/>
           </w:rPr>
@@ -26160,7 +26172,7 @@
     </w:p>
     <w:p>
       <w:pPr>
-        <w:pStyle w:val="Heading1"/>
+        <w:pStyle w:val="Ttulo1"/>
         <w:ind w:firstLine="0"/>
         <w:rPr>
           <w:rFonts w:ascii="Times New Roman" w:hAnsi="Times New Roman" w:cs="Times New Roman"/>
@@ -26180,7 +26192,7 @@
     </w:p>
     <w:p>
       <w:pPr>
-        <w:pStyle w:val="Heading2"/>
+        <w:pStyle w:val="Ttulo2"/>
         <w:numPr>
           <w:ilvl w:val="0"/>
           <w:numId w:val="10"/>
@@ -26325,7 +26337,7 @@
     </w:p>
     <w:p>
       <w:pPr>
-        <w:pStyle w:val="Caption"/>
+        <w:pStyle w:val="Descripcin"/>
         <w:ind w:firstLine="0"/>
         <w:jc w:val="center"/>
         <w:rPr>
@@ -26466,7 +26478,7 @@
     </w:p>
     <w:p>
       <w:pPr>
-        <w:pStyle w:val="Caption"/>
+        <w:pStyle w:val="Descripcin"/>
         <w:ind w:firstLine="0"/>
         <w:jc w:val="center"/>
         <w:rPr>
@@ -26558,7 +26570,7 @@
     </w:p>
     <w:p>
       <w:pPr>
-        <w:pStyle w:val="Heading2"/>
+        <w:pStyle w:val="Ttulo2"/>
         <w:numPr>
           <w:ilvl w:val="0"/>
           <w:numId w:val="10"/>
@@ -26718,7 +26730,7 @@
     </w:p>
     <w:p>
       <w:pPr>
-        <w:pStyle w:val="Caption"/>
+        <w:pStyle w:val="Descripcin"/>
         <w:ind w:firstLine="0"/>
         <w:jc w:val="center"/>
         <w:rPr>
@@ -26820,7 +26832,7 @@
     </w:p>
     <w:p>
       <w:pPr>
-        <w:pStyle w:val="Heading2"/>
+        <w:pStyle w:val="Ttulo2"/>
         <w:numPr>
           <w:ilvl w:val="0"/>
           <w:numId w:val="10"/>
@@ -26847,7 +26859,7 @@
     </w:p>
     <w:p>
       <w:pPr>
-        <w:pStyle w:val="Heading2"/>
+        <w:pStyle w:val="Ttulo2"/>
         <w:numPr>
           <w:ilvl w:val="1"/>
           <w:numId w:val="10"/>
@@ -27192,7 +27204,7 @@
     </w:p>
     <w:p>
       <w:pPr>
-        <w:pStyle w:val="Heading2"/>
+        <w:pStyle w:val="Ttulo2"/>
         <w:numPr>
           <w:ilvl w:val="1"/>
           <w:numId w:val="10"/>
@@ -27606,7 +27618,7 @@
     </w:p>
     <w:p>
       <w:pPr>
-        <w:pStyle w:val="Heading2"/>
+        <w:pStyle w:val="Ttulo2"/>
         <w:numPr>
           <w:ilvl w:val="1"/>
           <w:numId w:val="10"/>
@@ -27941,7 +27953,7 @@
     </w:p>
     <w:p>
       <w:pPr>
-        <w:pStyle w:val="Heading2"/>
+        <w:pStyle w:val="Ttulo2"/>
         <w:numPr>
           <w:ilvl w:val="1"/>
           <w:numId w:val="10"/>
@@ -28018,7 +28030,7 @@
     </w:p>
     <w:p>
       <w:pPr>
-        <w:pStyle w:val="ListParagraph"/>
+        <w:pStyle w:val="Prrafodelista"/>
         <w:ind w:left="360" w:firstLine="0"/>
         <w:jc w:val="center"/>
       </w:pPr>
@@ -28065,7 +28077,7 @@
     </w:p>
     <w:p>
       <w:pPr>
-        <w:pStyle w:val="ListParagraph"/>
+        <w:pStyle w:val="Prrafodelista"/>
         <w:ind w:left="360" w:firstLine="0"/>
         <w:jc w:val="center"/>
       </w:pPr>
@@ -28112,7 +28124,7 @@
     </w:p>
     <w:p>
       <w:pPr>
-        <w:pStyle w:val="ListParagraph"/>
+        <w:pStyle w:val="Prrafodelista"/>
         <w:ind w:left="360" w:firstLine="0"/>
         <w:jc w:val="center"/>
       </w:pPr>
@@ -28159,7 +28171,7 @@
     </w:p>
     <w:p>
       <w:pPr>
-        <w:pStyle w:val="ListParagraph"/>
+        <w:pStyle w:val="Prrafodelista"/>
         <w:ind w:left="360" w:firstLine="0"/>
         <w:jc w:val="center"/>
       </w:pPr>
@@ -28206,7 +28218,7 @@
     </w:p>
     <w:p>
       <w:pPr>
-        <w:pStyle w:val="ListParagraph"/>
+        <w:pStyle w:val="Prrafodelista"/>
         <w:ind w:left="360" w:firstLine="0"/>
         <w:jc w:val="center"/>
       </w:pPr>
@@ -28253,7 +28265,7 @@
     </w:p>
     <w:p>
       <w:pPr>
-        <w:pStyle w:val="ListParagraph"/>
+        <w:pStyle w:val="Prrafodelista"/>
         <w:ind w:left="360" w:firstLine="0"/>
         <w:jc w:val="center"/>
       </w:pPr>
@@ -28305,7 +28317,7 @@
     </w:p>
     <w:p>
       <w:pPr>
-        <w:pStyle w:val="Heading2"/>
+        <w:pStyle w:val="Ttulo2"/>
         <w:numPr>
           <w:ilvl w:val="1"/>
           <w:numId w:val="10"/>
@@ -28440,7 +28452,7 @@
     </w:p>
     <w:p>
       <w:pPr>
-        <w:pStyle w:val="ListParagraph"/>
+        <w:pStyle w:val="Prrafodelista"/>
         <w:ind w:left="360" w:firstLine="0"/>
         <w:jc w:val="center"/>
       </w:pPr>
@@ -28527,7 +28539,7 @@
     </w:p>
     <w:p>
       <w:pPr>
-        <w:pStyle w:val="ListParagraph"/>
+        <w:pStyle w:val="Prrafodelista"/>
         <w:ind w:left="360" w:firstLine="0"/>
         <w:jc w:val="center"/>
       </w:pPr>
@@ -28574,7 +28586,7 @@
     </w:p>
     <w:p>
       <w:pPr>
-        <w:pStyle w:val="ListParagraph"/>
+        <w:pStyle w:val="Prrafodelista"/>
         <w:ind w:left="360" w:firstLine="0"/>
         <w:jc w:val="center"/>
       </w:pPr>
@@ -28621,7 +28633,7 @@
     </w:p>
     <w:p>
       <w:pPr>
-        <w:pStyle w:val="ListParagraph"/>
+        <w:pStyle w:val="Prrafodelista"/>
         <w:ind w:left="360" w:firstLine="0"/>
         <w:jc w:val="center"/>
       </w:pPr>
@@ -28668,7 +28680,7 @@
     </w:p>
     <w:p>
       <w:pPr>
-        <w:pStyle w:val="ListParagraph"/>
+        <w:pStyle w:val="Prrafodelista"/>
         <w:ind w:left="360" w:firstLine="0"/>
         <w:jc w:val="center"/>
       </w:pPr>
@@ -28720,7 +28732,7 @@
     </w:p>
     <w:p>
       <w:pPr>
-        <w:pStyle w:val="Heading2"/>
+        <w:pStyle w:val="Ttulo2"/>
         <w:numPr>
           <w:ilvl w:val="1"/>
           <w:numId w:val="10"/>
@@ -28806,7 +28818,7 @@
     </w:p>
     <w:p>
       <w:pPr>
-        <w:pStyle w:val="ListParagraph"/>
+        <w:pStyle w:val="Prrafodelista"/>
         <w:ind w:left="360" w:firstLine="0"/>
         <w:jc w:val="center"/>
       </w:pPr>
@@ -28893,7 +28905,7 @@
     </w:p>
     <w:p>
       <w:pPr>
-        <w:pStyle w:val="ListParagraph"/>
+        <w:pStyle w:val="Prrafodelista"/>
         <w:ind w:left="360" w:firstLine="0"/>
         <w:jc w:val="center"/>
       </w:pPr>
@@ -28940,7 +28952,7 @@
     </w:p>
     <w:p>
       <w:pPr>
-        <w:pStyle w:val="ListParagraph"/>
+        <w:pStyle w:val="Prrafodelista"/>
         <w:ind w:left="360" w:firstLine="0"/>
         <w:jc w:val="center"/>
       </w:pPr>
@@ -28987,7 +28999,7 @@
     </w:p>
     <w:p>
       <w:pPr>
-        <w:pStyle w:val="ListParagraph"/>
+        <w:pStyle w:val="Prrafodelista"/>
         <w:ind w:left="360" w:firstLine="0"/>
         <w:jc w:val="center"/>
       </w:pPr>
@@ -29034,7 +29046,7 @@
     </w:p>
     <w:p>
       <w:pPr>
-        <w:pStyle w:val="ListParagraph"/>
+        <w:pStyle w:val="Prrafodelista"/>
         <w:ind w:left="360" w:firstLine="0"/>
         <w:jc w:val="center"/>
       </w:pPr>
@@ -29137,7 +29149,7 @@
     <w:sdtContent>
       <w:p>
         <w:pPr>
-          <w:pStyle w:val="Footer"/>
+          <w:pStyle w:val="Piedepgina"/>
           <w:jc w:val="right"/>
         </w:pPr>
         <w:r>
@@ -29163,7 +29175,7 @@
   </w:sdt>
   <w:p>
     <w:pPr>
-      <w:pStyle w:val="Footer"/>
+      <w:pStyle w:val="Piedepgina"/>
       <w:jc w:val="right"/>
     </w:pPr>
   </w:p>
@@ -29183,7 +29195,7 @@
     <w:sdtContent>
       <w:p>
         <w:pPr>
-          <w:pStyle w:val="Footer"/>
+          <w:pStyle w:val="Piedepgina"/>
           <w:jc w:val="right"/>
         </w:pPr>
         <w:r>
@@ -29209,7 +29221,7 @@
   </w:sdt>
   <w:p>
     <w:pPr>
-      <w:pStyle w:val="Footer"/>
+      <w:pStyle w:val="Piedepgina"/>
     </w:pPr>
   </w:p>
 </w:ftr>
@@ -30851,11 +30863,11 @@
     <w:name w:val="Normal"/>
     <w:qFormat/>
   </w:style>
-  <w:style w:type="paragraph" w:styleId="Heading1">
+  <w:style w:type="paragraph" w:styleId="Ttulo1">
     <w:name w:val="heading 1"/>
     <w:basedOn w:val="Normal"/>
     <w:next w:val="Normal"/>
-    <w:link w:val="Heading1Char"/>
+    <w:link w:val="Ttulo1Car"/>
     <w:uiPriority w:val="9"/>
     <w:qFormat/>
     <w:rsid w:val="004417F7"/>
@@ -30872,11 +30884,11 @@
       <w:szCs w:val="40"/>
     </w:rPr>
   </w:style>
-  <w:style w:type="paragraph" w:styleId="Heading2">
+  <w:style w:type="paragraph" w:styleId="Ttulo2">
     <w:name w:val="heading 2"/>
     <w:basedOn w:val="Normal"/>
     <w:next w:val="Normal"/>
-    <w:link w:val="Heading2Char"/>
+    <w:link w:val="Ttulo2Car"/>
     <w:uiPriority w:val="9"/>
     <w:unhideWhenUsed/>
     <w:qFormat/>
@@ -30894,11 +30906,11 @@
       <w:szCs w:val="32"/>
     </w:rPr>
   </w:style>
-  <w:style w:type="paragraph" w:styleId="Heading3">
+  <w:style w:type="paragraph" w:styleId="Ttulo3">
     <w:name w:val="heading 3"/>
     <w:basedOn w:val="Normal"/>
     <w:next w:val="Normal"/>
-    <w:link w:val="Heading3Char"/>
+    <w:link w:val="Ttulo3Car"/>
     <w:uiPriority w:val="9"/>
     <w:unhideWhenUsed/>
     <w:qFormat/>
@@ -30916,11 +30928,11 @@
       <w:szCs w:val="28"/>
     </w:rPr>
   </w:style>
-  <w:style w:type="paragraph" w:styleId="Heading4">
+  <w:style w:type="paragraph" w:styleId="Ttulo4">
     <w:name w:val="heading 4"/>
     <w:basedOn w:val="Normal"/>
     <w:next w:val="Normal"/>
-    <w:link w:val="Heading4Char"/>
+    <w:link w:val="Ttulo4Car"/>
     <w:uiPriority w:val="9"/>
     <w:semiHidden/>
     <w:unhideWhenUsed/>
@@ -30939,11 +30951,11 @@
       <w:color w:val="0F4761" w:themeColor="accent1" w:themeShade="BF"/>
     </w:rPr>
   </w:style>
-  <w:style w:type="paragraph" w:styleId="Heading5">
+  <w:style w:type="paragraph" w:styleId="Ttulo5">
     <w:name w:val="heading 5"/>
     <w:basedOn w:val="Normal"/>
     <w:next w:val="Normal"/>
-    <w:link w:val="Heading5Char"/>
+    <w:link w:val="Ttulo5Car"/>
     <w:uiPriority w:val="9"/>
     <w:semiHidden/>
     <w:unhideWhenUsed/>
@@ -30960,11 +30972,11 @@
       <w:color w:val="0F4761" w:themeColor="accent1" w:themeShade="BF"/>
     </w:rPr>
   </w:style>
-  <w:style w:type="paragraph" w:styleId="Heading6">
+  <w:style w:type="paragraph" w:styleId="Ttulo6">
     <w:name w:val="heading 6"/>
     <w:basedOn w:val="Normal"/>
     <w:next w:val="Normal"/>
-    <w:link w:val="Heading6Char"/>
+    <w:link w:val="Ttulo6Car"/>
     <w:uiPriority w:val="9"/>
     <w:semiHidden/>
     <w:unhideWhenUsed/>
@@ -30983,11 +30995,11 @@
       <w:color w:val="595959" w:themeColor="text1" w:themeTint="A6"/>
     </w:rPr>
   </w:style>
-  <w:style w:type="paragraph" w:styleId="Heading7">
+  <w:style w:type="paragraph" w:styleId="Ttulo7">
     <w:name w:val="heading 7"/>
     <w:basedOn w:val="Normal"/>
     <w:next w:val="Normal"/>
-    <w:link w:val="Heading7Char"/>
+    <w:link w:val="Ttulo7Car"/>
     <w:uiPriority w:val="9"/>
     <w:semiHidden/>
     <w:unhideWhenUsed/>
@@ -31004,11 +31016,11 @@
       <w:color w:val="595959" w:themeColor="text1" w:themeTint="A6"/>
     </w:rPr>
   </w:style>
-  <w:style w:type="paragraph" w:styleId="Heading8">
+  <w:style w:type="paragraph" w:styleId="Ttulo8">
     <w:name w:val="heading 8"/>
     <w:basedOn w:val="Normal"/>
     <w:next w:val="Normal"/>
-    <w:link w:val="Heading8Char"/>
+    <w:link w:val="Ttulo8Car"/>
     <w:uiPriority w:val="9"/>
     <w:semiHidden/>
     <w:unhideWhenUsed/>
@@ -31026,11 +31038,11 @@
       <w:color w:val="272727" w:themeColor="text1" w:themeTint="D8"/>
     </w:rPr>
   </w:style>
-  <w:style w:type="paragraph" w:styleId="Heading9">
+  <w:style w:type="paragraph" w:styleId="Ttulo9">
     <w:name w:val="heading 9"/>
     <w:basedOn w:val="Normal"/>
     <w:next w:val="Normal"/>
-    <w:link w:val="Heading9Char"/>
+    <w:link w:val="Ttulo9Car"/>
     <w:uiPriority w:val="9"/>
     <w:semiHidden/>
     <w:unhideWhenUsed/>
@@ -31046,13 +31058,13 @@
       <w:color w:val="272727" w:themeColor="text1" w:themeTint="D8"/>
     </w:rPr>
   </w:style>
-  <w:style w:type="character" w:default="1" w:styleId="DefaultParagraphFont">
+  <w:style w:type="character" w:default="1" w:styleId="Fuentedeprrafopredeter">
     <w:name w:val="Default Paragraph Font"/>
     <w:uiPriority w:val="1"/>
     <w:semiHidden/>
     <w:unhideWhenUsed/>
   </w:style>
-  <w:style w:type="table" w:default="1" w:styleId="TableNormal">
+  <w:style w:type="table" w:default="1" w:styleId="Tablanormal">
     <w:name w:val="Normal Table"/>
     <w:uiPriority w:val="99"/>
     <w:semiHidden/>
@@ -31067,16 +31079,16 @@
       </w:tblCellMar>
     </w:tblPr>
   </w:style>
-  <w:style w:type="numbering" w:default="1" w:styleId="NoList">
+  <w:style w:type="numbering" w:default="1" w:styleId="Sinlista">
     <w:name w:val="No List"/>
     <w:uiPriority w:val="99"/>
     <w:semiHidden/>
     <w:unhideWhenUsed/>
   </w:style>
-  <w:style w:type="character" w:customStyle="1" w:styleId="Heading1Char">
-    <w:name w:val="Heading 1 Char"/>
-    <w:basedOn w:val="DefaultParagraphFont"/>
-    <w:link w:val="Heading1"/>
+  <w:style w:type="character" w:customStyle="1" w:styleId="Ttulo1Car">
+    <w:name w:val="Título 1 Car"/>
+    <w:basedOn w:val="Fuentedeprrafopredeter"/>
+    <w:link w:val="Ttulo1"/>
     <w:uiPriority w:val="9"/>
     <w:rsid w:val="004417F7"/>
     <w:rPr>
@@ -31086,10 +31098,10 @@
       <w:szCs w:val="40"/>
     </w:rPr>
   </w:style>
-  <w:style w:type="character" w:customStyle="1" w:styleId="Heading2Char">
-    <w:name w:val="Heading 2 Char"/>
-    <w:basedOn w:val="DefaultParagraphFont"/>
-    <w:link w:val="Heading2"/>
+  <w:style w:type="character" w:customStyle="1" w:styleId="Ttulo2Car">
+    <w:name w:val="Título 2 Car"/>
+    <w:basedOn w:val="Fuentedeprrafopredeter"/>
+    <w:link w:val="Ttulo2"/>
     <w:uiPriority w:val="9"/>
     <w:rsid w:val="004417F7"/>
     <w:rPr>
@@ -31099,10 +31111,10 @@
       <w:szCs w:val="32"/>
     </w:rPr>
   </w:style>
-  <w:style w:type="character" w:customStyle="1" w:styleId="Heading3Char">
-    <w:name w:val="Heading 3 Char"/>
-    <w:basedOn w:val="DefaultParagraphFont"/>
-    <w:link w:val="Heading3"/>
+  <w:style w:type="character" w:customStyle="1" w:styleId="Ttulo3Car">
+    <w:name w:val="Título 3 Car"/>
+    <w:basedOn w:val="Fuentedeprrafopredeter"/>
+    <w:link w:val="Ttulo3"/>
     <w:uiPriority w:val="9"/>
     <w:rsid w:val="004417F7"/>
     <w:rPr>
@@ -31112,10 +31124,10 @@
       <w:szCs w:val="28"/>
     </w:rPr>
   </w:style>
-  <w:style w:type="character" w:customStyle="1" w:styleId="Heading4Char">
-    <w:name w:val="Heading 4 Char"/>
-    <w:basedOn w:val="DefaultParagraphFont"/>
-    <w:link w:val="Heading4"/>
+  <w:style w:type="character" w:customStyle="1" w:styleId="Ttulo4Car">
+    <w:name w:val="Título 4 Car"/>
+    <w:basedOn w:val="Fuentedeprrafopredeter"/>
+    <w:link w:val="Ttulo4"/>
     <w:uiPriority w:val="9"/>
     <w:semiHidden/>
     <w:rsid w:val="004417F7"/>
@@ -31126,10 +31138,10 @@
       <w:color w:val="0F4761" w:themeColor="accent1" w:themeShade="BF"/>
     </w:rPr>
   </w:style>
-  <w:style w:type="character" w:customStyle="1" w:styleId="Heading5Char">
-    <w:name w:val="Heading 5 Char"/>
-    <w:basedOn w:val="DefaultParagraphFont"/>
-    <w:link w:val="Heading5"/>
+  <w:style w:type="character" w:customStyle="1" w:styleId="Ttulo5Car">
+    <w:name w:val="Título 5 Car"/>
+    <w:basedOn w:val="Fuentedeprrafopredeter"/>
+    <w:link w:val="Ttulo5"/>
     <w:uiPriority w:val="9"/>
     <w:semiHidden/>
     <w:rsid w:val="004417F7"/>
@@ -31138,10 +31150,10 @@
       <w:color w:val="0F4761" w:themeColor="accent1" w:themeShade="BF"/>
     </w:rPr>
   </w:style>
-  <w:style w:type="character" w:customStyle="1" w:styleId="Heading6Char">
-    <w:name w:val="Heading 6 Char"/>
-    <w:basedOn w:val="DefaultParagraphFont"/>
-    <w:link w:val="Heading6"/>
+  <w:style w:type="character" w:customStyle="1" w:styleId="Ttulo6Car">
+    <w:name w:val="Título 6 Car"/>
+    <w:basedOn w:val="Fuentedeprrafopredeter"/>
+    <w:link w:val="Ttulo6"/>
     <w:uiPriority w:val="9"/>
     <w:semiHidden/>
     <w:rsid w:val="004417F7"/>
@@ -31152,10 +31164,10 @@
       <w:color w:val="595959" w:themeColor="text1" w:themeTint="A6"/>
     </w:rPr>
   </w:style>
-  <w:style w:type="character" w:customStyle="1" w:styleId="Heading7Char">
-    <w:name w:val="Heading 7 Char"/>
-    <w:basedOn w:val="DefaultParagraphFont"/>
-    <w:link w:val="Heading7"/>
+  <w:style w:type="character" w:customStyle="1" w:styleId="Ttulo7Car">
+    <w:name w:val="Título 7 Car"/>
+    <w:basedOn w:val="Fuentedeprrafopredeter"/>
+    <w:link w:val="Ttulo7"/>
     <w:uiPriority w:val="9"/>
     <w:semiHidden/>
     <w:rsid w:val="004417F7"/>
@@ -31164,10 +31176,10 @@
       <w:color w:val="595959" w:themeColor="text1" w:themeTint="A6"/>
     </w:rPr>
   </w:style>
-  <w:style w:type="character" w:customStyle="1" w:styleId="Heading8Char">
-    <w:name w:val="Heading 8 Char"/>
-    <w:basedOn w:val="DefaultParagraphFont"/>
-    <w:link w:val="Heading8"/>
+  <w:style w:type="character" w:customStyle="1" w:styleId="Ttulo8Car">
+    <w:name w:val="Título 8 Car"/>
+    <w:basedOn w:val="Fuentedeprrafopredeter"/>
+    <w:link w:val="Ttulo8"/>
     <w:uiPriority w:val="9"/>
     <w:semiHidden/>
     <w:rsid w:val="004417F7"/>
@@ -31178,10 +31190,10 @@
       <w:color w:val="272727" w:themeColor="text1" w:themeTint="D8"/>
     </w:rPr>
   </w:style>
-  <w:style w:type="character" w:customStyle="1" w:styleId="Heading9Char">
-    <w:name w:val="Heading 9 Char"/>
-    <w:basedOn w:val="DefaultParagraphFont"/>
-    <w:link w:val="Heading9"/>
+  <w:style w:type="character" w:customStyle="1" w:styleId="Ttulo9Car">
+    <w:name w:val="Título 9 Car"/>
+    <w:basedOn w:val="Fuentedeprrafopredeter"/>
+    <w:link w:val="Ttulo9"/>
     <w:uiPriority w:val="9"/>
     <w:semiHidden/>
     <w:rsid w:val="004417F7"/>
@@ -31190,11 +31202,11 @@
       <w:color w:val="272727" w:themeColor="text1" w:themeTint="D8"/>
     </w:rPr>
   </w:style>
-  <w:style w:type="paragraph" w:styleId="Title">
+  <w:style w:type="paragraph" w:styleId="Ttulo">
     <w:name w:val="Title"/>
     <w:basedOn w:val="Normal"/>
     <w:next w:val="Normal"/>
-    <w:link w:val="TitleChar"/>
+    <w:link w:val="TtuloCar"/>
     <w:uiPriority w:val="10"/>
     <w:qFormat/>
     <w:rsid w:val="004417F7"/>
@@ -31210,10 +31222,10 @@
       <w:szCs w:val="56"/>
     </w:rPr>
   </w:style>
-  <w:style w:type="character" w:customStyle="1" w:styleId="TitleChar">
-    <w:name w:val="Title Char"/>
-    <w:basedOn w:val="DefaultParagraphFont"/>
-    <w:link w:val="Title"/>
+  <w:style w:type="character" w:customStyle="1" w:styleId="TtuloCar">
+    <w:name w:val="Título Car"/>
+    <w:basedOn w:val="Fuentedeprrafopredeter"/>
+    <w:link w:val="Ttulo"/>
     <w:uiPriority w:val="10"/>
     <w:rsid w:val="004417F7"/>
     <w:rPr>
@@ -31224,11 +31236,11 @@
       <w:szCs w:val="56"/>
     </w:rPr>
   </w:style>
-  <w:style w:type="paragraph" w:styleId="Subtitle">
+  <w:style w:type="paragraph" w:styleId="Subttulo">
     <w:name w:val="Subtitle"/>
     <w:basedOn w:val="Normal"/>
     <w:next w:val="Normal"/>
-    <w:link w:val="SubtitleChar"/>
+    <w:link w:val="SubttuloCar"/>
     <w:uiPriority w:val="11"/>
     <w:qFormat/>
     <w:rsid w:val="004417F7"/>
@@ -31246,10 +31258,10 @@
       <w:szCs w:val="28"/>
     </w:rPr>
   </w:style>
-  <w:style w:type="character" w:customStyle="1" w:styleId="SubtitleChar">
-    <w:name w:val="Subtitle Char"/>
-    <w:basedOn w:val="DefaultParagraphFont"/>
-    <w:link w:val="Subtitle"/>
+  <w:style w:type="character" w:customStyle="1" w:styleId="SubttuloCar">
+    <w:name w:val="Subtítulo Car"/>
+    <w:basedOn w:val="Fuentedeprrafopredeter"/>
+    <w:link w:val="Subttulo"/>
     <w:uiPriority w:val="11"/>
     <w:rsid w:val="004417F7"/>
     <w:rPr>
@@ -31260,11 +31272,11 @@
       <w:szCs w:val="28"/>
     </w:rPr>
   </w:style>
-  <w:style w:type="paragraph" w:styleId="Quote">
+  <w:style w:type="paragraph" w:styleId="Cita">
     <w:name w:val="Quote"/>
     <w:basedOn w:val="Normal"/>
     <w:next w:val="Normal"/>
-    <w:link w:val="QuoteChar"/>
+    <w:link w:val="CitaCar"/>
     <w:uiPriority w:val="29"/>
     <w:qFormat/>
     <w:rsid w:val="004417F7"/>
@@ -31278,10 +31290,10 @@
       <w:color w:val="404040" w:themeColor="text1" w:themeTint="BF"/>
     </w:rPr>
   </w:style>
-  <w:style w:type="character" w:customStyle="1" w:styleId="QuoteChar">
-    <w:name w:val="Quote Char"/>
-    <w:basedOn w:val="DefaultParagraphFont"/>
-    <w:link w:val="Quote"/>
+  <w:style w:type="character" w:customStyle="1" w:styleId="CitaCar">
+    <w:name w:val="Cita Car"/>
+    <w:basedOn w:val="Fuentedeprrafopredeter"/>
+    <w:link w:val="Cita"/>
     <w:uiPriority w:val="29"/>
     <w:rsid w:val="004417F7"/>
     <w:rPr>
@@ -31290,7 +31302,7 @@
       <w:color w:val="404040" w:themeColor="text1" w:themeTint="BF"/>
     </w:rPr>
   </w:style>
-  <w:style w:type="paragraph" w:styleId="ListParagraph">
+  <w:style w:type="paragraph" w:styleId="Prrafodelista">
     <w:name w:val="List Paragraph"/>
     <w:basedOn w:val="Normal"/>
     <w:uiPriority w:val="34"/>
@@ -31301,9 +31313,9 @@
       <w:contextualSpacing/>
     </w:pPr>
   </w:style>
-  <w:style w:type="character" w:styleId="IntenseEmphasis">
+  <w:style w:type="character" w:styleId="nfasisintenso">
     <w:name w:val="Intense Emphasis"/>
-    <w:basedOn w:val="DefaultParagraphFont"/>
+    <w:basedOn w:val="Fuentedeprrafopredeter"/>
     <w:uiPriority w:val="21"/>
     <w:qFormat/>
     <w:rsid w:val="004417F7"/>
@@ -31313,11 +31325,11 @@
       <w:color w:val="0F4761" w:themeColor="accent1" w:themeShade="BF"/>
     </w:rPr>
   </w:style>
-  <w:style w:type="paragraph" w:styleId="IntenseQuote">
+  <w:style w:type="paragraph" w:styleId="Citadestacada">
     <w:name w:val="Intense Quote"/>
     <w:basedOn w:val="Normal"/>
     <w:next w:val="Normal"/>
-    <w:link w:val="IntenseQuoteChar"/>
+    <w:link w:val="CitadestacadaCar"/>
     <w:uiPriority w:val="30"/>
     <w:qFormat/>
     <w:rsid w:val="004417F7"/>
@@ -31336,10 +31348,10 @@
       <w:color w:val="0F4761" w:themeColor="accent1" w:themeShade="BF"/>
     </w:rPr>
   </w:style>
-  <w:style w:type="character" w:customStyle="1" w:styleId="IntenseQuoteChar">
-    <w:name w:val="Intense Quote Char"/>
-    <w:basedOn w:val="DefaultParagraphFont"/>
-    <w:link w:val="IntenseQuote"/>
+  <w:style w:type="character" w:customStyle="1" w:styleId="CitadestacadaCar">
+    <w:name w:val="Cita destacada Car"/>
+    <w:basedOn w:val="Fuentedeprrafopredeter"/>
+    <w:link w:val="Citadestacada"/>
     <w:uiPriority w:val="30"/>
     <w:rsid w:val="004417F7"/>
     <w:rPr>
@@ -31348,9 +31360,9 @@
       <w:color w:val="0F4761" w:themeColor="accent1" w:themeShade="BF"/>
     </w:rPr>
   </w:style>
-  <w:style w:type="character" w:styleId="IntenseReference">
+  <w:style w:type="character" w:styleId="Referenciaintensa">
     <w:name w:val="Intense Reference"/>
-    <w:basedOn w:val="DefaultParagraphFont"/>
+    <w:basedOn w:val="Fuentedeprrafopredeter"/>
     <w:uiPriority w:val="32"/>
     <w:qFormat/>
     <w:rsid w:val="004417F7"/>
@@ -31362,10 +31374,10 @@
       <w:spacing w:val="5"/>
     </w:rPr>
   </w:style>
-  <w:style w:type="paragraph" w:styleId="Header">
+  <w:style w:type="paragraph" w:styleId="Encabezado">
     <w:name w:val="header"/>
     <w:basedOn w:val="Normal"/>
-    <w:link w:val="HeaderChar"/>
+    <w:link w:val="EncabezadoCar"/>
     <w:uiPriority w:val="99"/>
     <w:unhideWhenUsed/>
     <w:rsid w:val="00CA6736"/>
@@ -31377,17 +31389,17 @@
       <w:spacing w:line="240" w:lineRule="auto"/>
     </w:pPr>
   </w:style>
-  <w:style w:type="character" w:customStyle="1" w:styleId="HeaderChar">
-    <w:name w:val="Header Char"/>
-    <w:basedOn w:val="DefaultParagraphFont"/>
-    <w:link w:val="Header"/>
+  <w:style w:type="character" w:customStyle="1" w:styleId="EncabezadoCar">
+    <w:name w:val="Encabezado Car"/>
+    <w:basedOn w:val="Fuentedeprrafopredeter"/>
+    <w:link w:val="Encabezado"/>
     <w:uiPriority w:val="99"/>
     <w:rsid w:val="00CA6736"/>
   </w:style>
-  <w:style w:type="paragraph" w:styleId="Footer">
+  <w:style w:type="paragraph" w:styleId="Piedepgina">
     <w:name w:val="footer"/>
     <w:basedOn w:val="Normal"/>
-    <w:link w:val="FooterChar"/>
+    <w:link w:val="PiedepginaCar"/>
     <w:uiPriority w:val="99"/>
     <w:unhideWhenUsed/>
     <w:rsid w:val="00CA6736"/>
@@ -31399,16 +31411,16 @@
       <w:spacing w:line="240" w:lineRule="auto"/>
     </w:pPr>
   </w:style>
-  <w:style w:type="character" w:customStyle="1" w:styleId="FooterChar">
-    <w:name w:val="Footer Char"/>
-    <w:basedOn w:val="DefaultParagraphFont"/>
-    <w:link w:val="Footer"/>
+  <w:style w:type="character" w:customStyle="1" w:styleId="PiedepginaCar">
+    <w:name w:val="Pie de página Car"/>
+    <w:basedOn w:val="Fuentedeprrafopredeter"/>
+    <w:link w:val="Piedepgina"/>
     <w:uiPriority w:val="99"/>
     <w:rsid w:val="00CA6736"/>
   </w:style>
-  <w:style w:type="paragraph" w:styleId="TOCHeading">
+  <w:style w:type="paragraph" w:styleId="TtuloTDC">
     <w:name w:val="TOC Heading"/>
-    <w:basedOn w:val="Heading1"/>
+    <w:basedOn w:val="Ttulo1"/>
     <w:next w:val="Normal"/>
     <w:uiPriority w:val="39"/>
     <w:unhideWhenUsed/>
@@ -31427,7 +31439,7 @@
       <w14:ligatures w14:val="none"/>
     </w:rPr>
   </w:style>
-  <w:style w:type="paragraph" w:styleId="TOC1">
+  <w:style w:type="paragraph" w:styleId="TDC1">
     <w:name w:val="toc 1"/>
     <w:basedOn w:val="Normal"/>
     <w:next w:val="Normal"/>
@@ -31443,9 +31455,9 @@
       <w:ind w:firstLine="0"/>
     </w:pPr>
   </w:style>
-  <w:style w:type="character" w:styleId="Hyperlink">
+  <w:style w:type="character" w:styleId="Hipervnculo">
     <w:name w:val="Hyperlink"/>
-    <w:basedOn w:val="DefaultParagraphFont"/>
+    <w:basedOn w:val="Fuentedeprrafopredeter"/>
     <w:uiPriority w:val="99"/>
     <w:unhideWhenUsed/>
     <w:rsid w:val="0090647C"/>
@@ -31454,9 +31466,9 @@
       <w:u w:val="single"/>
     </w:rPr>
   </w:style>
-  <w:style w:type="character" w:styleId="UnresolvedMention">
+  <w:style w:type="character" w:styleId="Mencinsinresolver">
     <w:name w:val="Unresolved Mention"/>
-    <w:basedOn w:val="DefaultParagraphFont"/>
+    <w:basedOn w:val="Fuentedeprrafopredeter"/>
     <w:uiPriority w:val="99"/>
     <w:semiHidden/>
     <w:unhideWhenUsed/>
@@ -31466,9 +31478,9 @@
       <w:shd w:val="clear" w:color="auto" w:fill="E1DFDD"/>
     </w:rPr>
   </w:style>
-  <w:style w:type="character" w:styleId="FollowedHyperlink">
+  <w:style w:type="character" w:styleId="Hipervnculovisitado">
     <w:name w:val="FollowedHyperlink"/>
-    <w:basedOn w:val="DefaultParagraphFont"/>
+    <w:basedOn w:val="Fuentedeprrafopredeter"/>
     <w:uiPriority w:val="99"/>
     <w:semiHidden/>
     <w:unhideWhenUsed/>
@@ -31478,7 +31490,7 @@
       <w:u w:val="single"/>
     </w:rPr>
   </w:style>
-  <w:style w:type="paragraph" w:styleId="Caption">
+  <w:style w:type="paragraph" w:styleId="Descripcin">
     <w:name w:val="caption"/>
     <w:basedOn w:val="Normal"/>
     <w:next w:val="Normal"/>
@@ -31497,7 +31509,7 @@
       <w:szCs w:val="18"/>
     </w:rPr>
   </w:style>
-  <w:style w:type="paragraph" w:styleId="TOC2">
+  <w:style w:type="paragraph" w:styleId="TDC2">
     <w:name w:val="toc 2"/>
     <w:basedOn w:val="Normal"/>
     <w:next w:val="Normal"/>
@@ -31510,10 +31522,10 @@
       <w:ind w:left="220"/>
     </w:pPr>
   </w:style>
-  <w:style w:type="paragraph" w:styleId="HTMLPreformatted">
+  <w:style w:type="paragraph" w:styleId="HTMLconformatoprevio">
     <w:name w:val="HTML Preformatted"/>
     <w:basedOn w:val="Normal"/>
-    <w:link w:val="HTMLPreformattedChar"/>
+    <w:link w:val="HTMLconformatoprevioCar"/>
     <w:uiPriority w:val="99"/>
     <w:semiHidden/>
     <w:unhideWhenUsed/>
@@ -31527,10 +31539,10 @@
       <w:szCs w:val="20"/>
     </w:rPr>
   </w:style>
-  <w:style w:type="character" w:customStyle="1" w:styleId="HTMLPreformattedChar">
-    <w:name w:val="HTML Preformatted Char"/>
-    <w:basedOn w:val="DefaultParagraphFont"/>
-    <w:link w:val="HTMLPreformatted"/>
+  <w:style w:type="character" w:customStyle="1" w:styleId="HTMLconformatoprevioCar">
+    <w:name w:val="HTML con formato previo Car"/>
+    <w:basedOn w:val="Fuentedeprrafopredeter"/>
+    <w:link w:val="HTMLconformatoprevio"/>
     <w:uiPriority w:val="99"/>
     <w:semiHidden/>
     <w:rsid w:val="00E35A15"/>
@@ -31540,7 +31552,7 @@
       <w:szCs w:val="20"/>
     </w:rPr>
   </w:style>
-  <w:style w:type="paragraph" w:styleId="TOC3">
+  <w:style w:type="paragraph" w:styleId="TDC3">
     <w:name w:val="toc 3"/>
     <w:basedOn w:val="Normal"/>
     <w:next w:val="Normal"/>
@@ -31553,9 +31565,9 @@
       <w:ind w:left="440"/>
     </w:pPr>
   </w:style>
-  <w:style w:type="table" w:styleId="TableGrid">
+  <w:style w:type="table" w:styleId="Tablaconcuadrcula">
     <w:name w:val="Table Grid"/>
-    <w:basedOn w:val="TableNormal"/>
+    <w:basedOn w:val="Tablanormal"/>
     <w:uiPriority w:val="39"/>
     <w:rsid w:val="00D254EB"/>
     <w:pPr>
@@ -31572,9 +31584,9 @@
       </w:tblBorders>
     </w:tblPr>
   </w:style>
-  <w:style w:type="table" w:styleId="PlainTable1">
+  <w:style w:type="table" w:styleId="Tablanormal1">
     <w:name w:val="Plain Table 1"/>
-    <w:basedOn w:val="TableNormal"/>
+    <w:basedOn w:val="Tablanormal"/>
     <w:uiPriority w:val="41"/>
     <w:rsid w:val="002129EC"/>
     <w:pPr>
@@ -31635,9 +31647,9 @@
       </w:tcPr>
     </w:tblStylePr>
   </w:style>
-  <w:style w:type="table" w:styleId="TableGridLight">
+  <w:style w:type="table" w:styleId="Tablaconcuadrculaclara">
     <w:name w:val="Grid Table Light"/>
-    <w:basedOn w:val="TableNormal"/>
+    <w:basedOn w:val="Tablanormal"/>
     <w:uiPriority w:val="40"/>
     <w:rsid w:val="002129EC"/>
     <w:pPr>
